--- a/your-extensions/widgets/_shared/gii-anteprime/documenti-tecnici/rapporto/rapporto-template.docx
+++ b/your-extensions/widgets/_shared/gii-anteprime/documenti-tecnici/rapporto/rapporto-template.docx
@@ -275,6 +275,84 @@
               </w:rPr>
             </w:pPr>
           </w:p>
+          <w:p>
+            <w:pPr>
+              <w:jc w:val="center"/>
+              <w:rPr>
+                <w:rFonts w:ascii="Calibri" w:eastAsia="Calibri" w:hAnsi="Calibri" w:cs="Calibri"/>
+                <w:b/>
+                <w:bCs/>
+                <w:color w:val="005B8C"/>
+                <w:sz w:val="20"/>
+                <w:szCs w:val="20"/>
+              </w:rPr>
+            </w:pPr>
+          </w:p>
+          <w:p>
+            <w:pPr>
+              <w:jc w:val="center"/>
+              <w:rPr>
+                <w:rFonts w:ascii="Calibri" w:eastAsia="Calibri" w:hAnsi="Calibri" w:cs="Calibri"/>
+                <w:b/>
+                <w:bCs/>
+                <w:color w:val="005B8C"/>
+                <w:sz w:val="20"/>
+                <w:szCs w:val="20"/>
+              </w:rPr>
+            </w:pPr>
+          </w:p>
+          <w:p>
+            <w:pPr>
+              <w:jc w:val="center"/>
+              <w:rPr>
+                <w:rFonts w:ascii="Calibri" w:eastAsia="Calibri" w:hAnsi="Calibri" w:cs="Calibri"/>
+                <w:b/>
+                <w:bCs/>
+                <w:color w:val="005B8C"/>
+                <w:sz w:val="20"/>
+                <w:szCs w:val="20"/>
+              </w:rPr>
+            </w:pPr>
+          </w:p>
+          <w:p>
+            <w:pPr>
+              <w:jc w:val="center"/>
+              <w:rPr>
+                <w:rFonts w:ascii="Calibri" w:eastAsia="Calibri" w:hAnsi="Calibri" w:cs="Calibri"/>
+                <w:b/>
+                <w:bCs/>
+                <w:color w:val="005B8C"/>
+                <w:sz w:val="20"/>
+                <w:szCs w:val="20"/>
+              </w:rPr>
+            </w:pPr>
+          </w:p>
+          <w:p>
+            <w:pPr>
+              <w:jc w:val="center"/>
+              <w:rPr>
+                <w:rFonts w:ascii="Calibri" w:eastAsia="Calibri" w:hAnsi="Calibri" w:cs="Calibri"/>
+                <w:b/>
+                <w:bCs/>
+                <w:color w:val="005B8C"/>
+                <w:sz w:val="20"/>
+                <w:szCs w:val="20"/>
+              </w:rPr>
+            </w:pPr>
+          </w:p>
+          <w:p>
+            <w:pPr>
+              <w:jc w:val="center"/>
+              <w:rPr>
+                <w:rFonts w:ascii="Calibri" w:eastAsia="Calibri" w:hAnsi="Calibri" w:cs="Calibri"/>
+                <w:b/>
+                <w:bCs/>
+                <w:color w:val="005B8C"/>
+                <w:sz w:val="20"/>
+                <w:szCs w:val="20"/>
+              </w:rPr>
+            </w:pPr>
+          </w:p>
         </w:tc>
       </w:tr>
       <w:tr>
@@ -618,7 +696,7 @@
                 <w:sz w:val="20"/>
                 <w:szCs w:val="20"/>
               </w:rPr>
-              <w:t>SUPERFICI (m</w:t>
+              <w:t>SUPERFICI (</w:t>
             </w:r>
             <w:r>
               <w:rPr>
@@ -628,9 +706,8 @@
                 <w:color w:val="FFFFFF" w:themeColor="background1"/>
                 <w:sz w:val="20"/>
                 <w:szCs w:val="20"/>
-                <w:vertAlign w:val="superscript"/>
-              </w:rPr>
-              <w:t>2</w:t>
+              </w:rPr>
+              <w:t>ha.a.ca</w:t>
             </w:r>
             <w:r>
               <w:rPr>
@@ -1592,7 +1669,7 @@
       </w:tr>
       <w:tr>
         <w:trPr>
-          <w:trHeight w:hRule="exact" w:val="624"/>
+          <w:trHeight w:hRule="exact" w:val="340"/>
           <w:jc w:val="right"/>
         </w:trPr>
         <w:tc>
@@ -1647,14 +1724,6 @@
                 <w:szCs w:val="20"/>
               </w:rPr>
               <w:t>Presentazione tardiva comunicazione di irrigazione</w:t>
-            </w:r>
-            <w:r>
-              <w:rPr>
-                <w:rFonts w:ascii="Calibri" w:hAnsi="Calibri" w:cs="Calibri"/>
-                <w:color w:val="005B8C"/>
-                <w:sz w:val="20"/>
-                <w:szCs w:val="20"/>
-              </w:rPr>
             </w:r>
           </w:p>
         </w:tc>
@@ -1790,7 +1859,7 @@
       </w:tr>
       <w:tr>
         <w:trPr>
-          <w:trHeight w:hRule="exact" w:val="623"/>
+          <w:trHeight w:hRule="exact" w:val="340"/>
           <w:jc w:val="right"/>
         </w:trPr>
         <w:tc>
@@ -1833,16 +1902,16 @@
               <w:rPr>
                 <w:rFonts w:ascii="Calibri" w:hAnsi="Calibri" w:cs="Calibri"/>
                 <w:color w:val="005B8C"/>
-                <w:sz w:val="20"/>
-                <w:szCs w:val="20"/>
-              </w:rPr>
-            </w:pPr>
-            <w:r>
-              <w:rPr>
-                <w:rFonts w:ascii="Calibri" w:hAnsi="Calibri" w:cs="Calibri"/>
-                <w:color w:val="005B8C"/>
-                <w:sz w:val="20"/>
-                <w:szCs w:val="20"/>
+                <w:sz w:val="16"/>
+                <w:szCs w:val="16"/>
+              </w:rPr>
+            </w:pPr>
+            <w:r>
+              <w:rPr>
+                <w:rFonts w:ascii="Calibri" w:hAnsi="Calibri" w:cs="Calibri"/>
+                <w:color w:val="005B8C"/>
+                <w:sz w:val="16"/>
+                <w:szCs w:val="16"/>
               </w:rPr>
               <w:t>Presentazione tardiva comunicazione di variazione o di rinuncia</w:t>
             </w:r>
@@ -4644,7 +4713,7 @@
       </w:tr>
       <w:tr>
         <w:trPr>
-          <w:trHeight w:hRule="exact" w:val="1871"/>
+          <w:trHeight w:hRule="exact" w:val="2041"/>
           <w:jc w:val="right"/>
         </w:trPr>
         <w:tc>
@@ -4714,7 +4783,7 @@
       </w:tr>
       <w:tr>
         <w:trPr>
-          <w:trHeight w:hRule="exact" w:val="1871"/>
+          <w:trHeight w:hRule="exact" w:val="2041"/>
           <w:jc w:val="right"/>
         </w:trPr>
         <w:tc>
@@ -4783,7 +4852,7 @@
       </w:tr>
       <w:tr>
         <w:trPr>
-          <w:trHeight w:hRule="exact" w:val="1871"/>
+          <w:trHeight w:hRule="exact" w:val="2041"/>
           <w:jc w:val="right"/>
         </w:trPr>
         <w:tc>
@@ -5597,70 +5666,6 @@
         <w:tc>
           <w:tcPr>
             <w:tcW w:w="900" w:type="dxa"/>
-            <w:tcMar>
-              <w:top w:w="79" w:type="dxa"/>
-              <w:left w:w="57" w:type="dxa"/>
-              <w:bottom w:w="79" w:type="dxa"/>
-              <w:right w:w="57" w:type="dxa"/>
-            </w:tcMar>
-            <w:vAlign w:val="center"/>
-          </w:tcPr>
-          <w:p>
-            <w:pPr>
-              <w:rPr>
-                <w:rFonts w:ascii="Calibri" w:hAnsi="Calibri" w:cs="Calibri"/>
-                <w:color w:val="005B8C"/>
-                <w:sz w:val="20"/>
-                <w:szCs w:val="20"/>
-              </w:rPr>
-            </w:pPr>
-          </w:p>
-        </w:tc>
-      </w:tr>
-      <w:tr>
-        <w:trPr>
-          <w:trHeight w:hRule="exact" w:val="340"/>
-          <w:jc w:val="right"/>
-        </w:trPr>
-        <w:tc>
-          <w:tcPr>
-            <w:tcW w:w="979" w:type="dxa"/>
-            <w:gridSpan w:val="2"/>
-            <w:shd w:val="clear" w:color="auto" w:fill="DAEAF5"/>
-            <w:noWrap/>
-            <w:tcMar>
-              <w:top w:w="79" w:type="dxa"/>
-              <w:left w:w="57" w:type="dxa"/>
-              <w:bottom w:w="79" w:type="dxa"/>
-              <w:right w:w="57" w:type="dxa"/>
-            </w:tcMar>
-            <w:vAlign w:val="center"/>
-          </w:tcPr>
-          <w:p>
-            <w:pPr>
-              <w:rPr>
-                <w:rFonts w:ascii="Calibri" w:eastAsia="Calibri" w:hAnsi="Calibri" w:cs="Calibri"/>
-                <w:color w:val="005B8C"/>
-                <w:sz w:val="20"/>
-                <w:szCs w:val="20"/>
-              </w:rPr>
-            </w:pPr>
-            <w:r>
-              <w:rPr>
-                <w:rFonts w:ascii="Calibri" w:eastAsia="Calibri" w:hAnsi="Calibri" w:cs="Calibri"/>
-                <w:color w:val="005B8C"/>
-                <w:sz w:val="20"/>
-                <w:szCs w:val="20"/>
-              </w:rPr>
-              <w:t>Località:</w:t>
-            </w:r>
-          </w:p>
-        </w:tc>
-        <w:tc>
-          <w:tcPr>
-            <w:tcW w:w="9227" w:type="dxa"/>
-            <w:gridSpan w:val="33"/>
-            <w:noWrap/>
             <w:tcMar>
               <w:top w:w="79" w:type="dxa"/>
               <w:left w:w="57" w:type="dxa"/>

--- a/your-extensions/widgets/_shared/gii-anteprime/documenti-tecnici/rapporto/rapporto-template.docx
+++ b/your-extensions/widgets/_shared/gii-anteprime/documenti-tecnici/rapporto/rapporto-template.docx
@@ -4,7 +4,6 @@
   <w:body>
     <w:p>
       <w:pPr>
-        <w:ind w:left="142"/>
         <w:jc w:val="center"/>
         <w:rPr>
           <w:rFonts w:ascii="Calibri" w:hAnsi="Calibri" w:cs="Calibri"/>
@@ -37,7 +36,7 @@
           <w:sz w:val="24"/>
           <w:szCs w:val="24"/>
         </w:rPr>
-        <w:t>Violazione delle Norme Generali sulla distribuzione dell’acqua ad uso irriguo</w:t>
+        <w:t>Computo delle spese sostenute per l’impiego di mezzi e manodopera</w:t>
       </w:r>
     </w:p>
     <w:p>
@@ -45,19 +44,23 @@
         <w:jc w:val="center"/>
         <w:rPr>
           <w:rFonts w:ascii="Calibri" w:hAnsi="Calibri" w:cs="Calibri"/>
+          <w:b/>
+          <w:bCs/>
           <w:color w:val="005B8C"/>
-          <w:sz w:val="20"/>
-          <w:szCs w:val="20"/>
+          <w:sz w:val="24"/>
+          <w:szCs w:val="24"/>
         </w:rPr>
       </w:pPr>
       <w:r>
         <w:rPr>
           <w:rFonts w:ascii="Calibri" w:hAnsi="Calibri" w:cs="Calibri"/>
+          <w:b/>
+          <w:bCs/>
           <w:color w:val="005B8C"/>
-          <w:sz w:val="20"/>
-          <w:szCs w:val="20"/>
+          <w:sz w:val="24"/>
+          <w:szCs w:val="24"/>
         </w:rPr>
-        <w:t>(approvate con delibera del Consiglio dei Delegati n. 7 del 28 giugno 2024)</w:t>
+        <w:t>e dei costi del materiale impiegato</w:t>
       </w:r>
     </w:p>
     <w:p>
@@ -127,6 +130,7 @@
       </w:tblGrid>
       <w:tr>
         <w:trPr>
+          <w:cantSplit/>
           <w:trHeight w:val="397"/>
           <w:jc w:val="right"/>
         </w:trPr>
@@ -173,7 +177,7 @@
               <mc:AlternateContent>
                 <mc:Choice Requires="wps">
                   <w:drawing>
-                    <wp:anchor distT="0" distB="0" distL="114300" distR="114300" simplePos="0" relativeHeight="251659264" behindDoc="0" locked="0" layoutInCell="1" allowOverlap="1" wp14:anchorId="0DBEFD95" wp14:editId="2AB45C09">
+                    <wp:anchor distT="0" distB="0" distL="114300" distR="114300" simplePos="0" relativeHeight="251659264" behindDoc="0" locked="0" layoutInCell="1" allowOverlap="1" wp14:anchorId="17D0D16E" wp14:editId="40FF346A">
                       <wp:simplePos x="0" y="0"/>
                       <wp:positionH relativeFrom="column">
                         <wp:align>center</wp:align>
@@ -228,7 +232,7 @@
                 </mc:Choice>
                 <mc:Fallback>
                   <w:pict>
-                    <v:line w14:anchorId="6A1EEF99" id="Connettore diritto 1" o:spid="_x0000_s1026" style="position:absolute;z-index:251659264;visibility:visible;mso-wrap-style:square;mso-width-percent:0;mso-height-percent:0;mso-wrap-distance-left:9pt;mso-wrap-distance-top:0;mso-wrap-distance-right:9pt;mso-wrap-distance-bottom:0;mso-position-horizontal:center;mso-position-horizontal-relative:text;mso-position-vertical:absolute;mso-position-vertical-relative:text;mso-width-percent:0;mso-height-percent:0;mso-width-relative:margin;mso-height-relative:margin" from="0,21.85pt" to="281.75pt,21.85pt" o:gfxdata="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" strokecolor="#156082 [3204]" strokeweight="1.5pt">
+                    <v:line w14:anchorId="39D29726" id="Connettore diritto 1" o:spid="_x0000_s1026" style="position:absolute;z-index:251659264;visibility:visible;mso-wrap-style:square;mso-width-percent:0;mso-height-percent:0;mso-wrap-distance-left:9pt;mso-wrap-distance-top:0;mso-wrap-distance-right:9pt;mso-wrap-distance-bottom:0;mso-position-horizontal:center;mso-position-horizontal-relative:text;mso-position-vertical:absolute;mso-position-vertical-relative:text;mso-width-percent:0;mso-height-percent:0;mso-width-relative:margin;mso-height-relative:margin" from="0,21.85pt" to="281.75pt,21.85pt" o:gfxdata="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" strokecolor="#156082 [3204]" strokeweight="1.5pt">
                       <v:stroke joinstyle="miter"/>
                     </v:line>
                   </w:pict>
@@ -240,6 +244,7 @@
       </w:tr>
       <w:tr>
         <w:trPr>
+          <w:cantSplit/>
           <w:trHeight w:val="1076"/>
           <w:jc w:val="right"/>
         </w:trPr>
@@ -357,6 +362,7 @@
       </w:tr>
       <w:tr>
         <w:trPr>
+          <w:cantSplit/>
           <w:trHeight w:hRule="exact" w:val="340"/>
           <w:jc w:val="right"/>
         </w:trPr>
@@ -571,6 +577,7 @@
       </w:tr>
       <w:tr>
         <w:trPr>
+          <w:cantSplit/>
           <w:trHeight w:val="782"/>
           <w:jc w:val="right"/>
         </w:trPr>
@@ -618,6 +625,7 @@
       </w:tr>
       <w:tr>
         <w:trPr>
+          <w:cantSplit/>
           <w:trHeight w:hRule="exact" w:val="395"/>
           <w:jc w:val="right"/>
         </w:trPr>
@@ -803,6 +811,7 @@
       </w:tr>
       <w:tr>
         <w:trPr>
+          <w:cantSplit/>
           <w:trHeight w:hRule="exact" w:val="397"/>
           <w:jc w:val="right"/>
         </w:trPr>
@@ -907,16 +916,7 @@
                 <w:sz w:val="19"/>
                 <w:szCs w:val="19"/>
               </w:rPr>
-              <w:t>Art</w:t>
-            </w:r>
-            <w:r>
-              <w:rPr>
-                <w:rFonts w:ascii="Calibri" w:hAnsi="Calibri" w:cs="Calibri"/>
-                <w:color w:val="005B8C"/>
-                <w:sz w:val="19"/>
-                <w:szCs w:val="19"/>
-              </w:rPr>
-              <w:t>.</w:t>
+              <w:t>Art.</w:t>
             </w:r>
           </w:p>
         </w:tc>
@@ -1084,7 +1084,8 @@
       </w:tr>
       <w:tr>
         <w:trPr>
-          <w:trHeight w:hRule="exact" w:val="340"/>
+          <w:cantSplit/>
+          <w:trHeight w:hRule="exact" w:val="454"/>
           <w:jc w:val="right"/>
         </w:trPr>
         <w:tc>
@@ -1092,15 +1093,16 @@
             <w:tcW w:w="567" w:type="dxa"/>
             <w:noWrap/>
             <w:tcMar>
-              <w:top w:w="79" w:type="dxa"/>
-              <w:left w:w="57" w:type="dxa"/>
-              <w:bottom w:w="79" w:type="dxa"/>
-              <w:right w:w="57" w:type="dxa"/>
-            </w:tcMar>
-            <w:vAlign w:val="center"/>
-          </w:tcPr>
-          <w:p>
-            <w:pPr>
+              <w:top w:w="0" w:type="dxa"/>
+              <w:left w:w="57" w:type="dxa"/>
+              <w:bottom w:w="0" w:type="dxa"/>
+              <w:right w:w="57" w:type="dxa"/>
+            </w:tcMar>
+            <w:vAlign w:val="center"/>
+          </w:tcPr>
+          <w:p>
+            <w:pPr>
+              <w:spacing w:line="200" w:lineRule="exact"/>
               <w:jc w:val="center"/>
               <w:rPr>
                 <w:rFonts w:ascii="Calibri" w:hAnsi="Calibri" w:cs="Calibri"/>
@@ -1118,15 +1120,16 @@
             <w:tcW w:w="4678" w:type="dxa"/>
             <w:gridSpan w:val="16"/>
             <w:tcMar>
-              <w:top w:w="79" w:type="dxa"/>
-              <w:left w:w="57" w:type="dxa"/>
-              <w:bottom w:w="79" w:type="dxa"/>
-              <w:right w:w="57" w:type="dxa"/>
-            </w:tcMar>
-            <w:vAlign w:val="center"/>
-          </w:tcPr>
-          <w:p>
-            <w:pPr>
+              <w:top w:w="0" w:type="dxa"/>
+              <w:left w:w="57" w:type="dxa"/>
+              <w:bottom w:w="0" w:type="dxa"/>
+              <w:right w:w="57" w:type="dxa"/>
+            </w:tcMar>
+            <w:vAlign w:val="center"/>
+          </w:tcPr>
+          <w:p>
+            <w:pPr>
+              <w:spacing w:line="200" w:lineRule="exact"/>
               <w:rPr>
                 <w:rFonts w:ascii="Calibri" w:hAnsi="Calibri" w:cs="Calibri"/>
                 <w:b/>
@@ -1152,15 +1155,16 @@
             <w:tcW w:w="653" w:type="dxa"/>
             <w:gridSpan w:val="3"/>
             <w:tcMar>
-              <w:top w:w="79" w:type="dxa"/>
-              <w:left w:w="57" w:type="dxa"/>
-              <w:bottom w:w="79" w:type="dxa"/>
-              <w:right w:w="57" w:type="dxa"/>
-            </w:tcMar>
-            <w:vAlign w:val="center"/>
-          </w:tcPr>
-          <w:p>
-            <w:pPr>
+              <w:top w:w="0" w:type="dxa"/>
+              <w:left w:w="57" w:type="dxa"/>
+              <w:bottom w:w="0" w:type="dxa"/>
+              <w:right w:w="57" w:type="dxa"/>
+            </w:tcMar>
+            <w:vAlign w:val="center"/>
+          </w:tcPr>
+          <w:p>
+            <w:pPr>
+              <w:spacing w:line="200" w:lineRule="exact"/>
               <w:jc w:val="center"/>
               <w:rPr>
                 <w:rFonts w:ascii="Calibri" w:hAnsi="Calibri" w:cs="Calibri"/>
@@ -1187,15 +1191,16 @@
             <w:tcW w:w="992" w:type="dxa"/>
             <w:gridSpan w:val="4"/>
             <w:tcMar>
-              <w:top w:w="79" w:type="dxa"/>
-              <w:left w:w="57" w:type="dxa"/>
-              <w:bottom w:w="79" w:type="dxa"/>
-              <w:right w:w="57" w:type="dxa"/>
-            </w:tcMar>
-            <w:vAlign w:val="center"/>
-          </w:tcPr>
-          <w:p>
-            <w:pPr>
+              <w:top w:w="0" w:type="dxa"/>
+              <w:left w:w="57" w:type="dxa"/>
+              <w:bottom w:w="0" w:type="dxa"/>
+              <w:right w:w="57" w:type="dxa"/>
+            </w:tcMar>
+            <w:vAlign w:val="center"/>
+          </w:tcPr>
+          <w:p>
+            <w:pPr>
+              <w:spacing w:line="200" w:lineRule="exact"/>
               <w:jc w:val="center"/>
               <w:rPr>
                 <w:rFonts w:ascii="Calibri" w:hAnsi="Calibri" w:cs="Calibri"/>
@@ -1213,15 +1218,16 @@
             <w:tcW w:w="993" w:type="dxa"/>
             <w:gridSpan w:val="3"/>
             <w:tcMar>
-              <w:top w:w="79" w:type="dxa"/>
-              <w:left w:w="57" w:type="dxa"/>
-              <w:bottom w:w="79" w:type="dxa"/>
-              <w:right w:w="57" w:type="dxa"/>
-            </w:tcMar>
-            <w:vAlign w:val="center"/>
-          </w:tcPr>
-          <w:p>
-            <w:pPr>
+              <w:top w:w="0" w:type="dxa"/>
+              <w:left w:w="57" w:type="dxa"/>
+              <w:bottom w:w="0" w:type="dxa"/>
+              <w:right w:w="57" w:type="dxa"/>
+            </w:tcMar>
+            <w:vAlign w:val="center"/>
+          </w:tcPr>
+          <w:p>
+            <w:pPr>
+              <w:spacing w:line="200" w:lineRule="exact"/>
               <w:jc w:val="center"/>
               <w:rPr>
                 <w:rFonts w:ascii="Calibri" w:hAnsi="Calibri" w:cs="Calibri"/>
@@ -1239,15 +1245,16 @@
             <w:tcW w:w="906" w:type="dxa"/>
             <w:gridSpan w:val="4"/>
             <w:tcMar>
-              <w:top w:w="79" w:type="dxa"/>
-              <w:left w:w="57" w:type="dxa"/>
-              <w:bottom w:w="79" w:type="dxa"/>
-              <w:right w:w="57" w:type="dxa"/>
-            </w:tcMar>
-            <w:vAlign w:val="center"/>
-          </w:tcPr>
-          <w:p>
-            <w:pPr>
+              <w:top w:w="0" w:type="dxa"/>
+              <w:left w:w="57" w:type="dxa"/>
+              <w:bottom w:w="0" w:type="dxa"/>
+              <w:right w:w="57" w:type="dxa"/>
+            </w:tcMar>
+            <w:vAlign w:val="center"/>
+          </w:tcPr>
+          <w:p>
+            <w:pPr>
+              <w:spacing w:line="200" w:lineRule="exact"/>
               <w:jc w:val="center"/>
               <w:rPr>
                 <w:rFonts w:ascii="Calibri" w:hAnsi="Calibri" w:cs="Calibri"/>
@@ -1265,15 +1272,16 @@
             <w:tcW w:w="1417" w:type="dxa"/>
             <w:gridSpan w:val="4"/>
             <w:tcMar>
-              <w:top w:w="79" w:type="dxa"/>
-              <w:left w:w="57" w:type="dxa"/>
-              <w:bottom w:w="79" w:type="dxa"/>
-              <w:right w:w="57" w:type="dxa"/>
-            </w:tcMar>
-            <w:vAlign w:val="center"/>
-          </w:tcPr>
-          <w:p>
-            <w:pPr>
+              <w:top w:w="0" w:type="dxa"/>
+              <w:left w:w="57" w:type="dxa"/>
+              <w:bottom w:w="0" w:type="dxa"/>
+              <w:right w:w="57" w:type="dxa"/>
+            </w:tcMar>
+            <w:vAlign w:val="center"/>
+          </w:tcPr>
+          <w:p>
+            <w:pPr>
+              <w:spacing w:line="200" w:lineRule="exact"/>
               <w:jc w:val="center"/>
               <w:rPr>
                 <w:rFonts w:ascii="Calibri" w:hAnsi="Calibri" w:cs="Calibri"/>
@@ -1289,7 +1297,8 @@
       </w:tr>
       <w:tr>
         <w:trPr>
-          <w:trHeight w:hRule="exact" w:val="340"/>
+          <w:cantSplit/>
+          <w:trHeight w:hRule="exact" w:val="454"/>
           <w:jc w:val="right"/>
         </w:trPr>
         <w:tc>
@@ -1297,14 +1306,16 @@
             <w:tcW w:w="567" w:type="dxa"/>
             <w:noWrap/>
             <w:tcMar>
-              <w:top w:w="79" w:type="dxa"/>
-              <w:left w:w="57" w:type="dxa"/>
-              <w:bottom w:w="79" w:type="dxa"/>
-              <w:right w:w="57" w:type="dxa"/>
-            </w:tcMar>
-          </w:tcPr>
-          <w:p>
-            <w:pPr>
+              <w:top w:w="0" w:type="dxa"/>
+              <w:left w:w="57" w:type="dxa"/>
+              <w:bottom w:w="0" w:type="dxa"/>
+              <w:right w:w="57" w:type="dxa"/>
+            </w:tcMar>
+            <w:vAlign w:val="center"/>
+          </w:tcPr>
+          <w:p>
+            <w:pPr>
+              <w:spacing w:line="200" w:lineRule="exact"/>
               <w:jc w:val="center"/>
               <w:rPr>
                 <w:rFonts w:ascii="Calibri" w:hAnsi="Calibri" w:cs="Calibri"/>
@@ -1320,15 +1331,16 @@
             <w:tcW w:w="4678" w:type="dxa"/>
             <w:gridSpan w:val="16"/>
             <w:tcMar>
-              <w:top w:w="79" w:type="dxa"/>
-              <w:left w:w="57" w:type="dxa"/>
-              <w:bottom w:w="79" w:type="dxa"/>
-              <w:right w:w="57" w:type="dxa"/>
-            </w:tcMar>
-            <w:vAlign w:val="center"/>
-          </w:tcPr>
-          <w:p>
-            <w:pPr>
+              <w:top w:w="0" w:type="dxa"/>
+              <w:left w:w="57" w:type="dxa"/>
+              <w:bottom w:w="0" w:type="dxa"/>
+              <w:right w:w="57" w:type="dxa"/>
+            </w:tcMar>
+            <w:vAlign w:val="center"/>
+          </w:tcPr>
+          <w:p>
+            <w:pPr>
+              <w:spacing w:line="200" w:lineRule="exact"/>
               <w:rPr>
                 <w:rFonts w:ascii="Calibri" w:hAnsi="Calibri" w:cs="Calibri"/>
                 <w:color w:val="005B8C"/>
@@ -1352,15 +1364,16 @@
             <w:tcW w:w="653" w:type="dxa"/>
             <w:gridSpan w:val="3"/>
             <w:tcMar>
-              <w:top w:w="79" w:type="dxa"/>
-              <w:left w:w="57" w:type="dxa"/>
-              <w:bottom w:w="79" w:type="dxa"/>
-              <w:right w:w="57" w:type="dxa"/>
-            </w:tcMar>
-            <w:vAlign w:val="center"/>
-          </w:tcPr>
-          <w:p>
-            <w:pPr>
+              <w:top w:w="0" w:type="dxa"/>
+              <w:left w:w="57" w:type="dxa"/>
+              <w:bottom w:w="0" w:type="dxa"/>
+              <w:right w:w="57" w:type="dxa"/>
+            </w:tcMar>
+            <w:vAlign w:val="center"/>
+          </w:tcPr>
+          <w:p>
+            <w:pPr>
+              <w:spacing w:line="200" w:lineRule="exact"/>
               <w:jc w:val="center"/>
               <w:rPr>
                 <w:rFonts w:ascii="Calibri" w:hAnsi="Calibri" w:cs="Calibri"/>
@@ -1385,15 +1398,16 @@
             <w:tcW w:w="992" w:type="dxa"/>
             <w:gridSpan w:val="4"/>
             <w:tcMar>
-              <w:top w:w="79" w:type="dxa"/>
-              <w:left w:w="57" w:type="dxa"/>
-              <w:bottom w:w="79" w:type="dxa"/>
-              <w:right w:w="57" w:type="dxa"/>
-            </w:tcMar>
-            <w:vAlign w:val="center"/>
-          </w:tcPr>
-          <w:p>
-            <w:pPr>
+              <w:top w:w="0" w:type="dxa"/>
+              <w:left w:w="57" w:type="dxa"/>
+              <w:bottom w:w="0" w:type="dxa"/>
+              <w:right w:w="57" w:type="dxa"/>
+            </w:tcMar>
+            <w:vAlign w:val="center"/>
+          </w:tcPr>
+          <w:p>
+            <w:pPr>
+              <w:spacing w:line="200" w:lineRule="exact"/>
               <w:jc w:val="center"/>
               <w:rPr>
                 <w:rFonts w:ascii="Calibri" w:hAnsi="Calibri" w:cs="Calibri"/>
@@ -1409,15 +1423,16 @@
             <w:tcW w:w="993" w:type="dxa"/>
             <w:gridSpan w:val="3"/>
             <w:tcMar>
-              <w:top w:w="79" w:type="dxa"/>
-              <w:left w:w="57" w:type="dxa"/>
-              <w:bottom w:w="79" w:type="dxa"/>
-              <w:right w:w="57" w:type="dxa"/>
-            </w:tcMar>
-            <w:vAlign w:val="center"/>
-          </w:tcPr>
-          <w:p>
-            <w:pPr>
+              <w:top w:w="0" w:type="dxa"/>
+              <w:left w:w="57" w:type="dxa"/>
+              <w:bottom w:w="0" w:type="dxa"/>
+              <w:right w:w="57" w:type="dxa"/>
+            </w:tcMar>
+            <w:vAlign w:val="center"/>
+          </w:tcPr>
+          <w:p>
+            <w:pPr>
+              <w:spacing w:line="200" w:lineRule="exact"/>
               <w:jc w:val="center"/>
               <w:rPr>
                 <w:rFonts w:ascii="Calibri" w:hAnsi="Calibri" w:cs="Calibri"/>
@@ -1433,15 +1448,16 @@
             <w:tcW w:w="906" w:type="dxa"/>
             <w:gridSpan w:val="4"/>
             <w:tcMar>
-              <w:top w:w="79" w:type="dxa"/>
-              <w:left w:w="57" w:type="dxa"/>
-              <w:bottom w:w="79" w:type="dxa"/>
-              <w:right w:w="57" w:type="dxa"/>
-            </w:tcMar>
-            <w:vAlign w:val="center"/>
-          </w:tcPr>
-          <w:p>
-            <w:pPr>
+              <w:top w:w="0" w:type="dxa"/>
+              <w:left w:w="57" w:type="dxa"/>
+              <w:bottom w:w="0" w:type="dxa"/>
+              <w:right w:w="57" w:type="dxa"/>
+            </w:tcMar>
+            <w:vAlign w:val="center"/>
+          </w:tcPr>
+          <w:p>
+            <w:pPr>
+              <w:spacing w:line="200" w:lineRule="exact"/>
               <w:jc w:val="center"/>
               <w:rPr>
                 <w:rFonts w:ascii="Calibri" w:hAnsi="Calibri" w:cs="Calibri"/>
@@ -1457,15 +1473,16 @@
             <w:tcW w:w="1417" w:type="dxa"/>
             <w:gridSpan w:val="4"/>
             <w:tcMar>
-              <w:top w:w="79" w:type="dxa"/>
-              <w:left w:w="57" w:type="dxa"/>
-              <w:bottom w:w="79" w:type="dxa"/>
-              <w:right w:w="57" w:type="dxa"/>
-            </w:tcMar>
-            <w:vAlign w:val="center"/>
-          </w:tcPr>
-          <w:p>
-            <w:pPr>
+              <w:top w:w="0" w:type="dxa"/>
+              <w:left w:w="57" w:type="dxa"/>
+              <w:bottom w:w="0" w:type="dxa"/>
+              <w:right w:w="57" w:type="dxa"/>
+            </w:tcMar>
+            <w:vAlign w:val="center"/>
+          </w:tcPr>
+          <w:p>
+            <w:pPr>
+              <w:spacing w:line="200" w:lineRule="exact"/>
               <w:jc w:val="center"/>
               <w:rPr>
                 <w:rFonts w:ascii="Calibri" w:hAnsi="Calibri" w:cs="Calibri"/>
@@ -1479,7 +1496,8 @@
       </w:tr>
       <w:tr>
         <w:trPr>
-          <w:trHeight w:hRule="exact" w:val="340"/>
+          <w:cantSplit/>
+          <w:trHeight w:hRule="exact" w:val="454"/>
           <w:jc w:val="right"/>
         </w:trPr>
         <w:tc>
@@ -1487,14 +1505,16 @@
             <w:tcW w:w="567" w:type="dxa"/>
             <w:noWrap/>
             <w:tcMar>
-              <w:top w:w="79" w:type="dxa"/>
-              <w:left w:w="57" w:type="dxa"/>
-              <w:bottom w:w="79" w:type="dxa"/>
-              <w:right w:w="57" w:type="dxa"/>
-            </w:tcMar>
-          </w:tcPr>
-          <w:p>
-            <w:pPr>
+              <w:top w:w="0" w:type="dxa"/>
+              <w:left w:w="57" w:type="dxa"/>
+              <w:bottom w:w="0" w:type="dxa"/>
+              <w:right w:w="57" w:type="dxa"/>
+            </w:tcMar>
+            <w:vAlign w:val="center"/>
+          </w:tcPr>
+          <w:p>
+            <w:pPr>
+              <w:spacing w:line="200" w:lineRule="exact"/>
               <w:jc w:val="center"/>
               <w:rPr>
                 <w:rFonts w:ascii="Calibri" w:hAnsi="Calibri" w:cs="Calibri"/>
@@ -1510,15 +1530,16 @@
             <w:tcW w:w="4678" w:type="dxa"/>
             <w:gridSpan w:val="16"/>
             <w:tcMar>
-              <w:top w:w="79" w:type="dxa"/>
-              <w:left w:w="57" w:type="dxa"/>
-              <w:bottom w:w="79" w:type="dxa"/>
-              <w:right w:w="57" w:type="dxa"/>
-            </w:tcMar>
-            <w:vAlign w:val="center"/>
-          </w:tcPr>
-          <w:p>
-            <w:pPr>
+              <w:top w:w="0" w:type="dxa"/>
+              <w:left w:w="57" w:type="dxa"/>
+              <w:bottom w:w="0" w:type="dxa"/>
+              <w:right w:w="57" w:type="dxa"/>
+            </w:tcMar>
+            <w:vAlign w:val="center"/>
+          </w:tcPr>
+          <w:p>
+            <w:pPr>
+              <w:spacing w:line="200" w:lineRule="exact"/>
               <w:rPr>
                 <w:rFonts w:ascii="Calibri" w:hAnsi="Calibri" w:cs="Calibri"/>
                 <w:color w:val="005B8C"/>
@@ -1542,15 +1563,16 @@
             <w:tcW w:w="653" w:type="dxa"/>
             <w:gridSpan w:val="3"/>
             <w:tcMar>
-              <w:top w:w="79" w:type="dxa"/>
-              <w:left w:w="57" w:type="dxa"/>
-              <w:bottom w:w="79" w:type="dxa"/>
-              <w:right w:w="57" w:type="dxa"/>
-            </w:tcMar>
-            <w:vAlign w:val="center"/>
-          </w:tcPr>
-          <w:p>
-            <w:pPr>
+              <w:top w:w="0" w:type="dxa"/>
+              <w:left w:w="57" w:type="dxa"/>
+              <w:bottom w:w="0" w:type="dxa"/>
+              <w:right w:w="57" w:type="dxa"/>
+            </w:tcMar>
+            <w:vAlign w:val="center"/>
+          </w:tcPr>
+          <w:p>
+            <w:pPr>
+              <w:spacing w:line="200" w:lineRule="exact"/>
               <w:jc w:val="center"/>
               <w:rPr>
                 <w:rFonts w:ascii="Calibri" w:hAnsi="Calibri" w:cs="Calibri"/>
@@ -1575,15 +1597,16 @@
             <w:tcW w:w="992" w:type="dxa"/>
             <w:gridSpan w:val="4"/>
             <w:tcMar>
-              <w:top w:w="79" w:type="dxa"/>
-              <w:left w:w="57" w:type="dxa"/>
-              <w:bottom w:w="79" w:type="dxa"/>
-              <w:right w:w="57" w:type="dxa"/>
-            </w:tcMar>
-            <w:vAlign w:val="center"/>
-          </w:tcPr>
-          <w:p>
-            <w:pPr>
+              <w:top w:w="0" w:type="dxa"/>
+              <w:left w:w="57" w:type="dxa"/>
+              <w:bottom w:w="0" w:type="dxa"/>
+              <w:right w:w="57" w:type="dxa"/>
+            </w:tcMar>
+            <w:vAlign w:val="center"/>
+          </w:tcPr>
+          <w:p>
+            <w:pPr>
+              <w:spacing w:line="200" w:lineRule="exact"/>
               <w:jc w:val="center"/>
               <w:rPr>
                 <w:rFonts w:ascii="Calibri" w:hAnsi="Calibri" w:cs="Calibri"/>
@@ -1599,15 +1622,16 @@
             <w:tcW w:w="993" w:type="dxa"/>
             <w:gridSpan w:val="3"/>
             <w:tcMar>
-              <w:top w:w="79" w:type="dxa"/>
-              <w:left w:w="57" w:type="dxa"/>
-              <w:bottom w:w="79" w:type="dxa"/>
-              <w:right w:w="57" w:type="dxa"/>
-            </w:tcMar>
-            <w:vAlign w:val="center"/>
-          </w:tcPr>
-          <w:p>
-            <w:pPr>
+              <w:top w:w="0" w:type="dxa"/>
+              <w:left w:w="57" w:type="dxa"/>
+              <w:bottom w:w="0" w:type="dxa"/>
+              <w:right w:w="57" w:type="dxa"/>
+            </w:tcMar>
+            <w:vAlign w:val="center"/>
+          </w:tcPr>
+          <w:p>
+            <w:pPr>
+              <w:spacing w:line="200" w:lineRule="exact"/>
               <w:jc w:val="center"/>
               <w:rPr>
                 <w:rFonts w:ascii="Calibri" w:hAnsi="Calibri" w:cs="Calibri"/>
@@ -1623,15 +1647,16 @@
             <w:tcW w:w="906" w:type="dxa"/>
             <w:gridSpan w:val="4"/>
             <w:tcMar>
-              <w:top w:w="79" w:type="dxa"/>
-              <w:left w:w="57" w:type="dxa"/>
-              <w:bottom w:w="79" w:type="dxa"/>
-              <w:right w:w="57" w:type="dxa"/>
-            </w:tcMar>
-            <w:vAlign w:val="center"/>
-          </w:tcPr>
-          <w:p>
-            <w:pPr>
+              <w:top w:w="0" w:type="dxa"/>
+              <w:left w:w="57" w:type="dxa"/>
+              <w:bottom w:w="0" w:type="dxa"/>
+              <w:right w:w="57" w:type="dxa"/>
+            </w:tcMar>
+            <w:vAlign w:val="center"/>
+          </w:tcPr>
+          <w:p>
+            <w:pPr>
+              <w:spacing w:line="200" w:lineRule="exact"/>
               <w:jc w:val="center"/>
               <w:rPr>
                 <w:rFonts w:ascii="Calibri" w:hAnsi="Calibri" w:cs="Calibri"/>
@@ -1647,15 +1672,16 @@
             <w:tcW w:w="1417" w:type="dxa"/>
             <w:gridSpan w:val="4"/>
             <w:tcMar>
-              <w:top w:w="79" w:type="dxa"/>
-              <w:left w:w="57" w:type="dxa"/>
-              <w:bottom w:w="79" w:type="dxa"/>
-              <w:right w:w="57" w:type="dxa"/>
-            </w:tcMar>
-            <w:vAlign w:val="center"/>
-          </w:tcPr>
-          <w:p>
-            <w:pPr>
+              <w:top w:w="0" w:type="dxa"/>
+              <w:left w:w="57" w:type="dxa"/>
+              <w:bottom w:w="0" w:type="dxa"/>
+              <w:right w:w="57" w:type="dxa"/>
+            </w:tcMar>
+            <w:vAlign w:val="center"/>
+          </w:tcPr>
+          <w:p>
+            <w:pPr>
+              <w:spacing w:line="200" w:lineRule="exact"/>
               <w:jc w:val="center"/>
               <w:rPr>
                 <w:rFonts w:ascii="Calibri" w:hAnsi="Calibri" w:cs="Calibri"/>
@@ -1669,7 +1695,8 @@
       </w:tr>
       <w:tr>
         <w:trPr>
-          <w:trHeight w:hRule="exact" w:val="340"/>
+          <w:cantSplit/>
+          <w:trHeight w:hRule="exact" w:val="454"/>
           <w:jc w:val="right"/>
         </w:trPr>
         <w:tc>
@@ -1677,14 +1704,16 @@
             <w:tcW w:w="567" w:type="dxa"/>
             <w:noWrap/>
             <w:tcMar>
-              <w:top w:w="79" w:type="dxa"/>
-              <w:left w:w="57" w:type="dxa"/>
-              <w:bottom w:w="79" w:type="dxa"/>
-              <w:right w:w="57" w:type="dxa"/>
-            </w:tcMar>
-          </w:tcPr>
-          <w:p>
-            <w:pPr>
+              <w:top w:w="0" w:type="dxa"/>
+              <w:left w:w="57" w:type="dxa"/>
+              <w:bottom w:w="0" w:type="dxa"/>
+              <w:right w:w="57" w:type="dxa"/>
+            </w:tcMar>
+            <w:vAlign w:val="center"/>
+          </w:tcPr>
+          <w:p>
+            <w:pPr>
+              <w:spacing w:line="200" w:lineRule="exact"/>
               <w:jc w:val="center"/>
               <w:rPr>
                 <w:rFonts w:ascii="Calibri" w:hAnsi="Calibri" w:cs="Calibri"/>
@@ -1700,15 +1729,16 @@
             <w:tcW w:w="4678" w:type="dxa"/>
             <w:gridSpan w:val="16"/>
             <w:tcMar>
-              <w:top w:w="79" w:type="dxa"/>
-              <w:left w:w="57" w:type="dxa"/>
-              <w:bottom w:w="79" w:type="dxa"/>
-              <w:right w:w="57" w:type="dxa"/>
-            </w:tcMar>
-            <w:vAlign w:val="center"/>
-          </w:tcPr>
-          <w:p>
-            <w:pPr>
+              <w:top w:w="0" w:type="dxa"/>
+              <w:left w:w="57" w:type="dxa"/>
+              <w:bottom w:w="0" w:type="dxa"/>
+              <w:right w:w="57" w:type="dxa"/>
+            </w:tcMar>
+            <w:vAlign w:val="center"/>
+          </w:tcPr>
+          <w:p>
+            <w:pPr>
+              <w:spacing w:line="200" w:lineRule="exact"/>
               <w:rPr>
                 <w:rFonts w:ascii="Calibri" w:hAnsi="Calibri" w:cs="Calibri"/>
                 <w:color w:val="005B8C"/>
@@ -1732,15 +1762,16 @@
             <w:tcW w:w="653" w:type="dxa"/>
             <w:gridSpan w:val="3"/>
             <w:tcMar>
-              <w:top w:w="79" w:type="dxa"/>
-              <w:left w:w="57" w:type="dxa"/>
-              <w:bottom w:w="79" w:type="dxa"/>
-              <w:right w:w="57" w:type="dxa"/>
-            </w:tcMar>
-            <w:vAlign w:val="center"/>
-          </w:tcPr>
-          <w:p>
-            <w:pPr>
+              <w:top w:w="0" w:type="dxa"/>
+              <w:left w:w="57" w:type="dxa"/>
+              <w:bottom w:w="0" w:type="dxa"/>
+              <w:right w:w="57" w:type="dxa"/>
+            </w:tcMar>
+            <w:vAlign w:val="center"/>
+          </w:tcPr>
+          <w:p>
+            <w:pPr>
+              <w:spacing w:line="200" w:lineRule="exact"/>
               <w:jc w:val="center"/>
               <w:rPr>
                 <w:rFonts w:ascii="Calibri" w:hAnsi="Calibri" w:cs="Calibri"/>
@@ -1765,15 +1796,16 @@
             <w:tcW w:w="992" w:type="dxa"/>
             <w:gridSpan w:val="4"/>
             <w:tcMar>
-              <w:top w:w="79" w:type="dxa"/>
-              <w:left w:w="57" w:type="dxa"/>
-              <w:bottom w:w="79" w:type="dxa"/>
-              <w:right w:w="57" w:type="dxa"/>
-            </w:tcMar>
-            <w:vAlign w:val="center"/>
-          </w:tcPr>
-          <w:p>
-            <w:pPr>
+              <w:top w:w="0" w:type="dxa"/>
+              <w:left w:w="57" w:type="dxa"/>
+              <w:bottom w:w="0" w:type="dxa"/>
+              <w:right w:w="57" w:type="dxa"/>
+            </w:tcMar>
+            <w:vAlign w:val="center"/>
+          </w:tcPr>
+          <w:p>
+            <w:pPr>
+              <w:spacing w:line="200" w:lineRule="exact"/>
               <w:jc w:val="center"/>
               <w:rPr>
                 <w:rFonts w:ascii="Calibri" w:hAnsi="Calibri" w:cs="Calibri"/>
@@ -1789,15 +1821,16 @@
             <w:tcW w:w="993" w:type="dxa"/>
             <w:gridSpan w:val="3"/>
             <w:tcMar>
-              <w:top w:w="79" w:type="dxa"/>
-              <w:left w:w="57" w:type="dxa"/>
-              <w:bottom w:w="79" w:type="dxa"/>
-              <w:right w:w="57" w:type="dxa"/>
-            </w:tcMar>
-            <w:vAlign w:val="center"/>
-          </w:tcPr>
-          <w:p>
-            <w:pPr>
+              <w:top w:w="0" w:type="dxa"/>
+              <w:left w:w="57" w:type="dxa"/>
+              <w:bottom w:w="0" w:type="dxa"/>
+              <w:right w:w="57" w:type="dxa"/>
+            </w:tcMar>
+            <w:vAlign w:val="center"/>
+          </w:tcPr>
+          <w:p>
+            <w:pPr>
+              <w:spacing w:line="200" w:lineRule="exact"/>
               <w:jc w:val="center"/>
               <w:rPr>
                 <w:rFonts w:ascii="Calibri" w:hAnsi="Calibri" w:cs="Calibri"/>
@@ -1813,15 +1846,16 @@
             <w:tcW w:w="906" w:type="dxa"/>
             <w:gridSpan w:val="4"/>
             <w:tcMar>
-              <w:top w:w="79" w:type="dxa"/>
-              <w:left w:w="57" w:type="dxa"/>
-              <w:bottom w:w="79" w:type="dxa"/>
-              <w:right w:w="57" w:type="dxa"/>
-            </w:tcMar>
-            <w:vAlign w:val="center"/>
-          </w:tcPr>
-          <w:p>
-            <w:pPr>
+              <w:top w:w="0" w:type="dxa"/>
+              <w:left w:w="57" w:type="dxa"/>
+              <w:bottom w:w="0" w:type="dxa"/>
+              <w:right w:w="57" w:type="dxa"/>
+            </w:tcMar>
+            <w:vAlign w:val="center"/>
+          </w:tcPr>
+          <w:p>
+            <w:pPr>
+              <w:spacing w:line="200" w:lineRule="exact"/>
               <w:jc w:val="center"/>
               <w:rPr>
                 <w:rFonts w:ascii="Calibri" w:hAnsi="Calibri" w:cs="Calibri"/>
@@ -1837,15 +1871,16 @@
             <w:tcW w:w="1417" w:type="dxa"/>
             <w:gridSpan w:val="4"/>
             <w:tcMar>
-              <w:top w:w="79" w:type="dxa"/>
-              <w:left w:w="57" w:type="dxa"/>
-              <w:bottom w:w="79" w:type="dxa"/>
-              <w:right w:w="57" w:type="dxa"/>
-            </w:tcMar>
-            <w:vAlign w:val="center"/>
-          </w:tcPr>
-          <w:p>
-            <w:pPr>
+              <w:top w:w="0" w:type="dxa"/>
+              <w:left w:w="57" w:type="dxa"/>
+              <w:bottom w:w="0" w:type="dxa"/>
+              <w:right w:w="57" w:type="dxa"/>
+            </w:tcMar>
+            <w:vAlign w:val="center"/>
+          </w:tcPr>
+          <w:p>
+            <w:pPr>
+              <w:spacing w:line="200" w:lineRule="exact"/>
               <w:jc w:val="center"/>
               <w:rPr>
                 <w:rFonts w:ascii="Calibri" w:hAnsi="Calibri" w:cs="Calibri"/>
@@ -1859,7 +1894,8 @@
       </w:tr>
       <w:tr>
         <w:trPr>
-          <w:trHeight w:hRule="exact" w:val="340"/>
+          <w:cantSplit/>
+          <w:trHeight w:hRule="exact" w:val="454"/>
           <w:jc w:val="right"/>
         </w:trPr>
         <w:tc>
@@ -1867,14 +1903,16 @@
             <w:tcW w:w="567" w:type="dxa"/>
             <w:noWrap/>
             <w:tcMar>
-              <w:top w:w="79" w:type="dxa"/>
-              <w:left w:w="57" w:type="dxa"/>
-              <w:bottom w:w="79" w:type="dxa"/>
-              <w:right w:w="57" w:type="dxa"/>
-            </w:tcMar>
-          </w:tcPr>
-          <w:p>
-            <w:pPr>
+              <w:top w:w="0" w:type="dxa"/>
+              <w:left w:w="57" w:type="dxa"/>
+              <w:bottom w:w="0" w:type="dxa"/>
+              <w:right w:w="57" w:type="dxa"/>
+            </w:tcMar>
+            <w:vAlign w:val="center"/>
+          </w:tcPr>
+          <w:p>
+            <w:pPr>
+              <w:spacing w:line="200" w:lineRule="exact"/>
               <w:jc w:val="center"/>
               <w:rPr>
                 <w:rFonts w:ascii="Calibri" w:hAnsi="Calibri" w:cs="Calibri"/>
@@ -1890,28 +1928,29 @@
             <w:tcW w:w="4678" w:type="dxa"/>
             <w:gridSpan w:val="16"/>
             <w:tcMar>
-              <w:top w:w="79" w:type="dxa"/>
-              <w:left w:w="57" w:type="dxa"/>
-              <w:bottom w:w="79" w:type="dxa"/>
-              <w:right w:w="57" w:type="dxa"/>
-            </w:tcMar>
-            <w:vAlign w:val="center"/>
-          </w:tcPr>
-          <w:p>
-            <w:pPr>
-              <w:rPr>
-                <w:rFonts w:ascii="Calibri" w:hAnsi="Calibri" w:cs="Calibri"/>
-                <w:color w:val="005B8C"/>
-                <w:sz w:val="16"/>
-                <w:szCs w:val="16"/>
-              </w:rPr>
-            </w:pPr>
-            <w:r>
-              <w:rPr>
-                <w:rFonts w:ascii="Calibri" w:hAnsi="Calibri" w:cs="Calibri"/>
-                <w:color w:val="005B8C"/>
-                <w:sz w:val="16"/>
-                <w:szCs w:val="16"/>
+              <w:top w:w="0" w:type="dxa"/>
+              <w:left w:w="57" w:type="dxa"/>
+              <w:bottom w:w="0" w:type="dxa"/>
+              <w:right w:w="57" w:type="dxa"/>
+            </w:tcMar>
+            <w:vAlign w:val="center"/>
+          </w:tcPr>
+          <w:p>
+            <w:pPr>
+              <w:spacing w:line="200" w:lineRule="exact"/>
+              <w:rPr>
+                <w:rFonts w:ascii="Calibri" w:hAnsi="Calibri" w:cs="Calibri"/>
+                <w:color w:val="005B8C"/>
+                <w:sz w:val="19"/>
+                <w:szCs w:val="19"/>
+              </w:rPr>
+            </w:pPr>
+            <w:r>
+              <w:rPr>
+                <w:rFonts w:ascii="Calibri" w:hAnsi="Calibri" w:cs="Calibri"/>
+                <w:color w:val="005B8C"/>
+                <w:sz w:val="19"/>
+                <w:szCs w:val="19"/>
               </w:rPr>
               <w:t>Presentazione tardiva comunicazione di variazione o di rinuncia</w:t>
             </w:r>
@@ -1922,15 +1961,16 @@
             <w:tcW w:w="653" w:type="dxa"/>
             <w:gridSpan w:val="3"/>
             <w:tcMar>
-              <w:top w:w="79" w:type="dxa"/>
-              <w:left w:w="57" w:type="dxa"/>
-              <w:bottom w:w="79" w:type="dxa"/>
-              <w:right w:w="57" w:type="dxa"/>
-            </w:tcMar>
-            <w:vAlign w:val="center"/>
-          </w:tcPr>
-          <w:p>
-            <w:pPr>
+              <w:top w:w="0" w:type="dxa"/>
+              <w:left w:w="57" w:type="dxa"/>
+              <w:bottom w:w="0" w:type="dxa"/>
+              <w:right w:w="57" w:type="dxa"/>
+            </w:tcMar>
+            <w:vAlign w:val="center"/>
+          </w:tcPr>
+          <w:p>
+            <w:pPr>
+              <w:spacing w:line="200" w:lineRule="exact"/>
               <w:jc w:val="center"/>
               <w:rPr>
                 <w:rFonts w:ascii="Calibri" w:hAnsi="Calibri" w:cs="Calibri"/>
@@ -1955,15 +1995,16 @@
             <w:tcW w:w="992" w:type="dxa"/>
             <w:gridSpan w:val="4"/>
             <w:tcMar>
-              <w:top w:w="79" w:type="dxa"/>
-              <w:left w:w="57" w:type="dxa"/>
-              <w:bottom w:w="79" w:type="dxa"/>
-              <w:right w:w="57" w:type="dxa"/>
-            </w:tcMar>
-            <w:vAlign w:val="center"/>
-          </w:tcPr>
-          <w:p>
-            <w:pPr>
+              <w:top w:w="0" w:type="dxa"/>
+              <w:left w:w="57" w:type="dxa"/>
+              <w:bottom w:w="0" w:type="dxa"/>
+              <w:right w:w="57" w:type="dxa"/>
+            </w:tcMar>
+            <w:vAlign w:val="center"/>
+          </w:tcPr>
+          <w:p>
+            <w:pPr>
+              <w:spacing w:line="200" w:lineRule="exact"/>
               <w:jc w:val="center"/>
               <w:rPr>
                 <w:rFonts w:ascii="Calibri" w:hAnsi="Calibri" w:cs="Calibri"/>
@@ -1979,15 +2020,16 @@
             <w:tcW w:w="993" w:type="dxa"/>
             <w:gridSpan w:val="3"/>
             <w:tcMar>
-              <w:top w:w="79" w:type="dxa"/>
-              <w:left w:w="57" w:type="dxa"/>
-              <w:bottom w:w="79" w:type="dxa"/>
-              <w:right w:w="57" w:type="dxa"/>
-            </w:tcMar>
-            <w:vAlign w:val="center"/>
-          </w:tcPr>
-          <w:p>
-            <w:pPr>
+              <w:top w:w="0" w:type="dxa"/>
+              <w:left w:w="57" w:type="dxa"/>
+              <w:bottom w:w="0" w:type="dxa"/>
+              <w:right w:w="57" w:type="dxa"/>
+            </w:tcMar>
+            <w:vAlign w:val="center"/>
+          </w:tcPr>
+          <w:p>
+            <w:pPr>
+              <w:spacing w:line="200" w:lineRule="exact"/>
               <w:jc w:val="center"/>
               <w:rPr>
                 <w:rFonts w:ascii="Calibri" w:hAnsi="Calibri" w:cs="Calibri"/>
@@ -2003,15 +2045,16 @@
             <w:tcW w:w="906" w:type="dxa"/>
             <w:gridSpan w:val="4"/>
             <w:tcMar>
-              <w:top w:w="79" w:type="dxa"/>
-              <w:left w:w="57" w:type="dxa"/>
-              <w:bottom w:w="79" w:type="dxa"/>
-              <w:right w:w="57" w:type="dxa"/>
-            </w:tcMar>
-            <w:vAlign w:val="center"/>
-          </w:tcPr>
-          <w:p>
-            <w:pPr>
+              <w:top w:w="0" w:type="dxa"/>
+              <w:left w:w="57" w:type="dxa"/>
+              <w:bottom w:w="0" w:type="dxa"/>
+              <w:right w:w="57" w:type="dxa"/>
+            </w:tcMar>
+            <w:vAlign w:val="center"/>
+          </w:tcPr>
+          <w:p>
+            <w:pPr>
+              <w:spacing w:line="200" w:lineRule="exact"/>
               <w:jc w:val="center"/>
               <w:rPr>
                 <w:rFonts w:ascii="Calibri" w:hAnsi="Calibri" w:cs="Calibri"/>
@@ -2027,15 +2070,16 @@
             <w:tcW w:w="1417" w:type="dxa"/>
             <w:gridSpan w:val="4"/>
             <w:tcMar>
-              <w:top w:w="79" w:type="dxa"/>
-              <w:left w:w="57" w:type="dxa"/>
-              <w:bottom w:w="79" w:type="dxa"/>
-              <w:right w:w="57" w:type="dxa"/>
-            </w:tcMar>
-            <w:vAlign w:val="center"/>
-          </w:tcPr>
-          <w:p>
-            <w:pPr>
+              <w:top w:w="0" w:type="dxa"/>
+              <w:left w:w="57" w:type="dxa"/>
+              <w:bottom w:w="0" w:type="dxa"/>
+              <w:right w:w="57" w:type="dxa"/>
+            </w:tcMar>
+            <w:vAlign w:val="center"/>
+          </w:tcPr>
+          <w:p>
+            <w:pPr>
+              <w:spacing w:line="200" w:lineRule="exact"/>
               <w:jc w:val="center"/>
               <w:rPr>
                 <w:rFonts w:ascii="Calibri" w:hAnsi="Calibri" w:cs="Calibri"/>
@@ -2049,7 +2093,8 @@
       </w:tr>
       <w:tr>
         <w:trPr>
-          <w:trHeight w:hRule="exact" w:val="340"/>
+          <w:cantSplit/>
+          <w:trHeight w:hRule="exact" w:val="454"/>
           <w:jc w:val="right"/>
         </w:trPr>
         <w:tc>
@@ -2057,14 +2102,16 @@
             <w:tcW w:w="567" w:type="dxa"/>
             <w:noWrap/>
             <w:tcMar>
-              <w:top w:w="79" w:type="dxa"/>
-              <w:left w:w="57" w:type="dxa"/>
-              <w:bottom w:w="79" w:type="dxa"/>
-              <w:right w:w="57" w:type="dxa"/>
-            </w:tcMar>
-          </w:tcPr>
-          <w:p>
-            <w:pPr>
+              <w:top w:w="0" w:type="dxa"/>
+              <w:left w:w="57" w:type="dxa"/>
+              <w:bottom w:w="0" w:type="dxa"/>
+              <w:right w:w="57" w:type="dxa"/>
+            </w:tcMar>
+            <w:vAlign w:val="center"/>
+          </w:tcPr>
+          <w:p>
+            <w:pPr>
+              <w:spacing w:line="200" w:lineRule="exact"/>
               <w:jc w:val="center"/>
               <w:rPr>
                 <w:rFonts w:ascii="Calibri" w:hAnsi="Calibri" w:cs="Calibri"/>
@@ -2080,15 +2127,16 @@
             <w:tcW w:w="4678" w:type="dxa"/>
             <w:gridSpan w:val="16"/>
             <w:tcMar>
-              <w:top w:w="79" w:type="dxa"/>
-              <w:left w:w="57" w:type="dxa"/>
-              <w:bottom w:w="79" w:type="dxa"/>
-              <w:right w:w="57" w:type="dxa"/>
-            </w:tcMar>
-            <w:vAlign w:val="center"/>
-          </w:tcPr>
-          <w:p>
-            <w:pPr>
+              <w:top w:w="0" w:type="dxa"/>
+              <w:left w:w="57" w:type="dxa"/>
+              <w:bottom w:w="0" w:type="dxa"/>
+              <w:right w:w="57" w:type="dxa"/>
+            </w:tcMar>
+            <w:vAlign w:val="center"/>
+          </w:tcPr>
+          <w:p>
+            <w:pPr>
+              <w:spacing w:line="200" w:lineRule="exact"/>
               <w:rPr>
                 <w:rFonts w:ascii="Calibri" w:hAnsi="Calibri" w:cs="Calibri"/>
                 <w:color w:val="005B8C"/>
@@ -2112,15 +2160,16 @@
             <w:tcW w:w="653" w:type="dxa"/>
             <w:gridSpan w:val="3"/>
             <w:tcMar>
-              <w:top w:w="79" w:type="dxa"/>
-              <w:left w:w="57" w:type="dxa"/>
-              <w:bottom w:w="79" w:type="dxa"/>
-              <w:right w:w="57" w:type="dxa"/>
-            </w:tcMar>
-            <w:vAlign w:val="center"/>
-          </w:tcPr>
-          <w:p>
-            <w:pPr>
+              <w:top w:w="0" w:type="dxa"/>
+              <w:left w:w="57" w:type="dxa"/>
+              <w:bottom w:w="0" w:type="dxa"/>
+              <w:right w:w="57" w:type="dxa"/>
+            </w:tcMar>
+            <w:vAlign w:val="center"/>
+          </w:tcPr>
+          <w:p>
+            <w:pPr>
+              <w:spacing w:line="200" w:lineRule="exact"/>
               <w:jc w:val="center"/>
               <w:rPr>
                 <w:rFonts w:ascii="Calibri" w:hAnsi="Calibri" w:cs="Calibri"/>
@@ -2145,15 +2194,16 @@
             <w:tcW w:w="992" w:type="dxa"/>
             <w:gridSpan w:val="4"/>
             <w:tcMar>
-              <w:top w:w="79" w:type="dxa"/>
-              <w:left w:w="57" w:type="dxa"/>
-              <w:bottom w:w="79" w:type="dxa"/>
-              <w:right w:w="57" w:type="dxa"/>
-            </w:tcMar>
-            <w:vAlign w:val="center"/>
-          </w:tcPr>
-          <w:p>
-            <w:pPr>
+              <w:top w:w="0" w:type="dxa"/>
+              <w:left w:w="57" w:type="dxa"/>
+              <w:bottom w:w="0" w:type="dxa"/>
+              <w:right w:w="57" w:type="dxa"/>
+            </w:tcMar>
+            <w:vAlign w:val="center"/>
+          </w:tcPr>
+          <w:p>
+            <w:pPr>
+              <w:spacing w:line="200" w:lineRule="exact"/>
               <w:jc w:val="center"/>
               <w:rPr>
                 <w:rFonts w:ascii="Calibri" w:hAnsi="Calibri" w:cs="Calibri"/>
@@ -2169,15 +2219,16 @@
             <w:tcW w:w="993" w:type="dxa"/>
             <w:gridSpan w:val="3"/>
             <w:tcMar>
-              <w:top w:w="79" w:type="dxa"/>
-              <w:left w:w="57" w:type="dxa"/>
-              <w:bottom w:w="79" w:type="dxa"/>
-              <w:right w:w="57" w:type="dxa"/>
-            </w:tcMar>
-            <w:vAlign w:val="center"/>
-          </w:tcPr>
-          <w:p>
-            <w:pPr>
+              <w:top w:w="0" w:type="dxa"/>
+              <w:left w:w="57" w:type="dxa"/>
+              <w:bottom w:w="0" w:type="dxa"/>
+              <w:right w:w="57" w:type="dxa"/>
+            </w:tcMar>
+            <w:vAlign w:val="center"/>
+          </w:tcPr>
+          <w:p>
+            <w:pPr>
+              <w:spacing w:line="200" w:lineRule="exact"/>
               <w:jc w:val="center"/>
               <w:rPr>
                 <w:rFonts w:ascii="Calibri" w:hAnsi="Calibri" w:cs="Calibri"/>
@@ -2193,15 +2244,16 @@
             <w:tcW w:w="906" w:type="dxa"/>
             <w:gridSpan w:val="4"/>
             <w:tcMar>
-              <w:top w:w="79" w:type="dxa"/>
-              <w:left w:w="57" w:type="dxa"/>
-              <w:bottom w:w="79" w:type="dxa"/>
-              <w:right w:w="57" w:type="dxa"/>
-            </w:tcMar>
-            <w:vAlign w:val="center"/>
-          </w:tcPr>
-          <w:p>
-            <w:pPr>
+              <w:top w:w="0" w:type="dxa"/>
+              <w:left w:w="57" w:type="dxa"/>
+              <w:bottom w:w="0" w:type="dxa"/>
+              <w:right w:w="57" w:type="dxa"/>
+            </w:tcMar>
+            <w:vAlign w:val="center"/>
+          </w:tcPr>
+          <w:p>
+            <w:pPr>
+              <w:spacing w:line="200" w:lineRule="exact"/>
               <w:jc w:val="center"/>
               <w:rPr>
                 <w:rFonts w:ascii="Calibri" w:hAnsi="Calibri" w:cs="Calibri"/>
@@ -2217,15 +2269,16 @@
             <w:tcW w:w="1417" w:type="dxa"/>
             <w:gridSpan w:val="4"/>
             <w:tcMar>
-              <w:top w:w="79" w:type="dxa"/>
-              <w:left w:w="57" w:type="dxa"/>
-              <w:bottom w:w="79" w:type="dxa"/>
-              <w:right w:w="57" w:type="dxa"/>
-            </w:tcMar>
-            <w:vAlign w:val="center"/>
-          </w:tcPr>
-          <w:p>
-            <w:pPr>
+              <w:top w:w="0" w:type="dxa"/>
+              <w:left w:w="57" w:type="dxa"/>
+              <w:bottom w:w="0" w:type="dxa"/>
+              <w:right w:w="57" w:type="dxa"/>
+            </w:tcMar>
+            <w:vAlign w:val="center"/>
+          </w:tcPr>
+          <w:p>
+            <w:pPr>
+              <w:spacing w:line="200" w:lineRule="exact"/>
               <w:jc w:val="center"/>
               <w:rPr>
                 <w:rFonts w:ascii="Calibri" w:hAnsi="Calibri" w:cs="Calibri"/>
@@ -2239,7 +2292,8 @@
       </w:tr>
       <w:tr>
         <w:trPr>
-          <w:trHeight w:hRule="exact" w:val="340"/>
+          <w:cantSplit/>
+          <w:trHeight w:hRule="exact" w:val="454"/>
           <w:jc w:val="right"/>
         </w:trPr>
         <w:tc>
@@ -2247,14 +2301,16 @@
             <w:tcW w:w="567" w:type="dxa"/>
             <w:noWrap/>
             <w:tcMar>
-              <w:top w:w="79" w:type="dxa"/>
-              <w:left w:w="57" w:type="dxa"/>
-              <w:bottom w:w="79" w:type="dxa"/>
-              <w:right w:w="57" w:type="dxa"/>
-            </w:tcMar>
-          </w:tcPr>
-          <w:p>
-            <w:pPr>
+              <w:top w:w="0" w:type="dxa"/>
+              <w:left w:w="57" w:type="dxa"/>
+              <w:bottom w:w="0" w:type="dxa"/>
+              <w:right w:w="57" w:type="dxa"/>
+            </w:tcMar>
+            <w:vAlign w:val="center"/>
+          </w:tcPr>
+          <w:p>
+            <w:pPr>
+              <w:spacing w:line="200" w:lineRule="exact"/>
               <w:jc w:val="center"/>
               <w:rPr>
                 <w:rFonts w:ascii="Calibri" w:hAnsi="Calibri" w:cs="Calibri"/>
@@ -2270,15 +2326,16 @@
             <w:tcW w:w="4678" w:type="dxa"/>
             <w:gridSpan w:val="16"/>
             <w:tcMar>
-              <w:top w:w="79" w:type="dxa"/>
-              <w:left w:w="57" w:type="dxa"/>
-              <w:bottom w:w="79" w:type="dxa"/>
-              <w:right w:w="57" w:type="dxa"/>
-            </w:tcMar>
-            <w:vAlign w:val="center"/>
-          </w:tcPr>
-          <w:p>
-            <w:pPr>
+              <w:top w:w="0" w:type="dxa"/>
+              <w:left w:w="57" w:type="dxa"/>
+              <w:bottom w:w="0" w:type="dxa"/>
+              <w:right w:w="57" w:type="dxa"/>
+            </w:tcMar>
+            <w:vAlign w:val="center"/>
+          </w:tcPr>
+          <w:p>
+            <w:pPr>
+              <w:spacing w:line="200" w:lineRule="exact"/>
               <w:rPr>
                 <w:rFonts w:ascii="Calibri" w:hAnsi="Calibri" w:cs="Calibri"/>
                 <w:color w:val="005B8C"/>
@@ -2302,15 +2359,16 @@
             <w:tcW w:w="653" w:type="dxa"/>
             <w:gridSpan w:val="3"/>
             <w:tcMar>
-              <w:top w:w="79" w:type="dxa"/>
-              <w:left w:w="57" w:type="dxa"/>
-              <w:bottom w:w="79" w:type="dxa"/>
-              <w:right w:w="57" w:type="dxa"/>
-            </w:tcMar>
-            <w:vAlign w:val="center"/>
-          </w:tcPr>
-          <w:p>
-            <w:pPr>
+              <w:top w:w="0" w:type="dxa"/>
+              <w:left w:w="57" w:type="dxa"/>
+              <w:bottom w:w="0" w:type="dxa"/>
+              <w:right w:w="57" w:type="dxa"/>
+            </w:tcMar>
+            <w:vAlign w:val="center"/>
+          </w:tcPr>
+          <w:p>
+            <w:pPr>
+              <w:spacing w:line="200" w:lineRule="exact"/>
               <w:jc w:val="center"/>
               <w:rPr>
                 <w:rFonts w:ascii="Calibri" w:hAnsi="Calibri" w:cs="Calibri"/>
@@ -2335,15 +2393,16 @@
             <w:tcW w:w="992" w:type="dxa"/>
             <w:gridSpan w:val="4"/>
             <w:tcMar>
-              <w:top w:w="79" w:type="dxa"/>
-              <w:left w:w="57" w:type="dxa"/>
-              <w:bottom w:w="79" w:type="dxa"/>
-              <w:right w:w="57" w:type="dxa"/>
-            </w:tcMar>
-            <w:vAlign w:val="center"/>
-          </w:tcPr>
-          <w:p>
-            <w:pPr>
+              <w:top w:w="0" w:type="dxa"/>
+              <w:left w:w="57" w:type="dxa"/>
+              <w:bottom w:w="0" w:type="dxa"/>
+              <w:right w:w="57" w:type="dxa"/>
+            </w:tcMar>
+            <w:vAlign w:val="center"/>
+          </w:tcPr>
+          <w:p>
+            <w:pPr>
+              <w:spacing w:line="200" w:lineRule="exact"/>
               <w:jc w:val="center"/>
               <w:rPr>
                 <w:rFonts w:ascii="Calibri" w:hAnsi="Calibri" w:cs="Calibri"/>
@@ -2359,15 +2418,16 @@
             <w:tcW w:w="993" w:type="dxa"/>
             <w:gridSpan w:val="3"/>
             <w:tcMar>
-              <w:top w:w="79" w:type="dxa"/>
-              <w:left w:w="57" w:type="dxa"/>
-              <w:bottom w:w="79" w:type="dxa"/>
-              <w:right w:w="57" w:type="dxa"/>
-            </w:tcMar>
-            <w:vAlign w:val="center"/>
-          </w:tcPr>
-          <w:p>
-            <w:pPr>
+              <w:top w:w="0" w:type="dxa"/>
+              <w:left w:w="57" w:type="dxa"/>
+              <w:bottom w:w="0" w:type="dxa"/>
+              <w:right w:w="57" w:type="dxa"/>
+            </w:tcMar>
+            <w:vAlign w:val="center"/>
+          </w:tcPr>
+          <w:p>
+            <w:pPr>
+              <w:spacing w:line="200" w:lineRule="exact"/>
               <w:jc w:val="center"/>
               <w:rPr>
                 <w:rFonts w:ascii="Calibri" w:hAnsi="Calibri" w:cs="Calibri"/>
@@ -2383,15 +2443,16 @@
             <w:tcW w:w="906" w:type="dxa"/>
             <w:gridSpan w:val="4"/>
             <w:tcMar>
-              <w:top w:w="79" w:type="dxa"/>
-              <w:left w:w="57" w:type="dxa"/>
-              <w:bottom w:w="79" w:type="dxa"/>
-              <w:right w:w="57" w:type="dxa"/>
-            </w:tcMar>
-            <w:vAlign w:val="center"/>
-          </w:tcPr>
-          <w:p>
-            <w:pPr>
+              <w:top w:w="0" w:type="dxa"/>
+              <w:left w:w="57" w:type="dxa"/>
+              <w:bottom w:w="0" w:type="dxa"/>
+              <w:right w:w="57" w:type="dxa"/>
+            </w:tcMar>
+            <w:vAlign w:val="center"/>
+          </w:tcPr>
+          <w:p>
+            <w:pPr>
+              <w:spacing w:line="200" w:lineRule="exact"/>
               <w:jc w:val="center"/>
               <w:rPr>
                 <w:rFonts w:ascii="Calibri" w:hAnsi="Calibri" w:cs="Calibri"/>
@@ -2407,15 +2468,16 @@
             <w:tcW w:w="1417" w:type="dxa"/>
             <w:gridSpan w:val="4"/>
             <w:tcMar>
-              <w:top w:w="79" w:type="dxa"/>
-              <w:left w:w="57" w:type="dxa"/>
-              <w:bottom w:w="79" w:type="dxa"/>
-              <w:right w:w="57" w:type="dxa"/>
-            </w:tcMar>
-            <w:vAlign w:val="center"/>
-          </w:tcPr>
-          <w:p>
-            <w:pPr>
+              <w:top w:w="0" w:type="dxa"/>
+              <w:left w:w="57" w:type="dxa"/>
+              <w:bottom w:w="0" w:type="dxa"/>
+              <w:right w:w="57" w:type="dxa"/>
+            </w:tcMar>
+            <w:vAlign w:val="center"/>
+          </w:tcPr>
+          <w:p>
+            <w:pPr>
+              <w:spacing w:line="200" w:lineRule="exact"/>
               <w:jc w:val="center"/>
               <w:rPr>
                 <w:rFonts w:ascii="Calibri" w:hAnsi="Calibri" w:cs="Calibri"/>
@@ -2429,7 +2491,8 @@
       </w:tr>
       <w:tr>
         <w:trPr>
-          <w:trHeight w:hRule="exact" w:val="340"/>
+          <w:cantSplit/>
+          <w:trHeight w:hRule="exact" w:val="454"/>
           <w:jc w:val="right"/>
         </w:trPr>
         <w:tc>
@@ -2437,14 +2500,16 @@
             <w:tcW w:w="567" w:type="dxa"/>
             <w:noWrap/>
             <w:tcMar>
-              <w:top w:w="79" w:type="dxa"/>
-              <w:left w:w="57" w:type="dxa"/>
-              <w:bottom w:w="79" w:type="dxa"/>
-              <w:right w:w="57" w:type="dxa"/>
-            </w:tcMar>
-          </w:tcPr>
-          <w:p>
-            <w:pPr>
+              <w:top w:w="0" w:type="dxa"/>
+              <w:left w:w="57" w:type="dxa"/>
+              <w:bottom w:w="0" w:type="dxa"/>
+              <w:right w:w="57" w:type="dxa"/>
+            </w:tcMar>
+            <w:vAlign w:val="center"/>
+          </w:tcPr>
+          <w:p>
+            <w:pPr>
+              <w:spacing w:line="200" w:lineRule="exact"/>
               <w:jc w:val="center"/>
               <w:rPr>
                 <w:rFonts w:ascii="Calibri" w:hAnsi="Calibri" w:cs="Calibri"/>
@@ -2460,15 +2525,16 @@
             <w:tcW w:w="4678" w:type="dxa"/>
             <w:gridSpan w:val="16"/>
             <w:tcMar>
-              <w:top w:w="79" w:type="dxa"/>
-              <w:left w:w="57" w:type="dxa"/>
-              <w:bottom w:w="79" w:type="dxa"/>
-              <w:right w:w="57" w:type="dxa"/>
-            </w:tcMar>
-            <w:vAlign w:val="center"/>
-          </w:tcPr>
-          <w:p>
-            <w:pPr>
+              <w:top w:w="0" w:type="dxa"/>
+              <w:left w:w="57" w:type="dxa"/>
+              <w:bottom w:w="0" w:type="dxa"/>
+              <w:right w:w="57" w:type="dxa"/>
+            </w:tcMar>
+            <w:vAlign w:val="center"/>
+          </w:tcPr>
+          <w:p>
+            <w:pPr>
+              <w:spacing w:line="200" w:lineRule="exact"/>
               <w:rPr>
                 <w:rFonts w:ascii="Calibri" w:hAnsi="Calibri" w:cs="Calibri"/>
                 <w:color w:val="005B8C"/>
@@ -2492,15 +2558,16 @@
             <w:tcW w:w="653" w:type="dxa"/>
             <w:gridSpan w:val="3"/>
             <w:tcMar>
-              <w:top w:w="79" w:type="dxa"/>
-              <w:left w:w="57" w:type="dxa"/>
-              <w:bottom w:w="79" w:type="dxa"/>
-              <w:right w:w="57" w:type="dxa"/>
-            </w:tcMar>
-            <w:vAlign w:val="center"/>
-          </w:tcPr>
-          <w:p>
-            <w:pPr>
+              <w:top w:w="0" w:type="dxa"/>
+              <w:left w:w="57" w:type="dxa"/>
+              <w:bottom w:w="0" w:type="dxa"/>
+              <w:right w:w="57" w:type="dxa"/>
+            </w:tcMar>
+            <w:vAlign w:val="center"/>
+          </w:tcPr>
+          <w:p>
+            <w:pPr>
+              <w:spacing w:line="200" w:lineRule="exact"/>
               <w:jc w:val="center"/>
               <w:rPr>
                 <w:rFonts w:ascii="Calibri" w:hAnsi="Calibri" w:cs="Calibri"/>
@@ -2525,15 +2592,16 @@
             <w:tcW w:w="992" w:type="dxa"/>
             <w:gridSpan w:val="4"/>
             <w:tcMar>
-              <w:top w:w="79" w:type="dxa"/>
-              <w:left w:w="57" w:type="dxa"/>
-              <w:bottom w:w="79" w:type="dxa"/>
-              <w:right w:w="57" w:type="dxa"/>
-            </w:tcMar>
-            <w:vAlign w:val="center"/>
-          </w:tcPr>
-          <w:p>
-            <w:pPr>
+              <w:top w:w="0" w:type="dxa"/>
+              <w:left w:w="57" w:type="dxa"/>
+              <w:bottom w:w="0" w:type="dxa"/>
+              <w:right w:w="57" w:type="dxa"/>
+            </w:tcMar>
+            <w:vAlign w:val="center"/>
+          </w:tcPr>
+          <w:p>
+            <w:pPr>
+              <w:spacing w:line="200" w:lineRule="exact"/>
               <w:jc w:val="center"/>
               <w:rPr>
                 <w:rFonts w:ascii="Calibri" w:hAnsi="Calibri" w:cs="Calibri"/>
@@ -2549,15 +2617,16 @@
             <w:tcW w:w="993" w:type="dxa"/>
             <w:gridSpan w:val="3"/>
             <w:tcMar>
-              <w:top w:w="79" w:type="dxa"/>
-              <w:left w:w="57" w:type="dxa"/>
-              <w:bottom w:w="79" w:type="dxa"/>
-              <w:right w:w="57" w:type="dxa"/>
-            </w:tcMar>
-            <w:vAlign w:val="center"/>
-          </w:tcPr>
-          <w:p>
-            <w:pPr>
+              <w:top w:w="0" w:type="dxa"/>
+              <w:left w:w="57" w:type="dxa"/>
+              <w:bottom w:w="0" w:type="dxa"/>
+              <w:right w:w="57" w:type="dxa"/>
+            </w:tcMar>
+            <w:vAlign w:val="center"/>
+          </w:tcPr>
+          <w:p>
+            <w:pPr>
+              <w:spacing w:line="200" w:lineRule="exact"/>
               <w:jc w:val="center"/>
               <w:rPr>
                 <w:rFonts w:ascii="Calibri" w:hAnsi="Calibri" w:cs="Calibri"/>
@@ -2573,15 +2642,16 @@
             <w:tcW w:w="906" w:type="dxa"/>
             <w:gridSpan w:val="4"/>
             <w:tcMar>
-              <w:top w:w="79" w:type="dxa"/>
-              <w:left w:w="57" w:type="dxa"/>
-              <w:bottom w:w="79" w:type="dxa"/>
-              <w:right w:w="57" w:type="dxa"/>
-            </w:tcMar>
-            <w:vAlign w:val="center"/>
-          </w:tcPr>
-          <w:p>
-            <w:pPr>
+              <w:top w:w="0" w:type="dxa"/>
+              <w:left w:w="57" w:type="dxa"/>
+              <w:bottom w:w="0" w:type="dxa"/>
+              <w:right w:w="57" w:type="dxa"/>
+            </w:tcMar>
+            <w:vAlign w:val="center"/>
+          </w:tcPr>
+          <w:p>
+            <w:pPr>
+              <w:spacing w:line="200" w:lineRule="exact"/>
               <w:jc w:val="center"/>
               <w:rPr>
                 <w:rFonts w:ascii="Calibri" w:hAnsi="Calibri" w:cs="Calibri"/>
@@ -2597,15 +2667,16 @@
             <w:tcW w:w="1417" w:type="dxa"/>
             <w:gridSpan w:val="4"/>
             <w:tcMar>
-              <w:top w:w="79" w:type="dxa"/>
-              <w:left w:w="57" w:type="dxa"/>
-              <w:bottom w:w="79" w:type="dxa"/>
-              <w:right w:w="57" w:type="dxa"/>
-            </w:tcMar>
-            <w:vAlign w:val="center"/>
-          </w:tcPr>
-          <w:p>
-            <w:pPr>
+              <w:top w:w="0" w:type="dxa"/>
+              <w:left w:w="57" w:type="dxa"/>
+              <w:bottom w:w="0" w:type="dxa"/>
+              <w:right w:w="57" w:type="dxa"/>
+            </w:tcMar>
+            <w:vAlign w:val="center"/>
+          </w:tcPr>
+          <w:p>
+            <w:pPr>
+              <w:spacing w:line="200" w:lineRule="exact"/>
               <w:jc w:val="center"/>
               <w:rPr>
                 <w:rFonts w:ascii="Calibri" w:hAnsi="Calibri" w:cs="Calibri"/>
@@ -2619,7 +2690,8 @@
       </w:tr>
       <w:tr>
         <w:trPr>
-          <w:trHeight w:hRule="exact" w:val="340"/>
+          <w:cantSplit/>
+          <w:trHeight w:hRule="exact" w:val="454"/>
           <w:jc w:val="right"/>
         </w:trPr>
         <w:tc>
@@ -2627,14 +2699,16 @@
             <w:tcW w:w="567" w:type="dxa"/>
             <w:noWrap/>
             <w:tcMar>
-              <w:top w:w="79" w:type="dxa"/>
-              <w:left w:w="57" w:type="dxa"/>
-              <w:bottom w:w="79" w:type="dxa"/>
-              <w:right w:w="57" w:type="dxa"/>
-            </w:tcMar>
-          </w:tcPr>
-          <w:p>
-            <w:pPr>
+              <w:top w:w="0" w:type="dxa"/>
+              <w:left w:w="57" w:type="dxa"/>
+              <w:bottom w:w="0" w:type="dxa"/>
+              <w:right w:w="57" w:type="dxa"/>
+            </w:tcMar>
+            <w:vAlign w:val="center"/>
+          </w:tcPr>
+          <w:p>
+            <w:pPr>
+              <w:spacing w:line="200" w:lineRule="exact"/>
               <w:jc w:val="center"/>
               <w:rPr>
                 <w:rFonts w:ascii="Calibri" w:hAnsi="Calibri" w:cs="Calibri"/>
@@ -2650,15 +2724,16 @@
             <w:tcW w:w="4678" w:type="dxa"/>
             <w:gridSpan w:val="16"/>
             <w:tcMar>
-              <w:top w:w="79" w:type="dxa"/>
-              <w:left w:w="57" w:type="dxa"/>
-              <w:bottom w:w="79" w:type="dxa"/>
-              <w:right w:w="57" w:type="dxa"/>
-            </w:tcMar>
-            <w:vAlign w:val="center"/>
-          </w:tcPr>
-          <w:p>
-            <w:pPr>
+              <w:top w:w="0" w:type="dxa"/>
+              <w:left w:w="57" w:type="dxa"/>
+              <w:bottom w:w="0" w:type="dxa"/>
+              <w:right w:w="57" w:type="dxa"/>
+            </w:tcMar>
+            <w:vAlign w:val="center"/>
+          </w:tcPr>
+          <w:p>
+            <w:pPr>
+              <w:spacing w:line="200" w:lineRule="exact"/>
               <w:rPr>
                 <w:rFonts w:ascii="Calibri" w:hAnsi="Calibri" w:cs="Calibri"/>
                 <w:color w:val="005B8C"/>
@@ -2682,15 +2757,16 @@
             <w:tcW w:w="653" w:type="dxa"/>
             <w:gridSpan w:val="3"/>
             <w:tcMar>
-              <w:top w:w="79" w:type="dxa"/>
-              <w:left w:w="57" w:type="dxa"/>
-              <w:bottom w:w="79" w:type="dxa"/>
-              <w:right w:w="57" w:type="dxa"/>
-            </w:tcMar>
-            <w:vAlign w:val="center"/>
-          </w:tcPr>
-          <w:p>
-            <w:pPr>
+              <w:top w:w="0" w:type="dxa"/>
+              <w:left w:w="57" w:type="dxa"/>
+              <w:bottom w:w="0" w:type="dxa"/>
+              <w:right w:w="57" w:type="dxa"/>
+            </w:tcMar>
+            <w:vAlign w:val="center"/>
+          </w:tcPr>
+          <w:p>
+            <w:pPr>
+              <w:spacing w:line="200" w:lineRule="exact"/>
               <w:jc w:val="center"/>
               <w:rPr>
                 <w:rFonts w:ascii="Calibri" w:hAnsi="Calibri" w:cs="Calibri"/>
@@ -2715,15 +2791,16 @@
             <w:tcW w:w="992" w:type="dxa"/>
             <w:gridSpan w:val="4"/>
             <w:tcMar>
-              <w:top w:w="79" w:type="dxa"/>
-              <w:left w:w="57" w:type="dxa"/>
-              <w:bottom w:w="79" w:type="dxa"/>
-              <w:right w:w="57" w:type="dxa"/>
-            </w:tcMar>
-            <w:vAlign w:val="center"/>
-          </w:tcPr>
-          <w:p>
-            <w:pPr>
+              <w:top w:w="0" w:type="dxa"/>
+              <w:left w:w="57" w:type="dxa"/>
+              <w:bottom w:w="0" w:type="dxa"/>
+              <w:right w:w="57" w:type="dxa"/>
+            </w:tcMar>
+            <w:vAlign w:val="center"/>
+          </w:tcPr>
+          <w:p>
+            <w:pPr>
+              <w:spacing w:line="200" w:lineRule="exact"/>
               <w:jc w:val="center"/>
               <w:rPr>
                 <w:rFonts w:ascii="Calibri" w:hAnsi="Calibri" w:cs="Calibri"/>
@@ -2739,15 +2816,16 @@
             <w:tcW w:w="993" w:type="dxa"/>
             <w:gridSpan w:val="3"/>
             <w:tcMar>
-              <w:top w:w="79" w:type="dxa"/>
-              <w:left w:w="57" w:type="dxa"/>
-              <w:bottom w:w="79" w:type="dxa"/>
-              <w:right w:w="57" w:type="dxa"/>
-            </w:tcMar>
-            <w:vAlign w:val="center"/>
-          </w:tcPr>
-          <w:p>
-            <w:pPr>
+              <w:top w:w="0" w:type="dxa"/>
+              <w:left w:w="57" w:type="dxa"/>
+              <w:bottom w:w="0" w:type="dxa"/>
+              <w:right w:w="57" w:type="dxa"/>
+            </w:tcMar>
+            <w:vAlign w:val="center"/>
+          </w:tcPr>
+          <w:p>
+            <w:pPr>
+              <w:spacing w:line="200" w:lineRule="exact"/>
               <w:jc w:val="center"/>
               <w:rPr>
                 <w:rFonts w:ascii="Calibri" w:hAnsi="Calibri" w:cs="Calibri"/>
@@ -2763,15 +2841,16 @@
             <w:tcW w:w="906" w:type="dxa"/>
             <w:gridSpan w:val="4"/>
             <w:tcMar>
-              <w:top w:w="79" w:type="dxa"/>
-              <w:left w:w="57" w:type="dxa"/>
-              <w:bottom w:w="79" w:type="dxa"/>
-              <w:right w:w="57" w:type="dxa"/>
-            </w:tcMar>
-            <w:vAlign w:val="center"/>
-          </w:tcPr>
-          <w:p>
-            <w:pPr>
+              <w:top w:w="0" w:type="dxa"/>
+              <w:left w:w="57" w:type="dxa"/>
+              <w:bottom w:w="0" w:type="dxa"/>
+              <w:right w:w="57" w:type="dxa"/>
+            </w:tcMar>
+            <w:vAlign w:val="center"/>
+          </w:tcPr>
+          <w:p>
+            <w:pPr>
+              <w:spacing w:line="200" w:lineRule="exact"/>
               <w:jc w:val="center"/>
               <w:rPr>
                 <w:rFonts w:ascii="Calibri" w:hAnsi="Calibri" w:cs="Calibri"/>
@@ -2787,15 +2866,16 @@
             <w:tcW w:w="1417" w:type="dxa"/>
             <w:gridSpan w:val="4"/>
             <w:tcMar>
-              <w:top w:w="79" w:type="dxa"/>
-              <w:left w:w="57" w:type="dxa"/>
-              <w:bottom w:w="79" w:type="dxa"/>
-              <w:right w:w="57" w:type="dxa"/>
-            </w:tcMar>
-            <w:vAlign w:val="center"/>
-          </w:tcPr>
-          <w:p>
-            <w:pPr>
+              <w:top w:w="0" w:type="dxa"/>
+              <w:left w:w="57" w:type="dxa"/>
+              <w:bottom w:w="0" w:type="dxa"/>
+              <w:right w:w="57" w:type="dxa"/>
+            </w:tcMar>
+            <w:vAlign w:val="center"/>
+          </w:tcPr>
+          <w:p>
+            <w:pPr>
+              <w:spacing w:line="200" w:lineRule="exact"/>
               <w:jc w:val="center"/>
               <w:rPr>
                 <w:rFonts w:ascii="Calibri" w:hAnsi="Calibri" w:cs="Calibri"/>
@@ -2809,7 +2889,8 @@
       </w:tr>
       <w:tr>
         <w:trPr>
-          <w:trHeight w:hRule="exact" w:val="340"/>
+          <w:cantSplit/>
+          <w:trHeight w:hRule="exact" w:val="454"/>
           <w:jc w:val="right"/>
         </w:trPr>
         <w:tc>
@@ -2817,14 +2898,16 @@
             <w:tcW w:w="567" w:type="dxa"/>
             <w:noWrap/>
             <w:tcMar>
-              <w:top w:w="79" w:type="dxa"/>
-              <w:left w:w="57" w:type="dxa"/>
-              <w:bottom w:w="79" w:type="dxa"/>
-              <w:right w:w="57" w:type="dxa"/>
-            </w:tcMar>
-          </w:tcPr>
-          <w:p>
-            <w:pPr>
+              <w:top w:w="0" w:type="dxa"/>
+              <w:left w:w="57" w:type="dxa"/>
+              <w:bottom w:w="0" w:type="dxa"/>
+              <w:right w:w="57" w:type="dxa"/>
+            </w:tcMar>
+            <w:vAlign w:val="center"/>
+          </w:tcPr>
+          <w:p>
+            <w:pPr>
+              <w:spacing w:line="200" w:lineRule="exact"/>
               <w:jc w:val="center"/>
               <w:rPr>
                 <w:rFonts w:ascii="Calibri" w:hAnsi="Calibri" w:cs="Calibri"/>
@@ -2840,15 +2923,16 @@
             <w:tcW w:w="4678" w:type="dxa"/>
             <w:gridSpan w:val="16"/>
             <w:tcMar>
-              <w:top w:w="79" w:type="dxa"/>
-              <w:left w:w="57" w:type="dxa"/>
-              <w:bottom w:w="79" w:type="dxa"/>
-              <w:right w:w="57" w:type="dxa"/>
-            </w:tcMar>
-            <w:vAlign w:val="center"/>
-          </w:tcPr>
-          <w:p>
-            <w:pPr>
+              <w:top w:w="0" w:type="dxa"/>
+              <w:left w:w="57" w:type="dxa"/>
+              <w:bottom w:w="0" w:type="dxa"/>
+              <w:right w:w="57" w:type="dxa"/>
+            </w:tcMar>
+            <w:vAlign w:val="center"/>
+          </w:tcPr>
+          <w:p>
+            <w:pPr>
+              <w:spacing w:line="200" w:lineRule="exact"/>
               <w:rPr>
                 <w:rFonts w:ascii="Calibri" w:hAnsi="Calibri" w:cs="Calibri"/>
                 <w:color w:val="005B8C"/>
@@ -2872,15 +2956,16 @@
             <w:tcW w:w="653" w:type="dxa"/>
             <w:gridSpan w:val="3"/>
             <w:tcMar>
-              <w:top w:w="79" w:type="dxa"/>
-              <w:left w:w="57" w:type="dxa"/>
-              <w:bottom w:w="79" w:type="dxa"/>
-              <w:right w:w="57" w:type="dxa"/>
-            </w:tcMar>
-            <w:vAlign w:val="center"/>
-          </w:tcPr>
-          <w:p>
-            <w:pPr>
+              <w:top w:w="0" w:type="dxa"/>
+              <w:left w:w="57" w:type="dxa"/>
+              <w:bottom w:w="0" w:type="dxa"/>
+              <w:right w:w="57" w:type="dxa"/>
+            </w:tcMar>
+            <w:vAlign w:val="center"/>
+          </w:tcPr>
+          <w:p>
+            <w:pPr>
+              <w:spacing w:line="200" w:lineRule="exact"/>
               <w:jc w:val="center"/>
               <w:rPr>
                 <w:rFonts w:ascii="Calibri" w:hAnsi="Calibri" w:cs="Calibri"/>
@@ -2905,15 +2990,16 @@
             <w:tcW w:w="992" w:type="dxa"/>
             <w:gridSpan w:val="4"/>
             <w:tcMar>
-              <w:top w:w="79" w:type="dxa"/>
-              <w:left w:w="57" w:type="dxa"/>
-              <w:bottom w:w="79" w:type="dxa"/>
-              <w:right w:w="57" w:type="dxa"/>
-            </w:tcMar>
-            <w:vAlign w:val="center"/>
-          </w:tcPr>
-          <w:p>
-            <w:pPr>
+              <w:top w:w="0" w:type="dxa"/>
+              <w:left w:w="57" w:type="dxa"/>
+              <w:bottom w:w="0" w:type="dxa"/>
+              <w:right w:w="57" w:type="dxa"/>
+            </w:tcMar>
+            <w:vAlign w:val="center"/>
+          </w:tcPr>
+          <w:p>
+            <w:pPr>
+              <w:spacing w:line="200" w:lineRule="exact"/>
               <w:jc w:val="center"/>
               <w:rPr>
                 <w:rFonts w:ascii="Calibri" w:hAnsi="Calibri" w:cs="Calibri"/>
@@ -2929,15 +3015,16 @@
             <w:tcW w:w="993" w:type="dxa"/>
             <w:gridSpan w:val="3"/>
             <w:tcMar>
-              <w:top w:w="79" w:type="dxa"/>
-              <w:left w:w="57" w:type="dxa"/>
-              <w:bottom w:w="79" w:type="dxa"/>
-              <w:right w:w="57" w:type="dxa"/>
-            </w:tcMar>
-            <w:vAlign w:val="center"/>
-          </w:tcPr>
-          <w:p>
-            <w:pPr>
+              <w:top w:w="0" w:type="dxa"/>
+              <w:left w:w="57" w:type="dxa"/>
+              <w:bottom w:w="0" w:type="dxa"/>
+              <w:right w:w="57" w:type="dxa"/>
+            </w:tcMar>
+            <w:vAlign w:val="center"/>
+          </w:tcPr>
+          <w:p>
+            <w:pPr>
+              <w:spacing w:line="200" w:lineRule="exact"/>
               <w:jc w:val="center"/>
               <w:rPr>
                 <w:rFonts w:ascii="Calibri" w:hAnsi="Calibri" w:cs="Calibri"/>
@@ -2953,15 +3040,16 @@
             <w:tcW w:w="906" w:type="dxa"/>
             <w:gridSpan w:val="4"/>
             <w:tcMar>
-              <w:top w:w="79" w:type="dxa"/>
-              <w:left w:w="57" w:type="dxa"/>
-              <w:bottom w:w="79" w:type="dxa"/>
-              <w:right w:w="57" w:type="dxa"/>
-            </w:tcMar>
-            <w:vAlign w:val="center"/>
-          </w:tcPr>
-          <w:p>
-            <w:pPr>
+              <w:top w:w="0" w:type="dxa"/>
+              <w:left w:w="57" w:type="dxa"/>
+              <w:bottom w:w="0" w:type="dxa"/>
+              <w:right w:w="57" w:type="dxa"/>
+            </w:tcMar>
+            <w:vAlign w:val="center"/>
+          </w:tcPr>
+          <w:p>
+            <w:pPr>
+              <w:spacing w:line="200" w:lineRule="exact"/>
               <w:jc w:val="center"/>
               <w:rPr>
                 <w:rFonts w:ascii="Calibri" w:hAnsi="Calibri" w:cs="Calibri"/>
@@ -2977,15 +3065,16 @@
             <w:tcW w:w="1417" w:type="dxa"/>
             <w:gridSpan w:val="4"/>
             <w:tcMar>
-              <w:top w:w="79" w:type="dxa"/>
-              <w:left w:w="57" w:type="dxa"/>
-              <w:bottom w:w="79" w:type="dxa"/>
-              <w:right w:w="57" w:type="dxa"/>
-            </w:tcMar>
-            <w:vAlign w:val="center"/>
-          </w:tcPr>
-          <w:p>
-            <w:pPr>
+              <w:top w:w="0" w:type="dxa"/>
+              <w:left w:w="57" w:type="dxa"/>
+              <w:bottom w:w="0" w:type="dxa"/>
+              <w:right w:w="57" w:type="dxa"/>
+            </w:tcMar>
+            <w:vAlign w:val="center"/>
+          </w:tcPr>
+          <w:p>
+            <w:pPr>
+              <w:spacing w:line="200" w:lineRule="exact"/>
               <w:jc w:val="center"/>
               <w:rPr>
                 <w:rFonts w:ascii="Calibri" w:hAnsi="Calibri" w:cs="Calibri"/>
@@ -2999,7 +3088,8 @@
       </w:tr>
       <w:tr>
         <w:trPr>
-          <w:trHeight w:hRule="exact" w:val="340"/>
+          <w:cantSplit/>
+          <w:trHeight w:hRule="exact" w:val="454"/>
           <w:jc w:val="right"/>
         </w:trPr>
         <w:tc>
@@ -3007,14 +3097,16 @@
             <w:tcW w:w="567" w:type="dxa"/>
             <w:noWrap/>
             <w:tcMar>
-              <w:top w:w="79" w:type="dxa"/>
-              <w:left w:w="57" w:type="dxa"/>
-              <w:bottom w:w="79" w:type="dxa"/>
-              <w:right w:w="57" w:type="dxa"/>
-            </w:tcMar>
-          </w:tcPr>
-          <w:p>
-            <w:pPr>
+              <w:top w:w="0" w:type="dxa"/>
+              <w:left w:w="57" w:type="dxa"/>
+              <w:bottom w:w="0" w:type="dxa"/>
+              <w:right w:w="57" w:type="dxa"/>
+            </w:tcMar>
+            <w:vAlign w:val="center"/>
+          </w:tcPr>
+          <w:p>
+            <w:pPr>
+              <w:spacing w:line="200" w:lineRule="exact"/>
               <w:jc w:val="center"/>
               <w:rPr>
                 <w:rFonts w:ascii="Calibri" w:hAnsi="Calibri" w:cs="Calibri"/>
@@ -3032,15 +3124,16 @@
             <w:tcW w:w="4678" w:type="dxa"/>
             <w:gridSpan w:val="16"/>
             <w:tcMar>
-              <w:top w:w="79" w:type="dxa"/>
-              <w:left w:w="57" w:type="dxa"/>
-              <w:bottom w:w="79" w:type="dxa"/>
-              <w:right w:w="57" w:type="dxa"/>
-            </w:tcMar>
-            <w:vAlign w:val="center"/>
-          </w:tcPr>
-          <w:p>
-            <w:pPr>
+              <w:top w:w="0" w:type="dxa"/>
+              <w:left w:w="57" w:type="dxa"/>
+              <w:bottom w:w="0" w:type="dxa"/>
+              <w:right w:w="57" w:type="dxa"/>
+            </w:tcMar>
+            <w:vAlign w:val="center"/>
+          </w:tcPr>
+          <w:p>
+            <w:pPr>
+              <w:spacing w:line="200" w:lineRule="exact"/>
               <w:rPr>
                 <w:rFonts w:ascii="Calibri" w:hAnsi="Calibri" w:cs="Calibri"/>
                 <w:b/>
@@ -3066,15 +3159,16 @@
             <w:tcW w:w="653" w:type="dxa"/>
             <w:gridSpan w:val="3"/>
             <w:tcMar>
-              <w:top w:w="79" w:type="dxa"/>
-              <w:left w:w="57" w:type="dxa"/>
-              <w:bottom w:w="79" w:type="dxa"/>
-              <w:right w:w="57" w:type="dxa"/>
-            </w:tcMar>
-            <w:vAlign w:val="center"/>
-          </w:tcPr>
-          <w:p>
-            <w:pPr>
+              <w:top w:w="0" w:type="dxa"/>
+              <w:left w:w="57" w:type="dxa"/>
+              <w:bottom w:w="0" w:type="dxa"/>
+              <w:right w:w="57" w:type="dxa"/>
+            </w:tcMar>
+            <w:vAlign w:val="center"/>
+          </w:tcPr>
+          <w:p>
+            <w:pPr>
+              <w:spacing w:line="200" w:lineRule="exact"/>
               <w:jc w:val="center"/>
               <w:rPr>
                 <w:rFonts w:ascii="Calibri" w:hAnsi="Calibri" w:cs="Calibri"/>
@@ -3101,15 +3195,16 @@
             <w:tcW w:w="992" w:type="dxa"/>
             <w:gridSpan w:val="4"/>
             <w:tcMar>
-              <w:top w:w="79" w:type="dxa"/>
-              <w:left w:w="57" w:type="dxa"/>
-              <w:bottom w:w="79" w:type="dxa"/>
-              <w:right w:w="57" w:type="dxa"/>
-            </w:tcMar>
-            <w:vAlign w:val="center"/>
-          </w:tcPr>
-          <w:p>
-            <w:pPr>
+              <w:top w:w="0" w:type="dxa"/>
+              <w:left w:w="57" w:type="dxa"/>
+              <w:bottom w:w="0" w:type="dxa"/>
+              <w:right w:w="57" w:type="dxa"/>
+            </w:tcMar>
+            <w:vAlign w:val="center"/>
+          </w:tcPr>
+          <w:p>
+            <w:pPr>
+              <w:spacing w:line="200" w:lineRule="exact"/>
               <w:jc w:val="center"/>
               <w:rPr>
                 <w:rFonts w:ascii="Calibri" w:hAnsi="Calibri" w:cs="Calibri"/>
@@ -3127,15 +3222,16 @@
             <w:tcW w:w="993" w:type="dxa"/>
             <w:gridSpan w:val="3"/>
             <w:tcMar>
-              <w:top w:w="79" w:type="dxa"/>
-              <w:left w:w="57" w:type="dxa"/>
-              <w:bottom w:w="79" w:type="dxa"/>
-              <w:right w:w="57" w:type="dxa"/>
-            </w:tcMar>
-            <w:vAlign w:val="center"/>
-          </w:tcPr>
-          <w:p>
-            <w:pPr>
+              <w:top w:w="0" w:type="dxa"/>
+              <w:left w:w="57" w:type="dxa"/>
+              <w:bottom w:w="0" w:type="dxa"/>
+              <w:right w:w="57" w:type="dxa"/>
+            </w:tcMar>
+            <w:vAlign w:val="center"/>
+          </w:tcPr>
+          <w:p>
+            <w:pPr>
+              <w:spacing w:line="200" w:lineRule="exact"/>
               <w:jc w:val="center"/>
               <w:rPr>
                 <w:rFonts w:ascii="Calibri" w:hAnsi="Calibri" w:cs="Calibri"/>
@@ -3153,15 +3249,16 @@
             <w:tcW w:w="906" w:type="dxa"/>
             <w:gridSpan w:val="4"/>
             <w:tcMar>
-              <w:top w:w="79" w:type="dxa"/>
-              <w:left w:w="57" w:type="dxa"/>
-              <w:bottom w:w="79" w:type="dxa"/>
-              <w:right w:w="57" w:type="dxa"/>
-            </w:tcMar>
-            <w:vAlign w:val="center"/>
-          </w:tcPr>
-          <w:p>
-            <w:pPr>
+              <w:top w:w="0" w:type="dxa"/>
+              <w:left w:w="57" w:type="dxa"/>
+              <w:bottom w:w="0" w:type="dxa"/>
+              <w:right w:w="57" w:type="dxa"/>
+            </w:tcMar>
+            <w:vAlign w:val="center"/>
+          </w:tcPr>
+          <w:p>
+            <w:pPr>
+              <w:spacing w:line="200" w:lineRule="exact"/>
               <w:jc w:val="center"/>
               <w:rPr>
                 <w:rFonts w:ascii="Calibri" w:hAnsi="Calibri" w:cs="Calibri"/>
@@ -3179,15 +3276,16 @@
             <w:tcW w:w="1417" w:type="dxa"/>
             <w:gridSpan w:val="4"/>
             <w:tcMar>
-              <w:top w:w="79" w:type="dxa"/>
-              <w:left w:w="57" w:type="dxa"/>
-              <w:bottom w:w="79" w:type="dxa"/>
-              <w:right w:w="57" w:type="dxa"/>
-            </w:tcMar>
-            <w:vAlign w:val="center"/>
-          </w:tcPr>
-          <w:p>
-            <w:pPr>
+              <w:top w:w="0" w:type="dxa"/>
+              <w:left w:w="57" w:type="dxa"/>
+              <w:bottom w:w="0" w:type="dxa"/>
+              <w:right w:w="57" w:type="dxa"/>
+            </w:tcMar>
+            <w:vAlign w:val="center"/>
+          </w:tcPr>
+          <w:p>
+            <w:pPr>
+              <w:spacing w:line="200" w:lineRule="exact"/>
               <w:jc w:val="center"/>
               <w:rPr>
                 <w:rFonts w:ascii="Calibri" w:hAnsi="Calibri" w:cs="Calibri"/>
@@ -3203,7 +3301,8 @@
       </w:tr>
       <w:tr>
         <w:trPr>
-          <w:trHeight w:hRule="exact" w:val="340"/>
+          <w:cantSplit/>
+          <w:trHeight w:hRule="exact" w:val="454"/>
           <w:jc w:val="right"/>
         </w:trPr>
         <w:tc>
@@ -3211,14 +3310,16 @@
             <w:tcW w:w="567" w:type="dxa"/>
             <w:noWrap/>
             <w:tcMar>
-              <w:top w:w="79" w:type="dxa"/>
-              <w:left w:w="57" w:type="dxa"/>
-              <w:bottom w:w="79" w:type="dxa"/>
-              <w:right w:w="57" w:type="dxa"/>
-            </w:tcMar>
-          </w:tcPr>
-          <w:p>
-            <w:pPr>
+              <w:top w:w="0" w:type="dxa"/>
+              <w:left w:w="57" w:type="dxa"/>
+              <w:bottom w:w="0" w:type="dxa"/>
+              <w:right w:w="57" w:type="dxa"/>
+            </w:tcMar>
+            <w:vAlign w:val="center"/>
+          </w:tcPr>
+          <w:p>
+            <w:pPr>
+              <w:spacing w:line="200" w:lineRule="exact"/>
               <w:jc w:val="center"/>
               <w:rPr>
                 <w:rFonts w:ascii="Calibri" w:hAnsi="Calibri" w:cs="Calibri"/>
@@ -3236,15 +3337,16 @@
             <w:tcW w:w="4678" w:type="dxa"/>
             <w:gridSpan w:val="16"/>
             <w:tcMar>
-              <w:top w:w="79" w:type="dxa"/>
-              <w:left w:w="57" w:type="dxa"/>
-              <w:bottom w:w="79" w:type="dxa"/>
-              <w:right w:w="57" w:type="dxa"/>
-            </w:tcMar>
-            <w:vAlign w:val="center"/>
-          </w:tcPr>
-          <w:p>
-            <w:pPr>
+              <w:top w:w="0" w:type="dxa"/>
+              <w:left w:w="57" w:type="dxa"/>
+              <w:bottom w:w="0" w:type="dxa"/>
+              <w:right w:w="57" w:type="dxa"/>
+            </w:tcMar>
+            <w:vAlign w:val="center"/>
+          </w:tcPr>
+          <w:p>
+            <w:pPr>
+              <w:spacing w:line="200" w:lineRule="exact"/>
               <w:rPr>
                 <w:rFonts w:ascii="Calibri" w:hAnsi="Calibri" w:cs="Calibri"/>
                 <w:b/>
@@ -3270,15 +3372,16 @@
             <w:tcW w:w="653" w:type="dxa"/>
             <w:gridSpan w:val="3"/>
             <w:tcMar>
-              <w:top w:w="79" w:type="dxa"/>
-              <w:left w:w="57" w:type="dxa"/>
-              <w:bottom w:w="79" w:type="dxa"/>
-              <w:right w:w="57" w:type="dxa"/>
-            </w:tcMar>
-            <w:vAlign w:val="center"/>
-          </w:tcPr>
-          <w:p>
-            <w:pPr>
+              <w:top w:w="0" w:type="dxa"/>
+              <w:left w:w="57" w:type="dxa"/>
+              <w:bottom w:w="0" w:type="dxa"/>
+              <w:right w:w="57" w:type="dxa"/>
+            </w:tcMar>
+            <w:vAlign w:val="center"/>
+          </w:tcPr>
+          <w:p>
+            <w:pPr>
+              <w:spacing w:line="200" w:lineRule="exact"/>
               <w:jc w:val="center"/>
               <w:rPr>
                 <w:rFonts w:ascii="Calibri" w:hAnsi="Calibri" w:cs="Calibri"/>
@@ -3305,15 +3408,16 @@
             <w:tcW w:w="992" w:type="dxa"/>
             <w:gridSpan w:val="4"/>
             <w:tcMar>
-              <w:top w:w="79" w:type="dxa"/>
-              <w:left w:w="57" w:type="dxa"/>
-              <w:bottom w:w="79" w:type="dxa"/>
-              <w:right w:w="57" w:type="dxa"/>
-            </w:tcMar>
-            <w:vAlign w:val="center"/>
-          </w:tcPr>
-          <w:p>
-            <w:pPr>
+              <w:top w:w="0" w:type="dxa"/>
+              <w:left w:w="57" w:type="dxa"/>
+              <w:bottom w:w="0" w:type="dxa"/>
+              <w:right w:w="57" w:type="dxa"/>
+            </w:tcMar>
+            <w:vAlign w:val="center"/>
+          </w:tcPr>
+          <w:p>
+            <w:pPr>
+              <w:spacing w:line="200" w:lineRule="exact"/>
               <w:jc w:val="center"/>
               <w:rPr>
                 <w:rFonts w:ascii="Calibri" w:hAnsi="Calibri" w:cs="Calibri"/>
@@ -3331,15 +3435,16 @@
             <w:tcW w:w="993" w:type="dxa"/>
             <w:gridSpan w:val="3"/>
             <w:tcMar>
-              <w:top w:w="79" w:type="dxa"/>
-              <w:left w:w="57" w:type="dxa"/>
-              <w:bottom w:w="79" w:type="dxa"/>
-              <w:right w:w="57" w:type="dxa"/>
-            </w:tcMar>
-            <w:vAlign w:val="center"/>
-          </w:tcPr>
-          <w:p>
-            <w:pPr>
+              <w:top w:w="0" w:type="dxa"/>
+              <w:left w:w="57" w:type="dxa"/>
+              <w:bottom w:w="0" w:type="dxa"/>
+              <w:right w:w="57" w:type="dxa"/>
+            </w:tcMar>
+            <w:vAlign w:val="center"/>
+          </w:tcPr>
+          <w:p>
+            <w:pPr>
+              <w:spacing w:line="200" w:lineRule="exact"/>
               <w:jc w:val="center"/>
               <w:rPr>
                 <w:rFonts w:ascii="Calibri" w:hAnsi="Calibri" w:cs="Calibri"/>
@@ -3357,15 +3462,16 @@
             <w:tcW w:w="906" w:type="dxa"/>
             <w:gridSpan w:val="4"/>
             <w:tcMar>
-              <w:top w:w="79" w:type="dxa"/>
-              <w:left w:w="57" w:type="dxa"/>
-              <w:bottom w:w="79" w:type="dxa"/>
-              <w:right w:w="57" w:type="dxa"/>
-            </w:tcMar>
-            <w:vAlign w:val="center"/>
-          </w:tcPr>
-          <w:p>
-            <w:pPr>
+              <w:top w:w="0" w:type="dxa"/>
+              <w:left w:w="57" w:type="dxa"/>
+              <w:bottom w:w="0" w:type="dxa"/>
+              <w:right w:w="57" w:type="dxa"/>
+            </w:tcMar>
+            <w:vAlign w:val="center"/>
+          </w:tcPr>
+          <w:p>
+            <w:pPr>
+              <w:spacing w:line="200" w:lineRule="exact"/>
               <w:jc w:val="center"/>
               <w:rPr>
                 <w:rFonts w:ascii="Calibri" w:hAnsi="Calibri" w:cs="Calibri"/>
@@ -3383,15 +3489,16 @@
             <w:tcW w:w="1417" w:type="dxa"/>
             <w:gridSpan w:val="4"/>
             <w:tcMar>
-              <w:top w:w="79" w:type="dxa"/>
-              <w:left w:w="57" w:type="dxa"/>
-              <w:bottom w:w="79" w:type="dxa"/>
-              <w:right w:w="57" w:type="dxa"/>
-            </w:tcMar>
-            <w:vAlign w:val="center"/>
-          </w:tcPr>
-          <w:p>
-            <w:pPr>
+              <w:top w:w="0" w:type="dxa"/>
+              <w:left w:w="57" w:type="dxa"/>
+              <w:bottom w:w="0" w:type="dxa"/>
+              <w:right w:w="57" w:type="dxa"/>
+            </w:tcMar>
+            <w:vAlign w:val="center"/>
+          </w:tcPr>
+          <w:p>
+            <w:pPr>
+              <w:spacing w:line="200" w:lineRule="exact"/>
               <w:jc w:val="center"/>
               <w:rPr>
                 <w:rFonts w:ascii="Calibri" w:hAnsi="Calibri" w:cs="Calibri"/>
@@ -3407,7 +3514,8 @@
       </w:tr>
       <w:tr>
         <w:trPr>
-          <w:trHeight w:hRule="exact" w:val="340"/>
+          <w:cantSplit/>
+          <w:trHeight w:hRule="exact" w:val="454"/>
           <w:jc w:val="right"/>
         </w:trPr>
         <w:tc>
@@ -3415,14 +3523,16 @@
             <w:tcW w:w="567" w:type="dxa"/>
             <w:noWrap/>
             <w:tcMar>
-              <w:top w:w="79" w:type="dxa"/>
-              <w:left w:w="57" w:type="dxa"/>
-              <w:bottom w:w="79" w:type="dxa"/>
-              <w:right w:w="57" w:type="dxa"/>
-            </w:tcMar>
-          </w:tcPr>
-          <w:p>
-            <w:pPr>
+              <w:top w:w="0" w:type="dxa"/>
+              <w:left w:w="57" w:type="dxa"/>
+              <w:bottom w:w="0" w:type="dxa"/>
+              <w:right w:w="57" w:type="dxa"/>
+            </w:tcMar>
+            <w:vAlign w:val="center"/>
+          </w:tcPr>
+          <w:p>
+            <w:pPr>
+              <w:spacing w:line="200" w:lineRule="exact"/>
               <w:jc w:val="center"/>
               <w:rPr>
                 <w:rFonts w:ascii="Calibri" w:hAnsi="Calibri" w:cs="Calibri"/>
@@ -3440,15 +3550,16 @@
             <w:tcW w:w="4678" w:type="dxa"/>
             <w:gridSpan w:val="16"/>
             <w:tcMar>
-              <w:top w:w="79" w:type="dxa"/>
-              <w:left w:w="57" w:type="dxa"/>
-              <w:bottom w:w="79" w:type="dxa"/>
-              <w:right w:w="57" w:type="dxa"/>
-            </w:tcMar>
-            <w:vAlign w:val="center"/>
-          </w:tcPr>
-          <w:p>
-            <w:pPr>
+              <w:top w:w="0" w:type="dxa"/>
+              <w:left w:w="57" w:type="dxa"/>
+              <w:bottom w:w="0" w:type="dxa"/>
+              <w:right w:w="57" w:type="dxa"/>
+            </w:tcMar>
+            <w:vAlign w:val="center"/>
+          </w:tcPr>
+          <w:p>
+            <w:pPr>
+              <w:spacing w:line="200" w:lineRule="exact"/>
               <w:rPr>
                 <w:rFonts w:ascii="Calibri" w:hAnsi="Calibri" w:cs="Calibri"/>
                 <w:b/>
@@ -3474,15 +3585,16 @@
             <w:tcW w:w="653" w:type="dxa"/>
             <w:gridSpan w:val="3"/>
             <w:tcMar>
-              <w:top w:w="79" w:type="dxa"/>
-              <w:left w:w="57" w:type="dxa"/>
-              <w:bottom w:w="79" w:type="dxa"/>
-              <w:right w:w="57" w:type="dxa"/>
-            </w:tcMar>
-            <w:vAlign w:val="center"/>
-          </w:tcPr>
-          <w:p>
-            <w:pPr>
+              <w:top w:w="0" w:type="dxa"/>
+              <w:left w:w="57" w:type="dxa"/>
+              <w:bottom w:w="0" w:type="dxa"/>
+              <w:right w:w="57" w:type="dxa"/>
+            </w:tcMar>
+            <w:vAlign w:val="center"/>
+          </w:tcPr>
+          <w:p>
+            <w:pPr>
+              <w:spacing w:line="200" w:lineRule="exact"/>
               <w:jc w:val="center"/>
               <w:rPr>
                 <w:rFonts w:ascii="Calibri" w:hAnsi="Calibri" w:cs="Calibri"/>
@@ -3509,15 +3621,16 @@
             <w:tcW w:w="992" w:type="dxa"/>
             <w:gridSpan w:val="4"/>
             <w:tcMar>
-              <w:top w:w="79" w:type="dxa"/>
-              <w:left w:w="57" w:type="dxa"/>
-              <w:bottom w:w="79" w:type="dxa"/>
-              <w:right w:w="57" w:type="dxa"/>
-            </w:tcMar>
-            <w:vAlign w:val="center"/>
-          </w:tcPr>
-          <w:p>
-            <w:pPr>
+              <w:top w:w="0" w:type="dxa"/>
+              <w:left w:w="57" w:type="dxa"/>
+              <w:bottom w:w="0" w:type="dxa"/>
+              <w:right w:w="57" w:type="dxa"/>
+            </w:tcMar>
+            <w:vAlign w:val="center"/>
+          </w:tcPr>
+          <w:p>
+            <w:pPr>
+              <w:spacing w:line="200" w:lineRule="exact"/>
               <w:jc w:val="center"/>
               <w:rPr>
                 <w:rFonts w:ascii="Calibri" w:hAnsi="Calibri" w:cs="Calibri"/>
@@ -3535,15 +3648,16 @@
             <w:tcW w:w="993" w:type="dxa"/>
             <w:gridSpan w:val="3"/>
             <w:tcMar>
-              <w:top w:w="79" w:type="dxa"/>
-              <w:left w:w="57" w:type="dxa"/>
-              <w:bottom w:w="79" w:type="dxa"/>
-              <w:right w:w="57" w:type="dxa"/>
-            </w:tcMar>
-            <w:vAlign w:val="center"/>
-          </w:tcPr>
-          <w:p>
-            <w:pPr>
+              <w:top w:w="0" w:type="dxa"/>
+              <w:left w:w="57" w:type="dxa"/>
+              <w:bottom w:w="0" w:type="dxa"/>
+              <w:right w:w="57" w:type="dxa"/>
+            </w:tcMar>
+            <w:vAlign w:val="center"/>
+          </w:tcPr>
+          <w:p>
+            <w:pPr>
+              <w:spacing w:line="200" w:lineRule="exact"/>
               <w:jc w:val="center"/>
               <w:rPr>
                 <w:rFonts w:ascii="Calibri" w:hAnsi="Calibri" w:cs="Calibri"/>
@@ -3561,15 +3675,16 @@
             <w:tcW w:w="906" w:type="dxa"/>
             <w:gridSpan w:val="4"/>
             <w:tcMar>
-              <w:top w:w="79" w:type="dxa"/>
-              <w:left w:w="57" w:type="dxa"/>
-              <w:bottom w:w="79" w:type="dxa"/>
-              <w:right w:w="57" w:type="dxa"/>
-            </w:tcMar>
-            <w:vAlign w:val="center"/>
-          </w:tcPr>
-          <w:p>
-            <w:pPr>
+              <w:top w:w="0" w:type="dxa"/>
+              <w:left w:w="57" w:type="dxa"/>
+              <w:bottom w:w="0" w:type="dxa"/>
+              <w:right w:w="57" w:type="dxa"/>
+            </w:tcMar>
+            <w:vAlign w:val="center"/>
+          </w:tcPr>
+          <w:p>
+            <w:pPr>
+              <w:spacing w:line="200" w:lineRule="exact"/>
               <w:jc w:val="center"/>
               <w:rPr>
                 <w:rFonts w:ascii="Calibri" w:hAnsi="Calibri" w:cs="Calibri"/>
@@ -3587,15 +3702,16 @@
             <w:tcW w:w="1417" w:type="dxa"/>
             <w:gridSpan w:val="4"/>
             <w:tcMar>
-              <w:top w:w="79" w:type="dxa"/>
-              <w:left w:w="57" w:type="dxa"/>
-              <w:bottom w:w="79" w:type="dxa"/>
-              <w:right w:w="57" w:type="dxa"/>
-            </w:tcMar>
-            <w:vAlign w:val="center"/>
-          </w:tcPr>
-          <w:p>
-            <w:pPr>
+              <w:top w:w="0" w:type="dxa"/>
+              <w:left w:w="57" w:type="dxa"/>
+              <w:bottom w:w="0" w:type="dxa"/>
+              <w:right w:w="57" w:type="dxa"/>
+            </w:tcMar>
+            <w:vAlign w:val="center"/>
+          </w:tcPr>
+          <w:p>
+            <w:pPr>
+              <w:spacing w:line="200" w:lineRule="exact"/>
               <w:jc w:val="center"/>
               <w:rPr>
                 <w:rFonts w:ascii="Calibri" w:hAnsi="Calibri" w:cs="Calibri"/>
@@ -3611,7 +3727,8 @@
       </w:tr>
       <w:tr>
         <w:trPr>
-          <w:trHeight w:hRule="exact" w:val="624"/>
+          <w:cantSplit/>
+          <w:trHeight w:hRule="exact" w:val="454"/>
           <w:jc w:val="right"/>
         </w:trPr>
         <w:tc>
@@ -3619,14 +3736,16 @@
             <w:tcW w:w="567" w:type="dxa"/>
             <w:noWrap/>
             <w:tcMar>
-              <w:top w:w="79" w:type="dxa"/>
-              <w:left w:w="57" w:type="dxa"/>
-              <w:bottom w:w="79" w:type="dxa"/>
-              <w:right w:w="57" w:type="dxa"/>
-            </w:tcMar>
-          </w:tcPr>
-          <w:p>
-            <w:pPr>
+              <w:top w:w="0" w:type="dxa"/>
+              <w:left w:w="57" w:type="dxa"/>
+              <w:bottom w:w="0" w:type="dxa"/>
+              <w:right w:w="57" w:type="dxa"/>
+            </w:tcMar>
+            <w:vAlign w:val="center"/>
+          </w:tcPr>
+          <w:p>
+            <w:pPr>
+              <w:spacing w:line="200" w:lineRule="exact"/>
               <w:jc w:val="center"/>
               <w:rPr>
                 <w:rFonts w:ascii="Calibri" w:hAnsi="Calibri" w:cs="Calibri"/>
@@ -3644,30 +3763,31 @@
             <w:tcW w:w="4678" w:type="dxa"/>
             <w:gridSpan w:val="16"/>
             <w:tcMar>
-              <w:top w:w="79" w:type="dxa"/>
-              <w:left w:w="57" w:type="dxa"/>
-              <w:bottom w:w="79" w:type="dxa"/>
-              <w:right w:w="57" w:type="dxa"/>
-            </w:tcMar>
-            <w:vAlign w:val="center"/>
-          </w:tcPr>
-          <w:p>
-            <w:pPr>
-              <w:rPr>
-                <w:rFonts w:ascii="Calibri" w:hAnsi="Calibri" w:cs="Calibri"/>
-                <w:b/>
-                <w:bCs/>
-                <w:color w:val="005B8C"/>
-                <w:sz w:val="20"/>
-                <w:szCs w:val="20"/>
-              </w:rPr>
-            </w:pPr>
-            <w:r>
-              <w:rPr>
-                <w:rFonts w:ascii="Calibri" w:hAnsi="Calibri" w:cs="Calibri"/>
-                <w:color w:val="005B8C"/>
-                <w:sz w:val="20"/>
-                <w:szCs w:val="20"/>
+              <w:top w:w="0" w:type="dxa"/>
+              <w:left w:w="57" w:type="dxa"/>
+              <w:bottom w:w="0" w:type="dxa"/>
+              <w:right w:w="57" w:type="dxa"/>
+            </w:tcMar>
+            <w:vAlign w:val="center"/>
+          </w:tcPr>
+          <w:p>
+            <w:pPr>
+              <w:spacing w:line="200" w:lineRule="exact"/>
+              <w:rPr>
+                <w:rFonts w:ascii="Calibri" w:hAnsi="Calibri" w:cs="Calibri"/>
+                <w:b/>
+                <w:bCs/>
+                <w:color w:val="005B8C"/>
+                <w:sz w:val="19"/>
+                <w:szCs w:val="19"/>
+              </w:rPr>
+            </w:pPr>
+            <w:r>
+              <w:rPr>
+                <w:rFonts w:ascii="Calibri" w:hAnsi="Calibri" w:cs="Calibri"/>
+                <w:color w:val="005B8C"/>
+                <w:sz w:val="19"/>
+                <w:szCs w:val="19"/>
               </w:rPr>
               <w:t>Manomissione reti di dispensa e allaccio di apparecchi di aspirazione all’idrante</w:t>
             </w:r>
@@ -3678,15 +3798,16 @@
             <w:tcW w:w="653" w:type="dxa"/>
             <w:gridSpan w:val="3"/>
             <w:tcMar>
-              <w:top w:w="79" w:type="dxa"/>
-              <w:left w:w="57" w:type="dxa"/>
-              <w:bottom w:w="79" w:type="dxa"/>
-              <w:right w:w="57" w:type="dxa"/>
-            </w:tcMar>
-            <w:vAlign w:val="center"/>
-          </w:tcPr>
-          <w:p>
-            <w:pPr>
+              <w:top w:w="0" w:type="dxa"/>
+              <w:left w:w="57" w:type="dxa"/>
+              <w:bottom w:w="0" w:type="dxa"/>
+              <w:right w:w="57" w:type="dxa"/>
+            </w:tcMar>
+            <w:vAlign w:val="center"/>
+          </w:tcPr>
+          <w:p>
+            <w:pPr>
+              <w:spacing w:line="200" w:lineRule="exact"/>
               <w:jc w:val="center"/>
               <w:rPr>
                 <w:rFonts w:ascii="Calibri" w:hAnsi="Calibri" w:cs="Calibri"/>
@@ -3713,15 +3834,16 @@
             <w:tcW w:w="992" w:type="dxa"/>
             <w:gridSpan w:val="4"/>
             <w:tcMar>
-              <w:top w:w="79" w:type="dxa"/>
-              <w:left w:w="57" w:type="dxa"/>
-              <w:bottom w:w="79" w:type="dxa"/>
-              <w:right w:w="57" w:type="dxa"/>
-            </w:tcMar>
-            <w:vAlign w:val="center"/>
-          </w:tcPr>
-          <w:p>
-            <w:pPr>
+              <w:top w:w="0" w:type="dxa"/>
+              <w:left w:w="57" w:type="dxa"/>
+              <w:bottom w:w="0" w:type="dxa"/>
+              <w:right w:w="57" w:type="dxa"/>
+            </w:tcMar>
+            <w:vAlign w:val="center"/>
+          </w:tcPr>
+          <w:p>
+            <w:pPr>
+              <w:spacing w:line="200" w:lineRule="exact"/>
               <w:jc w:val="center"/>
               <w:rPr>
                 <w:rFonts w:ascii="Calibri" w:hAnsi="Calibri" w:cs="Calibri"/>
@@ -3739,15 +3861,16 @@
             <w:tcW w:w="993" w:type="dxa"/>
             <w:gridSpan w:val="3"/>
             <w:tcMar>
-              <w:top w:w="79" w:type="dxa"/>
-              <w:left w:w="57" w:type="dxa"/>
-              <w:bottom w:w="79" w:type="dxa"/>
-              <w:right w:w="57" w:type="dxa"/>
-            </w:tcMar>
-            <w:vAlign w:val="center"/>
-          </w:tcPr>
-          <w:p>
-            <w:pPr>
+              <w:top w:w="0" w:type="dxa"/>
+              <w:left w:w="57" w:type="dxa"/>
+              <w:bottom w:w="0" w:type="dxa"/>
+              <w:right w:w="57" w:type="dxa"/>
+            </w:tcMar>
+            <w:vAlign w:val="center"/>
+          </w:tcPr>
+          <w:p>
+            <w:pPr>
+              <w:spacing w:line="200" w:lineRule="exact"/>
               <w:jc w:val="center"/>
               <w:rPr>
                 <w:rFonts w:ascii="Calibri" w:hAnsi="Calibri" w:cs="Calibri"/>
@@ -3765,15 +3888,16 @@
             <w:tcW w:w="906" w:type="dxa"/>
             <w:gridSpan w:val="4"/>
             <w:tcMar>
-              <w:top w:w="79" w:type="dxa"/>
-              <w:left w:w="57" w:type="dxa"/>
-              <w:bottom w:w="79" w:type="dxa"/>
-              <w:right w:w="57" w:type="dxa"/>
-            </w:tcMar>
-            <w:vAlign w:val="center"/>
-          </w:tcPr>
-          <w:p>
-            <w:pPr>
+              <w:top w:w="0" w:type="dxa"/>
+              <w:left w:w="57" w:type="dxa"/>
+              <w:bottom w:w="0" w:type="dxa"/>
+              <w:right w:w="57" w:type="dxa"/>
+            </w:tcMar>
+            <w:vAlign w:val="center"/>
+          </w:tcPr>
+          <w:p>
+            <w:pPr>
+              <w:spacing w:line="200" w:lineRule="exact"/>
               <w:jc w:val="center"/>
               <w:rPr>
                 <w:rFonts w:ascii="Calibri" w:hAnsi="Calibri" w:cs="Calibri"/>
@@ -3791,15 +3915,16 @@
             <w:tcW w:w="1417" w:type="dxa"/>
             <w:gridSpan w:val="4"/>
             <w:tcMar>
-              <w:top w:w="79" w:type="dxa"/>
-              <w:left w:w="57" w:type="dxa"/>
-              <w:bottom w:w="79" w:type="dxa"/>
-              <w:right w:w="57" w:type="dxa"/>
-            </w:tcMar>
-            <w:vAlign w:val="center"/>
-          </w:tcPr>
-          <w:p>
-            <w:pPr>
+              <w:top w:w="0" w:type="dxa"/>
+              <w:left w:w="57" w:type="dxa"/>
+              <w:bottom w:w="0" w:type="dxa"/>
+              <w:right w:w="57" w:type="dxa"/>
+            </w:tcMar>
+            <w:vAlign w:val="center"/>
+          </w:tcPr>
+          <w:p>
+            <w:pPr>
+              <w:spacing w:line="200" w:lineRule="exact"/>
               <w:jc w:val="center"/>
               <w:rPr>
                 <w:rFonts w:ascii="Calibri" w:hAnsi="Calibri" w:cs="Calibri"/>
@@ -3815,7 +3940,8 @@
       </w:tr>
       <w:tr>
         <w:trPr>
-          <w:trHeight w:hRule="exact" w:val="340"/>
+          <w:cantSplit/>
+          <w:trHeight w:hRule="exact" w:val="454"/>
           <w:jc w:val="right"/>
         </w:trPr>
         <w:tc>
@@ -3823,14 +3949,16 @@
             <w:tcW w:w="567" w:type="dxa"/>
             <w:noWrap/>
             <w:tcMar>
-              <w:top w:w="79" w:type="dxa"/>
-              <w:left w:w="57" w:type="dxa"/>
-              <w:bottom w:w="79" w:type="dxa"/>
-              <w:right w:w="57" w:type="dxa"/>
-            </w:tcMar>
-          </w:tcPr>
-          <w:p>
-            <w:pPr>
+              <w:top w:w="0" w:type="dxa"/>
+              <w:left w:w="57" w:type="dxa"/>
+              <w:bottom w:w="0" w:type="dxa"/>
+              <w:right w:w="57" w:type="dxa"/>
+            </w:tcMar>
+            <w:vAlign w:val="center"/>
+          </w:tcPr>
+          <w:p>
+            <w:pPr>
+              <w:spacing w:line="200" w:lineRule="exact"/>
               <w:jc w:val="center"/>
               <w:rPr>
                 <w:rFonts w:ascii="Calibri" w:hAnsi="Calibri" w:cs="Calibri"/>
@@ -3848,15 +3976,16 @@
             <w:tcW w:w="4678" w:type="dxa"/>
             <w:gridSpan w:val="16"/>
             <w:tcMar>
-              <w:top w:w="79" w:type="dxa"/>
-              <w:left w:w="57" w:type="dxa"/>
-              <w:bottom w:w="79" w:type="dxa"/>
-              <w:right w:w="57" w:type="dxa"/>
-            </w:tcMar>
-            <w:vAlign w:val="center"/>
-          </w:tcPr>
-          <w:p>
-            <w:pPr>
+              <w:top w:w="0" w:type="dxa"/>
+              <w:left w:w="57" w:type="dxa"/>
+              <w:bottom w:w="0" w:type="dxa"/>
+              <w:right w:w="57" w:type="dxa"/>
+            </w:tcMar>
+            <w:vAlign w:val="center"/>
+          </w:tcPr>
+          <w:p>
+            <w:pPr>
+              <w:spacing w:line="200" w:lineRule="exact"/>
               <w:rPr>
                 <w:rFonts w:ascii="Calibri" w:hAnsi="Calibri" w:cs="Calibri"/>
                 <w:b/>
@@ -3882,15 +4011,16 @@
             <w:tcW w:w="653" w:type="dxa"/>
             <w:gridSpan w:val="3"/>
             <w:tcMar>
-              <w:top w:w="79" w:type="dxa"/>
-              <w:left w:w="57" w:type="dxa"/>
-              <w:bottom w:w="79" w:type="dxa"/>
-              <w:right w:w="57" w:type="dxa"/>
-            </w:tcMar>
-            <w:vAlign w:val="center"/>
-          </w:tcPr>
-          <w:p>
-            <w:pPr>
+              <w:top w:w="0" w:type="dxa"/>
+              <w:left w:w="57" w:type="dxa"/>
+              <w:bottom w:w="0" w:type="dxa"/>
+              <w:right w:w="57" w:type="dxa"/>
+            </w:tcMar>
+            <w:vAlign w:val="center"/>
+          </w:tcPr>
+          <w:p>
+            <w:pPr>
+              <w:spacing w:line="200" w:lineRule="exact"/>
               <w:jc w:val="center"/>
               <w:rPr>
                 <w:rFonts w:ascii="Calibri" w:hAnsi="Calibri" w:cs="Calibri"/>
@@ -3917,15 +4047,16 @@
             <w:tcW w:w="992" w:type="dxa"/>
             <w:gridSpan w:val="4"/>
             <w:tcMar>
-              <w:top w:w="79" w:type="dxa"/>
-              <w:left w:w="57" w:type="dxa"/>
-              <w:bottom w:w="79" w:type="dxa"/>
-              <w:right w:w="57" w:type="dxa"/>
-            </w:tcMar>
-            <w:vAlign w:val="center"/>
-          </w:tcPr>
-          <w:p>
-            <w:pPr>
+              <w:top w:w="0" w:type="dxa"/>
+              <w:left w:w="57" w:type="dxa"/>
+              <w:bottom w:w="0" w:type="dxa"/>
+              <w:right w:w="57" w:type="dxa"/>
+            </w:tcMar>
+            <w:vAlign w:val="center"/>
+          </w:tcPr>
+          <w:p>
+            <w:pPr>
+              <w:spacing w:line="200" w:lineRule="exact"/>
               <w:jc w:val="center"/>
               <w:rPr>
                 <w:rFonts w:ascii="Calibri" w:hAnsi="Calibri" w:cs="Calibri"/>
@@ -3943,15 +4074,16 @@
             <w:tcW w:w="993" w:type="dxa"/>
             <w:gridSpan w:val="3"/>
             <w:tcMar>
-              <w:top w:w="79" w:type="dxa"/>
-              <w:left w:w="57" w:type="dxa"/>
-              <w:bottom w:w="79" w:type="dxa"/>
-              <w:right w:w="57" w:type="dxa"/>
-            </w:tcMar>
-            <w:vAlign w:val="center"/>
-          </w:tcPr>
-          <w:p>
-            <w:pPr>
+              <w:top w:w="0" w:type="dxa"/>
+              <w:left w:w="57" w:type="dxa"/>
+              <w:bottom w:w="0" w:type="dxa"/>
+              <w:right w:w="57" w:type="dxa"/>
+            </w:tcMar>
+            <w:vAlign w:val="center"/>
+          </w:tcPr>
+          <w:p>
+            <w:pPr>
+              <w:spacing w:line="200" w:lineRule="exact"/>
               <w:jc w:val="center"/>
               <w:rPr>
                 <w:rFonts w:ascii="Calibri" w:hAnsi="Calibri" w:cs="Calibri"/>
@@ -3969,15 +4101,16 @@
             <w:tcW w:w="906" w:type="dxa"/>
             <w:gridSpan w:val="4"/>
             <w:tcMar>
-              <w:top w:w="79" w:type="dxa"/>
-              <w:left w:w="57" w:type="dxa"/>
-              <w:bottom w:w="79" w:type="dxa"/>
-              <w:right w:w="57" w:type="dxa"/>
-            </w:tcMar>
-            <w:vAlign w:val="center"/>
-          </w:tcPr>
-          <w:p>
-            <w:pPr>
+              <w:top w:w="0" w:type="dxa"/>
+              <w:left w:w="57" w:type="dxa"/>
+              <w:bottom w:w="0" w:type="dxa"/>
+              <w:right w:w="57" w:type="dxa"/>
+            </w:tcMar>
+            <w:vAlign w:val="center"/>
+          </w:tcPr>
+          <w:p>
+            <w:pPr>
+              <w:spacing w:line="200" w:lineRule="exact"/>
               <w:jc w:val="center"/>
               <w:rPr>
                 <w:rFonts w:ascii="Calibri" w:hAnsi="Calibri" w:cs="Calibri"/>
@@ -3995,15 +4128,16 @@
             <w:tcW w:w="1417" w:type="dxa"/>
             <w:gridSpan w:val="4"/>
             <w:tcMar>
-              <w:top w:w="79" w:type="dxa"/>
-              <w:left w:w="57" w:type="dxa"/>
-              <w:bottom w:w="79" w:type="dxa"/>
-              <w:right w:w="57" w:type="dxa"/>
-            </w:tcMar>
-            <w:vAlign w:val="center"/>
-          </w:tcPr>
-          <w:p>
-            <w:pPr>
+              <w:top w:w="0" w:type="dxa"/>
+              <w:left w:w="57" w:type="dxa"/>
+              <w:bottom w:w="0" w:type="dxa"/>
+              <w:right w:w="57" w:type="dxa"/>
+            </w:tcMar>
+            <w:vAlign w:val="center"/>
+          </w:tcPr>
+          <w:p>
+            <w:pPr>
+              <w:spacing w:line="200" w:lineRule="exact"/>
               <w:jc w:val="center"/>
               <w:rPr>
                 <w:rFonts w:ascii="Calibri" w:hAnsi="Calibri" w:cs="Calibri"/>
@@ -4019,7 +4153,8 @@
       </w:tr>
       <w:tr>
         <w:trPr>
-          <w:trHeight w:hRule="exact" w:val="340"/>
+          <w:cantSplit/>
+          <w:trHeight w:hRule="exact" w:val="454"/>
           <w:jc w:val="right"/>
         </w:trPr>
         <w:tc>
@@ -4027,14 +4162,16 @@
             <w:tcW w:w="567" w:type="dxa"/>
             <w:noWrap/>
             <w:tcMar>
-              <w:top w:w="79" w:type="dxa"/>
-              <w:left w:w="57" w:type="dxa"/>
-              <w:bottom w:w="79" w:type="dxa"/>
-              <w:right w:w="57" w:type="dxa"/>
-            </w:tcMar>
-          </w:tcPr>
-          <w:p>
-            <w:pPr>
+              <w:top w:w="0" w:type="dxa"/>
+              <w:left w:w="57" w:type="dxa"/>
+              <w:bottom w:w="0" w:type="dxa"/>
+              <w:right w:w="57" w:type="dxa"/>
+            </w:tcMar>
+            <w:vAlign w:val="center"/>
+          </w:tcPr>
+          <w:p>
+            <w:pPr>
+              <w:spacing w:line="200" w:lineRule="exact"/>
               <w:jc w:val="center"/>
               <w:rPr>
                 <w:rFonts w:ascii="Calibri" w:hAnsi="Calibri" w:cs="Calibri"/>
@@ -4052,15 +4189,16 @@
             <w:tcW w:w="4678" w:type="dxa"/>
             <w:gridSpan w:val="16"/>
             <w:tcMar>
-              <w:top w:w="79" w:type="dxa"/>
-              <w:left w:w="57" w:type="dxa"/>
-              <w:bottom w:w="79" w:type="dxa"/>
-              <w:right w:w="57" w:type="dxa"/>
-            </w:tcMar>
-            <w:vAlign w:val="center"/>
-          </w:tcPr>
-          <w:p>
-            <w:pPr>
+              <w:top w:w="0" w:type="dxa"/>
+              <w:left w:w="57" w:type="dxa"/>
+              <w:bottom w:w="0" w:type="dxa"/>
+              <w:right w:w="57" w:type="dxa"/>
+            </w:tcMar>
+            <w:vAlign w:val="center"/>
+          </w:tcPr>
+          <w:p>
+            <w:pPr>
+              <w:spacing w:line="200" w:lineRule="exact"/>
               <w:rPr>
                 <w:rFonts w:ascii="Calibri" w:hAnsi="Calibri" w:cs="Calibri"/>
                 <w:b/>
@@ -4086,15 +4224,16 @@
             <w:tcW w:w="653" w:type="dxa"/>
             <w:gridSpan w:val="3"/>
             <w:tcMar>
-              <w:top w:w="79" w:type="dxa"/>
-              <w:left w:w="57" w:type="dxa"/>
-              <w:bottom w:w="79" w:type="dxa"/>
-              <w:right w:w="57" w:type="dxa"/>
-            </w:tcMar>
-            <w:vAlign w:val="center"/>
-          </w:tcPr>
-          <w:p>
-            <w:pPr>
+              <w:top w:w="0" w:type="dxa"/>
+              <w:left w:w="57" w:type="dxa"/>
+              <w:bottom w:w="0" w:type="dxa"/>
+              <w:right w:w="57" w:type="dxa"/>
+            </w:tcMar>
+            <w:vAlign w:val="center"/>
+          </w:tcPr>
+          <w:p>
+            <w:pPr>
+              <w:spacing w:line="200" w:lineRule="exact"/>
               <w:jc w:val="center"/>
               <w:rPr>
                 <w:rFonts w:ascii="Calibri" w:hAnsi="Calibri" w:cs="Calibri"/>
@@ -4121,15 +4260,16 @@
             <w:tcW w:w="992" w:type="dxa"/>
             <w:gridSpan w:val="4"/>
             <w:tcMar>
-              <w:top w:w="79" w:type="dxa"/>
-              <w:left w:w="57" w:type="dxa"/>
-              <w:bottom w:w="79" w:type="dxa"/>
-              <w:right w:w="57" w:type="dxa"/>
-            </w:tcMar>
-            <w:vAlign w:val="center"/>
-          </w:tcPr>
-          <w:p>
-            <w:pPr>
+              <w:top w:w="0" w:type="dxa"/>
+              <w:left w:w="57" w:type="dxa"/>
+              <w:bottom w:w="0" w:type="dxa"/>
+              <w:right w:w="57" w:type="dxa"/>
+            </w:tcMar>
+            <w:vAlign w:val="center"/>
+          </w:tcPr>
+          <w:p>
+            <w:pPr>
+              <w:spacing w:line="200" w:lineRule="exact"/>
               <w:jc w:val="center"/>
               <w:rPr>
                 <w:rFonts w:ascii="Calibri" w:hAnsi="Calibri" w:cs="Calibri"/>
@@ -4147,15 +4287,16 @@
             <w:tcW w:w="993" w:type="dxa"/>
             <w:gridSpan w:val="3"/>
             <w:tcMar>
-              <w:top w:w="79" w:type="dxa"/>
-              <w:left w:w="57" w:type="dxa"/>
-              <w:bottom w:w="79" w:type="dxa"/>
-              <w:right w:w="57" w:type="dxa"/>
-            </w:tcMar>
-            <w:vAlign w:val="center"/>
-          </w:tcPr>
-          <w:p>
-            <w:pPr>
+              <w:top w:w="0" w:type="dxa"/>
+              <w:left w:w="57" w:type="dxa"/>
+              <w:bottom w:w="0" w:type="dxa"/>
+              <w:right w:w="57" w:type="dxa"/>
+            </w:tcMar>
+            <w:vAlign w:val="center"/>
+          </w:tcPr>
+          <w:p>
+            <w:pPr>
+              <w:spacing w:line="200" w:lineRule="exact"/>
               <w:jc w:val="center"/>
               <w:rPr>
                 <w:rFonts w:ascii="Calibri" w:hAnsi="Calibri" w:cs="Calibri"/>
@@ -4173,15 +4314,16 @@
             <w:tcW w:w="906" w:type="dxa"/>
             <w:gridSpan w:val="4"/>
             <w:tcMar>
-              <w:top w:w="79" w:type="dxa"/>
-              <w:left w:w="57" w:type="dxa"/>
-              <w:bottom w:w="79" w:type="dxa"/>
-              <w:right w:w="57" w:type="dxa"/>
-            </w:tcMar>
-            <w:vAlign w:val="center"/>
-          </w:tcPr>
-          <w:p>
-            <w:pPr>
+              <w:top w:w="0" w:type="dxa"/>
+              <w:left w:w="57" w:type="dxa"/>
+              <w:bottom w:w="0" w:type="dxa"/>
+              <w:right w:w="57" w:type="dxa"/>
+            </w:tcMar>
+            <w:vAlign w:val="center"/>
+          </w:tcPr>
+          <w:p>
+            <w:pPr>
+              <w:spacing w:line="200" w:lineRule="exact"/>
               <w:jc w:val="center"/>
               <w:rPr>
                 <w:rFonts w:ascii="Calibri" w:hAnsi="Calibri" w:cs="Calibri"/>
@@ -4199,15 +4341,16 @@
             <w:tcW w:w="1417" w:type="dxa"/>
             <w:gridSpan w:val="4"/>
             <w:tcMar>
-              <w:top w:w="79" w:type="dxa"/>
-              <w:left w:w="57" w:type="dxa"/>
-              <w:bottom w:w="79" w:type="dxa"/>
-              <w:right w:w="57" w:type="dxa"/>
-            </w:tcMar>
-            <w:vAlign w:val="center"/>
-          </w:tcPr>
-          <w:p>
-            <w:pPr>
+              <w:top w:w="0" w:type="dxa"/>
+              <w:left w:w="57" w:type="dxa"/>
+              <w:bottom w:w="0" w:type="dxa"/>
+              <w:right w:w="57" w:type="dxa"/>
+            </w:tcMar>
+            <w:vAlign w:val="center"/>
+          </w:tcPr>
+          <w:p>
+            <w:pPr>
+              <w:spacing w:line="200" w:lineRule="exact"/>
               <w:jc w:val="center"/>
               <w:rPr>
                 <w:rFonts w:ascii="Calibri" w:hAnsi="Calibri" w:cs="Calibri"/>
@@ -4223,7 +4366,8 @@
       </w:tr>
       <w:tr>
         <w:trPr>
-          <w:trHeight w:hRule="exact" w:val="340"/>
+          <w:cantSplit/>
+          <w:trHeight w:hRule="exact" w:val="454"/>
           <w:jc w:val="right"/>
         </w:trPr>
         <w:tc>
@@ -4231,14 +4375,16 @@
             <w:tcW w:w="567" w:type="dxa"/>
             <w:noWrap/>
             <w:tcMar>
-              <w:top w:w="79" w:type="dxa"/>
-              <w:left w:w="57" w:type="dxa"/>
-              <w:bottom w:w="79" w:type="dxa"/>
-              <w:right w:w="57" w:type="dxa"/>
-            </w:tcMar>
-          </w:tcPr>
-          <w:p>
-            <w:pPr>
+              <w:top w:w="0" w:type="dxa"/>
+              <w:left w:w="57" w:type="dxa"/>
+              <w:bottom w:w="0" w:type="dxa"/>
+              <w:right w:w="57" w:type="dxa"/>
+            </w:tcMar>
+            <w:vAlign w:val="center"/>
+          </w:tcPr>
+          <w:p>
+            <w:pPr>
+              <w:spacing w:line="200" w:lineRule="exact"/>
               <w:jc w:val="center"/>
               <w:rPr>
                 <w:rFonts w:ascii="Calibri" w:hAnsi="Calibri" w:cs="Calibri"/>
@@ -4256,15 +4402,16 @@
             <w:tcW w:w="4678" w:type="dxa"/>
             <w:gridSpan w:val="16"/>
             <w:tcMar>
-              <w:top w:w="79" w:type="dxa"/>
-              <w:left w:w="57" w:type="dxa"/>
-              <w:bottom w:w="79" w:type="dxa"/>
-              <w:right w:w="57" w:type="dxa"/>
-            </w:tcMar>
-            <w:vAlign w:val="center"/>
-          </w:tcPr>
-          <w:p>
-            <w:pPr>
+              <w:top w:w="0" w:type="dxa"/>
+              <w:left w:w="57" w:type="dxa"/>
+              <w:bottom w:w="0" w:type="dxa"/>
+              <w:right w:w="57" w:type="dxa"/>
+            </w:tcMar>
+            <w:vAlign w:val="center"/>
+          </w:tcPr>
+          <w:p>
+            <w:pPr>
+              <w:spacing w:line="200" w:lineRule="exact"/>
               <w:rPr>
                 <w:rFonts w:ascii="Calibri" w:hAnsi="Calibri" w:cs="Calibri"/>
                 <w:b/>
@@ -4290,15 +4437,16 @@
             <w:tcW w:w="653" w:type="dxa"/>
             <w:gridSpan w:val="3"/>
             <w:tcMar>
-              <w:top w:w="79" w:type="dxa"/>
-              <w:left w:w="57" w:type="dxa"/>
-              <w:bottom w:w="79" w:type="dxa"/>
-              <w:right w:w="57" w:type="dxa"/>
-            </w:tcMar>
-            <w:vAlign w:val="center"/>
-          </w:tcPr>
-          <w:p>
-            <w:pPr>
+              <w:top w:w="0" w:type="dxa"/>
+              <w:left w:w="57" w:type="dxa"/>
+              <w:bottom w:w="0" w:type="dxa"/>
+              <w:right w:w="57" w:type="dxa"/>
+            </w:tcMar>
+            <w:vAlign w:val="center"/>
+          </w:tcPr>
+          <w:p>
+            <w:pPr>
+              <w:spacing w:line="200" w:lineRule="exact"/>
               <w:jc w:val="center"/>
               <w:rPr>
                 <w:rFonts w:ascii="Calibri" w:hAnsi="Calibri" w:cs="Calibri"/>
@@ -4325,15 +4473,16 @@
             <w:tcW w:w="992" w:type="dxa"/>
             <w:gridSpan w:val="4"/>
             <w:tcMar>
-              <w:top w:w="79" w:type="dxa"/>
-              <w:left w:w="57" w:type="dxa"/>
-              <w:bottom w:w="79" w:type="dxa"/>
-              <w:right w:w="57" w:type="dxa"/>
-            </w:tcMar>
-            <w:vAlign w:val="center"/>
-          </w:tcPr>
-          <w:p>
-            <w:pPr>
+              <w:top w:w="0" w:type="dxa"/>
+              <w:left w:w="57" w:type="dxa"/>
+              <w:bottom w:w="0" w:type="dxa"/>
+              <w:right w:w="57" w:type="dxa"/>
+            </w:tcMar>
+            <w:vAlign w:val="center"/>
+          </w:tcPr>
+          <w:p>
+            <w:pPr>
+              <w:spacing w:line="200" w:lineRule="exact"/>
               <w:jc w:val="center"/>
               <w:rPr>
                 <w:rFonts w:ascii="Calibri" w:hAnsi="Calibri" w:cs="Calibri"/>
@@ -4351,15 +4500,16 @@
             <w:tcW w:w="993" w:type="dxa"/>
             <w:gridSpan w:val="3"/>
             <w:tcMar>
-              <w:top w:w="79" w:type="dxa"/>
-              <w:left w:w="57" w:type="dxa"/>
-              <w:bottom w:w="79" w:type="dxa"/>
-              <w:right w:w="57" w:type="dxa"/>
-            </w:tcMar>
-            <w:vAlign w:val="center"/>
-          </w:tcPr>
-          <w:p>
-            <w:pPr>
+              <w:top w:w="0" w:type="dxa"/>
+              <w:left w:w="57" w:type="dxa"/>
+              <w:bottom w:w="0" w:type="dxa"/>
+              <w:right w:w="57" w:type="dxa"/>
+            </w:tcMar>
+            <w:vAlign w:val="center"/>
+          </w:tcPr>
+          <w:p>
+            <w:pPr>
+              <w:spacing w:line="200" w:lineRule="exact"/>
               <w:jc w:val="center"/>
               <w:rPr>
                 <w:rFonts w:ascii="Calibri" w:hAnsi="Calibri" w:cs="Calibri"/>
@@ -4377,15 +4527,16 @@
             <w:tcW w:w="906" w:type="dxa"/>
             <w:gridSpan w:val="4"/>
             <w:tcMar>
-              <w:top w:w="79" w:type="dxa"/>
-              <w:left w:w="57" w:type="dxa"/>
-              <w:bottom w:w="79" w:type="dxa"/>
-              <w:right w:w="57" w:type="dxa"/>
-            </w:tcMar>
-            <w:vAlign w:val="center"/>
-          </w:tcPr>
-          <w:p>
-            <w:pPr>
+              <w:top w:w="0" w:type="dxa"/>
+              <w:left w:w="57" w:type="dxa"/>
+              <w:bottom w:w="0" w:type="dxa"/>
+              <w:right w:w="57" w:type="dxa"/>
+            </w:tcMar>
+            <w:vAlign w:val="center"/>
+          </w:tcPr>
+          <w:p>
+            <w:pPr>
+              <w:spacing w:line="200" w:lineRule="exact"/>
               <w:jc w:val="center"/>
               <w:rPr>
                 <w:rFonts w:ascii="Calibri" w:hAnsi="Calibri" w:cs="Calibri"/>
@@ -4403,15 +4554,16 @@
             <w:tcW w:w="1417" w:type="dxa"/>
             <w:gridSpan w:val="4"/>
             <w:tcMar>
-              <w:top w:w="79" w:type="dxa"/>
-              <w:left w:w="57" w:type="dxa"/>
-              <w:bottom w:w="79" w:type="dxa"/>
-              <w:right w:w="57" w:type="dxa"/>
-            </w:tcMar>
-            <w:vAlign w:val="center"/>
-          </w:tcPr>
-          <w:p>
-            <w:pPr>
+              <w:top w:w="0" w:type="dxa"/>
+              <w:left w:w="57" w:type="dxa"/>
+              <w:bottom w:w="0" w:type="dxa"/>
+              <w:right w:w="57" w:type="dxa"/>
+            </w:tcMar>
+            <w:vAlign w:val="center"/>
+          </w:tcPr>
+          <w:p>
+            <w:pPr>
+              <w:spacing w:line="200" w:lineRule="exact"/>
               <w:jc w:val="center"/>
               <w:rPr>
                 <w:rFonts w:ascii="Calibri" w:hAnsi="Calibri" w:cs="Calibri"/>
@@ -4427,6 +4579,7 @@
       </w:tr>
       <w:tr>
         <w:trPr>
+          <w:cantSplit/>
           <w:trHeight w:hRule="exact" w:val="340"/>
           <w:jc w:val="right"/>
         </w:trPr>
@@ -4480,6 +4633,7 @@
       </w:tr>
       <w:tr>
         <w:trPr>
+          <w:cantSplit/>
           <w:trHeight w:hRule="exact" w:val="340"/>
           <w:jc w:val="right"/>
         </w:trPr>
@@ -4579,6 +4733,7 @@
       </w:tr>
       <w:tr>
         <w:trPr>
+          <w:cantSplit/>
           <w:trHeight w:hRule="exact" w:val="340"/>
           <w:jc w:val="right"/>
         </w:trPr>
@@ -4617,6 +4772,7 @@
       </w:tr>
       <w:tr>
         <w:trPr>
+          <w:cantSplit/>
           <w:trHeight w:hRule="exact" w:val="397"/>
           <w:jc w:val="right"/>
         </w:trPr>
@@ -4672,6 +4828,7 @@
       </w:tr>
       <w:tr>
         <w:trPr>
+          <w:cantSplit/>
           <w:trHeight w:hRule="exact" w:val="340"/>
           <w:jc w:val="right"/>
         </w:trPr>
@@ -4713,6 +4870,7 @@
       </w:tr>
       <w:tr>
         <w:trPr>
+          <w:cantSplit/>
           <w:trHeight w:hRule="exact" w:val="2041"/>
           <w:jc w:val="right"/>
         </w:trPr>
@@ -4743,6 +4901,7 @@
       </w:tr>
       <w:tr>
         <w:trPr>
+          <w:cantSplit/>
           <w:trHeight w:hRule="exact" w:val="340"/>
           <w:jc w:val="right"/>
         </w:trPr>
@@ -4783,6 +4942,7 @@
       </w:tr>
       <w:tr>
         <w:trPr>
+          <w:cantSplit/>
           <w:trHeight w:hRule="exact" w:val="2041"/>
           <w:jc w:val="right"/>
         </w:trPr>
@@ -4812,6 +4972,7 @@
       </w:tr>
       <w:tr>
         <w:trPr>
+          <w:cantSplit/>
           <w:trHeight w:hRule="exact" w:val="340"/>
           <w:jc w:val="right"/>
         </w:trPr>
@@ -4852,6 +5013,7 @@
       </w:tr>
       <w:tr>
         <w:trPr>
+          <w:cantSplit/>
           <w:trHeight w:hRule="exact" w:val="2041"/>
           <w:jc w:val="right"/>
         </w:trPr>
@@ -4881,6 +5043,7 @@
       </w:tr>
       <w:tr>
         <w:trPr>
+          <w:cantSplit/>
           <w:trHeight w:hRule="exact" w:val="340"/>
           <w:jc w:val="right"/>
         </w:trPr>
@@ -5051,6 +5214,7 @@
       </w:tr>
       <w:tr>
         <w:trPr>
+          <w:cantSplit/>
           <w:trHeight w:hRule="exact" w:val="340"/>
           <w:jc w:val="right"/>
         </w:trPr>
@@ -5083,25 +5247,7 @@
                 <w:sz w:val="20"/>
                 <w:szCs w:val="20"/>
               </w:rPr>
-              <w:t>Matricola</w:t>
-            </w:r>
-            <w:r>
-              <w:rPr>
-                <w:rFonts w:ascii="Calibri" w:eastAsia="Calibri" w:hAnsi="Calibri" w:cs="Calibri"/>
-                <w:color w:val="005B8C"/>
-                <w:sz w:val="20"/>
-                <w:szCs w:val="20"/>
-              </w:rPr>
-              <w:t xml:space="preserve"> </w:t>
-            </w:r>
-            <w:r>
-              <w:rPr>
-                <w:rFonts w:ascii="Calibri" w:eastAsia="Calibri" w:hAnsi="Calibri" w:cs="Calibri"/>
-                <w:color w:val="005B8C"/>
-                <w:sz w:val="20"/>
-                <w:szCs w:val="20"/>
-              </w:rPr>
-              <w:t>contatore:</w:t>
+              <w:t>Matricola contatore:</w:t>
             </w:r>
           </w:p>
         </w:tc>
@@ -5185,6 +5331,7 @@
       </w:tr>
       <w:tr>
         <w:trPr>
+          <w:cantSplit/>
           <w:trHeight w:hRule="exact" w:val="397"/>
           <w:jc w:val="right"/>
         </w:trPr>
@@ -5230,6 +5377,7 @@
       </w:tr>
       <w:tr>
         <w:trPr>
+          <w:cantSplit/>
           <w:trHeight w:hRule="exact" w:val="340"/>
           <w:jc w:val="right"/>
         </w:trPr>
@@ -5274,6 +5422,7 @@
       </w:tr>
       <w:tr>
         <w:trPr>
+          <w:cantSplit/>
           <w:trHeight w:hRule="exact" w:val="340"/>
           <w:jc w:val="right"/>
         </w:trPr>
@@ -5309,16 +5458,7 @@
                 <w:sz w:val="20"/>
                 <w:szCs w:val="20"/>
               </w:rPr>
-              <w:t>Nome e Cognome</w:t>
-            </w:r>
-            <w:r>
-              <w:rPr>
-                <w:rFonts w:ascii="Calibri" w:eastAsia="Calibri" w:hAnsi="Calibri" w:cs="Calibri"/>
-                <w:color w:val="005B8C"/>
-                <w:sz w:val="20"/>
-                <w:szCs w:val="20"/>
-              </w:rPr>
-              <w:t>:</w:t>
+              <w:t>Nome e Cognome:</w:t>
             </w:r>
           </w:p>
         </w:tc>
@@ -5413,6 +5553,7 @@
       </w:tr>
       <w:tr>
         <w:trPr>
+          <w:cantSplit/>
           <w:trHeight w:hRule="exact" w:val="340"/>
           <w:jc w:val="right"/>
         </w:trPr>
@@ -5457,6 +5598,7 @@
       </w:tr>
       <w:tr>
         <w:trPr>
+          <w:cantSplit/>
           <w:trHeight w:hRule="exact" w:val="340"/>
           <w:jc w:val="right"/>
         </w:trPr>
@@ -5688,6 +5830,7 @@
       </w:tr>
       <w:tr>
         <w:trPr>
+          <w:cantSplit/>
           <w:trHeight w:hRule="exact" w:val="340"/>
           <w:jc w:val="right"/>
         </w:trPr>
@@ -5922,6 +6065,7 @@
       </w:tr>
       <w:tr>
         <w:trPr>
+          <w:cantSplit/>
           <w:trHeight w:hRule="exact" w:val="340"/>
           <w:jc w:val="right"/>
         </w:trPr>
@@ -6044,6 +6188,7 @@
       </w:tr>
       <w:tr>
         <w:trPr>
+          <w:cantSplit/>
           <w:trHeight w:hRule="exact" w:val="360"/>
           <w:jc w:val="right"/>
         </w:trPr>
@@ -6057,7 +6202,7 @@
               <w:bottom w:val="single" w:sz="4" w:space="0" w:color="A6A6A6"/>
               <w:right w:val="single" w:sz="4" w:space="0" w:color="A6A6A6"/>
             </w:tcBorders>
-            <w:shd w:val="clear" w:color="auto" w:fill="006B99"/>
+            <w:shd w:val="clear" w:color="auto" w:fill="005B8C"/>
             <w:tcMar>
               <w:left w:w="45" w:type="dxa"/>
               <w:right w:w="45" w:type="dxa"/>
@@ -6085,6 +6230,7 @@
       </w:tr>
       <w:tr>
         <w:trPr>
+          <w:cantSplit/>
           <w:trHeight w:val="340"/>
           <w:jc w:val="right"/>
         </w:trPr>
@@ -6189,15 +6335,7 @@
                 <w:bCs/>
                 <w:color w:val="006B99"/>
               </w:rPr>
-              <w:t>Ruolo</w:t>
-            </w:r>
-            <w:r>
-              <w:rPr>
-                <w:rFonts w:ascii="Calibri" w:hAnsi="Calibri" w:cs="Calibri"/>
-                <w:bCs/>
-                <w:color w:val="006B99"/>
-              </w:rPr>
-              <w:t xml:space="preserve"> / Funzione</w:t>
+              <w:t>Ruolo / Funzione</w:t>
             </w:r>
           </w:p>
         </w:tc>
@@ -6251,15 +6389,7 @@
                 <w:bCs/>
                 <w:color w:val="006B99"/>
               </w:rPr>
-              <w:t>i</w:t>
-            </w:r>
-            <w:r>
-              <w:rPr>
-                <w:rFonts w:ascii="Calibri" w:hAnsi="Calibri" w:cs="Calibri"/>
-                <w:bCs/>
-                <w:color w:val="006B99"/>
-              </w:rPr>
-              <w:t>n carico</w:t>
+              <w:t>in carico</w:t>
             </w:r>
           </w:p>
         </w:tc>
@@ -6337,6 +6467,7 @@
       </w:tr>
       <w:tr>
         <w:trPr>
+          <w:cantSplit/>
           <w:trHeight w:val="340"/>
           <w:jc w:val="right"/>
         </w:trPr>
@@ -6521,6 +6652,7 @@
       </w:tr>
       <w:tr>
         <w:trPr>
+          <w:cantSplit/>
           <w:trHeight w:val="340"/>
           <w:jc w:val="right"/>
         </w:trPr>
@@ -6705,6 +6837,7 @@
       </w:tr>
       <w:tr>
         <w:trPr>
+          <w:cantSplit/>
           <w:trHeight w:val="340"/>
           <w:jc w:val="right"/>
         </w:trPr>
@@ -6797,23 +6930,7 @@
                 <w:bCs/>
                 <w:color w:val="006B99"/>
               </w:rPr>
-              <w:t xml:space="preserve">Responsabile del </w:t>
-            </w:r>
-            <w:r>
-              <w:rPr>
-                <w:rFonts w:ascii="Calibri" w:hAnsi="Calibri" w:cs="Calibri"/>
-                <w:bCs/>
-                <w:color w:val="006B99"/>
-              </w:rPr>
-              <w:t>S</w:t>
-            </w:r>
-            <w:r>
-              <w:rPr>
-                <w:rFonts w:ascii="Calibri" w:hAnsi="Calibri" w:cs="Calibri"/>
-                <w:bCs/>
-                <w:color w:val="006B99"/>
-              </w:rPr>
-              <w:t>ettore</w:t>
+              <w:t>Responsabile del Settore</w:t>
             </w:r>
           </w:p>
         </w:tc>
@@ -6905,6 +7022,7 @@
       </w:tr>
       <w:tr>
         <w:trPr>
+          <w:cantSplit/>
           <w:trHeight w:val="340"/>
           <w:jc w:val="right"/>
         </w:trPr>
@@ -6997,15 +7115,7 @@
                 <w:bCs/>
                 <w:color w:val="006B99"/>
               </w:rPr>
-              <w:t>Responsabile istruttor</w:t>
-            </w:r>
-            <w:r>
-              <w:rPr>
-                <w:rFonts w:ascii="Calibri" w:hAnsi="Calibri" w:cs="Calibri"/>
-                <w:bCs/>
-                <w:color w:val="006B99"/>
-              </w:rPr>
-              <w:t>ia</w:t>
+              <w:t>Responsabile istruttoria</w:t>
             </w:r>
           </w:p>
         </w:tc>
@@ -7097,6 +7207,7 @@
       </w:tr>
       <w:tr>
         <w:trPr>
+          <w:cantSplit/>
           <w:trHeight w:val="340"/>
           <w:jc w:val="right"/>
         </w:trPr>
@@ -7282,15 +7393,22 @@
     </w:tbl>
     <w:p>
       <w:pPr>
+        <w:spacing w:before="200"/>
+        <w:jc w:val="center"/>
         <w:rPr>
           <w:rFonts w:ascii="Calibri" w:hAnsi="Calibri" w:cs="Calibri"/>
+          <w:b/>
+          <w:bCs/>
+          <w:color w:val="005B8C"/>
+          <w:sz w:val="24"/>
+          <w:szCs w:val="24"/>
         </w:rPr>
       </w:pPr>
     </w:p>
     <w:sectPr>
       <w:headerReference w:type="first" r:id="rId7"/>
       <w:pgSz w:w="11906" w:h="16838"/>
-      <w:pgMar w:top="1276" w:right="851" w:bottom="680" w:left="851" w:header="454" w:footer="397" w:gutter="0"/>
+      <w:pgMar w:top="1276" w:right="840" w:bottom="568" w:left="840" w:header="454" w:footer="397" w:gutter="0"/>
       <w:cols w:space="708"/>
       <w:titlePg/>
       <w:docGrid w:linePitch="360"/>
@@ -7341,7 +7459,7 @@
 <w:hdr xmlns:wpc="http://schemas.microsoft.com/office/word/2010/wordprocessingCanvas" xmlns:cx="http://schemas.microsoft.com/office/drawing/2014/chartex" xmlns:cx1="http://schemas.microsoft.com/office/drawing/2015/9/8/chartex" xmlns:cx2="http://schemas.microsoft.com/office/drawing/2015/10/21/chartex" xmlns:cx3="http://schemas.microsoft.com/office/drawing/2016/5/9/chartex" xmlns:cx4="http://schemas.microsoft.com/office/drawing/2016/5/10/chartex" xmlns:cx5="http://schemas.microsoft.com/office/drawing/2016/5/11/chartex" xmlns:cx6="http://schemas.microsoft.com/office/drawing/2016/5/12/chartex" xmlns:cx7="http://schemas.microsoft.com/office/drawing/2016/5/13/chartex" xmlns:cx8="http://schemas.microsoft.com/office/drawing/2016/5/14/chartex" xmlns:mc="http://schemas.openxmlformats.org/markup-compatibility/2006" xmlns:aink="http://schemas.microsoft.com/office/drawing/2016/ink" xmlns:am3d="http://schemas.microsoft.com/office/drawing/2017/model3d" xmlns:o="urn:schemas-microsoft-com:office:office" xmlns:oel="http://schemas.microsoft.com/office/2019/extlst" xmlns:r="http://schemas.openxmlformats.org/officeDocument/2006/relationships" xmlns:m="http://schemas.openxmlformats.org/officeDocument/2006/math" xmlns:v="urn:schemas-microsoft-com:vml" xmlns:wp14="http://schemas.microsoft.com/office/word/2010/wordprocessingDrawing" xmlns:wp="http://schemas.openxmlformats.org/drawingml/2006/wordprocessingDrawing" xmlns:w10="urn:schemas-microsoft-com:office:word" xmlns:w="http://schemas.openxmlformats.org/wordprocessingml/2006/main" xmlns:w14="http://schemas.microsoft.com/office/word/2010/wordml" xmlns:w15="http://schemas.microsoft.com/office/word/2012/wordml" xmlns:w16cex="http://schemas.microsoft.com/office/word/2018/wordml/cex" xmlns:w16cid="http://schemas.microsoft.com/office/word/2016/wordml/cid" xmlns:w16="http://schemas.microsoft.com/office/word/2018/wordml" xmlns:w16du="http://schemas.microsoft.com/office/word/2023/wordml/word16du" xmlns:w16sdtdh="http://schemas.microsoft.com/office/word/2020/wordml/sdtdatahash" xmlns:w16sdtfl="http://schemas.microsoft.com/office/word/2024/wordml/sdtformatlock" xmlns:w16se="http://schemas.microsoft.com/office/word/2015/wordml/symex" xmlns:wpg="http://schemas.microsoft.com/office/word/2010/wordprocessingGroup" xmlns:wpi="http://schemas.microsoft.com/office/word/2010/wordprocessingInk" xmlns:wne="http://schemas.microsoft.com/office/word/2006/wordml" xmlns:wps="http://schemas.microsoft.com/office/word/2010/wordprocessingShape" mc:Ignorable="w14 w15 w16se w16cid w16 w16cex w16sdtdh w16sdtfl w16du wp14">
   <w:tbl>
     <w:tblPr>
-      <w:tblW w:w="7590" w:type="dxa"/>
+      <w:tblW w:w="7873" w:type="dxa"/>
       <w:tblLayout w:type="fixed"/>
       <w:tblCellMar>
         <w:left w:w="10" w:type="dxa"/>
@@ -7350,7 +7468,7 @@
       <w:tblLook w:val="04A0" w:firstRow="1" w:lastRow="0" w:firstColumn="1" w:lastColumn="0" w:noHBand="0" w:noVBand="1"/>
     </w:tblPr>
     <w:tblGrid>
-      <w:gridCol w:w="3970"/>
+      <w:gridCol w:w="4253"/>
       <w:gridCol w:w="3620"/>
     </w:tblGrid>
     <w:tr>
@@ -7359,7 +7477,7 @@
       </w:trPr>
       <w:tc>
         <w:tcPr>
-          <w:tcW w:w="3969" w:type="dxa"/>
+          <w:tcW w:w="4253" w:type="dxa"/>
           <w:tcMar>
             <w:top w:w="50" w:type="dxa"/>
             <w:left w:w="100" w:type="dxa"/>
@@ -7372,7 +7490,7 @@
       </w:tc>
       <w:tc>
         <w:tcPr>
-          <w:tcW w:w="3619" w:type="dxa"/>
+          <w:tcW w:w="3620" w:type="dxa"/>
           <w:vAlign w:val="center"/>
         </w:tcPr>
         <w:p>
@@ -7551,7 +7669,7 @@
           <wp:extent cx="2402205" cy="563880"/>
           <wp:effectExtent l="0" t="0" r="0" b="7620"/>
           <wp:wrapNone/>
-          <wp:docPr id="1777557942" name="Immagine 38" descr="Immagine che contiene testo, Carattere, logo, Elementi grafici&#10;&#10;Il contenuto generato dall'IA potrebbe non essere corretto."/>
+          <wp:docPr id="1438966185" name="Immagine 38" descr="Immagine che contiene testo, Carattere, logo, Elementi grafici  Il contenuto generato dall'IA potrebbe non essere corretto."/>
           <wp:cNvGraphicFramePr>
             <a:graphicFrameLocks xmlns:a="http://schemas.openxmlformats.org/drawingml/2006/main" noChangeAspect="1"/>
           </wp:cNvGraphicFramePr>
@@ -7559,7 +7677,7 @@
             <a:graphicData uri="http://schemas.openxmlformats.org/drawingml/2006/picture">
               <pic:pic xmlns:pic="http://schemas.openxmlformats.org/drawingml/2006/picture">
                 <pic:nvPicPr>
-                  <pic:cNvPr id="0" name="Immagine 38" descr="Immagine che contiene testo, Carattere, logo, Elementi grafici&#10;&#10;Il contenuto generato dall'IA potrebbe non essere corretto."/>
+                  <pic:cNvPr id="0" name="Immagine 38" descr="Immagine che contiene testo, Carattere, logo, Elementi grafici  Il contenuto generato dall'IA potrebbe non essere corretto."/>
                   <pic:cNvPicPr>
                     <a:picLocks noChangeAspect="1" noChangeArrowheads="1"/>
                   </pic:cNvPicPr>

--- a/your-extensions/widgets/_shared/gii-anteprime/documenti-tecnici/rapporto/rapporto-template.docx
+++ b/your-extensions/widgets/_shared/gii-anteprime/documenti-tecnici/rapporto/rapporto-template.docx
@@ -36,7 +36,7 @@
           <w:sz w:val="24"/>
           <w:szCs w:val="24"/>
         </w:rPr>
-        <w:t>Computo delle spese sostenute per l’impiego di mezzi e manodopera</w:t>
+        <w:t>Violazione delle Norme Generali sulla distribuzione dell’acqua ad uso irriguo</w:t>
       </w:r>
     </w:p>
     <w:p>
@@ -60,7 +60,7 @@
           <w:sz w:val="24"/>
           <w:szCs w:val="24"/>
         </w:rPr>
-        <w:t>e dei costi del materiale impiegato</w:t>
+        <w:t>(approvate con delibera del Consiglio dei Delegati n. 7 del 28 giugno 2024)</w:t>
       </w:r>
     </w:p>
     <w:p>
@@ -177,7 +177,7 @@
               <mc:AlternateContent>
                 <mc:Choice Requires="wps">
                   <w:drawing>
-                    <wp:anchor distT="0" distB="0" distL="114300" distR="114300" simplePos="0" relativeHeight="251659264" behindDoc="0" locked="0" layoutInCell="1" allowOverlap="1" wp14:anchorId="17D0D16E" wp14:editId="40FF346A">
+                    <wp:anchor distT="0" distB="0" distL="114300" distR="114300" simplePos="0" relativeHeight="251659264" behindDoc="0" locked="0" layoutInCell="1" allowOverlap="1" wp14:anchorId="17D0D16E" wp14:editId="4E3D76BB">
                       <wp:simplePos x="0" y="0"/>
                       <wp:positionH relativeFrom="column">
                         <wp:align>center</wp:align>
@@ -188,7 +188,7 @@
                       <wp:extent cx="3578400" cy="0"/>
                       <wp:effectExtent l="0" t="0" r="0" b="0"/>
                       <wp:wrapNone/>
-                      <wp:docPr id="1065686277" name="Connettore diritto 1"/>
+                      <wp:docPr id="1065686277" name="Connettore diritto 1" descr="P5C1T1#y1"/>
                       <wp:cNvGraphicFramePr/>
                       <a:graphic xmlns:a="http://schemas.openxmlformats.org/drawingml/2006/main">
                         <a:graphicData uri="http://schemas.microsoft.com/office/word/2010/wordprocessingShape">
@@ -232,7 +232,7 @@
                 </mc:Choice>
                 <mc:Fallback>
                   <w:pict>
-                    <v:line w14:anchorId="39D29726" id="Connettore diritto 1" o:spid="_x0000_s1026" style="position:absolute;z-index:251659264;visibility:visible;mso-wrap-style:square;mso-width-percent:0;mso-height-percent:0;mso-wrap-distance-left:9pt;mso-wrap-distance-top:0;mso-wrap-distance-right:9pt;mso-wrap-distance-bottom:0;mso-position-horizontal:center;mso-position-horizontal-relative:text;mso-position-vertical:absolute;mso-position-vertical-relative:text;mso-width-percent:0;mso-height-percent:0;mso-width-relative:margin;mso-height-relative:margin" from="0,21.85pt" to="281.75pt,21.85pt" o:gfxdata="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" strokecolor="#156082 [3204]" strokeweight="1.5pt">
+                    <v:line w14:anchorId="3B606AFE" id="Connettore diritto 1" o:spid="_x0000_s1026" alt="P5C1T1#y1" style="position:absolute;z-index:251659264;visibility:visible;mso-wrap-style:square;mso-width-percent:0;mso-height-percent:0;mso-wrap-distance-left:9pt;mso-wrap-distance-top:0;mso-wrap-distance-right:9pt;mso-wrap-distance-bottom:0;mso-position-horizontal:center;mso-position-horizontal-relative:text;mso-position-vertical:absolute;mso-position-vertical-relative:text;mso-width-percent:0;mso-height-percent:0;mso-width-relative:margin;mso-height-relative:margin" from="0,21.85pt" to="281.75pt,21.85pt" o:gfxdata="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" strokecolor="#156082 [3204]" strokeweight="1.5pt">
                       <v:stroke joinstyle="miter"/>
                     </v:line>
                   </w:pict>
@@ -255,6 +255,7 @@
             <w:tcBorders>
               <w:top w:val="nil"/>
               <w:left w:val="nil"/>
+              <w:bottom w:val="single" w:sz="4" w:space="0" w:color="ADADAD" w:themeColor="background2" w:themeShade="BF"/>
               <w:right w:val="nil"/>
             </w:tcBorders>
             <w:noWrap/>
@@ -371,7 +372,10 @@
             <w:tcW w:w="1331" w:type="dxa"/>
             <w:gridSpan w:val="4"/>
             <w:tcBorders>
+              <w:top w:val="single" w:sz="4" w:space="0" w:color="ADADAD" w:themeColor="background2" w:themeShade="BF"/>
+              <w:left w:val="single" w:sz="4" w:space="0" w:color="ADADAD" w:themeColor="background2" w:themeShade="BF"/>
               <w:bottom w:val="single" w:sz="4" w:space="0" w:color="ADADAD" w:themeColor="background2" w:themeShade="BF"/>
+              <w:right w:val="single" w:sz="4" w:space="0" w:color="ADADAD" w:themeColor="background2" w:themeShade="BF"/>
             </w:tcBorders>
             <w:shd w:val="clear" w:color="auto" w:fill="DAEAF5"/>
             <w:noWrap/>
@@ -410,7 +414,10 @@
             <w:tcW w:w="4567" w:type="dxa"/>
             <w:gridSpan w:val="16"/>
             <w:tcBorders>
+              <w:top w:val="single" w:sz="4" w:space="0" w:color="ADADAD" w:themeColor="background2" w:themeShade="BF"/>
+              <w:left w:val="single" w:sz="4" w:space="0" w:color="ADADAD" w:themeColor="background2" w:themeShade="BF"/>
               <w:bottom w:val="single" w:sz="4" w:space="0" w:color="ADADAD" w:themeColor="background2" w:themeShade="BF"/>
+              <w:right w:val="single" w:sz="4" w:space="0" w:color="ADADAD" w:themeColor="background2" w:themeShade="BF"/>
             </w:tcBorders>
             <w:tcMar>
               <w:top w:w="79" w:type="dxa"/>
@@ -440,7 +447,10 @@
             <w:tcW w:w="992" w:type="dxa"/>
             <w:gridSpan w:val="4"/>
             <w:tcBorders>
+              <w:top w:val="single" w:sz="4" w:space="0" w:color="ADADAD" w:themeColor="background2" w:themeShade="BF"/>
+              <w:left w:val="single" w:sz="4" w:space="0" w:color="ADADAD" w:themeColor="background2" w:themeShade="BF"/>
               <w:bottom w:val="single" w:sz="4" w:space="0" w:color="ADADAD" w:themeColor="background2" w:themeShade="BF"/>
+              <w:right w:val="single" w:sz="4" w:space="0" w:color="ADADAD" w:themeColor="background2" w:themeShade="BF"/>
             </w:tcBorders>
             <w:shd w:val="clear" w:color="auto" w:fill="DAEAF5"/>
             <w:tcMar>
@@ -480,7 +490,10 @@
             <w:tcW w:w="993" w:type="dxa"/>
             <w:gridSpan w:val="3"/>
             <w:tcBorders>
+              <w:top w:val="single" w:sz="4" w:space="0" w:color="ADADAD" w:themeColor="background2" w:themeShade="BF"/>
+              <w:left w:val="single" w:sz="4" w:space="0" w:color="ADADAD" w:themeColor="background2" w:themeShade="BF"/>
               <w:bottom w:val="single" w:sz="4" w:space="0" w:color="ADADAD" w:themeColor="background2" w:themeShade="BF"/>
+              <w:right w:val="single" w:sz="4" w:space="0" w:color="ADADAD" w:themeColor="background2" w:themeShade="BF"/>
             </w:tcBorders>
             <w:tcMar>
               <w:top w:w="79" w:type="dxa"/>
@@ -510,7 +523,10 @@
             <w:tcW w:w="906" w:type="dxa"/>
             <w:gridSpan w:val="4"/>
             <w:tcBorders>
+              <w:top w:val="single" w:sz="4" w:space="0" w:color="ADADAD" w:themeColor="background2" w:themeShade="BF"/>
+              <w:left w:val="single" w:sz="4" w:space="0" w:color="ADADAD" w:themeColor="background2" w:themeShade="BF"/>
               <w:bottom w:val="single" w:sz="4" w:space="0" w:color="ADADAD" w:themeColor="background2" w:themeShade="BF"/>
+              <w:right w:val="single" w:sz="4" w:space="0" w:color="ADADAD" w:themeColor="background2" w:themeShade="BF"/>
             </w:tcBorders>
             <w:shd w:val="clear" w:color="auto" w:fill="DAEAF5"/>
             <w:tcMar>
@@ -550,7 +566,10 @@
             <w:tcW w:w="1417" w:type="dxa"/>
             <w:gridSpan w:val="4"/>
             <w:tcBorders>
+              <w:top w:val="single" w:sz="4" w:space="0" w:color="ADADAD" w:themeColor="background2" w:themeShade="BF"/>
+              <w:left w:val="single" w:sz="4" w:space="0" w:color="ADADAD" w:themeColor="background2" w:themeShade="BF"/>
               <w:bottom w:val="single" w:sz="4" w:space="0" w:color="ADADAD" w:themeColor="background2" w:themeShade="BF"/>
+              <w:right w:val="single" w:sz="4" w:space="0" w:color="ADADAD" w:themeColor="background2" w:themeShade="BF"/>
             </w:tcBorders>
             <w:tcMar>
               <w:top w:w="79" w:type="dxa"/>
@@ -586,7 +605,9 @@
             <w:tcW w:w="10206" w:type="dxa"/>
             <w:gridSpan w:val="35"/>
             <w:tcBorders>
+              <w:top w:val="single" w:sz="4" w:space="0" w:color="ADADAD" w:themeColor="background2" w:themeShade="BF"/>
               <w:left w:val="nil"/>
+              <w:bottom w:val="single" w:sz="4" w:space="0" w:color="005B8C"/>
               <w:right w:val="nil"/>
             </w:tcBorders>
             <w:noWrap/>
@@ -633,6 +654,11 @@
           <w:tcPr>
             <w:tcW w:w="5898" w:type="dxa"/>
             <w:gridSpan w:val="20"/>
+            <w:tcBorders>
+              <w:top w:val="single" w:sz="4" w:space="0" w:color="005B8C"/>
+              <w:left w:val="nil"/>
+              <w:bottom w:val="nil"/>
+            </w:tcBorders>
             <w:shd w:val="clear" w:color="auto" w:fill="005B8C"/>
             <w:noWrap/>
             <w:tcMar>
@@ -673,6 +699,10 @@
           <w:tcPr>
             <w:tcW w:w="1985" w:type="dxa"/>
             <w:gridSpan w:val="7"/>
+            <w:tcBorders>
+              <w:top w:val="single" w:sz="4" w:space="0" w:color="005B8C"/>
+              <w:bottom w:val="nil"/>
+            </w:tcBorders>
             <w:shd w:val="clear" w:color="auto" w:fill="005B8C"/>
             <w:tcMar>
               <w:top w:w="79" w:type="dxa"/>
@@ -734,6 +764,10 @@
           <w:tcPr>
             <w:tcW w:w="906" w:type="dxa"/>
             <w:gridSpan w:val="4"/>
+            <w:tcBorders>
+              <w:top w:val="single" w:sz="4" w:space="0" w:color="005B8C"/>
+              <w:bottom w:val="nil"/>
+            </w:tcBorders>
             <w:shd w:val="clear" w:color="auto" w:fill="005B8C"/>
             <w:tcMar>
               <w:top w:w="79" w:type="dxa"/>
@@ -773,6 +807,11 @@
           <w:tcPr>
             <w:tcW w:w="1417" w:type="dxa"/>
             <w:gridSpan w:val="4"/>
+            <w:tcBorders>
+              <w:top w:val="single" w:sz="4" w:space="0" w:color="005B8C"/>
+              <w:bottom w:val="nil"/>
+              <w:right w:val="nil"/>
+            </w:tcBorders>
             <w:shd w:val="clear" w:color="auto" w:fill="005B8C"/>
             <w:tcMar>
               <w:top w:w="79" w:type="dxa"/>
@@ -818,6 +857,11 @@
         <w:tc>
           <w:tcPr>
             <w:tcW w:w="567" w:type="dxa"/>
+            <w:tcBorders>
+              <w:top w:val="nil"/>
+              <w:left w:val="single" w:sz="4" w:space="0" w:color="A6A6A6"/>
+              <w:bottom w:val="single" w:sz="4" w:space="0" w:color="A6A6A6"/>
+            </w:tcBorders>
             <w:shd w:val="clear" w:color="auto" w:fill="DAEAF5"/>
             <w:noWrap/>
             <w:tcMar>
@@ -854,6 +898,10 @@
           <w:tcPr>
             <w:tcW w:w="4678" w:type="dxa"/>
             <w:gridSpan w:val="16"/>
+            <w:tcBorders>
+              <w:top w:val="nil"/>
+              <w:bottom w:val="single" w:sz="4" w:space="0" w:color="A6A6A6"/>
+            </w:tcBorders>
             <w:shd w:val="clear" w:color="auto" w:fill="DAEAF5"/>
             <w:tcMar>
               <w:top w:w="0" w:type="dxa"/>
@@ -889,6 +937,10 @@
           <w:tcPr>
             <w:tcW w:w="653" w:type="dxa"/>
             <w:gridSpan w:val="3"/>
+            <w:tcBorders>
+              <w:top w:val="nil"/>
+              <w:bottom w:val="single" w:sz="4" w:space="0" w:color="A6A6A6"/>
+            </w:tcBorders>
             <w:shd w:val="clear" w:color="auto" w:fill="DAEAF5"/>
             <w:tcMar>
               <w:top w:w="0" w:type="dxa"/>
@@ -924,6 +976,10 @@
           <w:tcPr>
             <w:tcW w:w="992" w:type="dxa"/>
             <w:gridSpan w:val="4"/>
+            <w:tcBorders>
+              <w:top w:val="nil"/>
+              <w:bottom w:val="single" w:sz="4" w:space="0" w:color="A6A6A6"/>
+            </w:tcBorders>
             <w:shd w:val="clear" w:color="auto" w:fill="DAEAF5"/>
             <w:tcMar>
               <w:top w:w="0" w:type="dxa"/>
@@ -959,6 +1015,10 @@
           <w:tcPr>
             <w:tcW w:w="993" w:type="dxa"/>
             <w:gridSpan w:val="3"/>
+            <w:tcBorders>
+              <w:top w:val="nil"/>
+              <w:bottom w:val="single" w:sz="4" w:space="0" w:color="A6A6A6"/>
+            </w:tcBorders>
             <w:shd w:val="clear" w:color="auto" w:fill="DAEAF5"/>
             <w:tcMar>
               <w:top w:w="0" w:type="dxa"/>
@@ -994,6 +1054,10 @@
           <w:tcPr>
             <w:tcW w:w="906" w:type="dxa"/>
             <w:gridSpan w:val="4"/>
+            <w:tcBorders>
+              <w:top w:val="nil"/>
+              <w:bottom w:val="single" w:sz="4" w:space="0" w:color="A6A6A6"/>
+            </w:tcBorders>
             <w:shd w:val="clear" w:color="auto" w:fill="DAEAF5"/>
             <w:tcMar>
               <w:top w:w="0" w:type="dxa"/>
@@ -1029,6 +1093,11 @@
           <w:tcPr>
             <w:tcW w:w="1417" w:type="dxa"/>
             <w:gridSpan w:val="4"/>
+            <w:tcBorders>
+              <w:top w:val="nil"/>
+              <w:bottom w:val="single" w:sz="4" w:space="0" w:color="A6A6A6"/>
+              <w:right w:val="single" w:sz="4" w:space="0" w:color="A6A6A6"/>
+            </w:tcBorders>
             <w:shd w:val="clear" w:color="auto" w:fill="DAEAF5"/>
             <w:tcMar>
               <w:top w:w="0" w:type="dxa"/>
@@ -1091,6 +1160,11 @@
         <w:tc>
           <w:tcPr>
             <w:tcW w:w="567" w:type="dxa"/>
+            <w:tcBorders>
+              <w:top w:val="single" w:sz="4" w:space="0" w:color="A6A6A6"/>
+              <w:left w:val="single" w:sz="4" w:space="0" w:color="A6A6A6"/>
+              <w:bottom w:val="single" w:sz="4" w:space="0" w:color="A6A6A6"/>
+            </w:tcBorders>
             <w:noWrap/>
             <w:tcMar>
               <w:top w:w="0" w:type="dxa"/>
@@ -1119,6 +1193,10 @@
           <w:tcPr>
             <w:tcW w:w="4678" w:type="dxa"/>
             <w:gridSpan w:val="16"/>
+            <w:tcBorders>
+              <w:top w:val="single" w:sz="4" w:space="0" w:color="A6A6A6"/>
+              <w:bottom w:val="single" w:sz="4" w:space="0" w:color="A6A6A6"/>
+            </w:tcBorders>
             <w:tcMar>
               <w:top w:w="0" w:type="dxa"/>
               <w:left w:w="57" w:type="dxa"/>
@@ -1154,6 +1232,10 @@
           <w:tcPr>
             <w:tcW w:w="653" w:type="dxa"/>
             <w:gridSpan w:val="3"/>
+            <w:tcBorders>
+              <w:top w:val="single" w:sz="4" w:space="0" w:color="A6A6A6"/>
+              <w:bottom w:val="single" w:sz="4" w:space="0" w:color="A6A6A6"/>
+            </w:tcBorders>
             <w:tcMar>
               <w:top w:w="0" w:type="dxa"/>
               <w:left w:w="57" w:type="dxa"/>
@@ -1190,6 +1272,10 @@
           <w:tcPr>
             <w:tcW w:w="992" w:type="dxa"/>
             <w:gridSpan w:val="4"/>
+            <w:tcBorders>
+              <w:top w:val="single" w:sz="4" w:space="0" w:color="A6A6A6"/>
+              <w:bottom w:val="single" w:sz="4" w:space="0" w:color="A6A6A6"/>
+            </w:tcBorders>
             <w:tcMar>
               <w:top w:w="0" w:type="dxa"/>
               <w:left w:w="57" w:type="dxa"/>
@@ -1217,6 +1303,10 @@
           <w:tcPr>
             <w:tcW w:w="993" w:type="dxa"/>
             <w:gridSpan w:val="3"/>
+            <w:tcBorders>
+              <w:top w:val="single" w:sz="4" w:space="0" w:color="A6A6A6"/>
+              <w:bottom w:val="single" w:sz="4" w:space="0" w:color="A6A6A6"/>
+            </w:tcBorders>
             <w:tcMar>
               <w:top w:w="0" w:type="dxa"/>
               <w:left w:w="57" w:type="dxa"/>
@@ -1244,6 +1334,10 @@
           <w:tcPr>
             <w:tcW w:w="906" w:type="dxa"/>
             <w:gridSpan w:val="4"/>
+            <w:tcBorders>
+              <w:top w:val="single" w:sz="4" w:space="0" w:color="A6A6A6"/>
+              <w:bottom w:val="single" w:sz="4" w:space="0" w:color="A6A6A6"/>
+            </w:tcBorders>
             <w:tcMar>
               <w:top w:w="0" w:type="dxa"/>
               <w:left w:w="57" w:type="dxa"/>
@@ -1271,6 +1365,11 @@
           <w:tcPr>
             <w:tcW w:w="1417" w:type="dxa"/>
             <w:gridSpan w:val="4"/>
+            <w:tcBorders>
+              <w:top w:val="single" w:sz="4" w:space="0" w:color="A6A6A6"/>
+              <w:bottom w:val="single" w:sz="4" w:space="0" w:color="A6A6A6"/>
+              <w:right w:val="single" w:sz="4" w:space="0" w:color="A6A6A6"/>
+            </w:tcBorders>
             <w:tcMar>
               <w:top w:w="0" w:type="dxa"/>
               <w:left w:w="57" w:type="dxa"/>
@@ -1304,6 +1403,11 @@
         <w:tc>
           <w:tcPr>
             <w:tcW w:w="567" w:type="dxa"/>
+            <w:tcBorders>
+              <w:top w:val="single" w:sz="4" w:space="0" w:color="A6A6A6"/>
+              <w:left w:val="single" w:sz="4" w:space="0" w:color="A6A6A6"/>
+              <w:bottom w:val="single" w:sz="4" w:space="0" w:color="A6A6A6"/>
+            </w:tcBorders>
             <w:noWrap/>
             <w:tcMar>
               <w:top w:w="0" w:type="dxa"/>
@@ -1330,6 +1434,10 @@
           <w:tcPr>
             <w:tcW w:w="4678" w:type="dxa"/>
             <w:gridSpan w:val="16"/>
+            <w:tcBorders>
+              <w:top w:val="single" w:sz="4" w:space="0" w:color="A6A6A6"/>
+              <w:bottom w:val="single" w:sz="4" w:space="0" w:color="A6A6A6"/>
+            </w:tcBorders>
             <w:tcMar>
               <w:top w:w="0" w:type="dxa"/>
               <w:left w:w="57" w:type="dxa"/>
@@ -1363,6 +1471,10 @@
           <w:tcPr>
             <w:tcW w:w="653" w:type="dxa"/>
             <w:gridSpan w:val="3"/>
+            <w:tcBorders>
+              <w:top w:val="single" w:sz="4" w:space="0" w:color="A6A6A6"/>
+              <w:bottom w:val="single" w:sz="4" w:space="0" w:color="A6A6A6"/>
+            </w:tcBorders>
             <w:tcMar>
               <w:top w:w="0" w:type="dxa"/>
               <w:left w:w="57" w:type="dxa"/>
@@ -1397,6 +1509,10 @@
           <w:tcPr>
             <w:tcW w:w="992" w:type="dxa"/>
             <w:gridSpan w:val="4"/>
+            <w:tcBorders>
+              <w:top w:val="single" w:sz="4" w:space="0" w:color="A6A6A6"/>
+              <w:bottom w:val="single" w:sz="4" w:space="0" w:color="A6A6A6"/>
+            </w:tcBorders>
             <w:tcMar>
               <w:top w:w="0" w:type="dxa"/>
               <w:left w:w="57" w:type="dxa"/>
@@ -1422,6 +1538,10 @@
           <w:tcPr>
             <w:tcW w:w="993" w:type="dxa"/>
             <w:gridSpan w:val="3"/>
+            <w:tcBorders>
+              <w:top w:val="single" w:sz="4" w:space="0" w:color="A6A6A6"/>
+              <w:bottom w:val="single" w:sz="4" w:space="0" w:color="A6A6A6"/>
+            </w:tcBorders>
             <w:tcMar>
               <w:top w:w="0" w:type="dxa"/>
               <w:left w:w="57" w:type="dxa"/>
@@ -1447,6 +1567,10 @@
           <w:tcPr>
             <w:tcW w:w="906" w:type="dxa"/>
             <w:gridSpan w:val="4"/>
+            <w:tcBorders>
+              <w:top w:val="single" w:sz="4" w:space="0" w:color="A6A6A6"/>
+              <w:bottom w:val="single" w:sz="4" w:space="0" w:color="A6A6A6"/>
+            </w:tcBorders>
             <w:tcMar>
               <w:top w:w="0" w:type="dxa"/>
               <w:left w:w="57" w:type="dxa"/>
@@ -1472,6 +1596,11 @@
           <w:tcPr>
             <w:tcW w:w="1417" w:type="dxa"/>
             <w:gridSpan w:val="4"/>
+            <w:tcBorders>
+              <w:top w:val="single" w:sz="4" w:space="0" w:color="A6A6A6"/>
+              <w:bottom w:val="single" w:sz="4" w:space="0" w:color="A6A6A6"/>
+              <w:right w:val="single" w:sz="4" w:space="0" w:color="A6A6A6"/>
+            </w:tcBorders>
             <w:tcMar>
               <w:top w:w="0" w:type="dxa"/>
               <w:left w:w="57" w:type="dxa"/>
@@ -1503,6 +1632,11 @@
         <w:tc>
           <w:tcPr>
             <w:tcW w:w="567" w:type="dxa"/>
+            <w:tcBorders>
+              <w:top w:val="single" w:sz="4" w:space="0" w:color="A6A6A6"/>
+              <w:left w:val="single" w:sz="4" w:space="0" w:color="A6A6A6"/>
+              <w:bottom w:val="single" w:sz="4" w:space="0" w:color="A6A6A6"/>
+            </w:tcBorders>
             <w:noWrap/>
             <w:tcMar>
               <w:top w:w="0" w:type="dxa"/>
@@ -1529,6 +1663,10 @@
           <w:tcPr>
             <w:tcW w:w="4678" w:type="dxa"/>
             <w:gridSpan w:val="16"/>
+            <w:tcBorders>
+              <w:top w:val="single" w:sz="4" w:space="0" w:color="A6A6A6"/>
+              <w:bottom w:val="single" w:sz="4" w:space="0" w:color="A6A6A6"/>
+            </w:tcBorders>
             <w:tcMar>
               <w:top w:w="0" w:type="dxa"/>
               <w:left w:w="57" w:type="dxa"/>
@@ -1562,6 +1700,10 @@
           <w:tcPr>
             <w:tcW w:w="653" w:type="dxa"/>
             <w:gridSpan w:val="3"/>
+            <w:tcBorders>
+              <w:top w:val="single" w:sz="4" w:space="0" w:color="A6A6A6"/>
+              <w:bottom w:val="single" w:sz="4" w:space="0" w:color="A6A6A6"/>
+            </w:tcBorders>
             <w:tcMar>
               <w:top w:w="0" w:type="dxa"/>
               <w:left w:w="57" w:type="dxa"/>
@@ -1596,6 +1738,10 @@
           <w:tcPr>
             <w:tcW w:w="992" w:type="dxa"/>
             <w:gridSpan w:val="4"/>
+            <w:tcBorders>
+              <w:top w:val="single" w:sz="4" w:space="0" w:color="A6A6A6"/>
+              <w:bottom w:val="single" w:sz="4" w:space="0" w:color="A6A6A6"/>
+            </w:tcBorders>
             <w:tcMar>
               <w:top w:w="0" w:type="dxa"/>
               <w:left w:w="57" w:type="dxa"/>
@@ -1621,6 +1767,10 @@
           <w:tcPr>
             <w:tcW w:w="993" w:type="dxa"/>
             <w:gridSpan w:val="3"/>
+            <w:tcBorders>
+              <w:top w:val="single" w:sz="4" w:space="0" w:color="A6A6A6"/>
+              <w:bottom w:val="single" w:sz="4" w:space="0" w:color="A6A6A6"/>
+            </w:tcBorders>
             <w:tcMar>
               <w:top w:w="0" w:type="dxa"/>
               <w:left w:w="57" w:type="dxa"/>
@@ -1646,6 +1796,10 @@
           <w:tcPr>
             <w:tcW w:w="906" w:type="dxa"/>
             <w:gridSpan w:val="4"/>
+            <w:tcBorders>
+              <w:top w:val="single" w:sz="4" w:space="0" w:color="A6A6A6"/>
+              <w:bottom w:val="single" w:sz="4" w:space="0" w:color="A6A6A6"/>
+            </w:tcBorders>
             <w:tcMar>
               <w:top w:w="0" w:type="dxa"/>
               <w:left w:w="57" w:type="dxa"/>
@@ -1671,6 +1825,11 @@
           <w:tcPr>
             <w:tcW w:w="1417" w:type="dxa"/>
             <w:gridSpan w:val="4"/>
+            <w:tcBorders>
+              <w:top w:val="single" w:sz="4" w:space="0" w:color="A6A6A6"/>
+              <w:bottom w:val="single" w:sz="4" w:space="0" w:color="A6A6A6"/>
+              <w:right w:val="single" w:sz="4" w:space="0" w:color="A6A6A6"/>
+            </w:tcBorders>
             <w:tcMar>
               <w:top w:w="0" w:type="dxa"/>
               <w:left w:w="57" w:type="dxa"/>
@@ -1702,6 +1861,11 @@
         <w:tc>
           <w:tcPr>
             <w:tcW w:w="567" w:type="dxa"/>
+            <w:tcBorders>
+              <w:top w:val="single" w:sz="4" w:space="0" w:color="A6A6A6"/>
+              <w:left w:val="single" w:sz="4" w:space="0" w:color="A6A6A6"/>
+              <w:bottom w:val="single" w:sz="4" w:space="0" w:color="A6A6A6"/>
+            </w:tcBorders>
             <w:noWrap/>
             <w:tcMar>
               <w:top w:w="0" w:type="dxa"/>
@@ -1728,6 +1892,10 @@
           <w:tcPr>
             <w:tcW w:w="4678" w:type="dxa"/>
             <w:gridSpan w:val="16"/>
+            <w:tcBorders>
+              <w:top w:val="single" w:sz="4" w:space="0" w:color="A6A6A6"/>
+              <w:bottom w:val="single" w:sz="4" w:space="0" w:color="A6A6A6"/>
+            </w:tcBorders>
             <w:tcMar>
               <w:top w:w="0" w:type="dxa"/>
               <w:left w:w="57" w:type="dxa"/>
@@ -1761,6 +1929,10 @@
           <w:tcPr>
             <w:tcW w:w="653" w:type="dxa"/>
             <w:gridSpan w:val="3"/>
+            <w:tcBorders>
+              <w:top w:val="single" w:sz="4" w:space="0" w:color="A6A6A6"/>
+              <w:bottom w:val="single" w:sz="4" w:space="0" w:color="A6A6A6"/>
+            </w:tcBorders>
             <w:tcMar>
               <w:top w:w="0" w:type="dxa"/>
               <w:left w:w="57" w:type="dxa"/>
@@ -1795,6 +1967,10 @@
           <w:tcPr>
             <w:tcW w:w="992" w:type="dxa"/>
             <w:gridSpan w:val="4"/>
+            <w:tcBorders>
+              <w:top w:val="single" w:sz="4" w:space="0" w:color="A6A6A6"/>
+              <w:bottom w:val="single" w:sz="4" w:space="0" w:color="A6A6A6"/>
+            </w:tcBorders>
             <w:tcMar>
               <w:top w:w="0" w:type="dxa"/>
               <w:left w:w="57" w:type="dxa"/>
@@ -1820,6 +1996,10 @@
           <w:tcPr>
             <w:tcW w:w="993" w:type="dxa"/>
             <w:gridSpan w:val="3"/>
+            <w:tcBorders>
+              <w:top w:val="single" w:sz="4" w:space="0" w:color="A6A6A6"/>
+              <w:bottom w:val="single" w:sz="4" w:space="0" w:color="A6A6A6"/>
+            </w:tcBorders>
             <w:tcMar>
               <w:top w:w="0" w:type="dxa"/>
               <w:left w:w="57" w:type="dxa"/>
@@ -1845,6 +2025,10 @@
           <w:tcPr>
             <w:tcW w:w="906" w:type="dxa"/>
             <w:gridSpan w:val="4"/>
+            <w:tcBorders>
+              <w:top w:val="single" w:sz="4" w:space="0" w:color="A6A6A6"/>
+              <w:bottom w:val="single" w:sz="4" w:space="0" w:color="A6A6A6"/>
+            </w:tcBorders>
             <w:tcMar>
               <w:top w:w="0" w:type="dxa"/>
               <w:left w:w="57" w:type="dxa"/>
@@ -1870,6 +2054,11 @@
           <w:tcPr>
             <w:tcW w:w="1417" w:type="dxa"/>
             <w:gridSpan w:val="4"/>
+            <w:tcBorders>
+              <w:top w:val="single" w:sz="4" w:space="0" w:color="A6A6A6"/>
+              <w:bottom w:val="single" w:sz="4" w:space="0" w:color="A6A6A6"/>
+              <w:right w:val="single" w:sz="4" w:space="0" w:color="A6A6A6"/>
+            </w:tcBorders>
             <w:tcMar>
               <w:top w:w="0" w:type="dxa"/>
               <w:left w:w="57" w:type="dxa"/>
@@ -1901,6 +2090,11 @@
         <w:tc>
           <w:tcPr>
             <w:tcW w:w="567" w:type="dxa"/>
+            <w:tcBorders>
+              <w:top w:val="single" w:sz="4" w:space="0" w:color="A6A6A6"/>
+              <w:left w:val="single" w:sz="4" w:space="0" w:color="A6A6A6"/>
+              <w:bottom w:val="single" w:sz="4" w:space="0" w:color="A6A6A6"/>
+            </w:tcBorders>
             <w:noWrap/>
             <w:tcMar>
               <w:top w:w="0" w:type="dxa"/>
@@ -1927,6 +2121,10 @@
           <w:tcPr>
             <w:tcW w:w="4678" w:type="dxa"/>
             <w:gridSpan w:val="16"/>
+            <w:tcBorders>
+              <w:top w:val="single" w:sz="4" w:space="0" w:color="A6A6A6"/>
+              <w:bottom w:val="single" w:sz="4" w:space="0" w:color="A6A6A6"/>
+            </w:tcBorders>
             <w:tcMar>
               <w:top w:w="0" w:type="dxa"/>
               <w:left w:w="57" w:type="dxa"/>
@@ -1960,6 +2158,10 @@
           <w:tcPr>
             <w:tcW w:w="653" w:type="dxa"/>
             <w:gridSpan w:val="3"/>
+            <w:tcBorders>
+              <w:top w:val="single" w:sz="4" w:space="0" w:color="A6A6A6"/>
+              <w:bottom w:val="single" w:sz="4" w:space="0" w:color="A6A6A6"/>
+            </w:tcBorders>
             <w:tcMar>
               <w:top w:w="0" w:type="dxa"/>
               <w:left w:w="57" w:type="dxa"/>
@@ -1994,6 +2196,10 @@
           <w:tcPr>
             <w:tcW w:w="992" w:type="dxa"/>
             <w:gridSpan w:val="4"/>
+            <w:tcBorders>
+              <w:top w:val="single" w:sz="4" w:space="0" w:color="A6A6A6"/>
+              <w:bottom w:val="single" w:sz="4" w:space="0" w:color="A6A6A6"/>
+            </w:tcBorders>
             <w:tcMar>
               <w:top w:w="0" w:type="dxa"/>
               <w:left w:w="57" w:type="dxa"/>
@@ -2019,6 +2225,10 @@
           <w:tcPr>
             <w:tcW w:w="993" w:type="dxa"/>
             <w:gridSpan w:val="3"/>
+            <w:tcBorders>
+              <w:top w:val="single" w:sz="4" w:space="0" w:color="A6A6A6"/>
+              <w:bottom w:val="single" w:sz="4" w:space="0" w:color="A6A6A6"/>
+            </w:tcBorders>
             <w:tcMar>
               <w:top w:w="0" w:type="dxa"/>
               <w:left w:w="57" w:type="dxa"/>
@@ -2044,6 +2254,10 @@
           <w:tcPr>
             <w:tcW w:w="906" w:type="dxa"/>
             <w:gridSpan w:val="4"/>
+            <w:tcBorders>
+              <w:top w:val="single" w:sz="4" w:space="0" w:color="A6A6A6"/>
+              <w:bottom w:val="single" w:sz="4" w:space="0" w:color="A6A6A6"/>
+            </w:tcBorders>
             <w:tcMar>
               <w:top w:w="0" w:type="dxa"/>
               <w:left w:w="57" w:type="dxa"/>
@@ -2069,6 +2283,11 @@
           <w:tcPr>
             <w:tcW w:w="1417" w:type="dxa"/>
             <w:gridSpan w:val="4"/>
+            <w:tcBorders>
+              <w:top w:val="single" w:sz="4" w:space="0" w:color="A6A6A6"/>
+              <w:bottom w:val="single" w:sz="4" w:space="0" w:color="A6A6A6"/>
+              <w:right w:val="single" w:sz="4" w:space="0" w:color="A6A6A6"/>
+            </w:tcBorders>
             <w:tcMar>
               <w:top w:w="0" w:type="dxa"/>
               <w:left w:w="57" w:type="dxa"/>
@@ -2100,6 +2319,11 @@
         <w:tc>
           <w:tcPr>
             <w:tcW w:w="567" w:type="dxa"/>
+            <w:tcBorders>
+              <w:top w:val="single" w:sz="4" w:space="0" w:color="A6A6A6"/>
+              <w:left w:val="single" w:sz="4" w:space="0" w:color="A6A6A6"/>
+              <w:bottom w:val="single" w:sz="4" w:space="0" w:color="A6A6A6"/>
+            </w:tcBorders>
             <w:noWrap/>
             <w:tcMar>
               <w:top w:w="0" w:type="dxa"/>
@@ -2126,6 +2350,10 @@
           <w:tcPr>
             <w:tcW w:w="4678" w:type="dxa"/>
             <w:gridSpan w:val="16"/>
+            <w:tcBorders>
+              <w:top w:val="single" w:sz="4" w:space="0" w:color="A6A6A6"/>
+              <w:bottom w:val="single" w:sz="4" w:space="0" w:color="A6A6A6"/>
+            </w:tcBorders>
             <w:tcMar>
               <w:top w:w="0" w:type="dxa"/>
               <w:left w:w="57" w:type="dxa"/>
@@ -2159,6 +2387,10 @@
           <w:tcPr>
             <w:tcW w:w="653" w:type="dxa"/>
             <w:gridSpan w:val="3"/>
+            <w:tcBorders>
+              <w:top w:val="single" w:sz="4" w:space="0" w:color="A6A6A6"/>
+              <w:bottom w:val="single" w:sz="4" w:space="0" w:color="A6A6A6"/>
+            </w:tcBorders>
             <w:tcMar>
               <w:top w:w="0" w:type="dxa"/>
               <w:left w:w="57" w:type="dxa"/>
@@ -2193,6 +2425,10 @@
           <w:tcPr>
             <w:tcW w:w="992" w:type="dxa"/>
             <w:gridSpan w:val="4"/>
+            <w:tcBorders>
+              <w:top w:val="single" w:sz="4" w:space="0" w:color="A6A6A6"/>
+              <w:bottom w:val="single" w:sz="4" w:space="0" w:color="A6A6A6"/>
+            </w:tcBorders>
             <w:tcMar>
               <w:top w:w="0" w:type="dxa"/>
               <w:left w:w="57" w:type="dxa"/>
@@ -2218,6 +2454,10 @@
           <w:tcPr>
             <w:tcW w:w="993" w:type="dxa"/>
             <w:gridSpan w:val="3"/>
+            <w:tcBorders>
+              <w:top w:val="single" w:sz="4" w:space="0" w:color="A6A6A6"/>
+              <w:bottom w:val="single" w:sz="4" w:space="0" w:color="A6A6A6"/>
+            </w:tcBorders>
             <w:tcMar>
               <w:top w:w="0" w:type="dxa"/>
               <w:left w:w="57" w:type="dxa"/>
@@ -2243,6 +2483,10 @@
           <w:tcPr>
             <w:tcW w:w="906" w:type="dxa"/>
             <w:gridSpan w:val="4"/>
+            <w:tcBorders>
+              <w:top w:val="single" w:sz="4" w:space="0" w:color="A6A6A6"/>
+              <w:bottom w:val="single" w:sz="4" w:space="0" w:color="A6A6A6"/>
+            </w:tcBorders>
             <w:tcMar>
               <w:top w:w="0" w:type="dxa"/>
               <w:left w:w="57" w:type="dxa"/>
@@ -2268,6 +2512,11 @@
           <w:tcPr>
             <w:tcW w:w="1417" w:type="dxa"/>
             <w:gridSpan w:val="4"/>
+            <w:tcBorders>
+              <w:top w:val="single" w:sz="4" w:space="0" w:color="A6A6A6"/>
+              <w:bottom w:val="single" w:sz="4" w:space="0" w:color="A6A6A6"/>
+              <w:right w:val="single" w:sz="4" w:space="0" w:color="A6A6A6"/>
+            </w:tcBorders>
             <w:tcMar>
               <w:top w:w="0" w:type="dxa"/>
               <w:left w:w="57" w:type="dxa"/>
@@ -2299,6 +2548,11 @@
         <w:tc>
           <w:tcPr>
             <w:tcW w:w="567" w:type="dxa"/>
+            <w:tcBorders>
+              <w:top w:val="single" w:sz="4" w:space="0" w:color="A6A6A6"/>
+              <w:left w:val="single" w:sz="4" w:space="0" w:color="A6A6A6"/>
+              <w:bottom w:val="single" w:sz="4" w:space="0" w:color="A6A6A6"/>
+            </w:tcBorders>
             <w:noWrap/>
             <w:tcMar>
               <w:top w:w="0" w:type="dxa"/>
@@ -2325,6 +2579,10 @@
           <w:tcPr>
             <w:tcW w:w="4678" w:type="dxa"/>
             <w:gridSpan w:val="16"/>
+            <w:tcBorders>
+              <w:top w:val="single" w:sz="4" w:space="0" w:color="A6A6A6"/>
+              <w:bottom w:val="single" w:sz="4" w:space="0" w:color="A6A6A6"/>
+            </w:tcBorders>
             <w:tcMar>
               <w:top w:w="0" w:type="dxa"/>
               <w:left w:w="57" w:type="dxa"/>
@@ -2358,6 +2616,10 @@
           <w:tcPr>
             <w:tcW w:w="653" w:type="dxa"/>
             <w:gridSpan w:val="3"/>
+            <w:tcBorders>
+              <w:top w:val="single" w:sz="4" w:space="0" w:color="A6A6A6"/>
+              <w:bottom w:val="single" w:sz="4" w:space="0" w:color="A6A6A6"/>
+            </w:tcBorders>
             <w:tcMar>
               <w:top w:w="0" w:type="dxa"/>
               <w:left w:w="57" w:type="dxa"/>
@@ -2392,6 +2654,10 @@
           <w:tcPr>
             <w:tcW w:w="992" w:type="dxa"/>
             <w:gridSpan w:val="4"/>
+            <w:tcBorders>
+              <w:top w:val="single" w:sz="4" w:space="0" w:color="A6A6A6"/>
+              <w:bottom w:val="single" w:sz="4" w:space="0" w:color="A6A6A6"/>
+            </w:tcBorders>
             <w:tcMar>
               <w:top w:w="0" w:type="dxa"/>
               <w:left w:w="57" w:type="dxa"/>
@@ -2417,6 +2683,10 @@
           <w:tcPr>
             <w:tcW w:w="993" w:type="dxa"/>
             <w:gridSpan w:val="3"/>
+            <w:tcBorders>
+              <w:top w:val="single" w:sz="4" w:space="0" w:color="A6A6A6"/>
+              <w:bottom w:val="single" w:sz="4" w:space="0" w:color="A6A6A6"/>
+            </w:tcBorders>
             <w:tcMar>
               <w:top w:w="0" w:type="dxa"/>
               <w:left w:w="57" w:type="dxa"/>
@@ -2442,6 +2712,10 @@
           <w:tcPr>
             <w:tcW w:w="906" w:type="dxa"/>
             <w:gridSpan w:val="4"/>
+            <w:tcBorders>
+              <w:top w:val="single" w:sz="4" w:space="0" w:color="A6A6A6"/>
+              <w:bottom w:val="single" w:sz="4" w:space="0" w:color="A6A6A6"/>
+            </w:tcBorders>
             <w:tcMar>
               <w:top w:w="0" w:type="dxa"/>
               <w:left w:w="57" w:type="dxa"/>
@@ -2467,6 +2741,11 @@
           <w:tcPr>
             <w:tcW w:w="1417" w:type="dxa"/>
             <w:gridSpan w:val="4"/>
+            <w:tcBorders>
+              <w:top w:val="single" w:sz="4" w:space="0" w:color="A6A6A6"/>
+              <w:bottom w:val="single" w:sz="4" w:space="0" w:color="A6A6A6"/>
+              <w:right w:val="single" w:sz="4" w:space="0" w:color="A6A6A6"/>
+            </w:tcBorders>
             <w:tcMar>
               <w:top w:w="0" w:type="dxa"/>
               <w:left w:w="57" w:type="dxa"/>
@@ -2498,6 +2777,11 @@
         <w:tc>
           <w:tcPr>
             <w:tcW w:w="567" w:type="dxa"/>
+            <w:tcBorders>
+              <w:top w:val="single" w:sz="4" w:space="0" w:color="A6A6A6"/>
+              <w:left w:val="single" w:sz="4" w:space="0" w:color="A6A6A6"/>
+              <w:bottom w:val="single" w:sz="4" w:space="0" w:color="A6A6A6"/>
+            </w:tcBorders>
             <w:noWrap/>
             <w:tcMar>
               <w:top w:w="0" w:type="dxa"/>
@@ -2524,6 +2808,10 @@
           <w:tcPr>
             <w:tcW w:w="4678" w:type="dxa"/>
             <w:gridSpan w:val="16"/>
+            <w:tcBorders>
+              <w:top w:val="single" w:sz="4" w:space="0" w:color="A6A6A6"/>
+              <w:bottom w:val="single" w:sz="4" w:space="0" w:color="A6A6A6"/>
+            </w:tcBorders>
             <w:tcMar>
               <w:top w:w="0" w:type="dxa"/>
               <w:left w:w="57" w:type="dxa"/>
@@ -2557,6 +2845,10 @@
           <w:tcPr>
             <w:tcW w:w="653" w:type="dxa"/>
             <w:gridSpan w:val="3"/>
+            <w:tcBorders>
+              <w:top w:val="single" w:sz="4" w:space="0" w:color="A6A6A6"/>
+              <w:bottom w:val="single" w:sz="4" w:space="0" w:color="A6A6A6"/>
+            </w:tcBorders>
             <w:tcMar>
               <w:top w:w="0" w:type="dxa"/>
               <w:left w:w="57" w:type="dxa"/>
@@ -2591,6 +2883,10 @@
           <w:tcPr>
             <w:tcW w:w="992" w:type="dxa"/>
             <w:gridSpan w:val="4"/>
+            <w:tcBorders>
+              <w:top w:val="single" w:sz="4" w:space="0" w:color="A6A6A6"/>
+              <w:bottom w:val="single" w:sz="4" w:space="0" w:color="A6A6A6"/>
+            </w:tcBorders>
             <w:tcMar>
               <w:top w:w="0" w:type="dxa"/>
               <w:left w:w="57" w:type="dxa"/>
@@ -2616,6 +2912,10 @@
           <w:tcPr>
             <w:tcW w:w="993" w:type="dxa"/>
             <w:gridSpan w:val="3"/>
+            <w:tcBorders>
+              <w:top w:val="single" w:sz="4" w:space="0" w:color="A6A6A6"/>
+              <w:bottom w:val="single" w:sz="4" w:space="0" w:color="A6A6A6"/>
+            </w:tcBorders>
             <w:tcMar>
               <w:top w:w="0" w:type="dxa"/>
               <w:left w:w="57" w:type="dxa"/>
@@ -2641,6 +2941,10 @@
           <w:tcPr>
             <w:tcW w:w="906" w:type="dxa"/>
             <w:gridSpan w:val="4"/>
+            <w:tcBorders>
+              <w:top w:val="single" w:sz="4" w:space="0" w:color="A6A6A6"/>
+              <w:bottom w:val="single" w:sz="4" w:space="0" w:color="A6A6A6"/>
+            </w:tcBorders>
             <w:tcMar>
               <w:top w:w="0" w:type="dxa"/>
               <w:left w:w="57" w:type="dxa"/>
@@ -2666,6 +2970,11 @@
           <w:tcPr>
             <w:tcW w:w="1417" w:type="dxa"/>
             <w:gridSpan w:val="4"/>
+            <w:tcBorders>
+              <w:top w:val="single" w:sz="4" w:space="0" w:color="A6A6A6"/>
+              <w:bottom w:val="single" w:sz="4" w:space="0" w:color="A6A6A6"/>
+              <w:right w:val="single" w:sz="4" w:space="0" w:color="A6A6A6"/>
+            </w:tcBorders>
             <w:tcMar>
               <w:top w:w="0" w:type="dxa"/>
               <w:left w:w="57" w:type="dxa"/>
@@ -2697,6 +3006,11 @@
         <w:tc>
           <w:tcPr>
             <w:tcW w:w="567" w:type="dxa"/>
+            <w:tcBorders>
+              <w:top w:val="single" w:sz="4" w:space="0" w:color="A6A6A6"/>
+              <w:left w:val="single" w:sz="4" w:space="0" w:color="A6A6A6"/>
+              <w:bottom w:val="single" w:sz="4" w:space="0" w:color="A6A6A6"/>
+            </w:tcBorders>
             <w:noWrap/>
             <w:tcMar>
               <w:top w:w="0" w:type="dxa"/>
@@ -2723,6 +3037,10 @@
           <w:tcPr>
             <w:tcW w:w="4678" w:type="dxa"/>
             <w:gridSpan w:val="16"/>
+            <w:tcBorders>
+              <w:top w:val="single" w:sz="4" w:space="0" w:color="A6A6A6"/>
+              <w:bottom w:val="single" w:sz="4" w:space="0" w:color="A6A6A6"/>
+            </w:tcBorders>
             <w:tcMar>
               <w:top w:w="0" w:type="dxa"/>
               <w:left w:w="57" w:type="dxa"/>
@@ -2756,6 +3074,10 @@
           <w:tcPr>
             <w:tcW w:w="653" w:type="dxa"/>
             <w:gridSpan w:val="3"/>
+            <w:tcBorders>
+              <w:top w:val="single" w:sz="4" w:space="0" w:color="A6A6A6"/>
+              <w:bottom w:val="single" w:sz="4" w:space="0" w:color="A6A6A6"/>
+            </w:tcBorders>
             <w:tcMar>
               <w:top w:w="0" w:type="dxa"/>
               <w:left w:w="57" w:type="dxa"/>
@@ -2790,6 +3112,10 @@
           <w:tcPr>
             <w:tcW w:w="992" w:type="dxa"/>
             <w:gridSpan w:val="4"/>
+            <w:tcBorders>
+              <w:top w:val="single" w:sz="4" w:space="0" w:color="A6A6A6"/>
+              <w:bottom w:val="single" w:sz="4" w:space="0" w:color="A6A6A6"/>
+            </w:tcBorders>
             <w:tcMar>
               <w:top w:w="0" w:type="dxa"/>
               <w:left w:w="57" w:type="dxa"/>
@@ -2815,6 +3141,10 @@
           <w:tcPr>
             <w:tcW w:w="993" w:type="dxa"/>
             <w:gridSpan w:val="3"/>
+            <w:tcBorders>
+              <w:top w:val="single" w:sz="4" w:space="0" w:color="A6A6A6"/>
+              <w:bottom w:val="single" w:sz="4" w:space="0" w:color="A6A6A6"/>
+            </w:tcBorders>
             <w:tcMar>
               <w:top w:w="0" w:type="dxa"/>
               <w:left w:w="57" w:type="dxa"/>
@@ -2840,6 +3170,10 @@
           <w:tcPr>
             <w:tcW w:w="906" w:type="dxa"/>
             <w:gridSpan w:val="4"/>
+            <w:tcBorders>
+              <w:top w:val="single" w:sz="4" w:space="0" w:color="A6A6A6"/>
+              <w:bottom w:val="single" w:sz="4" w:space="0" w:color="A6A6A6"/>
+            </w:tcBorders>
             <w:tcMar>
               <w:top w:w="0" w:type="dxa"/>
               <w:left w:w="57" w:type="dxa"/>
@@ -2865,6 +3199,11 @@
           <w:tcPr>
             <w:tcW w:w="1417" w:type="dxa"/>
             <w:gridSpan w:val="4"/>
+            <w:tcBorders>
+              <w:top w:val="single" w:sz="4" w:space="0" w:color="A6A6A6"/>
+              <w:bottom w:val="single" w:sz="4" w:space="0" w:color="A6A6A6"/>
+              <w:right w:val="single" w:sz="4" w:space="0" w:color="A6A6A6"/>
+            </w:tcBorders>
             <w:tcMar>
               <w:top w:w="0" w:type="dxa"/>
               <w:left w:w="57" w:type="dxa"/>
@@ -2896,6 +3235,11 @@
         <w:tc>
           <w:tcPr>
             <w:tcW w:w="567" w:type="dxa"/>
+            <w:tcBorders>
+              <w:top w:val="single" w:sz="4" w:space="0" w:color="A6A6A6"/>
+              <w:left w:val="single" w:sz="4" w:space="0" w:color="A6A6A6"/>
+              <w:bottom w:val="single" w:sz="4" w:space="0" w:color="A6A6A6"/>
+            </w:tcBorders>
             <w:noWrap/>
             <w:tcMar>
               <w:top w:w="0" w:type="dxa"/>
@@ -2922,6 +3266,10 @@
           <w:tcPr>
             <w:tcW w:w="4678" w:type="dxa"/>
             <w:gridSpan w:val="16"/>
+            <w:tcBorders>
+              <w:top w:val="single" w:sz="4" w:space="0" w:color="A6A6A6"/>
+              <w:bottom w:val="single" w:sz="4" w:space="0" w:color="A6A6A6"/>
+            </w:tcBorders>
             <w:tcMar>
               <w:top w:w="0" w:type="dxa"/>
               <w:left w:w="57" w:type="dxa"/>
@@ -2955,6 +3303,10 @@
           <w:tcPr>
             <w:tcW w:w="653" w:type="dxa"/>
             <w:gridSpan w:val="3"/>
+            <w:tcBorders>
+              <w:top w:val="single" w:sz="4" w:space="0" w:color="A6A6A6"/>
+              <w:bottom w:val="single" w:sz="4" w:space="0" w:color="A6A6A6"/>
+            </w:tcBorders>
             <w:tcMar>
               <w:top w:w="0" w:type="dxa"/>
               <w:left w:w="57" w:type="dxa"/>
@@ -2989,6 +3341,10 @@
           <w:tcPr>
             <w:tcW w:w="992" w:type="dxa"/>
             <w:gridSpan w:val="4"/>
+            <w:tcBorders>
+              <w:top w:val="single" w:sz="4" w:space="0" w:color="A6A6A6"/>
+              <w:bottom w:val="single" w:sz="4" w:space="0" w:color="A6A6A6"/>
+            </w:tcBorders>
             <w:tcMar>
               <w:top w:w="0" w:type="dxa"/>
               <w:left w:w="57" w:type="dxa"/>
@@ -3014,6 +3370,10 @@
           <w:tcPr>
             <w:tcW w:w="993" w:type="dxa"/>
             <w:gridSpan w:val="3"/>
+            <w:tcBorders>
+              <w:top w:val="single" w:sz="4" w:space="0" w:color="A6A6A6"/>
+              <w:bottom w:val="single" w:sz="4" w:space="0" w:color="A6A6A6"/>
+            </w:tcBorders>
             <w:tcMar>
               <w:top w:w="0" w:type="dxa"/>
               <w:left w:w="57" w:type="dxa"/>
@@ -3039,6 +3399,10 @@
           <w:tcPr>
             <w:tcW w:w="906" w:type="dxa"/>
             <w:gridSpan w:val="4"/>
+            <w:tcBorders>
+              <w:top w:val="single" w:sz="4" w:space="0" w:color="A6A6A6"/>
+              <w:bottom w:val="single" w:sz="4" w:space="0" w:color="A6A6A6"/>
+            </w:tcBorders>
             <w:tcMar>
               <w:top w:w="0" w:type="dxa"/>
               <w:left w:w="57" w:type="dxa"/>
@@ -3064,6 +3428,11 @@
           <w:tcPr>
             <w:tcW w:w="1417" w:type="dxa"/>
             <w:gridSpan w:val="4"/>
+            <w:tcBorders>
+              <w:top w:val="single" w:sz="4" w:space="0" w:color="A6A6A6"/>
+              <w:bottom w:val="single" w:sz="4" w:space="0" w:color="A6A6A6"/>
+              <w:right w:val="single" w:sz="4" w:space="0" w:color="A6A6A6"/>
+            </w:tcBorders>
             <w:tcMar>
               <w:top w:w="0" w:type="dxa"/>
               <w:left w:w="57" w:type="dxa"/>
@@ -3095,6 +3464,11 @@
         <w:tc>
           <w:tcPr>
             <w:tcW w:w="567" w:type="dxa"/>
+            <w:tcBorders>
+              <w:top w:val="single" w:sz="4" w:space="0" w:color="A6A6A6"/>
+              <w:left w:val="single" w:sz="4" w:space="0" w:color="A6A6A6"/>
+              <w:bottom w:val="single" w:sz="4" w:space="0" w:color="A6A6A6"/>
+            </w:tcBorders>
             <w:noWrap/>
             <w:tcMar>
               <w:top w:w="0" w:type="dxa"/>
@@ -3123,6 +3497,10 @@
           <w:tcPr>
             <w:tcW w:w="4678" w:type="dxa"/>
             <w:gridSpan w:val="16"/>
+            <w:tcBorders>
+              <w:top w:val="single" w:sz="4" w:space="0" w:color="A6A6A6"/>
+              <w:bottom w:val="single" w:sz="4" w:space="0" w:color="A6A6A6"/>
+            </w:tcBorders>
             <w:tcMar>
               <w:top w:w="0" w:type="dxa"/>
               <w:left w:w="57" w:type="dxa"/>
@@ -3158,6 +3536,10 @@
           <w:tcPr>
             <w:tcW w:w="653" w:type="dxa"/>
             <w:gridSpan w:val="3"/>
+            <w:tcBorders>
+              <w:top w:val="single" w:sz="4" w:space="0" w:color="A6A6A6"/>
+              <w:bottom w:val="single" w:sz="4" w:space="0" w:color="A6A6A6"/>
+            </w:tcBorders>
             <w:tcMar>
               <w:top w:w="0" w:type="dxa"/>
               <w:left w:w="57" w:type="dxa"/>
@@ -3194,6 +3576,10 @@
           <w:tcPr>
             <w:tcW w:w="992" w:type="dxa"/>
             <w:gridSpan w:val="4"/>
+            <w:tcBorders>
+              <w:top w:val="single" w:sz="4" w:space="0" w:color="A6A6A6"/>
+              <w:bottom w:val="single" w:sz="4" w:space="0" w:color="A6A6A6"/>
+            </w:tcBorders>
             <w:tcMar>
               <w:top w:w="0" w:type="dxa"/>
               <w:left w:w="57" w:type="dxa"/>
@@ -3221,6 +3607,10 @@
           <w:tcPr>
             <w:tcW w:w="993" w:type="dxa"/>
             <w:gridSpan w:val="3"/>
+            <w:tcBorders>
+              <w:top w:val="single" w:sz="4" w:space="0" w:color="A6A6A6"/>
+              <w:bottom w:val="single" w:sz="4" w:space="0" w:color="A6A6A6"/>
+            </w:tcBorders>
             <w:tcMar>
               <w:top w:w="0" w:type="dxa"/>
               <w:left w:w="57" w:type="dxa"/>
@@ -3248,6 +3638,10 @@
           <w:tcPr>
             <w:tcW w:w="906" w:type="dxa"/>
             <w:gridSpan w:val="4"/>
+            <w:tcBorders>
+              <w:top w:val="single" w:sz="4" w:space="0" w:color="A6A6A6"/>
+              <w:bottom w:val="single" w:sz="4" w:space="0" w:color="A6A6A6"/>
+            </w:tcBorders>
             <w:tcMar>
               <w:top w:w="0" w:type="dxa"/>
               <w:left w:w="57" w:type="dxa"/>
@@ -3275,6 +3669,11 @@
           <w:tcPr>
             <w:tcW w:w="1417" w:type="dxa"/>
             <w:gridSpan w:val="4"/>
+            <w:tcBorders>
+              <w:top w:val="single" w:sz="4" w:space="0" w:color="A6A6A6"/>
+              <w:bottom w:val="single" w:sz="4" w:space="0" w:color="A6A6A6"/>
+              <w:right w:val="single" w:sz="4" w:space="0" w:color="A6A6A6"/>
+            </w:tcBorders>
             <w:tcMar>
               <w:top w:w="0" w:type="dxa"/>
               <w:left w:w="57" w:type="dxa"/>
@@ -3308,6 +3707,11 @@
         <w:tc>
           <w:tcPr>
             <w:tcW w:w="567" w:type="dxa"/>
+            <w:tcBorders>
+              <w:top w:val="single" w:sz="4" w:space="0" w:color="A6A6A6"/>
+              <w:left w:val="single" w:sz="4" w:space="0" w:color="A6A6A6"/>
+              <w:bottom w:val="single" w:sz="4" w:space="0" w:color="A6A6A6"/>
+            </w:tcBorders>
             <w:noWrap/>
             <w:tcMar>
               <w:top w:w="0" w:type="dxa"/>
@@ -3336,6 +3740,10 @@
           <w:tcPr>
             <w:tcW w:w="4678" w:type="dxa"/>
             <w:gridSpan w:val="16"/>
+            <w:tcBorders>
+              <w:top w:val="single" w:sz="4" w:space="0" w:color="A6A6A6"/>
+              <w:bottom w:val="single" w:sz="4" w:space="0" w:color="A6A6A6"/>
+            </w:tcBorders>
             <w:tcMar>
               <w:top w:w="0" w:type="dxa"/>
               <w:left w:w="57" w:type="dxa"/>
@@ -3371,6 +3779,10 @@
           <w:tcPr>
             <w:tcW w:w="653" w:type="dxa"/>
             <w:gridSpan w:val="3"/>
+            <w:tcBorders>
+              <w:top w:val="single" w:sz="4" w:space="0" w:color="A6A6A6"/>
+              <w:bottom w:val="single" w:sz="4" w:space="0" w:color="A6A6A6"/>
+            </w:tcBorders>
             <w:tcMar>
               <w:top w:w="0" w:type="dxa"/>
               <w:left w:w="57" w:type="dxa"/>
@@ -3407,6 +3819,10 @@
           <w:tcPr>
             <w:tcW w:w="992" w:type="dxa"/>
             <w:gridSpan w:val="4"/>
+            <w:tcBorders>
+              <w:top w:val="single" w:sz="4" w:space="0" w:color="A6A6A6"/>
+              <w:bottom w:val="single" w:sz="4" w:space="0" w:color="A6A6A6"/>
+            </w:tcBorders>
             <w:tcMar>
               <w:top w:w="0" w:type="dxa"/>
               <w:left w:w="57" w:type="dxa"/>
@@ -3434,6 +3850,10 @@
           <w:tcPr>
             <w:tcW w:w="993" w:type="dxa"/>
             <w:gridSpan w:val="3"/>
+            <w:tcBorders>
+              <w:top w:val="single" w:sz="4" w:space="0" w:color="A6A6A6"/>
+              <w:bottom w:val="single" w:sz="4" w:space="0" w:color="A6A6A6"/>
+            </w:tcBorders>
             <w:tcMar>
               <w:top w:w="0" w:type="dxa"/>
               <w:left w:w="57" w:type="dxa"/>
@@ -3461,6 +3881,10 @@
           <w:tcPr>
             <w:tcW w:w="906" w:type="dxa"/>
             <w:gridSpan w:val="4"/>
+            <w:tcBorders>
+              <w:top w:val="single" w:sz="4" w:space="0" w:color="A6A6A6"/>
+              <w:bottom w:val="single" w:sz="4" w:space="0" w:color="A6A6A6"/>
+            </w:tcBorders>
             <w:tcMar>
               <w:top w:w="0" w:type="dxa"/>
               <w:left w:w="57" w:type="dxa"/>
@@ -3488,6 +3912,11 @@
           <w:tcPr>
             <w:tcW w:w="1417" w:type="dxa"/>
             <w:gridSpan w:val="4"/>
+            <w:tcBorders>
+              <w:top w:val="single" w:sz="4" w:space="0" w:color="A6A6A6"/>
+              <w:bottom w:val="single" w:sz="4" w:space="0" w:color="A6A6A6"/>
+              <w:right w:val="single" w:sz="4" w:space="0" w:color="A6A6A6"/>
+            </w:tcBorders>
             <w:tcMar>
               <w:top w:w="0" w:type="dxa"/>
               <w:left w:w="57" w:type="dxa"/>
@@ -3521,6 +3950,11 @@
         <w:tc>
           <w:tcPr>
             <w:tcW w:w="567" w:type="dxa"/>
+            <w:tcBorders>
+              <w:top w:val="single" w:sz="4" w:space="0" w:color="A6A6A6"/>
+              <w:left w:val="single" w:sz="4" w:space="0" w:color="A6A6A6"/>
+              <w:bottom w:val="single" w:sz="4" w:space="0" w:color="A6A6A6"/>
+            </w:tcBorders>
             <w:noWrap/>
             <w:tcMar>
               <w:top w:w="0" w:type="dxa"/>
@@ -3549,6 +3983,10 @@
           <w:tcPr>
             <w:tcW w:w="4678" w:type="dxa"/>
             <w:gridSpan w:val="16"/>
+            <w:tcBorders>
+              <w:top w:val="single" w:sz="4" w:space="0" w:color="A6A6A6"/>
+              <w:bottom w:val="single" w:sz="4" w:space="0" w:color="A6A6A6"/>
+            </w:tcBorders>
             <w:tcMar>
               <w:top w:w="0" w:type="dxa"/>
               <w:left w:w="57" w:type="dxa"/>
@@ -3584,6 +4022,10 @@
           <w:tcPr>
             <w:tcW w:w="653" w:type="dxa"/>
             <w:gridSpan w:val="3"/>
+            <w:tcBorders>
+              <w:top w:val="single" w:sz="4" w:space="0" w:color="A6A6A6"/>
+              <w:bottom w:val="single" w:sz="4" w:space="0" w:color="A6A6A6"/>
+            </w:tcBorders>
             <w:tcMar>
               <w:top w:w="0" w:type="dxa"/>
               <w:left w:w="57" w:type="dxa"/>
@@ -3620,6 +4062,10 @@
           <w:tcPr>
             <w:tcW w:w="992" w:type="dxa"/>
             <w:gridSpan w:val="4"/>
+            <w:tcBorders>
+              <w:top w:val="single" w:sz="4" w:space="0" w:color="A6A6A6"/>
+              <w:bottom w:val="single" w:sz="4" w:space="0" w:color="A6A6A6"/>
+            </w:tcBorders>
             <w:tcMar>
               <w:top w:w="0" w:type="dxa"/>
               <w:left w:w="57" w:type="dxa"/>
@@ -3647,6 +4093,10 @@
           <w:tcPr>
             <w:tcW w:w="993" w:type="dxa"/>
             <w:gridSpan w:val="3"/>
+            <w:tcBorders>
+              <w:top w:val="single" w:sz="4" w:space="0" w:color="A6A6A6"/>
+              <w:bottom w:val="single" w:sz="4" w:space="0" w:color="A6A6A6"/>
+            </w:tcBorders>
             <w:tcMar>
               <w:top w:w="0" w:type="dxa"/>
               <w:left w:w="57" w:type="dxa"/>
@@ -3674,6 +4124,10 @@
           <w:tcPr>
             <w:tcW w:w="906" w:type="dxa"/>
             <w:gridSpan w:val="4"/>
+            <w:tcBorders>
+              <w:top w:val="single" w:sz="4" w:space="0" w:color="A6A6A6"/>
+              <w:bottom w:val="single" w:sz="4" w:space="0" w:color="A6A6A6"/>
+            </w:tcBorders>
             <w:tcMar>
               <w:top w:w="0" w:type="dxa"/>
               <w:left w:w="57" w:type="dxa"/>
@@ -3701,6 +4155,11 @@
           <w:tcPr>
             <w:tcW w:w="1417" w:type="dxa"/>
             <w:gridSpan w:val="4"/>
+            <w:tcBorders>
+              <w:top w:val="single" w:sz="4" w:space="0" w:color="A6A6A6"/>
+              <w:bottom w:val="single" w:sz="4" w:space="0" w:color="A6A6A6"/>
+              <w:right w:val="single" w:sz="4" w:space="0" w:color="A6A6A6"/>
+            </w:tcBorders>
             <w:tcMar>
               <w:top w:w="0" w:type="dxa"/>
               <w:left w:w="57" w:type="dxa"/>
@@ -3734,6 +4193,11 @@
         <w:tc>
           <w:tcPr>
             <w:tcW w:w="567" w:type="dxa"/>
+            <w:tcBorders>
+              <w:top w:val="single" w:sz="4" w:space="0" w:color="A6A6A6"/>
+              <w:left w:val="single" w:sz="4" w:space="0" w:color="A6A6A6"/>
+              <w:bottom w:val="single" w:sz="4" w:space="0" w:color="A6A6A6"/>
+            </w:tcBorders>
             <w:noWrap/>
             <w:tcMar>
               <w:top w:w="0" w:type="dxa"/>
@@ -3762,6 +4226,10 @@
           <w:tcPr>
             <w:tcW w:w="4678" w:type="dxa"/>
             <w:gridSpan w:val="16"/>
+            <w:tcBorders>
+              <w:top w:val="single" w:sz="4" w:space="0" w:color="A6A6A6"/>
+              <w:bottom w:val="single" w:sz="4" w:space="0" w:color="A6A6A6"/>
+            </w:tcBorders>
             <w:tcMar>
               <w:top w:w="0" w:type="dxa"/>
               <w:left w:w="57" w:type="dxa"/>
@@ -3797,6 +4265,10 @@
           <w:tcPr>
             <w:tcW w:w="653" w:type="dxa"/>
             <w:gridSpan w:val="3"/>
+            <w:tcBorders>
+              <w:top w:val="single" w:sz="4" w:space="0" w:color="A6A6A6"/>
+              <w:bottom w:val="single" w:sz="4" w:space="0" w:color="A6A6A6"/>
+            </w:tcBorders>
             <w:tcMar>
               <w:top w:w="0" w:type="dxa"/>
               <w:left w:w="57" w:type="dxa"/>
@@ -3833,6 +4305,10 @@
           <w:tcPr>
             <w:tcW w:w="992" w:type="dxa"/>
             <w:gridSpan w:val="4"/>
+            <w:tcBorders>
+              <w:top w:val="single" w:sz="4" w:space="0" w:color="A6A6A6"/>
+              <w:bottom w:val="single" w:sz="4" w:space="0" w:color="A6A6A6"/>
+            </w:tcBorders>
             <w:tcMar>
               <w:top w:w="0" w:type="dxa"/>
               <w:left w:w="57" w:type="dxa"/>
@@ -3860,6 +4336,10 @@
           <w:tcPr>
             <w:tcW w:w="993" w:type="dxa"/>
             <w:gridSpan w:val="3"/>
+            <w:tcBorders>
+              <w:top w:val="single" w:sz="4" w:space="0" w:color="A6A6A6"/>
+              <w:bottom w:val="single" w:sz="4" w:space="0" w:color="A6A6A6"/>
+            </w:tcBorders>
             <w:tcMar>
               <w:top w:w="0" w:type="dxa"/>
               <w:left w:w="57" w:type="dxa"/>
@@ -3887,6 +4367,10 @@
           <w:tcPr>
             <w:tcW w:w="906" w:type="dxa"/>
             <w:gridSpan w:val="4"/>
+            <w:tcBorders>
+              <w:top w:val="single" w:sz="4" w:space="0" w:color="A6A6A6"/>
+              <w:bottom w:val="single" w:sz="4" w:space="0" w:color="A6A6A6"/>
+            </w:tcBorders>
             <w:tcMar>
               <w:top w:w="0" w:type="dxa"/>
               <w:left w:w="57" w:type="dxa"/>
@@ -3914,6 +4398,11 @@
           <w:tcPr>
             <w:tcW w:w="1417" w:type="dxa"/>
             <w:gridSpan w:val="4"/>
+            <w:tcBorders>
+              <w:top w:val="single" w:sz="4" w:space="0" w:color="A6A6A6"/>
+              <w:bottom w:val="single" w:sz="4" w:space="0" w:color="A6A6A6"/>
+              <w:right w:val="single" w:sz="4" w:space="0" w:color="A6A6A6"/>
+            </w:tcBorders>
             <w:tcMar>
               <w:top w:w="0" w:type="dxa"/>
               <w:left w:w="57" w:type="dxa"/>
@@ -3947,6 +4436,11 @@
         <w:tc>
           <w:tcPr>
             <w:tcW w:w="567" w:type="dxa"/>
+            <w:tcBorders>
+              <w:top w:val="single" w:sz="4" w:space="0" w:color="A6A6A6"/>
+              <w:left w:val="single" w:sz="4" w:space="0" w:color="A6A6A6"/>
+              <w:bottom w:val="single" w:sz="4" w:space="0" w:color="A6A6A6"/>
+            </w:tcBorders>
             <w:noWrap/>
             <w:tcMar>
               <w:top w:w="0" w:type="dxa"/>
@@ -3975,6 +4469,10 @@
           <w:tcPr>
             <w:tcW w:w="4678" w:type="dxa"/>
             <w:gridSpan w:val="16"/>
+            <w:tcBorders>
+              <w:top w:val="single" w:sz="4" w:space="0" w:color="A6A6A6"/>
+              <w:bottom w:val="single" w:sz="4" w:space="0" w:color="A6A6A6"/>
+            </w:tcBorders>
             <w:tcMar>
               <w:top w:w="0" w:type="dxa"/>
               <w:left w:w="57" w:type="dxa"/>
@@ -4010,6 +4508,10 @@
           <w:tcPr>
             <w:tcW w:w="653" w:type="dxa"/>
             <w:gridSpan w:val="3"/>
+            <w:tcBorders>
+              <w:top w:val="single" w:sz="4" w:space="0" w:color="A6A6A6"/>
+              <w:bottom w:val="single" w:sz="4" w:space="0" w:color="A6A6A6"/>
+            </w:tcBorders>
             <w:tcMar>
               <w:top w:w="0" w:type="dxa"/>
               <w:left w:w="57" w:type="dxa"/>
@@ -4046,6 +4548,10 @@
           <w:tcPr>
             <w:tcW w:w="992" w:type="dxa"/>
             <w:gridSpan w:val="4"/>
+            <w:tcBorders>
+              <w:top w:val="single" w:sz="4" w:space="0" w:color="A6A6A6"/>
+              <w:bottom w:val="single" w:sz="4" w:space="0" w:color="A6A6A6"/>
+            </w:tcBorders>
             <w:tcMar>
               <w:top w:w="0" w:type="dxa"/>
               <w:left w:w="57" w:type="dxa"/>
@@ -4073,6 +4579,10 @@
           <w:tcPr>
             <w:tcW w:w="993" w:type="dxa"/>
             <w:gridSpan w:val="3"/>
+            <w:tcBorders>
+              <w:top w:val="single" w:sz="4" w:space="0" w:color="A6A6A6"/>
+              <w:bottom w:val="single" w:sz="4" w:space="0" w:color="A6A6A6"/>
+            </w:tcBorders>
             <w:tcMar>
               <w:top w:w="0" w:type="dxa"/>
               <w:left w:w="57" w:type="dxa"/>
@@ -4100,6 +4610,10 @@
           <w:tcPr>
             <w:tcW w:w="906" w:type="dxa"/>
             <w:gridSpan w:val="4"/>
+            <w:tcBorders>
+              <w:top w:val="single" w:sz="4" w:space="0" w:color="A6A6A6"/>
+              <w:bottom w:val="single" w:sz="4" w:space="0" w:color="A6A6A6"/>
+            </w:tcBorders>
             <w:tcMar>
               <w:top w:w="0" w:type="dxa"/>
               <w:left w:w="57" w:type="dxa"/>
@@ -4127,6 +4641,11 @@
           <w:tcPr>
             <w:tcW w:w="1417" w:type="dxa"/>
             <w:gridSpan w:val="4"/>
+            <w:tcBorders>
+              <w:top w:val="single" w:sz="4" w:space="0" w:color="A6A6A6"/>
+              <w:bottom w:val="single" w:sz="4" w:space="0" w:color="A6A6A6"/>
+              <w:right w:val="single" w:sz="4" w:space="0" w:color="A6A6A6"/>
+            </w:tcBorders>
             <w:tcMar>
               <w:top w:w="0" w:type="dxa"/>
               <w:left w:w="57" w:type="dxa"/>
@@ -4160,6 +4679,11 @@
         <w:tc>
           <w:tcPr>
             <w:tcW w:w="567" w:type="dxa"/>
+            <w:tcBorders>
+              <w:top w:val="single" w:sz="4" w:space="0" w:color="A6A6A6"/>
+              <w:left w:val="single" w:sz="4" w:space="0" w:color="A6A6A6"/>
+              <w:bottom w:val="single" w:sz="4" w:space="0" w:color="A6A6A6"/>
+            </w:tcBorders>
             <w:noWrap/>
             <w:tcMar>
               <w:top w:w="0" w:type="dxa"/>
@@ -4188,6 +4712,10 @@
           <w:tcPr>
             <w:tcW w:w="4678" w:type="dxa"/>
             <w:gridSpan w:val="16"/>
+            <w:tcBorders>
+              <w:top w:val="single" w:sz="4" w:space="0" w:color="A6A6A6"/>
+              <w:bottom w:val="single" w:sz="4" w:space="0" w:color="A6A6A6"/>
+            </w:tcBorders>
             <w:tcMar>
               <w:top w:w="0" w:type="dxa"/>
               <w:left w:w="57" w:type="dxa"/>
@@ -4223,6 +4751,10 @@
           <w:tcPr>
             <w:tcW w:w="653" w:type="dxa"/>
             <w:gridSpan w:val="3"/>
+            <w:tcBorders>
+              <w:top w:val="single" w:sz="4" w:space="0" w:color="A6A6A6"/>
+              <w:bottom w:val="single" w:sz="4" w:space="0" w:color="A6A6A6"/>
+            </w:tcBorders>
             <w:tcMar>
               <w:top w:w="0" w:type="dxa"/>
               <w:left w:w="57" w:type="dxa"/>
@@ -4259,6 +4791,10 @@
           <w:tcPr>
             <w:tcW w:w="992" w:type="dxa"/>
             <w:gridSpan w:val="4"/>
+            <w:tcBorders>
+              <w:top w:val="single" w:sz="4" w:space="0" w:color="A6A6A6"/>
+              <w:bottom w:val="single" w:sz="4" w:space="0" w:color="A6A6A6"/>
+            </w:tcBorders>
             <w:tcMar>
               <w:top w:w="0" w:type="dxa"/>
               <w:left w:w="57" w:type="dxa"/>
@@ -4286,6 +4822,10 @@
           <w:tcPr>
             <w:tcW w:w="993" w:type="dxa"/>
             <w:gridSpan w:val="3"/>
+            <w:tcBorders>
+              <w:top w:val="single" w:sz="4" w:space="0" w:color="A6A6A6"/>
+              <w:bottom w:val="single" w:sz="4" w:space="0" w:color="A6A6A6"/>
+            </w:tcBorders>
             <w:tcMar>
               <w:top w:w="0" w:type="dxa"/>
               <w:left w:w="57" w:type="dxa"/>
@@ -4313,6 +4853,10 @@
           <w:tcPr>
             <w:tcW w:w="906" w:type="dxa"/>
             <w:gridSpan w:val="4"/>
+            <w:tcBorders>
+              <w:top w:val="single" w:sz="4" w:space="0" w:color="A6A6A6"/>
+              <w:bottom w:val="single" w:sz="4" w:space="0" w:color="A6A6A6"/>
+            </w:tcBorders>
             <w:tcMar>
               <w:top w:w="0" w:type="dxa"/>
               <w:left w:w="57" w:type="dxa"/>
@@ -4340,6 +4884,11 @@
           <w:tcPr>
             <w:tcW w:w="1417" w:type="dxa"/>
             <w:gridSpan w:val="4"/>
+            <w:tcBorders>
+              <w:top w:val="single" w:sz="4" w:space="0" w:color="A6A6A6"/>
+              <w:bottom w:val="single" w:sz="4" w:space="0" w:color="A6A6A6"/>
+              <w:right w:val="single" w:sz="4" w:space="0" w:color="A6A6A6"/>
+            </w:tcBorders>
             <w:tcMar>
               <w:top w:w="0" w:type="dxa"/>
               <w:left w:w="57" w:type="dxa"/>
@@ -4373,6 +4922,11 @@
         <w:tc>
           <w:tcPr>
             <w:tcW w:w="567" w:type="dxa"/>
+            <w:tcBorders>
+              <w:top w:val="single" w:sz="4" w:space="0" w:color="A6A6A6"/>
+              <w:left w:val="single" w:sz="4" w:space="0" w:color="A6A6A6"/>
+              <w:bottom w:val="single" w:sz="4" w:space="0" w:color="005B8C"/>
+            </w:tcBorders>
             <w:noWrap/>
             <w:tcMar>
               <w:top w:w="0" w:type="dxa"/>
@@ -4401,6 +4955,10 @@
           <w:tcPr>
             <w:tcW w:w="4678" w:type="dxa"/>
             <w:gridSpan w:val="16"/>
+            <w:tcBorders>
+              <w:top w:val="single" w:sz="4" w:space="0" w:color="A6A6A6"/>
+              <w:bottom w:val="single" w:sz="4" w:space="0" w:color="005B8C"/>
+            </w:tcBorders>
             <w:tcMar>
               <w:top w:w="0" w:type="dxa"/>
               <w:left w:w="57" w:type="dxa"/>
@@ -4436,6 +4994,10 @@
           <w:tcPr>
             <w:tcW w:w="653" w:type="dxa"/>
             <w:gridSpan w:val="3"/>
+            <w:tcBorders>
+              <w:top w:val="single" w:sz="4" w:space="0" w:color="A6A6A6"/>
+              <w:bottom w:val="single" w:sz="4" w:space="0" w:color="005B8C"/>
+            </w:tcBorders>
             <w:tcMar>
               <w:top w:w="0" w:type="dxa"/>
               <w:left w:w="57" w:type="dxa"/>
@@ -4472,6 +5034,10 @@
           <w:tcPr>
             <w:tcW w:w="992" w:type="dxa"/>
             <w:gridSpan w:val="4"/>
+            <w:tcBorders>
+              <w:top w:val="single" w:sz="4" w:space="0" w:color="A6A6A6"/>
+              <w:bottom w:val="single" w:sz="4" w:space="0" w:color="005B8C"/>
+            </w:tcBorders>
             <w:tcMar>
               <w:top w:w="0" w:type="dxa"/>
               <w:left w:w="57" w:type="dxa"/>
@@ -4499,6 +5065,10 @@
           <w:tcPr>
             <w:tcW w:w="993" w:type="dxa"/>
             <w:gridSpan w:val="3"/>
+            <w:tcBorders>
+              <w:top w:val="single" w:sz="4" w:space="0" w:color="A6A6A6"/>
+              <w:bottom w:val="single" w:sz="4" w:space="0" w:color="005B8C"/>
+            </w:tcBorders>
             <w:tcMar>
               <w:top w:w="0" w:type="dxa"/>
               <w:left w:w="57" w:type="dxa"/>
@@ -4526,6 +5096,10 @@
           <w:tcPr>
             <w:tcW w:w="906" w:type="dxa"/>
             <w:gridSpan w:val="4"/>
+            <w:tcBorders>
+              <w:top w:val="single" w:sz="4" w:space="0" w:color="A6A6A6"/>
+              <w:bottom w:val="single" w:sz="4" w:space="0" w:color="005B8C"/>
+            </w:tcBorders>
             <w:tcMar>
               <w:top w:w="0" w:type="dxa"/>
               <w:left w:w="57" w:type="dxa"/>
@@ -4553,6 +5127,11 @@
           <w:tcPr>
             <w:tcW w:w="1417" w:type="dxa"/>
             <w:gridSpan w:val="4"/>
+            <w:tcBorders>
+              <w:top w:val="single" w:sz="4" w:space="0" w:color="A6A6A6"/>
+              <w:bottom w:val="single" w:sz="4" w:space="0" w:color="005B8C"/>
+              <w:right w:val="single" w:sz="4" w:space="0" w:color="A6A6A6"/>
+            </w:tcBorders>
             <w:tcMar>
               <w:top w:w="0" w:type="dxa"/>
               <w:left w:w="57" w:type="dxa"/>
@@ -4587,6 +5166,12 @@
           <w:tcPr>
             <w:tcW w:w="10206" w:type="dxa"/>
             <w:gridSpan w:val="35"/>
+            <w:tcBorders>
+              <w:top w:val="single" w:sz="4" w:space="0" w:color="005B8C"/>
+              <w:left w:val="single" w:sz="4" w:space="0" w:color="005B8C"/>
+              <w:bottom w:val="single" w:sz="4" w:space="0" w:color="005B8C"/>
+              <w:right w:val="single" w:sz="4" w:space="0" w:color="005B8C"/>
+            </w:tcBorders>
             <w:shd w:val="clear" w:color="auto" w:fill="005B8C"/>
             <w:noWrap/>
             <w:tcMar>
@@ -4642,7 +5227,10 @@
             <w:tcW w:w="2127" w:type="dxa"/>
             <w:gridSpan w:val="7"/>
             <w:tcBorders>
-              <w:bottom w:val="single" w:sz="4" w:space="0" w:color="ADADAD" w:themeColor="background2" w:themeShade="BF"/>
+              <w:top w:val="single" w:sz="4" w:space="0" w:color="005B8C"/>
+              <w:left w:val="single" w:sz="4" w:space="0" w:color="A6A6A6"/>
+              <w:bottom w:val="single" w:sz="4" w:space="0" w:color="A6A6A6"/>
+              <w:right w:val="single" w:sz="4" w:space="0" w:color="ADADAD" w:themeColor="background2" w:themeShade="BF"/>
             </w:tcBorders>
             <w:shd w:val="clear" w:color="auto" w:fill="DAEAF5"/>
             <w:noWrap/>
@@ -4680,7 +5268,9 @@
             <w:tcW w:w="3023" w:type="dxa"/>
             <w:gridSpan w:val="9"/>
             <w:tcBorders>
-              <w:bottom w:val="single" w:sz="4" w:space="0" w:color="ADADAD" w:themeColor="background2" w:themeShade="BF"/>
+              <w:top w:val="single" w:sz="4" w:space="0" w:color="005B8C"/>
+              <w:left w:val="single" w:sz="4" w:space="0" w:color="ADADAD" w:themeColor="background2" w:themeShade="BF"/>
+              <w:bottom w:val="single" w:sz="4" w:space="0" w:color="A6A6A6"/>
               <w:right w:val="nil"/>
             </w:tcBorders>
             <w:tcMar>
@@ -4707,8 +5297,10 @@
             <w:tcW w:w="5056" w:type="dxa"/>
             <w:gridSpan w:val="19"/>
             <w:tcBorders>
+              <w:top w:val="single" w:sz="4" w:space="0" w:color="005B8C"/>
               <w:left w:val="nil"/>
-              <w:bottom w:val="single" w:sz="4" w:space="0" w:color="ADADAD" w:themeColor="background2" w:themeShade="BF"/>
+              <w:bottom w:val="single" w:sz="4" w:space="0" w:color="A6A6A6"/>
+              <w:right w:val="single" w:sz="4" w:space="0" w:color="A6A6A6"/>
             </w:tcBorders>
             <w:tcMar>
               <w:top w:w="79" w:type="dxa"/>
@@ -4728,6 +5320,65 @@
                 <w:szCs w:val="19"/>
               </w:rPr>
             </w:pPr>
+          </w:p>
+        </w:tc>
+      </w:tr>
+      <w:tr>
+        <w:trPr>
+          <w:cantSplit/>
+          <w:trHeight w:hRule="exact" w:val="397"/>
+          <w:jc w:val="right"/>
+        </w:trPr>
+        <w:tc>
+          <w:tcPr>
+            <w:tcW w:w="10206" w:type="dxa"/>
+            <w:gridSpan w:val="35"/>
+            <w:tcBorders>
+              <w:top w:val="single" w:sz="4" w:space="0" w:color="005B8C"/>
+              <w:left w:val="single" w:sz="4" w:space="0" w:color="005B8C"/>
+              <w:bottom w:val="single" w:sz="4" w:space="0" w:color="005B8C"/>
+              <w:right w:val="single" w:sz="4" w:space="0" w:color="005B8C"/>
+            </w:tcBorders>
+            <w:shd w:val="clear" w:color="auto" w:fill="005B8C"/>
+            <w:noWrap/>
+            <w:tcMar>
+              <w:top w:w="79" w:type="dxa"/>
+              <w:left w:w="57" w:type="dxa"/>
+              <w:bottom w:w="79" w:type="dxa"/>
+              <w:right w:w="57" w:type="dxa"/>
+            </w:tcMar>
+            <w:vAlign w:val="center"/>
+            <w:hideMark/>
+          </w:tcPr>
+          <w:p>
+            <w:pPr>
+              <w:jc w:val="center"/>
+              <w:rPr>
+                <w:rFonts w:ascii="Calibri" w:hAnsi="Calibri" w:cs="Calibri"/>
+                <w:color w:val="FFFFFF" w:themeColor="background1"/>
+                <w:sz w:val="24"/>
+                <w:szCs w:val="24"/>
+              </w:rPr>
+            </w:pPr>
+            <w:r>
+              <w:rPr>
+                <w:rFonts w:ascii="Calibri" w:hAnsi="Calibri" w:cs="Calibri"/>
+                <w:color w:val="auto"/>
+              </w:rPr>
+              <w:lastRenderedPageBreak/>
+              <w:br w:type="page"/>
+            </w:r>
+            <w:r>
+              <w:rPr>
+                <w:rFonts w:ascii="Calibri" w:eastAsia="Calibri" w:hAnsi="Calibri" w:cs="Calibri"/>
+                <w:b/>
+                <w:bCs/>
+                <w:color w:val="FFFFFF" w:themeColor="background1"/>
+                <w:sz w:val="20"/>
+                <w:szCs w:val="20"/>
+              </w:rPr>
+              <w:t>DATI DELLA RILEVAZIONE</w:t>
+            </w:r>
           </w:p>
         </w:tc>
       </w:tr>
@@ -4742,10 +5393,12 @@
             <w:tcW w:w="10206" w:type="dxa"/>
             <w:gridSpan w:val="35"/>
             <w:tcBorders>
-              <w:left w:val="nil"/>
-              <w:bottom w:val="nil"/>
-              <w:right w:val="nil"/>
-            </w:tcBorders>
+              <w:top w:val="single" w:sz="4" w:space="0" w:color="005B8C"/>
+              <w:left w:val="single" w:sz="4" w:space="0" w:color="ADADAD" w:themeColor="background2" w:themeShade="BF"/>
+              <w:bottom w:val="single" w:sz="4" w:space="0" w:color="ADADAD" w:themeColor="background2" w:themeShade="BF"/>
+              <w:right w:val="single" w:sz="4" w:space="0" w:color="ADADAD" w:themeColor="background2" w:themeShade="BF"/>
+            </w:tcBorders>
+            <w:shd w:val="clear" w:color="auto" w:fill="DAEAF5"/>
             <w:noWrap/>
             <w:tcMar>
               <w:top w:w="79" w:type="dxa"/>
@@ -4754,17 +5407,559 @@
               <w:right w:w="57" w:type="dxa"/>
             </w:tcMar>
             <w:vAlign w:val="center"/>
-          </w:tcPr>
-          <w:p>
-            <w:pPr>
-              <w:jc w:val="right"/>
-              <w:rPr>
-                <w:rFonts w:ascii="Calibri" w:hAnsi="Calibri" w:cs="Calibri"/>
-                <w:i/>
-                <w:iCs/>
-                <w:color w:val="005B8C"/>
-                <w:sz w:val="14"/>
-                <w:szCs w:val="14"/>
+            <w:hideMark/>
+          </w:tcPr>
+          <w:p>
+            <w:pPr>
+              <w:rPr>
+                <w:rFonts w:ascii="Calibri" w:eastAsia="Calibri" w:hAnsi="Calibri" w:cs="Calibri"/>
+                <w:color w:val="005B8C"/>
+                <w:sz w:val="20"/>
+                <w:szCs w:val="20"/>
+              </w:rPr>
+            </w:pPr>
+            <w:r>
+              <w:rPr>
+                <w:rFonts w:ascii="Calibri" w:eastAsia="Calibri" w:hAnsi="Calibri" w:cs="Calibri"/>
+                <w:color w:val="005B8C"/>
+                <w:sz w:val="20"/>
+                <w:szCs w:val="20"/>
+              </w:rPr>
+              <w:t>Descrizione dettagliata dell’infrazione rilevata</w:t>
+            </w:r>
+          </w:p>
+        </w:tc>
+      </w:tr>
+      <w:tr>
+        <w:trPr>
+          <w:cantSplit/>
+          <w:trHeight w:hRule="exact" w:val="2041"/>
+          <w:jc w:val="right"/>
+        </w:trPr>
+        <w:tc>
+          <w:tcPr>
+            <w:tcW w:w="10206" w:type="dxa"/>
+            <w:gridSpan w:val="35"/>
+            <w:tcBorders>
+              <w:top w:val="single" w:sz="4" w:space="0" w:color="ADADAD" w:themeColor="background2" w:themeShade="BF"/>
+              <w:left w:val="single" w:sz="4" w:space="0" w:color="A6A6A6"/>
+              <w:bottom w:val="single" w:sz="4" w:space="0" w:color="A6A6A6"/>
+              <w:right w:val="single" w:sz="4" w:space="0" w:color="A6A6A6"/>
+            </w:tcBorders>
+            <w:noWrap/>
+            <w:tcMar>
+              <w:top w:w="79" w:type="dxa"/>
+              <w:left w:w="57" w:type="dxa"/>
+              <w:bottom w:w="79" w:type="dxa"/>
+              <w:right w:w="57" w:type="dxa"/>
+            </w:tcMar>
+            <w:hideMark/>
+          </w:tcPr>
+          <w:p>
+            <w:pPr>
+              <w:rPr>
+                <w:rFonts w:ascii="Calibri" w:hAnsi="Calibri" w:cs="Calibri"/>
+                <w:color w:val="005B8C"/>
+                <w:sz w:val="20"/>
+                <w:szCs w:val="20"/>
+              </w:rPr>
+            </w:pPr>
+          </w:p>
+        </w:tc>
+      </w:tr>
+      <w:tr>
+        <w:trPr>
+          <w:cantSplit/>
+          <w:trHeight w:hRule="exact" w:val="340"/>
+          <w:jc w:val="right"/>
+        </w:trPr>
+        <w:tc>
+          <w:tcPr>
+            <w:tcW w:w="10206" w:type="dxa"/>
+            <w:gridSpan w:val="35"/>
+            <w:tcBorders>
+              <w:top w:val="single" w:sz="4" w:space="0" w:color="A6A6A6"/>
+              <w:left w:val="single" w:sz="4" w:space="0" w:color="A6A6A6"/>
+              <w:bottom w:val="single" w:sz="4" w:space="0" w:color="A6A6A6"/>
+              <w:right w:val="single" w:sz="4" w:space="0" w:color="A6A6A6"/>
+            </w:tcBorders>
+            <w:shd w:val="clear" w:color="auto" w:fill="DAEAF5"/>
+            <w:noWrap/>
+            <w:tcMar>
+              <w:top w:w="79" w:type="dxa"/>
+              <w:left w:w="57" w:type="dxa"/>
+              <w:bottom w:w="79" w:type="dxa"/>
+              <w:right w:w="57" w:type="dxa"/>
+            </w:tcMar>
+            <w:vAlign w:val="center"/>
+          </w:tcPr>
+          <w:p>
+            <w:pPr>
+              <w:rPr>
+                <w:rFonts w:ascii="Calibri" w:eastAsia="Calibri" w:hAnsi="Calibri" w:cs="Calibri"/>
+                <w:color w:val="005B8C"/>
+                <w:sz w:val="20"/>
+                <w:szCs w:val="20"/>
+              </w:rPr>
+            </w:pPr>
+            <w:r>
+              <w:rPr>
+                <w:rFonts w:ascii="Calibri" w:eastAsia="Calibri" w:hAnsi="Calibri" w:cs="Calibri"/>
+                <w:color w:val="005B8C"/>
+                <w:sz w:val="20"/>
+                <w:szCs w:val="20"/>
+              </w:rPr>
+              <w:t xml:space="preserve">Altre circostanze rilevanti </w:t>
+            </w:r>
+          </w:p>
+        </w:tc>
+      </w:tr>
+      <w:tr>
+        <w:trPr>
+          <w:cantSplit/>
+          <w:trHeight w:hRule="exact" w:val="2041"/>
+          <w:jc w:val="right"/>
+        </w:trPr>
+        <w:tc>
+          <w:tcPr>
+            <w:tcW w:w="10206" w:type="dxa"/>
+            <w:gridSpan w:val="35"/>
+            <w:tcBorders>
+              <w:top w:val="single" w:sz="4" w:space="0" w:color="A6A6A6"/>
+              <w:left w:val="single" w:sz="4" w:space="0" w:color="A6A6A6"/>
+              <w:bottom w:val="single" w:sz="4" w:space="0" w:color="A6A6A6"/>
+              <w:right w:val="single" w:sz="4" w:space="0" w:color="A6A6A6"/>
+            </w:tcBorders>
+            <w:noWrap/>
+            <w:tcMar>
+              <w:top w:w="79" w:type="dxa"/>
+              <w:left w:w="57" w:type="dxa"/>
+              <w:bottom w:w="79" w:type="dxa"/>
+              <w:right w:w="57" w:type="dxa"/>
+            </w:tcMar>
+          </w:tcPr>
+          <w:p>
+            <w:pPr>
+              <w:rPr>
+                <w:rFonts w:ascii="Calibri" w:hAnsi="Calibri" w:cs="Calibri"/>
+                <w:color w:val="005B8C"/>
+                <w:sz w:val="20"/>
+                <w:szCs w:val="20"/>
+              </w:rPr>
+            </w:pPr>
+          </w:p>
+        </w:tc>
+      </w:tr>
+      <w:tr>
+        <w:trPr>
+          <w:cantSplit/>
+          <w:trHeight w:hRule="exact" w:val="340"/>
+          <w:jc w:val="right"/>
+        </w:trPr>
+        <w:tc>
+          <w:tcPr>
+            <w:tcW w:w="10206" w:type="dxa"/>
+            <w:gridSpan w:val="35"/>
+            <w:tcBorders>
+              <w:top w:val="single" w:sz="4" w:space="0" w:color="A6A6A6"/>
+              <w:left w:val="single" w:sz="4" w:space="0" w:color="A6A6A6"/>
+              <w:bottom w:val="single" w:sz="4" w:space="0" w:color="A6A6A6"/>
+              <w:right w:val="single" w:sz="4" w:space="0" w:color="A6A6A6"/>
+            </w:tcBorders>
+            <w:shd w:val="clear" w:color="auto" w:fill="DAEAF5"/>
+            <w:noWrap/>
+            <w:tcMar>
+              <w:top w:w="79" w:type="dxa"/>
+              <w:left w:w="57" w:type="dxa"/>
+              <w:bottom w:w="79" w:type="dxa"/>
+              <w:right w:w="57" w:type="dxa"/>
+            </w:tcMar>
+            <w:vAlign w:val="center"/>
+          </w:tcPr>
+          <w:p>
+            <w:pPr>
+              <w:rPr>
+                <w:rFonts w:ascii="Calibri" w:eastAsia="Calibri" w:hAnsi="Calibri" w:cs="Calibri"/>
+                <w:color w:val="005B8C"/>
+                <w:sz w:val="20"/>
+                <w:szCs w:val="20"/>
+              </w:rPr>
+            </w:pPr>
+            <w:r>
+              <w:rPr>
+                <w:rFonts w:ascii="Calibri" w:eastAsia="Calibri" w:hAnsi="Calibri" w:cs="Calibri"/>
+                <w:color w:val="005B8C"/>
+                <w:sz w:val="20"/>
+                <w:szCs w:val="20"/>
+              </w:rPr>
+              <w:t>Descrizione dei luoghi</w:t>
+            </w:r>
+          </w:p>
+        </w:tc>
+      </w:tr>
+      <w:tr>
+        <w:trPr>
+          <w:cantSplit/>
+          <w:trHeight w:hRule="exact" w:val="2041"/>
+          <w:jc w:val="right"/>
+        </w:trPr>
+        <w:tc>
+          <w:tcPr>
+            <w:tcW w:w="10206" w:type="dxa"/>
+            <w:gridSpan w:val="35"/>
+            <w:tcBorders>
+              <w:top w:val="single" w:sz="4" w:space="0" w:color="A6A6A6"/>
+              <w:left w:val="single" w:sz="4" w:space="0" w:color="A6A6A6"/>
+              <w:bottom w:val="single" w:sz="4" w:space="0" w:color="A6A6A6"/>
+              <w:right w:val="single" w:sz="4" w:space="0" w:color="A6A6A6"/>
+            </w:tcBorders>
+            <w:noWrap/>
+            <w:tcMar>
+              <w:top w:w="79" w:type="dxa"/>
+              <w:left w:w="57" w:type="dxa"/>
+              <w:bottom w:w="79" w:type="dxa"/>
+              <w:right w:w="57" w:type="dxa"/>
+            </w:tcMar>
+          </w:tcPr>
+          <w:p>
+            <w:pPr>
+              <w:rPr>
+                <w:rFonts w:ascii="Calibri" w:hAnsi="Calibri" w:cs="Calibri"/>
+                <w:color w:val="005B8C"/>
+                <w:sz w:val="20"/>
+                <w:szCs w:val="20"/>
+              </w:rPr>
+            </w:pPr>
+          </w:p>
+        </w:tc>
+      </w:tr>
+      <w:tr>
+        <w:trPr>
+          <w:cantSplit/>
+          <w:trHeight w:hRule="exact" w:val="340"/>
+          <w:jc w:val="right"/>
+        </w:trPr>
+        <w:tc>
+          <w:tcPr>
+            <w:tcW w:w="1843" w:type="dxa"/>
+            <w:gridSpan w:val="6"/>
+            <w:tcBorders>
+              <w:top w:val="single" w:sz="4" w:space="0" w:color="A6A6A6"/>
+              <w:left w:val="single" w:sz="4" w:space="0" w:color="A6A6A6"/>
+              <w:bottom w:val="single" w:sz="4" w:space="0" w:color="A6A6A6"/>
+            </w:tcBorders>
+            <w:shd w:val="clear" w:color="auto" w:fill="DAEAF5"/>
+            <w:noWrap/>
+            <w:tcMar>
+              <w:top w:w="79" w:type="dxa"/>
+              <w:left w:w="57" w:type="dxa"/>
+              <w:bottom w:w="79" w:type="dxa"/>
+              <w:right w:w="57" w:type="dxa"/>
+            </w:tcMar>
+          </w:tcPr>
+          <w:p>
+            <w:pPr>
+              <w:rPr>
+                <w:rFonts w:ascii="Calibri" w:eastAsia="Calibri" w:hAnsi="Calibri" w:cs="Calibri"/>
+                <w:color w:val="005B8C"/>
+                <w:sz w:val="20"/>
+                <w:szCs w:val="20"/>
+              </w:rPr>
+            </w:pPr>
+            <w:r>
+              <w:rPr>
+                <w:rFonts w:ascii="Calibri" w:eastAsia="Calibri" w:hAnsi="Calibri" w:cs="Calibri"/>
+                <w:color w:val="005B8C"/>
+                <w:sz w:val="20"/>
+                <w:szCs w:val="20"/>
+              </w:rPr>
+              <w:t xml:space="preserve">Distretto irriguo: </w:t>
+            </w:r>
+          </w:p>
+        </w:tc>
+        <w:tc>
+          <w:tcPr>
+            <w:tcW w:w="4055" w:type="dxa"/>
+            <w:gridSpan w:val="14"/>
+            <w:tcBorders>
+              <w:top w:val="single" w:sz="4" w:space="0" w:color="A6A6A6"/>
+              <w:bottom w:val="single" w:sz="4" w:space="0" w:color="A6A6A6"/>
+            </w:tcBorders>
+            <w:tcMar>
+              <w:top w:w="79" w:type="dxa"/>
+              <w:left w:w="57" w:type="dxa"/>
+              <w:bottom w:w="79" w:type="dxa"/>
+              <w:right w:w="57" w:type="dxa"/>
+            </w:tcMar>
+          </w:tcPr>
+          <w:p>
+            <w:pPr>
+              <w:rPr>
+                <w:rFonts w:ascii="Calibri" w:eastAsia="Calibri" w:hAnsi="Calibri" w:cs="Calibri"/>
+                <w:color w:val="005B8C"/>
+                <w:sz w:val="20"/>
+                <w:szCs w:val="20"/>
+              </w:rPr>
+            </w:pPr>
+          </w:p>
+        </w:tc>
+        <w:tc>
+          <w:tcPr>
+            <w:tcW w:w="906" w:type="dxa"/>
+            <w:gridSpan w:val="3"/>
+            <w:tcBorders>
+              <w:top w:val="single" w:sz="4" w:space="0" w:color="A6A6A6"/>
+              <w:bottom w:val="single" w:sz="4" w:space="0" w:color="A6A6A6"/>
+            </w:tcBorders>
+            <w:shd w:val="clear" w:color="auto" w:fill="DAEAF5"/>
+            <w:noWrap/>
+            <w:tcMar>
+              <w:top w:w="79" w:type="dxa"/>
+              <w:left w:w="57" w:type="dxa"/>
+              <w:bottom w:w="79" w:type="dxa"/>
+              <w:right w:w="57" w:type="dxa"/>
+            </w:tcMar>
+          </w:tcPr>
+          <w:p>
+            <w:pPr>
+              <w:rPr>
+                <w:rFonts w:ascii="Calibri" w:eastAsia="Calibri" w:hAnsi="Calibri" w:cs="Calibri"/>
+                <w:color w:val="005B8C"/>
+                <w:sz w:val="20"/>
+                <w:szCs w:val="20"/>
+              </w:rPr>
+            </w:pPr>
+            <w:r>
+              <w:rPr>
+                <w:rFonts w:ascii="Calibri" w:eastAsia="Calibri" w:hAnsi="Calibri" w:cs="Calibri"/>
+                <w:color w:val="005B8C"/>
+                <w:sz w:val="20"/>
+                <w:szCs w:val="20"/>
+              </w:rPr>
+              <w:t>Comizio:</w:t>
+            </w:r>
+          </w:p>
+        </w:tc>
+        <w:tc>
+          <w:tcPr>
+            <w:tcW w:w="1418" w:type="dxa"/>
+            <w:gridSpan w:val="6"/>
+            <w:tcBorders>
+              <w:top w:val="single" w:sz="4" w:space="0" w:color="A6A6A6"/>
+              <w:bottom w:val="single" w:sz="4" w:space="0" w:color="A6A6A6"/>
+            </w:tcBorders>
+            <w:tcMar>
+              <w:top w:w="79" w:type="dxa"/>
+              <w:left w:w="57" w:type="dxa"/>
+              <w:bottom w:w="79" w:type="dxa"/>
+              <w:right w:w="57" w:type="dxa"/>
+            </w:tcMar>
+          </w:tcPr>
+          <w:p>
+            <w:pPr>
+              <w:rPr>
+                <w:rFonts w:ascii="Calibri" w:eastAsia="Calibri" w:hAnsi="Calibri" w:cs="Calibri"/>
+                <w:color w:val="005B8C"/>
+                <w:sz w:val="20"/>
+                <w:szCs w:val="20"/>
+              </w:rPr>
+            </w:pPr>
+          </w:p>
+        </w:tc>
+        <w:tc>
+          <w:tcPr>
+            <w:tcW w:w="850" w:type="dxa"/>
+            <w:gridSpan w:val="3"/>
+            <w:tcBorders>
+              <w:top w:val="single" w:sz="4" w:space="0" w:color="A6A6A6"/>
+              <w:bottom w:val="single" w:sz="4" w:space="0" w:color="A6A6A6"/>
+            </w:tcBorders>
+            <w:shd w:val="clear" w:color="auto" w:fill="DAEAF5"/>
+            <w:tcMar>
+              <w:top w:w="79" w:type="dxa"/>
+              <w:left w:w="57" w:type="dxa"/>
+              <w:bottom w:w="79" w:type="dxa"/>
+              <w:right w:w="57" w:type="dxa"/>
+            </w:tcMar>
+          </w:tcPr>
+          <w:p>
+            <w:pPr>
+              <w:rPr>
+                <w:rFonts w:ascii="Calibri" w:eastAsia="Calibri" w:hAnsi="Calibri" w:cs="Calibri"/>
+                <w:color w:val="005B8C"/>
+                <w:sz w:val="20"/>
+                <w:szCs w:val="20"/>
+              </w:rPr>
+            </w:pPr>
+            <w:r>
+              <w:rPr>
+                <w:rFonts w:ascii="Calibri" w:eastAsia="Calibri" w:hAnsi="Calibri" w:cs="Calibri"/>
+                <w:color w:val="005B8C"/>
+                <w:sz w:val="20"/>
+                <w:szCs w:val="20"/>
+              </w:rPr>
+              <w:t>Idrante:</w:t>
+            </w:r>
+          </w:p>
+        </w:tc>
+        <w:tc>
+          <w:tcPr>
+            <w:tcW w:w="1134" w:type="dxa"/>
+            <w:gridSpan w:val="3"/>
+            <w:tcBorders>
+              <w:top w:val="single" w:sz="4" w:space="0" w:color="A6A6A6"/>
+              <w:bottom w:val="single" w:sz="4" w:space="0" w:color="A6A6A6"/>
+              <w:right w:val="single" w:sz="4" w:space="0" w:color="A6A6A6"/>
+            </w:tcBorders>
+            <w:tcMar>
+              <w:top w:w="79" w:type="dxa"/>
+              <w:left w:w="57" w:type="dxa"/>
+              <w:bottom w:w="79" w:type="dxa"/>
+              <w:right w:w="57" w:type="dxa"/>
+            </w:tcMar>
+          </w:tcPr>
+          <w:p>
+            <w:pPr>
+              <w:rPr>
+                <w:rFonts w:ascii="Calibri" w:eastAsia="Calibri" w:hAnsi="Calibri" w:cs="Calibri"/>
+                <w:color w:val="005B8C"/>
+                <w:sz w:val="20"/>
+                <w:szCs w:val="20"/>
+              </w:rPr>
+            </w:pPr>
+          </w:p>
+        </w:tc>
+      </w:tr>
+      <w:tr>
+        <w:trPr>
+          <w:cantSplit/>
+          <w:trHeight w:hRule="exact" w:val="340"/>
+          <w:jc w:val="right"/>
+        </w:trPr>
+        <w:tc>
+          <w:tcPr>
+            <w:tcW w:w="1843" w:type="dxa"/>
+            <w:gridSpan w:val="6"/>
+            <w:tcBorders>
+              <w:top w:val="single" w:sz="4" w:space="0" w:color="A6A6A6"/>
+              <w:left w:val="single" w:sz="4" w:space="0" w:color="A6A6A6"/>
+              <w:bottom w:val="single" w:sz="4" w:space="0" w:color="005B8C"/>
+            </w:tcBorders>
+            <w:shd w:val="clear" w:color="auto" w:fill="DAEAF5"/>
+            <w:noWrap/>
+            <w:tcMar>
+              <w:top w:w="79" w:type="dxa"/>
+              <w:left w:w="57" w:type="dxa"/>
+              <w:bottom w:w="79" w:type="dxa"/>
+              <w:right w:w="57" w:type="dxa"/>
+            </w:tcMar>
+          </w:tcPr>
+          <w:p>
+            <w:pPr>
+              <w:rPr>
+                <w:rFonts w:ascii="Calibri" w:eastAsia="Calibri" w:hAnsi="Calibri" w:cs="Calibri"/>
+                <w:color w:val="005B8C"/>
+                <w:sz w:val="20"/>
+                <w:szCs w:val="20"/>
+              </w:rPr>
+            </w:pPr>
+            <w:r>
+              <w:rPr>
+                <w:rFonts w:ascii="Calibri" w:eastAsia="Calibri" w:hAnsi="Calibri" w:cs="Calibri"/>
+                <w:color w:val="005B8C"/>
+                <w:sz w:val="20"/>
+                <w:szCs w:val="20"/>
+              </w:rPr>
+              <w:t>Matricola contatore:</w:t>
+            </w:r>
+          </w:p>
+        </w:tc>
+        <w:tc>
+          <w:tcPr>
+            <w:tcW w:w="3307" w:type="dxa"/>
+            <w:gridSpan w:val="10"/>
+            <w:tcBorders>
+              <w:top w:val="single" w:sz="4" w:space="0" w:color="A6A6A6"/>
+              <w:bottom w:val="single" w:sz="4" w:space="0" w:color="005B8C"/>
+            </w:tcBorders>
+            <w:tcMar>
+              <w:top w:w="79" w:type="dxa"/>
+              <w:left w:w="57" w:type="dxa"/>
+              <w:bottom w:w="79" w:type="dxa"/>
+              <w:right w:w="57" w:type="dxa"/>
+            </w:tcMar>
+          </w:tcPr>
+          <w:p>
+            <w:pPr>
+              <w:rPr>
+                <w:rFonts w:ascii="Calibri" w:eastAsia="Calibri" w:hAnsi="Calibri" w:cs="Calibri"/>
+                <w:color w:val="005B8C"/>
+                <w:sz w:val="20"/>
+                <w:szCs w:val="20"/>
+              </w:rPr>
+            </w:pPr>
+          </w:p>
+        </w:tc>
+        <w:tc>
+          <w:tcPr>
+            <w:tcW w:w="1654" w:type="dxa"/>
+            <w:gridSpan w:val="7"/>
+            <w:tcBorders>
+              <w:top w:val="single" w:sz="4" w:space="0" w:color="A6A6A6"/>
+              <w:bottom w:val="single" w:sz="4" w:space="0" w:color="005B8C"/>
+            </w:tcBorders>
+            <w:shd w:val="clear" w:color="auto" w:fill="DAEAF5"/>
+            <w:noWrap/>
+            <w:tcMar>
+              <w:top w:w="79" w:type="dxa"/>
+              <w:left w:w="57" w:type="dxa"/>
+              <w:bottom w:w="79" w:type="dxa"/>
+              <w:right w:w="57" w:type="dxa"/>
+            </w:tcMar>
+          </w:tcPr>
+          <w:p>
+            <w:pPr>
+              <w:rPr>
+                <w:rFonts w:ascii="Calibri" w:eastAsia="Calibri" w:hAnsi="Calibri" w:cs="Calibri"/>
+                <w:color w:val="005B8C"/>
+                <w:sz w:val="20"/>
+                <w:szCs w:val="20"/>
+              </w:rPr>
+            </w:pPr>
+            <w:r>
+              <w:rPr>
+                <w:rFonts w:ascii="Calibri" w:eastAsia="Calibri" w:hAnsi="Calibri" w:cs="Calibri"/>
+                <w:color w:val="005B8C"/>
+                <w:sz w:val="20"/>
+                <w:szCs w:val="20"/>
+              </w:rPr>
+              <w:t>Matricola tessera:</w:t>
+            </w:r>
+          </w:p>
+        </w:tc>
+        <w:tc>
+          <w:tcPr>
+            <w:tcW w:w="3402" w:type="dxa"/>
+            <w:gridSpan w:val="12"/>
+            <w:tcBorders>
+              <w:top w:val="single" w:sz="4" w:space="0" w:color="A6A6A6"/>
+              <w:bottom w:val="single" w:sz="4" w:space="0" w:color="005B8C"/>
+              <w:right w:val="single" w:sz="4" w:space="0" w:color="A6A6A6"/>
+            </w:tcBorders>
+            <w:tcMar>
+              <w:top w:w="79" w:type="dxa"/>
+              <w:left w:w="57" w:type="dxa"/>
+              <w:bottom w:w="79" w:type="dxa"/>
+              <w:right w:w="57" w:type="dxa"/>
+            </w:tcMar>
+          </w:tcPr>
+          <w:p>
+            <w:pPr>
+              <w:rPr>
+                <w:rFonts w:ascii="Calibri" w:eastAsia="Calibri" w:hAnsi="Calibri" w:cs="Calibri"/>
+                <w:color w:val="005B8C"/>
+                <w:sz w:val="20"/>
+                <w:szCs w:val="20"/>
               </w:rPr>
             </w:pPr>
           </w:p>
@@ -4781,7 +5976,10 @@
             <w:tcW w:w="10206" w:type="dxa"/>
             <w:gridSpan w:val="35"/>
             <w:tcBorders>
-              <w:top w:val="nil"/>
+              <w:top w:val="single" w:sz="4" w:space="0" w:color="005B8C"/>
+              <w:left w:val="single" w:sz="4" w:space="0" w:color="005B8C"/>
+              <w:bottom w:val="single" w:sz="4" w:space="0" w:color="005B8C"/>
+              <w:right w:val="single" w:sz="4" w:space="0" w:color="005B8C"/>
             </w:tcBorders>
             <w:shd w:val="clear" w:color="auto" w:fill="005B8C"/>
             <w:noWrap/>
@@ -4792,27 +5990,10 @@
               <w:right w:w="57" w:type="dxa"/>
             </w:tcMar>
             <w:vAlign w:val="center"/>
-            <w:hideMark/>
-          </w:tcPr>
-          <w:p>
-            <w:pPr>
-              <w:jc w:val="center"/>
-              <w:rPr>
-                <w:rFonts w:ascii="Calibri" w:hAnsi="Calibri" w:cs="Calibri"/>
-                <w:color w:val="FFFFFF" w:themeColor="background1"/>
-                <w:sz w:val="24"/>
-                <w:szCs w:val="24"/>
-              </w:rPr>
-            </w:pPr>
-            <w:r>
-              <w:rPr>
-                <w:rFonts w:ascii="Calibri" w:hAnsi="Calibri" w:cs="Calibri"/>
-                <w:color w:val="auto"/>
-              </w:rPr>
-              <w:lastRenderedPageBreak/>
-              <w:br w:type="page"/>
-            </w:r>
-            <w:r>
+          </w:tcPr>
+          <w:p>
+            <w:pPr>
+              <w:jc w:val="center"/>
               <w:rPr>
                 <w:rFonts w:ascii="Calibri" w:eastAsia="Calibri" w:hAnsi="Calibri" w:cs="Calibri"/>
                 <w:b/>
@@ -4821,7 +6002,17 @@
                 <w:sz w:val="20"/>
                 <w:szCs w:val="20"/>
               </w:rPr>
-              <w:t>DATI DELLA RILEVAZIONE</w:t>
+            </w:pPr>
+            <w:r>
+              <w:rPr>
+                <w:rFonts w:ascii="Calibri" w:eastAsia="Calibri" w:hAnsi="Calibri" w:cs="Calibri"/>
+                <w:b/>
+                <w:bCs/>
+                <w:color w:val="FFFFFF" w:themeColor="background1"/>
+                <w:sz w:val="20"/>
+                <w:szCs w:val="20"/>
+              </w:rPr>
+              <w:t>DATI DEL TRASGRESSORE</w:t>
             </w:r>
           </w:p>
         </w:tc>
@@ -4836,7 +6027,12 @@
           <w:tcPr>
             <w:tcW w:w="10206" w:type="dxa"/>
             <w:gridSpan w:val="35"/>
-            <w:shd w:val="clear" w:color="auto" w:fill="DAEAF5"/>
+            <w:tcBorders>
+              <w:top w:val="single" w:sz="4" w:space="0" w:color="005B8C"/>
+              <w:left w:val="single" w:sz="4" w:space="0" w:color="ADADAD" w:themeColor="background2" w:themeShade="BF"/>
+              <w:bottom w:val="single" w:sz="4" w:space="0" w:color="ADADAD" w:themeColor="background2" w:themeShade="BF"/>
+              <w:right w:val="single" w:sz="4" w:space="0" w:color="ADADAD" w:themeColor="background2" w:themeShade="BF"/>
+            </w:tcBorders>
             <w:noWrap/>
             <w:tcMar>
               <w:top w:w="79" w:type="dxa"/>
@@ -4845,12 +6041,14 @@
               <w:right w:w="57" w:type="dxa"/>
             </w:tcMar>
             <w:vAlign w:val="center"/>
-            <w:hideMark/>
-          </w:tcPr>
-          <w:p>
-            <w:pPr>
+          </w:tcPr>
+          <w:p>
+            <w:pPr>
+              <w:jc w:val="center"/>
               <w:rPr>
                 <w:rFonts w:ascii="Calibri" w:eastAsia="Calibri" w:hAnsi="Calibri" w:cs="Calibri"/>
+                <w:b/>
+                <w:bCs/>
                 <w:color w:val="005B8C"/>
                 <w:sz w:val="20"/>
                 <w:szCs w:val="20"/>
@@ -4859,43 +6057,14 @@
             <w:r>
               <w:rPr>
                 <w:rFonts w:ascii="Calibri" w:eastAsia="Calibri" w:hAnsi="Calibri" w:cs="Calibri"/>
-                <w:color w:val="005B8C"/>
-                <w:sz w:val="20"/>
-                <w:szCs w:val="20"/>
-              </w:rPr>
-              <w:t>Descrizione dettagliata dell’infrazione rilevata</w:t>
+                <w:b/>
+                <w:bCs/>
+                <w:color w:val="005B8C"/>
+                <w:sz w:val="20"/>
+                <w:szCs w:val="20"/>
+              </w:rPr>
+              <w:t>Dati generali</w:t>
             </w:r>
-          </w:p>
-        </w:tc>
-      </w:tr>
-      <w:tr>
-        <w:trPr>
-          <w:cantSplit/>
-          <w:trHeight w:hRule="exact" w:val="2041"/>
-          <w:jc w:val="right"/>
-        </w:trPr>
-        <w:tc>
-          <w:tcPr>
-            <w:tcW w:w="10206" w:type="dxa"/>
-            <w:gridSpan w:val="35"/>
-            <w:noWrap/>
-            <w:tcMar>
-              <w:top w:w="79" w:type="dxa"/>
-              <w:left w:w="57" w:type="dxa"/>
-              <w:bottom w:w="79" w:type="dxa"/>
-              <w:right w:w="57" w:type="dxa"/>
-            </w:tcMar>
-            <w:hideMark/>
-          </w:tcPr>
-          <w:p>
-            <w:pPr>
-              <w:rPr>
-                <w:rFonts w:ascii="Calibri" w:hAnsi="Calibri" w:cs="Calibri"/>
-                <w:color w:val="005B8C"/>
-                <w:sz w:val="20"/>
-                <w:szCs w:val="20"/>
-              </w:rPr>
-            </w:pPr>
           </w:p>
         </w:tc>
       </w:tr>
@@ -4907,8 +6076,14 @@
         </w:trPr>
         <w:tc>
           <w:tcPr>
-            <w:tcW w:w="10206" w:type="dxa"/>
-            <w:gridSpan w:val="35"/>
+            <w:tcW w:w="1726" w:type="dxa"/>
+            <w:gridSpan w:val="5"/>
+            <w:tcBorders>
+              <w:top w:val="single" w:sz="4" w:space="0" w:color="ADADAD" w:themeColor="background2" w:themeShade="BF"/>
+              <w:left w:val="single" w:sz="4" w:space="0" w:color="ADADAD" w:themeColor="background2" w:themeShade="BF"/>
+              <w:bottom w:val="single" w:sz="4" w:space="0" w:color="ADADAD" w:themeColor="background2" w:themeShade="BF"/>
+              <w:right w:val="single" w:sz="4" w:space="0" w:color="ADADAD" w:themeColor="background2" w:themeShade="BF"/>
+            </w:tcBorders>
             <w:shd w:val="clear" w:color="auto" w:fill="DAEAF5"/>
             <w:noWrap/>
             <w:tcMar>
@@ -4923,6 +6098,8 @@
             <w:pPr>
               <w:rPr>
                 <w:rFonts w:ascii="Calibri" w:eastAsia="Calibri" w:hAnsi="Calibri" w:cs="Calibri"/>
+                <w:b/>
+                <w:bCs/>
                 <w:color w:val="005B8C"/>
                 <w:sz w:val="20"/>
                 <w:szCs w:val="20"/>
@@ -4935,21 +6112,20 @@
                 <w:sz w:val="20"/>
                 <w:szCs w:val="20"/>
               </w:rPr>
-              <w:t xml:space="preserve">Altre circostanze rilevanti </w:t>
+              <w:t>Nome e Cognome:</w:t>
             </w:r>
           </w:p>
         </w:tc>
-      </w:tr>
-      <w:tr>
-        <w:trPr>
-          <w:cantSplit/>
-          <w:trHeight w:hRule="exact" w:val="2041"/>
-          <w:jc w:val="right"/>
-        </w:trPr>
-        <w:tc>
-          <w:tcPr>
-            <w:tcW w:w="10206" w:type="dxa"/>
-            <w:gridSpan w:val="35"/>
+        <w:tc>
+          <w:tcPr>
+            <w:tcW w:w="4511" w:type="dxa"/>
+            <w:gridSpan w:val="16"/>
+            <w:tcBorders>
+              <w:top w:val="single" w:sz="4" w:space="0" w:color="ADADAD" w:themeColor="background2" w:themeShade="BF"/>
+              <w:left w:val="single" w:sz="4" w:space="0" w:color="ADADAD" w:themeColor="background2" w:themeShade="BF"/>
+              <w:bottom w:val="single" w:sz="4" w:space="0" w:color="ADADAD" w:themeColor="background2" w:themeShade="BF"/>
+              <w:right w:val="single" w:sz="4" w:space="0" w:color="ADADAD" w:themeColor="background2" w:themeShade="BF"/>
+            </w:tcBorders>
             <w:noWrap/>
             <w:tcMar>
               <w:top w:w="79" w:type="dxa"/>
@@ -4957,11 +6133,88 @@
               <w:bottom w:w="79" w:type="dxa"/>
               <w:right w:w="57" w:type="dxa"/>
             </w:tcMar>
-          </w:tcPr>
-          <w:p>
-            <w:pPr>
-              <w:rPr>
-                <w:rFonts w:ascii="Calibri" w:hAnsi="Calibri" w:cs="Calibri"/>
+            <w:vAlign w:val="center"/>
+          </w:tcPr>
+          <w:p>
+            <w:pPr>
+              <w:rPr>
+                <w:rFonts w:ascii="Calibri" w:eastAsia="Calibri" w:hAnsi="Calibri" w:cs="Calibri"/>
+                <w:b/>
+                <w:bCs/>
+                <w:color w:val="005B8C"/>
+                <w:sz w:val="20"/>
+                <w:szCs w:val="20"/>
+              </w:rPr>
+            </w:pPr>
+          </w:p>
+        </w:tc>
+        <w:tc>
+          <w:tcPr>
+            <w:tcW w:w="749" w:type="dxa"/>
+            <w:gridSpan w:val="4"/>
+            <w:tcBorders>
+              <w:top w:val="single" w:sz="4" w:space="0" w:color="ADADAD" w:themeColor="background2" w:themeShade="BF"/>
+              <w:left w:val="single" w:sz="4" w:space="0" w:color="ADADAD" w:themeColor="background2" w:themeShade="BF"/>
+              <w:bottom w:val="single" w:sz="4" w:space="0" w:color="ADADAD" w:themeColor="background2" w:themeShade="BF"/>
+              <w:right w:val="single" w:sz="4" w:space="0" w:color="ADADAD" w:themeColor="background2" w:themeShade="BF"/>
+            </w:tcBorders>
+            <w:shd w:val="clear" w:color="auto" w:fill="DAEAF5"/>
+            <w:noWrap/>
+            <w:tcMar>
+              <w:top w:w="79" w:type="dxa"/>
+              <w:left w:w="57" w:type="dxa"/>
+              <w:bottom w:w="79" w:type="dxa"/>
+              <w:right w:w="57" w:type="dxa"/>
+            </w:tcMar>
+            <w:vAlign w:val="center"/>
+          </w:tcPr>
+          <w:p>
+            <w:pPr>
+              <w:rPr>
+                <w:rFonts w:ascii="Calibri" w:eastAsia="Calibri" w:hAnsi="Calibri" w:cs="Calibri"/>
+                <w:b/>
+                <w:bCs/>
+                <w:color w:val="005B8C"/>
+                <w:sz w:val="20"/>
+                <w:szCs w:val="20"/>
+              </w:rPr>
+            </w:pPr>
+            <w:r>
+              <w:rPr>
+                <w:rFonts w:ascii="Calibri" w:eastAsia="Calibri" w:hAnsi="Calibri" w:cs="Calibri"/>
+                <w:color w:val="005B8C"/>
+                <w:sz w:val="20"/>
+                <w:szCs w:val="20"/>
+              </w:rPr>
+              <w:t>C.F.:</w:t>
+            </w:r>
+          </w:p>
+        </w:tc>
+        <w:tc>
+          <w:tcPr>
+            <w:tcW w:w="3220" w:type="dxa"/>
+            <w:gridSpan w:val="10"/>
+            <w:tcBorders>
+              <w:top w:val="single" w:sz="4" w:space="0" w:color="ADADAD" w:themeColor="background2" w:themeShade="BF"/>
+              <w:left w:val="single" w:sz="4" w:space="0" w:color="ADADAD" w:themeColor="background2" w:themeShade="BF"/>
+              <w:bottom w:val="single" w:sz="4" w:space="0" w:color="ADADAD" w:themeColor="background2" w:themeShade="BF"/>
+              <w:right w:val="single" w:sz="4" w:space="0" w:color="ADADAD" w:themeColor="background2" w:themeShade="BF"/>
+            </w:tcBorders>
+            <w:noWrap/>
+            <w:tcMar>
+              <w:top w:w="79" w:type="dxa"/>
+              <w:left w:w="57" w:type="dxa"/>
+              <w:bottom w:w="79" w:type="dxa"/>
+              <w:right w:w="57" w:type="dxa"/>
+            </w:tcMar>
+            <w:vAlign w:val="center"/>
+          </w:tcPr>
+          <w:p>
+            <w:pPr>
+              <w:rPr>
+                <w:rFonts w:ascii="Calibri" w:eastAsia="Calibri" w:hAnsi="Calibri" w:cs="Calibri"/>
+                <w:b/>
+                <w:bCs/>
                 <w:color w:val="005B8C"/>
                 <w:sz w:val="20"/>
                 <w:szCs w:val="20"/>
@@ -4980,7 +6233,12 @@
           <w:tcPr>
             <w:tcW w:w="10206" w:type="dxa"/>
             <w:gridSpan w:val="35"/>
-            <w:shd w:val="clear" w:color="auto" w:fill="DAEAF5"/>
+            <w:tcBorders>
+              <w:top w:val="single" w:sz="4" w:space="0" w:color="ADADAD" w:themeColor="background2" w:themeShade="BF"/>
+              <w:left w:val="single" w:sz="4" w:space="0" w:color="ADADAD" w:themeColor="background2" w:themeShade="BF"/>
+              <w:bottom w:val="single" w:sz="4" w:space="0" w:color="ADADAD" w:themeColor="background2" w:themeShade="BF"/>
+              <w:right w:val="single" w:sz="4" w:space="0" w:color="ADADAD" w:themeColor="background2" w:themeShade="BF"/>
+            </w:tcBorders>
             <w:noWrap/>
             <w:tcMar>
               <w:top w:w="79" w:type="dxa"/>
@@ -4992,8 +6250,11 @@
           </w:tcPr>
           <w:p>
             <w:pPr>
+              <w:jc w:val="center"/>
               <w:rPr>
                 <w:rFonts w:ascii="Calibri" w:eastAsia="Calibri" w:hAnsi="Calibri" w:cs="Calibri"/>
+                <w:b/>
+                <w:bCs/>
                 <w:color w:val="005B8C"/>
                 <w:sz w:val="20"/>
                 <w:szCs w:val="20"/>
@@ -5002,42 +6263,14 @@
             <w:r>
               <w:rPr>
                 <w:rFonts w:ascii="Calibri" w:eastAsia="Calibri" w:hAnsi="Calibri" w:cs="Calibri"/>
-                <w:color w:val="005B8C"/>
-                <w:sz w:val="20"/>
-                <w:szCs w:val="20"/>
-              </w:rPr>
-              <w:t>Descrizione dei luoghi</w:t>
+                <w:b/>
+                <w:bCs/>
+                <w:color w:val="005B8C"/>
+                <w:sz w:val="20"/>
+                <w:szCs w:val="20"/>
+              </w:rPr>
+              <w:t>Residenza</w:t>
             </w:r>
-          </w:p>
-        </w:tc>
-      </w:tr>
-      <w:tr>
-        <w:trPr>
-          <w:cantSplit/>
-          <w:trHeight w:hRule="exact" w:val="2041"/>
-          <w:jc w:val="right"/>
-        </w:trPr>
-        <w:tc>
-          <w:tcPr>
-            <w:tcW w:w="10206" w:type="dxa"/>
-            <w:gridSpan w:val="35"/>
-            <w:noWrap/>
-            <w:tcMar>
-              <w:top w:w="79" w:type="dxa"/>
-              <w:left w:w="57" w:type="dxa"/>
-              <w:bottom w:w="79" w:type="dxa"/>
-              <w:right w:w="57" w:type="dxa"/>
-            </w:tcMar>
-          </w:tcPr>
-          <w:p>
-            <w:pPr>
-              <w:rPr>
-                <w:rFonts w:ascii="Calibri" w:hAnsi="Calibri" w:cs="Calibri"/>
-                <w:color w:val="005B8C"/>
-                <w:sz w:val="20"/>
-                <w:szCs w:val="20"/>
-              </w:rPr>
-            </w:pPr>
           </w:p>
         </w:tc>
       </w:tr>
@@ -5049,8 +6282,14 @@
         </w:trPr>
         <w:tc>
           <w:tcPr>
-            <w:tcW w:w="1843" w:type="dxa"/>
-            <w:gridSpan w:val="6"/>
+            <w:tcW w:w="979" w:type="dxa"/>
+            <w:gridSpan w:val="2"/>
+            <w:tcBorders>
+              <w:top w:val="single" w:sz="4" w:space="0" w:color="ADADAD" w:themeColor="background2" w:themeShade="BF"/>
+              <w:left w:val="single" w:sz="4" w:space="0" w:color="ADADAD" w:themeColor="background2" w:themeShade="BF"/>
+              <w:bottom w:val="single" w:sz="4" w:space="0" w:color="ADADAD" w:themeColor="background2" w:themeShade="BF"/>
+              <w:right w:val="single" w:sz="4" w:space="0" w:color="ADADAD" w:themeColor="background2" w:themeShade="BF"/>
+            </w:tcBorders>
             <w:shd w:val="clear" w:color="auto" w:fill="DAEAF5"/>
             <w:noWrap/>
             <w:tcMar>
@@ -5059,6 +6298,7 @@
               <w:bottom w:w="79" w:type="dxa"/>
               <w:right w:w="57" w:type="dxa"/>
             </w:tcMar>
+            <w:vAlign w:val="center"/>
           </w:tcPr>
           <w:p>
             <w:pPr>
@@ -5076,20 +6316,28 @@
                 <w:sz w:val="20"/>
                 <w:szCs w:val="20"/>
               </w:rPr>
-              <w:t xml:space="preserve">Distretto irriguo: </w:t>
+              <w:t>Via:</w:t>
             </w:r>
           </w:p>
         </w:tc>
         <w:tc>
           <w:tcPr>
-            <w:tcW w:w="4055" w:type="dxa"/>
-            <w:gridSpan w:val="14"/>
+            <w:tcW w:w="2747" w:type="dxa"/>
+            <w:gridSpan w:val="9"/>
+            <w:tcBorders>
+              <w:top w:val="single" w:sz="4" w:space="0" w:color="ADADAD" w:themeColor="background2" w:themeShade="BF"/>
+              <w:left w:val="single" w:sz="4" w:space="0" w:color="ADADAD" w:themeColor="background2" w:themeShade="BF"/>
+              <w:bottom w:val="single" w:sz="4" w:space="0" w:color="ADADAD" w:themeColor="background2" w:themeShade="BF"/>
+              <w:right w:val="single" w:sz="4" w:space="0" w:color="ADADAD" w:themeColor="background2" w:themeShade="BF"/>
+            </w:tcBorders>
+            <w:noWrap/>
             <w:tcMar>
               <w:top w:w="79" w:type="dxa"/>
               <w:left w:w="57" w:type="dxa"/>
               <w:bottom w:w="79" w:type="dxa"/>
               <w:right w:w="57" w:type="dxa"/>
             </w:tcMar>
+            <w:vAlign w:val="center"/>
           </w:tcPr>
           <w:p>
             <w:pPr>
@@ -5104,9 +6352,120 @@
         </w:tc>
         <w:tc>
           <w:tcPr>
-            <w:tcW w:w="906" w:type="dxa"/>
-            <w:gridSpan w:val="3"/>
+            <w:tcW w:w="421" w:type="dxa"/>
+            <w:tcBorders>
+              <w:top w:val="single" w:sz="4" w:space="0" w:color="ADADAD" w:themeColor="background2" w:themeShade="BF"/>
+              <w:left w:val="single" w:sz="4" w:space="0" w:color="ADADAD" w:themeColor="background2" w:themeShade="BF"/>
+              <w:bottom w:val="single" w:sz="4" w:space="0" w:color="ADADAD" w:themeColor="background2" w:themeShade="BF"/>
+              <w:right w:val="single" w:sz="4" w:space="0" w:color="ADADAD" w:themeColor="background2" w:themeShade="BF"/>
+            </w:tcBorders>
             <w:shd w:val="clear" w:color="auto" w:fill="DAEAF5"/>
+            <w:tcMar>
+              <w:top w:w="79" w:type="dxa"/>
+              <w:left w:w="57" w:type="dxa"/>
+              <w:bottom w:w="79" w:type="dxa"/>
+              <w:right w:w="57" w:type="dxa"/>
+            </w:tcMar>
+            <w:vAlign w:val="center"/>
+          </w:tcPr>
+          <w:p>
+            <w:pPr>
+              <w:rPr>
+                <w:rFonts w:ascii="Calibri" w:eastAsia="Calibri" w:hAnsi="Calibri" w:cs="Calibri"/>
+                <w:color w:val="005B8C"/>
+                <w:sz w:val="20"/>
+                <w:szCs w:val="20"/>
+              </w:rPr>
+            </w:pPr>
+            <w:r>
+              <w:rPr>
+                <w:rFonts w:ascii="Calibri" w:eastAsia="Calibri" w:hAnsi="Calibri" w:cs="Calibri"/>
+                <w:color w:val="005B8C"/>
+                <w:sz w:val="20"/>
+                <w:szCs w:val="20"/>
+              </w:rPr>
+              <w:t>N.:</w:t>
+            </w:r>
+          </w:p>
+        </w:tc>
+        <w:tc>
+          <w:tcPr>
+            <w:tcW w:w="713" w:type="dxa"/>
+            <w:gridSpan w:val="2"/>
+            <w:tcBorders>
+              <w:top w:val="single" w:sz="4" w:space="0" w:color="ADADAD" w:themeColor="background2" w:themeShade="BF"/>
+              <w:left w:val="single" w:sz="4" w:space="0" w:color="ADADAD" w:themeColor="background2" w:themeShade="BF"/>
+              <w:bottom w:val="single" w:sz="4" w:space="0" w:color="ADADAD" w:themeColor="background2" w:themeShade="BF"/>
+              <w:right w:val="single" w:sz="4" w:space="0" w:color="ADADAD" w:themeColor="background2" w:themeShade="BF"/>
+            </w:tcBorders>
+            <w:tcMar>
+              <w:top w:w="79" w:type="dxa"/>
+              <w:left w:w="57" w:type="dxa"/>
+              <w:bottom w:w="79" w:type="dxa"/>
+              <w:right w:w="57" w:type="dxa"/>
+            </w:tcMar>
+            <w:vAlign w:val="center"/>
+          </w:tcPr>
+          <w:p>
+            <w:pPr>
+              <w:rPr>
+                <w:rFonts w:ascii="Calibri" w:eastAsia="Calibri" w:hAnsi="Calibri" w:cs="Calibri"/>
+                <w:color w:val="005B8C"/>
+                <w:sz w:val="20"/>
+                <w:szCs w:val="20"/>
+              </w:rPr>
+            </w:pPr>
+          </w:p>
+        </w:tc>
+        <w:tc>
+          <w:tcPr>
+            <w:tcW w:w="952" w:type="dxa"/>
+            <w:gridSpan w:val="5"/>
+            <w:tcBorders>
+              <w:top w:val="single" w:sz="4" w:space="0" w:color="ADADAD" w:themeColor="background2" w:themeShade="BF"/>
+              <w:left w:val="single" w:sz="4" w:space="0" w:color="ADADAD" w:themeColor="background2" w:themeShade="BF"/>
+              <w:bottom w:val="single" w:sz="4" w:space="0" w:color="ADADAD" w:themeColor="background2" w:themeShade="BF"/>
+              <w:right w:val="single" w:sz="4" w:space="0" w:color="ADADAD" w:themeColor="background2" w:themeShade="BF"/>
+            </w:tcBorders>
+            <w:shd w:val="clear" w:color="auto" w:fill="DAEAF5"/>
+            <w:tcMar>
+              <w:top w:w="79" w:type="dxa"/>
+              <w:left w:w="57" w:type="dxa"/>
+              <w:bottom w:w="79" w:type="dxa"/>
+              <w:right w:w="57" w:type="dxa"/>
+            </w:tcMar>
+            <w:vAlign w:val="center"/>
+          </w:tcPr>
+          <w:p>
+            <w:pPr>
+              <w:rPr>
+                <w:rFonts w:ascii="Calibri" w:eastAsia="Calibri" w:hAnsi="Calibri" w:cs="Calibri"/>
+                <w:color w:val="005B8C"/>
+                <w:sz w:val="20"/>
+                <w:szCs w:val="20"/>
+              </w:rPr>
+            </w:pPr>
+            <w:r>
+              <w:rPr>
+                <w:rFonts w:ascii="Calibri" w:eastAsia="Calibri" w:hAnsi="Calibri" w:cs="Calibri"/>
+                <w:color w:val="005B8C"/>
+                <w:sz w:val="20"/>
+                <w:szCs w:val="20"/>
+              </w:rPr>
+              <w:t>Comune:</w:t>
+            </w:r>
+          </w:p>
+        </w:tc>
+        <w:tc>
+          <w:tcPr>
+            <w:tcW w:w="2835" w:type="dxa"/>
+            <w:gridSpan w:val="11"/>
+            <w:tcBorders>
+              <w:top w:val="single" w:sz="4" w:space="0" w:color="ADADAD" w:themeColor="background2" w:themeShade="BF"/>
+              <w:left w:val="single" w:sz="4" w:space="0" w:color="ADADAD" w:themeColor="background2" w:themeShade="BF"/>
+              <w:bottom w:val="single" w:sz="4" w:space="0" w:color="ADADAD" w:themeColor="background2" w:themeShade="BF"/>
+              <w:right w:val="single" w:sz="4" w:space="0" w:color="ADADAD" w:themeColor="background2" w:themeShade="BF"/>
+            </w:tcBorders>
             <w:noWrap/>
             <w:tcMar>
               <w:top w:w="79" w:type="dxa"/>
@@ -5114,11 +6473,42 @@
               <w:bottom w:w="79" w:type="dxa"/>
               <w:right w:w="57" w:type="dxa"/>
             </w:tcMar>
-          </w:tcPr>
-          <w:p>
-            <w:pPr>
-              <w:rPr>
-                <w:rFonts w:ascii="Calibri" w:eastAsia="Calibri" w:hAnsi="Calibri" w:cs="Calibri"/>
+            <w:vAlign w:val="center"/>
+          </w:tcPr>
+          <w:p>
+            <w:pPr>
+              <w:rPr>
+                <w:rFonts w:ascii="Calibri" w:hAnsi="Calibri" w:cs="Calibri"/>
+                <w:color w:val="005B8C"/>
+                <w:sz w:val="20"/>
+                <w:szCs w:val="20"/>
+              </w:rPr>
+            </w:pPr>
+          </w:p>
+        </w:tc>
+        <w:tc>
+          <w:tcPr>
+            <w:tcW w:w="659" w:type="dxa"/>
+            <w:gridSpan w:val="4"/>
+            <w:tcBorders>
+              <w:top w:val="single" w:sz="4" w:space="0" w:color="ADADAD" w:themeColor="background2" w:themeShade="BF"/>
+              <w:left w:val="single" w:sz="4" w:space="0" w:color="ADADAD" w:themeColor="background2" w:themeShade="BF"/>
+              <w:bottom w:val="single" w:sz="4" w:space="0" w:color="ADADAD" w:themeColor="background2" w:themeShade="BF"/>
+              <w:right w:val="single" w:sz="4" w:space="0" w:color="ADADAD" w:themeColor="background2" w:themeShade="BF"/>
+            </w:tcBorders>
+            <w:shd w:val="clear" w:color="auto" w:fill="DAEAF5"/>
+            <w:tcMar>
+              <w:top w:w="79" w:type="dxa"/>
+              <w:left w:w="57" w:type="dxa"/>
+              <w:bottom w:w="79" w:type="dxa"/>
+              <w:right w:w="57" w:type="dxa"/>
+            </w:tcMar>
+            <w:vAlign w:val="center"/>
+          </w:tcPr>
+          <w:p>
+            <w:pPr>
+              <w:rPr>
+                <w:rFonts w:ascii="Calibri" w:hAnsi="Calibri" w:cs="Calibri"/>
                 <w:color w:val="005B8C"/>
                 <w:sz w:val="20"/>
                 <w:szCs w:val="20"/>
@@ -5126,84 +6516,36 @@
             </w:pPr>
             <w:r>
               <w:rPr>
-                <w:rFonts w:ascii="Calibri" w:eastAsia="Calibri" w:hAnsi="Calibri" w:cs="Calibri"/>
-                <w:color w:val="005B8C"/>
-                <w:sz w:val="20"/>
-                <w:szCs w:val="20"/>
-              </w:rPr>
-              <w:t>Comizio:</w:t>
+                <w:rFonts w:ascii="Calibri" w:hAnsi="Calibri" w:cs="Calibri"/>
+                <w:color w:val="005B8C"/>
+                <w:sz w:val="20"/>
+                <w:szCs w:val="20"/>
+              </w:rPr>
+              <w:t>CAP:</w:t>
             </w:r>
           </w:p>
         </w:tc>
         <w:tc>
           <w:tcPr>
-            <w:tcW w:w="1418" w:type="dxa"/>
-            <w:gridSpan w:val="6"/>
+            <w:tcW w:w="900" w:type="dxa"/>
+            <w:tcBorders>
+              <w:top w:val="single" w:sz="4" w:space="0" w:color="ADADAD" w:themeColor="background2" w:themeShade="BF"/>
+              <w:left w:val="single" w:sz="4" w:space="0" w:color="ADADAD" w:themeColor="background2" w:themeShade="BF"/>
+              <w:bottom w:val="single" w:sz="4" w:space="0" w:color="ADADAD" w:themeColor="background2" w:themeShade="BF"/>
+              <w:right w:val="single" w:sz="4" w:space="0" w:color="ADADAD" w:themeColor="background2" w:themeShade="BF"/>
+            </w:tcBorders>
             <w:tcMar>
               <w:top w:w="79" w:type="dxa"/>
               <w:left w:w="57" w:type="dxa"/>
               <w:bottom w:w="79" w:type="dxa"/>
               <w:right w:w="57" w:type="dxa"/>
             </w:tcMar>
-          </w:tcPr>
-          <w:p>
-            <w:pPr>
-              <w:rPr>
-                <w:rFonts w:ascii="Calibri" w:eastAsia="Calibri" w:hAnsi="Calibri" w:cs="Calibri"/>
-                <w:color w:val="005B8C"/>
-                <w:sz w:val="20"/>
-                <w:szCs w:val="20"/>
-              </w:rPr>
-            </w:pPr>
-          </w:p>
-        </w:tc>
-        <w:tc>
-          <w:tcPr>
-            <w:tcW w:w="850" w:type="dxa"/>
-            <w:gridSpan w:val="3"/>
-            <w:shd w:val="clear" w:color="auto" w:fill="DAEAF5"/>
-            <w:tcMar>
-              <w:top w:w="79" w:type="dxa"/>
-              <w:left w:w="57" w:type="dxa"/>
-              <w:bottom w:w="79" w:type="dxa"/>
-              <w:right w:w="57" w:type="dxa"/>
-            </w:tcMar>
-          </w:tcPr>
-          <w:p>
-            <w:pPr>
-              <w:rPr>
-                <w:rFonts w:ascii="Calibri" w:eastAsia="Calibri" w:hAnsi="Calibri" w:cs="Calibri"/>
-                <w:color w:val="005B8C"/>
-                <w:sz w:val="20"/>
-                <w:szCs w:val="20"/>
-              </w:rPr>
-            </w:pPr>
-            <w:r>
-              <w:rPr>
-                <w:rFonts w:ascii="Calibri" w:eastAsia="Calibri" w:hAnsi="Calibri" w:cs="Calibri"/>
-                <w:color w:val="005B8C"/>
-                <w:sz w:val="20"/>
-                <w:szCs w:val="20"/>
-              </w:rPr>
-              <w:t>Idrante:</w:t>
-            </w:r>
-          </w:p>
-        </w:tc>
-        <w:tc>
-          <w:tcPr>
-            <w:tcW w:w="1134" w:type="dxa"/>
-            <w:gridSpan w:val="3"/>
-            <w:tcMar>
-              <w:top w:w="79" w:type="dxa"/>
-              <w:left w:w="57" w:type="dxa"/>
-              <w:bottom w:w="79" w:type="dxa"/>
-              <w:right w:w="57" w:type="dxa"/>
-            </w:tcMar>
-          </w:tcPr>
-          <w:p>
-            <w:pPr>
-              <w:rPr>
-                <w:rFonts w:ascii="Calibri" w:eastAsia="Calibri" w:hAnsi="Calibri" w:cs="Calibri"/>
+            <w:vAlign w:val="center"/>
+          </w:tcPr>
+          <w:p>
+            <w:pPr>
+              <w:rPr>
+                <w:rFonts w:ascii="Calibri" w:hAnsi="Calibri" w:cs="Calibri"/>
                 <w:color w:val="005B8C"/>
                 <w:sz w:val="20"/>
                 <w:szCs w:val="20"/>
@@ -5220,8 +6562,14 @@
         </w:trPr>
         <w:tc>
           <w:tcPr>
-            <w:tcW w:w="1843" w:type="dxa"/>
-            <w:gridSpan w:val="6"/>
+            <w:tcW w:w="979" w:type="dxa"/>
+            <w:gridSpan w:val="2"/>
+            <w:tcBorders>
+              <w:top w:val="single" w:sz="4" w:space="0" w:color="ADADAD" w:themeColor="background2" w:themeShade="BF"/>
+              <w:left w:val="single" w:sz="4" w:space="0" w:color="ADADAD" w:themeColor="background2" w:themeShade="BF"/>
+              <w:bottom w:val="single" w:sz="4" w:space="0" w:color="ADADAD" w:themeColor="background2" w:themeShade="BF"/>
+              <w:right w:val="single" w:sz="4" w:space="0" w:color="ADADAD" w:themeColor="background2" w:themeShade="BF"/>
+            </w:tcBorders>
             <w:shd w:val="clear" w:color="auto" w:fill="DAEAF5"/>
             <w:noWrap/>
             <w:tcMar>
@@ -5230,6 +6578,7 @@
               <w:bottom w:w="79" w:type="dxa"/>
               <w:right w:w="57" w:type="dxa"/>
             </w:tcMar>
+            <w:vAlign w:val="center"/>
           </w:tcPr>
           <w:p>
             <w:pPr>
@@ -5247,36 +6596,118 @@
                 <w:sz w:val="20"/>
                 <w:szCs w:val="20"/>
               </w:rPr>
-              <w:t>Matricola contatore:</w:t>
+              <w:t>Telefono:</w:t>
             </w:r>
           </w:p>
         </w:tc>
         <w:tc>
           <w:tcPr>
-            <w:tcW w:w="3307" w:type="dxa"/>
-            <w:gridSpan w:val="10"/>
+            <w:tcW w:w="1148" w:type="dxa"/>
+            <w:gridSpan w:val="5"/>
+            <w:tcBorders>
+              <w:top w:val="single" w:sz="4" w:space="0" w:color="ADADAD" w:themeColor="background2" w:themeShade="BF"/>
+              <w:left w:val="single" w:sz="4" w:space="0" w:color="ADADAD" w:themeColor="background2" w:themeShade="BF"/>
+              <w:bottom w:val="single" w:sz="4" w:space="0" w:color="ADADAD" w:themeColor="background2" w:themeShade="BF"/>
+              <w:right w:val="single" w:sz="4" w:space="0" w:color="ADADAD" w:themeColor="background2" w:themeShade="BF"/>
+            </w:tcBorders>
+            <w:noWrap/>
             <w:tcMar>
               <w:top w:w="79" w:type="dxa"/>
               <w:left w:w="57" w:type="dxa"/>
               <w:bottom w:w="79" w:type="dxa"/>
               <w:right w:w="57" w:type="dxa"/>
             </w:tcMar>
-          </w:tcPr>
-          <w:p>
-            <w:pPr>
-              <w:rPr>
-                <w:rFonts w:ascii="Calibri" w:eastAsia="Calibri" w:hAnsi="Calibri" w:cs="Calibri"/>
-                <w:color w:val="005B8C"/>
-                <w:sz w:val="20"/>
-                <w:szCs w:val="20"/>
-              </w:rPr>
-            </w:pPr>
-          </w:p>
-        </w:tc>
-        <w:tc>
-          <w:tcPr>
-            <w:tcW w:w="1654" w:type="dxa"/>
-            <w:gridSpan w:val="7"/>
+            <w:vAlign w:val="center"/>
+          </w:tcPr>
+          <w:p>
+            <w:pPr>
+              <w:rPr>
+                <w:rFonts w:ascii="Calibri" w:hAnsi="Calibri" w:cs="Calibri"/>
+                <w:color w:val="005B8C"/>
+                <w:sz w:val="20"/>
+                <w:szCs w:val="20"/>
+              </w:rPr>
+            </w:pPr>
+          </w:p>
+        </w:tc>
+        <w:tc>
+          <w:tcPr>
+            <w:tcW w:w="992" w:type="dxa"/>
+            <w:gridSpan w:val="2"/>
+            <w:tcBorders>
+              <w:top w:val="single" w:sz="4" w:space="0" w:color="ADADAD" w:themeColor="background2" w:themeShade="BF"/>
+              <w:left w:val="single" w:sz="4" w:space="0" w:color="ADADAD" w:themeColor="background2" w:themeShade="BF"/>
+              <w:bottom w:val="single" w:sz="4" w:space="0" w:color="ADADAD" w:themeColor="background2" w:themeShade="BF"/>
+              <w:right w:val="single" w:sz="4" w:space="0" w:color="ADADAD" w:themeColor="background2" w:themeShade="BF"/>
+            </w:tcBorders>
+            <w:shd w:val="clear" w:color="auto" w:fill="DAEAF5"/>
+            <w:tcMar>
+              <w:top w:w="79" w:type="dxa"/>
+              <w:left w:w="57" w:type="dxa"/>
+              <w:bottom w:w="79" w:type="dxa"/>
+              <w:right w:w="57" w:type="dxa"/>
+            </w:tcMar>
+            <w:vAlign w:val="center"/>
+          </w:tcPr>
+          <w:p>
+            <w:pPr>
+              <w:rPr>
+                <w:rFonts w:ascii="Calibri" w:hAnsi="Calibri" w:cs="Calibri"/>
+                <w:color w:val="005B8C"/>
+                <w:sz w:val="20"/>
+                <w:szCs w:val="20"/>
+              </w:rPr>
+            </w:pPr>
+            <w:r>
+              <w:rPr>
+                <w:rFonts w:ascii="Calibri" w:hAnsi="Calibri" w:cs="Calibri"/>
+                <w:color w:val="005B8C"/>
+                <w:sz w:val="20"/>
+                <w:szCs w:val="20"/>
+              </w:rPr>
+              <w:t>Cellulare:</w:t>
+            </w:r>
+          </w:p>
+        </w:tc>
+        <w:tc>
+          <w:tcPr>
+            <w:tcW w:w="1276" w:type="dxa"/>
+            <w:gridSpan w:val="4"/>
+            <w:tcBorders>
+              <w:top w:val="single" w:sz="4" w:space="0" w:color="ADADAD" w:themeColor="background2" w:themeShade="BF"/>
+              <w:left w:val="single" w:sz="4" w:space="0" w:color="ADADAD" w:themeColor="background2" w:themeShade="BF"/>
+              <w:bottom w:val="single" w:sz="4" w:space="0" w:color="ADADAD" w:themeColor="background2" w:themeShade="BF"/>
+              <w:right w:val="single" w:sz="4" w:space="0" w:color="ADADAD" w:themeColor="background2" w:themeShade="BF"/>
+            </w:tcBorders>
+            <w:tcMar>
+              <w:top w:w="79" w:type="dxa"/>
+              <w:left w:w="57" w:type="dxa"/>
+              <w:bottom w:w="79" w:type="dxa"/>
+              <w:right w:w="57" w:type="dxa"/>
+            </w:tcMar>
+            <w:vAlign w:val="center"/>
+          </w:tcPr>
+          <w:p>
+            <w:pPr>
+              <w:rPr>
+                <w:rFonts w:ascii="Calibri" w:hAnsi="Calibri" w:cs="Calibri"/>
+                <w:color w:val="005B8C"/>
+                <w:sz w:val="20"/>
+                <w:szCs w:val="20"/>
+              </w:rPr>
+            </w:pPr>
+          </w:p>
+        </w:tc>
+        <w:tc>
+          <w:tcPr>
+            <w:tcW w:w="708" w:type="dxa"/>
+            <w:gridSpan w:val="2"/>
+            <w:tcBorders>
+              <w:top w:val="single" w:sz="4" w:space="0" w:color="ADADAD" w:themeColor="background2" w:themeShade="BF"/>
+              <w:left w:val="single" w:sz="4" w:space="0" w:color="ADADAD" w:themeColor="background2" w:themeShade="BF"/>
+              <w:bottom w:val="single" w:sz="4" w:space="0" w:color="ADADAD" w:themeColor="background2" w:themeShade="BF"/>
+              <w:right w:val="single" w:sz="4" w:space="0" w:color="ADADAD" w:themeColor="background2" w:themeShade="BF"/>
+            </w:tcBorders>
             <w:shd w:val="clear" w:color="auto" w:fill="DAEAF5"/>
             <w:noWrap/>
             <w:tcMar>
@@ -5285,6 +6716,7 @@
               <w:bottom w:w="79" w:type="dxa"/>
               <w:right w:w="57" w:type="dxa"/>
             </w:tcMar>
+            <w:vAlign w:val="center"/>
           </w:tcPr>
           <w:p>
             <w:pPr>
@@ -5302,25 +6734,248 @@
                 <w:sz w:val="20"/>
                 <w:szCs w:val="20"/>
               </w:rPr>
-              <w:t>Matricola tessera:</w:t>
+              <w:t>e-mail:</w:t>
             </w:r>
           </w:p>
         </w:tc>
         <w:tc>
           <w:tcPr>
-            <w:tcW w:w="3402" w:type="dxa"/>
-            <w:gridSpan w:val="12"/>
+            <w:tcW w:w="2268" w:type="dxa"/>
+            <w:gridSpan w:val="11"/>
+            <w:tcBorders>
+              <w:top w:val="single" w:sz="4" w:space="0" w:color="ADADAD" w:themeColor="background2" w:themeShade="BF"/>
+              <w:left w:val="single" w:sz="4" w:space="0" w:color="ADADAD" w:themeColor="background2" w:themeShade="BF"/>
+              <w:bottom w:val="single" w:sz="4" w:space="0" w:color="ADADAD" w:themeColor="background2" w:themeShade="BF"/>
+              <w:right w:val="single" w:sz="4" w:space="0" w:color="ADADAD" w:themeColor="background2" w:themeShade="BF"/>
+            </w:tcBorders>
+            <w:noWrap/>
             <w:tcMar>
               <w:top w:w="79" w:type="dxa"/>
               <w:left w:w="57" w:type="dxa"/>
               <w:bottom w:w="79" w:type="dxa"/>
               <w:right w:w="57" w:type="dxa"/>
             </w:tcMar>
-          </w:tcPr>
-          <w:p>
-            <w:pPr>
+            <w:vAlign w:val="center"/>
+          </w:tcPr>
+          <w:p>
+            <w:pPr>
+              <w:rPr>
+                <w:rFonts w:ascii="Calibri" w:hAnsi="Calibri" w:cs="Calibri"/>
+                <w:color w:val="005B8C"/>
+                <w:sz w:val="20"/>
+                <w:szCs w:val="20"/>
+              </w:rPr>
+            </w:pPr>
+          </w:p>
+        </w:tc>
+        <w:tc>
+          <w:tcPr>
+            <w:tcW w:w="567" w:type="dxa"/>
+            <w:gridSpan w:val="2"/>
+            <w:tcBorders>
+              <w:top w:val="single" w:sz="4" w:space="0" w:color="ADADAD" w:themeColor="background2" w:themeShade="BF"/>
+              <w:left w:val="single" w:sz="4" w:space="0" w:color="ADADAD" w:themeColor="background2" w:themeShade="BF"/>
+              <w:bottom w:val="single" w:sz="4" w:space="0" w:color="ADADAD" w:themeColor="background2" w:themeShade="BF"/>
+              <w:right w:val="single" w:sz="4" w:space="0" w:color="ADADAD" w:themeColor="background2" w:themeShade="BF"/>
+            </w:tcBorders>
+            <w:shd w:val="clear" w:color="auto" w:fill="DAEAF5"/>
+            <w:tcMar>
+              <w:top w:w="79" w:type="dxa"/>
+              <w:left w:w="57" w:type="dxa"/>
+              <w:bottom w:w="79" w:type="dxa"/>
+              <w:right w:w="57" w:type="dxa"/>
+            </w:tcMar>
+            <w:vAlign w:val="center"/>
+          </w:tcPr>
+          <w:p>
+            <w:pPr>
+              <w:rPr>
+                <w:rFonts w:ascii="Calibri" w:hAnsi="Calibri" w:cs="Calibri"/>
+                <w:color w:val="005B8C"/>
+                <w:sz w:val="20"/>
+                <w:szCs w:val="20"/>
+              </w:rPr>
+            </w:pPr>
+            <w:r>
               <w:rPr>
                 <w:rFonts w:ascii="Calibri" w:eastAsia="Calibri" w:hAnsi="Calibri" w:cs="Calibri"/>
+                <w:color w:val="005B8C"/>
+                <w:sz w:val="20"/>
+                <w:szCs w:val="20"/>
+              </w:rPr>
+              <w:t>PEC:</w:t>
+            </w:r>
+          </w:p>
+        </w:tc>
+        <w:tc>
+          <w:tcPr>
+            <w:tcW w:w="2268" w:type="dxa"/>
+            <w:gridSpan w:val="7"/>
+            <w:tcBorders>
+              <w:top w:val="single" w:sz="4" w:space="0" w:color="ADADAD" w:themeColor="background2" w:themeShade="BF"/>
+              <w:left w:val="single" w:sz="4" w:space="0" w:color="ADADAD" w:themeColor="background2" w:themeShade="BF"/>
+              <w:bottom w:val="single" w:sz="4" w:space="0" w:color="ADADAD" w:themeColor="background2" w:themeShade="BF"/>
+              <w:right w:val="single" w:sz="4" w:space="0" w:color="ADADAD" w:themeColor="background2" w:themeShade="BF"/>
+            </w:tcBorders>
+            <w:tcMar>
+              <w:top w:w="79" w:type="dxa"/>
+              <w:left w:w="57" w:type="dxa"/>
+              <w:bottom w:w="79" w:type="dxa"/>
+              <w:right w:w="57" w:type="dxa"/>
+            </w:tcMar>
+            <w:vAlign w:val="center"/>
+          </w:tcPr>
+          <w:p>
+            <w:pPr>
+              <w:rPr>
+                <w:rFonts w:ascii="Calibri" w:hAnsi="Calibri" w:cs="Calibri"/>
+                <w:color w:val="005B8C"/>
+                <w:sz w:val="20"/>
+                <w:szCs w:val="20"/>
+              </w:rPr>
+            </w:pPr>
+          </w:p>
+        </w:tc>
+      </w:tr>
+      <w:tr>
+        <w:trPr>
+          <w:cantSplit/>
+          <w:trHeight w:hRule="exact" w:val="340"/>
+          <w:jc w:val="right"/>
+        </w:trPr>
+        <w:tc>
+          <w:tcPr>
+            <w:tcW w:w="2552" w:type="dxa"/>
+            <w:gridSpan w:val="8"/>
+            <w:tcBorders>
+              <w:top w:val="single" w:sz="4" w:space="0" w:color="ADADAD" w:themeColor="background2" w:themeShade="BF"/>
+              <w:left w:val="single" w:sz="4" w:space="0" w:color="ADADAD" w:themeColor="background2" w:themeShade="BF"/>
+              <w:bottom w:val="single" w:sz="4" w:space="0" w:color="005B8C"/>
+              <w:right w:val="single" w:sz="4" w:space="0" w:color="ADADAD" w:themeColor="background2" w:themeShade="BF"/>
+            </w:tcBorders>
+            <w:shd w:val="clear" w:color="auto" w:fill="DAEAF5"/>
+            <w:noWrap/>
+            <w:tcMar>
+              <w:top w:w="79" w:type="dxa"/>
+              <w:left w:w="57" w:type="dxa"/>
+              <w:bottom w:w="79" w:type="dxa"/>
+              <w:right w:w="57" w:type="dxa"/>
+            </w:tcMar>
+            <w:vAlign w:val="center"/>
+          </w:tcPr>
+          <w:p>
+            <w:pPr>
+              <w:rPr>
+                <w:rFonts w:ascii="Calibri" w:eastAsia="Calibri" w:hAnsi="Calibri" w:cs="Calibri"/>
+                <w:color w:val="005B8C"/>
+                <w:sz w:val="20"/>
+                <w:szCs w:val="20"/>
+              </w:rPr>
+            </w:pPr>
+            <w:r>
+              <w:rPr>
+                <w:rFonts w:ascii="Calibri" w:eastAsia="Calibri" w:hAnsi="Calibri" w:cs="Calibri"/>
+                <w:color w:val="005B8C"/>
+                <w:sz w:val="20"/>
+                <w:szCs w:val="20"/>
+              </w:rPr>
+              <w:t>Il Trasgressore era presente?</w:t>
+            </w:r>
+          </w:p>
+        </w:tc>
+        <w:tc>
+          <w:tcPr>
+            <w:tcW w:w="1843" w:type="dxa"/>
+            <w:gridSpan w:val="5"/>
+            <w:tcBorders>
+              <w:top w:val="single" w:sz="4" w:space="0" w:color="ADADAD" w:themeColor="background2" w:themeShade="BF"/>
+              <w:left w:val="single" w:sz="4" w:space="0" w:color="ADADAD" w:themeColor="background2" w:themeShade="BF"/>
+              <w:bottom w:val="single" w:sz="4" w:space="0" w:color="005B8C"/>
+              <w:right w:val="single" w:sz="4" w:space="0" w:color="ADADAD" w:themeColor="background2" w:themeShade="BF"/>
+            </w:tcBorders>
+            <w:noWrap/>
+            <w:tcMar>
+              <w:top w:w="79" w:type="dxa"/>
+              <w:left w:w="57" w:type="dxa"/>
+              <w:bottom w:w="79" w:type="dxa"/>
+              <w:right w:w="57" w:type="dxa"/>
+            </w:tcMar>
+            <w:vAlign w:val="center"/>
+          </w:tcPr>
+          <w:p>
+            <w:pPr>
+              <w:rPr>
+                <w:rFonts w:ascii="Calibri" w:eastAsia="Calibri" w:hAnsi="Calibri" w:cs="Calibri"/>
+                <w:color w:val="005B8C"/>
+                <w:sz w:val="20"/>
+                <w:szCs w:val="20"/>
+              </w:rPr>
+            </w:pPr>
+          </w:p>
+        </w:tc>
+        <w:tc>
+          <w:tcPr>
+            <w:tcW w:w="2126" w:type="dxa"/>
+            <w:gridSpan w:val="9"/>
+            <w:tcBorders>
+              <w:top w:val="single" w:sz="4" w:space="0" w:color="ADADAD" w:themeColor="background2" w:themeShade="BF"/>
+              <w:left w:val="single" w:sz="4" w:space="0" w:color="ADADAD" w:themeColor="background2" w:themeShade="BF"/>
+              <w:bottom w:val="single" w:sz="4" w:space="0" w:color="005B8C"/>
+              <w:right w:val="single" w:sz="4" w:space="0" w:color="ADADAD" w:themeColor="background2" w:themeShade="BF"/>
+            </w:tcBorders>
+            <w:shd w:val="clear" w:color="auto" w:fill="DAEAF5"/>
+            <w:noWrap/>
+            <w:tcMar>
+              <w:top w:w="79" w:type="dxa"/>
+              <w:left w:w="57" w:type="dxa"/>
+              <w:bottom w:w="79" w:type="dxa"/>
+              <w:right w:w="57" w:type="dxa"/>
+            </w:tcMar>
+            <w:vAlign w:val="center"/>
+          </w:tcPr>
+          <w:p>
+            <w:pPr>
+              <w:rPr>
+                <w:rFonts w:ascii="Calibri" w:eastAsia="Calibri" w:hAnsi="Calibri" w:cs="Calibri"/>
+                <w:color w:val="005B8C"/>
+                <w:sz w:val="20"/>
+                <w:szCs w:val="20"/>
+              </w:rPr>
+            </w:pPr>
+            <w:r>
+              <w:rPr>
+                <w:rFonts w:ascii="Calibri" w:eastAsia="Calibri" w:hAnsi="Calibri" w:cs="Calibri"/>
+                <w:color w:val="005B8C"/>
+                <w:sz w:val="20"/>
+                <w:szCs w:val="20"/>
+              </w:rPr>
+              <w:t>Firma del trasgressore:</w:t>
+            </w:r>
+          </w:p>
+        </w:tc>
+        <w:tc>
+          <w:tcPr>
+            <w:tcW w:w="3685" w:type="dxa"/>
+            <w:gridSpan w:val="13"/>
+            <w:tcBorders>
+              <w:top w:val="single" w:sz="4" w:space="0" w:color="ADADAD" w:themeColor="background2" w:themeShade="BF"/>
+              <w:left w:val="single" w:sz="4" w:space="0" w:color="ADADAD" w:themeColor="background2" w:themeShade="BF"/>
+              <w:bottom w:val="single" w:sz="4" w:space="0" w:color="005B8C"/>
+              <w:right w:val="single" w:sz="4" w:space="0" w:color="ADADAD" w:themeColor="background2" w:themeShade="BF"/>
+            </w:tcBorders>
+            <w:noWrap/>
+            <w:tcMar>
+              <w:top w:w="79" w:type="dxa"/>
+              <w:left w:w="57" w:type="dxa"/>
+              <w:bottom w:w="79" w:type="dxa"/>
+              <w:right w:w="57" w:type="dxa"/>
+            </w:tcMar>
+            <w:vAlign w:val="center"/>
+          </w:tcPr>
+          <w:p>
+            <w:pPr>
+              <w:rPr>
+                <w:rFonts w:ascii="Calibri" w:hAnsi="Calibri" w:cs="Calibri"/>
                 <w:color w:val="005B8C"/>
                 <w:sz w:val="20"/>
                 <w:szCs w:val="20"/>
@@ -5339,868 +6994,11 @@
           <w:tcPr>
             <w:tcW w:w="10206" w:type="dxa"/>
             <w:gridSpan w:val="35"/>
-            <w:shd w:val="clear" w:color="auto" w:fill="005B8C"/>
-            <w:noWrap/>
-            <w:tcMar>
-              <w:top w:w="79" w:type="dxa"/>
-              <w:left w:w="57" w:type="dxa"/>
-              <w:bottom w:w="79" w:type="dxa"/>
-              <w:right w:w="57" w:type="dxa"/>
-            </w:tcMar>
-            <w:vAlign w:val="center"/>
-          </w:tcPr>
-          <w:p>
-            <w:pPr>
-              <w:jc w:val="center"/>
-              <w:rPr>
-                <w:rFonts w:ascii="Calibri" w:eastAsia="Calibri" w:hAnsi="Calibri" w:cs="Calibri"/>
-                <w:b/>
-                <w:bCs/>
-                <w:color w:val="FFFFFF" w:themeColor="background1"/>
-                <w:sz w:val="20"/>
-                <w:szCs w:val="20"/>
-              </w:rPr>
-            </w:pPr>
-            <w:r>
-              <w:rPr>
-                <w:rFonts w:ascii="Calibri" w:eastAsia="Calibri" w:hAnsi="Calibri" w:cs="Calibri"/>
-                <w:b/>
-                <w:bCs/>
-                <w:color w:val="FFFFFF" w:themeColor="background1"/>
-                <w:sz w:val="20"/>
-                <w:szCs w:val="20"/>
-              </w:rPr>
-              <w:t>DATI DEL TRASGRESSORE</w:t>
-            </w:r>
-          </w:p>
-        </w:tc>
-      </w:tr>
-      <w:tr>
-        <w:trPr>
-          <w:cantSplit/>
-          <w:trHeight w:hRule="exact" w:val="340"/>
-          <w:jc w:val="right"/>
-        </w:trPr>
-        <w:tc>
-          <w:tcPr>
-            <w:tcW w:w="10206" w:type="dxa"/>
-            <w:gridSpan w:val="35"/>
-            <w:noWrap/>
-            <w:tcMar>
-              <w:top w:w="79" w:type="dxa"/>
-              <w:left w:w="57" w:type="dxa"/>
-              <w:bottom w:w="79" w:type="dxa"/>
-              <w:right w:w="57" w:type="dxa"/>
-            </w:tcMar>
-            <w:vAlign w:val="center"/>
-          </w:tcPr>
-          <w:p>
-            <w:pPr>
-              <w:jc w:val="center"/>
-              <w:rPr>
-                <w:rFonts w:ascii="Calibri" w:eastAsia="Calibri" w:hAnsi="Calibri" w:cs="Calibri"/>
-                <w:b/>
-                <w:bCs/>
-                <w:color w:val="005B8C"/>
-                <w:sz w:val="20"/>
-                <w:szCs w:val="20"/>
-              </w:rPr>
-            </w:pPr>
-            <w:r>
-              <w:rPr>
-                <w:rFonts w:ascii="Calibri" w:eastAsia="Calibri" w:hAnsi="Calibri" w:cs="Calibri"/>
-                <w:b/>
-                <w:bCs/>
-                <w:color w:val="005B8C"/>
-                <w:sz w:val="20"/>
-                <w:szCs w:val="20"/>
-              </w:rPr>
-              <w:t>Dati generali</w:t>
-            </w:r>
-          </w:p>
-        </w:tc>
-      </w:tr>
-      <w:tr>
-        <w:trPr>
-          <w:cantSplit/>
-          <w:trHeight w:hRule="exact" w:val="340"/>
-          <w:jc w:val="right"/>
-        </w:trPr>
-        <w:tc>
-          <w:tcPr>
-            <w:tcW w:w="1726" w:type="dxa"/>
-            <w:gridSpan w:val="5"/>
-            <w:shd w:val="clear" w:color="auto" w:fill="DAEAF5"/>
-            <w:noWrap/>
-            <w:tcMar>
-              <w:top w:w="79" w:type="dxa"/>
-              <w:left w:w="57" w:type="dxa"/>
-              <w:bottom w:w="79" w:type="dxa"/>
-              <w:right w:w="57" w:type="dxa"/>
-            </w:tcMar>
-            <w:vAlign w:val="center"/>
-          </w:tcPr>
-          <w:p>
-            <w:pPr>
-              <w:rPr>
-                <w:rFonts w:ascii="Calibri" w:eastAsia="Calibri" w:hAnsi="Calibri" w:cs="Calibri"/>
-                <w:b/>
-                <w:bCs/>
-                <w:color w:val="005B8C"/>
-                <w:sz w:val="20"/>
-                <w:szCs w:val="20"/>
-              </w:rPr>
-            </w:pPr>
-            <w:r>
-              <w:rPr>
-                <w:rFonts w:ascii="Calibri" w:eastAsia="Calibri" w:hAnsi="Calibri" w:cs="Calibri"/>
-                <w:color w:val="005B8C"/>
-                <w:sz w:val="20"/>
-                <w:szCs w:val="20"/>
-              </w:rPr>
-              <w:t>Nome e Cognome:</w:t>
-            </w:r>
-          </w:p>
-        </w:tc>
-        <w:tc>
-          <w:tcPr>
-            <w:tcW w:w="4511" w:type="dxa"/>
-            <w:gridSpan w:val="16"/>
-            <w:noWrap/>
-            <w:tcMar>
-              <w:top w:w="79" w:type="dxa"/>
-              <w:left w:w="57" w:type="dxa"/>
-              <w:bottom w:w="79" w:type="dxa"/>
-              <w:right w:w="57" w:type="dxa"/>
-            </w:tcMar>
-            <w:vAlign w:val="center"/>
-          </w:tcPr>
-          <w:p>
-            <w:pPr>
-              <w:rPr>
-                <w:rFonts w:ascii="Calibri" w:eastAsia="Calibri" w:hAnsi="Calibri" w:cs="Calibri"/>
-                <w:b/>
-                <w:bCs/>
-                <w:color w:val="005B8C"/>
-                <w:sz w:val="20"/>
-                <w:szCs w:val="20"/>
-              </w:rPr>
-            </w:pPr>
-          </w:p>
-        </w:tc>
-        <w:tc>
-          <w:tcPr>
-            <w:tcW w:w="749" w:type="dxa"/>
-            <w:gridSpan w:val="4"/>
-            <w:shd w:val="clear" w:color="auto" w:fill="DAEAF5"/>
-            <w:noWrap/>
-            <w:tcMar>
-              <w:top w:w="79" w:type="dxa"/>
-              <w:left w:w="57" w:type="dxa"/>
-              <w:bottom w:w="79" w:type="dxa"/>
-              <w:right w:w="57" w:type="dxa"/>
-            </w:tcMar>
-            <w:vAlign w:val="center"/>
-          </w:tcPr>
-          <w:p>
-            <w:pPr>
-              <w:rPr>
-                <w:rFonts w:ascii="Calibri" w:eastAsia="Calibri" w:hAnsi="Calibri" w:cs="Calibri"/>
-                <w:b/>
-                <w:bCs/>
-                <w:color w:val="005B8C"/>
-                <w:sz w:val="20"/>
-                <w:szCs w:val="20"/>
-              </w:rPr>
-            </w:pPr>
-            <w:r>
-              <w:rPr>
-                <w:rFonts w:ascii="Calibri" w:eastAsia="Calibri" w:hAnsi="Calibri" w:cs="Calibri"/>
-                <w:color w:val="005B8C"/>
-                <w:sz w:val="20"/>
-                <w:szCs w:val="20"/>
-              </w:rPr>
-              <w:t>C.F.:</w:t>
-            </w:r>
-          </w:p>
-        </w:tc>
-        <w:tc>
-          <w:tcPr>
-            <w:tcW w:w="3220" w:type="dxa"/>
-            <w:gridSpan w:val="10"/>
-            <w:noWrap/>
-            <w:tcMar>
-              <w:top w:w="79" w:type="dxa"/>
-              <w:left w:w="57" w:type="dxa"/>
-              <w:bottom w:w="79" w:type="dxa"/>
-              <w:right w:w="57" w:type="dxa"/>
-            </w:tcMar>
-            <w:vAlign w:val="center"/>
-          </w:tcPr>
-          <w:p>
-            <w:pPr>
-              <w:rPr>
-                <w:rFonts w:ascii="Calibri" w:eastAsia="Calibri" w:hAnsi="Calibri" w:cs="Calibri"/>
-                <w:b/>
-                <w:bCs/>
-                <w:color w:val="005B8C"/>
-                <w:sz w:val="20"/>
-                <w:szCs w:val="20"/>
-              </w:rPr>
-            </w:pPr>
-          </w:p>
-        </w:tc>
-      </w:tr>
-      <w:tr>
-        <w:trPr>
-          <w:cantSplit/>
-          <w:trHeight w:hRule="exact" w:val="340"/>
-          <w:jc w:val="right"/>
-        </w:trPr>
-        <w:tc>
-          <w:tcPr>
-            <w:tcW w:w="10206" w:type="dxa"/>
-            <w:gridSpan w:val="35"/>
-            <w:noWrap/>
-            <w:tcMar>
-              <w:top w:w="79" w:type="dxa"/>
-              <w:left w:w="57" w:type="dxa"/>
-              <w:bottom w:w="79" w:type="dxa"/>
-              <w:right w:w="57" w:type="dxa"/>
-            </w:tcMar>
-            <w:vAlign w:val="center"/>
-          </w:tcPr>
-          <w:p>
-            <w:pPr>
-              <w:jc w:val="center"/>
-              <w:rPr>
-                <w:rFonts w:ascii="Calibri" w:eastAsia="Calibri" w:hAnsi="Calibri" w:cs="Calibri"/>
-                <w:b/>
-                <w:bCs/>
-                <w:color w:val="005B8C"/>
-                <w:sz w:val="20"/>
-                <w:szCs w:val="20"/>
-              </w:rPr>
-            </w:pPr>
-            <w:r>
-              <w:rPr>
-                <w:rFonts w:ascii="Calibri" w:eastAsia="Calibri" w:hAnsi="Calibri" w:cs="Calibri"/>
-                <w:b/>
-                <w:bCs/>
-                <w:color w:val="005B8C"/>
-                <w:sz w:val="20"/>
-                <w:szCs w:val="20"/>
-              </w:rPr>
-              <w:t>Residenza</w:t>
-            </w:r>
-          </w:p>
-        </w:tc>
-      </w:tr>
-      <w:tr>
-        <w:trPr>
-          <w:cantSplit/>
-          <w:trHeight w:hRule="exact" w:val="340"/>
-          <w:jc w:val="right"/>
-        </w:trPr>
-        <w:tc>
-          <w:tcPr>
-            <w:tcW w:w="979" w:type="dxa"/>
-            <w:gridSpan w:val="2"/>
-            <w:shd w:val="clear" w:color="auto" w:fill="DAEAF5"/>
-            <w:noWrap/>
-            <w:tcMar>
-              <w:top w:w="79" w:type="dxa"/>
-              <w:left w:w="57" w:type="dxa"/>
-              <w:bottom w:w="79" w:type="dxa"/>
-              <w:right w:w="57" w:type="dxa"/>
-            </w:tcMar>
-            <w:vAlign w:val="center"/>
-          </w:tcPr>
-          <w:p>
-            <w:pPr>
-              <w:rPr>
-                <w:rFonts w:ascii="Calibri" w:eastAsia="Calibri" w:hAnsi="Calibri" w:cs="Calibri"/>
-                <w:color w:val="005B8C"/>
-                <w:sz w:val="20"/>
-                <w:szCs w:val="20"/>
-              </w:rPr>
-            </w:pPr>
-            <w:r>
-              <w:rPr>
-                <w:rFonts w:ascii="Calibri" w:eastAsia="Calibri" w:hAnsi="Calibri" w:cs="Calibri"/>
-                <w:color w:val="005B8C"/>
-                <w:sz w:val="20"/>
-                <w:szCs w:val="20"/>
-              </w:rPr>
-              <w:t>Via:</w:t>
-            </w:r>
-          </w:p>
-        </w:tc>
-        <w:tc>
-          <w:tcPr>
-            <w:tcW w:w="2747" w:type="dxa"/>
-            <w:gridSpan w:val="9"/>
-            <w:noWrap/>
-            <w:tcMar>
-              <w:top w:w="79" w:type="dxa"/>
-              <w:left w:w="57" w:type="dxa"/>
-              <w:bottom w:w="79" w:type="dxa"/>
-              <w:right w:w="57" w:type="dxa"/>
-            </w:tcMar>
-            <w:vAlign w:val="center"/>
-          </w:tcPr>
-          <w:p>
-            <w:pPr>
-              <w:rPr>
-                <w:rFonts w:ascii="Calibri" w:eastAsia="Calibri" w:hAnsi="Calibri" w:cs="Calibri"/>
-                <w:color w:val="005B8C"/>
-                <w:sz w:val="20"/>
-                <w:szCs w:val="20"/>
-              </w:rPr>
-            </w:pPr>
-          </w:p>
-        </w:tc>
-        <w:tc>
-          <w:tcPr>
-            <w:tcW w:w="421" w:type="dxa"/>
-            <w:shd w:val="clear" w:color="auto" w:fill="DAEAF5"/>
-            <w:tcMar>
-              <w:top w:w="79" w:type="dxa"/>
-              <w:left w:w="57" w:type="dxa"/>
-              <w:bottom w:w="79" w:type="dxa"/>
-              <w:right w:w="57" w:type="dxa"/>
-            </w:tcMar>
-            <w:vAlign w:val="center"/>
-          </w:tcPr>
-          <w:p>
-            <w:pPr>
-              <w:rPr>
-                <w:rFonts w:ascii="Calibri" w:eastAsia="Calibri" w:hAnsi="Calibri" w:cs="Calibri"/>
-                <w:color w:val="005B8C"/>
-                <w:sz w:val="20"/>
-                <w:szCs w:val="20"/>
-              </w:rPr>
-            </w:pPr>
-            <w:r>
-              <w:rPr>
-                <w:rFonts w:ascii="Calibri" w:eastAsia="Calibri" w:hAnsi="Calibri" w:cs="Calibri"/>
-                <w:color w:val="005B8C"/>
-                <w:sz w:val="20"/>
-                <w:szCs w:val="20"/>
-              </w:rPr>
-              <w:t>N.:</w:t>
-            </w:r>
-          </w:p>
-        </w:tc>
-        <w:tc>
-          <w:tcPr>
-            <w:tcW w:w="713" w:type="dxa"/>
-            <w:gridSpan w:val="2"/>
-            <w:tcMar>
-              <w:top w:w="79" w:type="dxa"/>
-              <w:left w:w="57" w:type="dxa"/>
-              <w:bottom w:w="79" w:type="dxa"/>
-              <w:right w:w="57" w:type="dxa"/>
-            </w:tcMar>
-            <w:vAlign w:val="center"/>
-          </w:tcPr>
-          <w:p>
-            <w:pPr>
-              <w:rPr>
-                <w:rFonts w:ascii="Calibri" w:eastAsia="Calibri" w:hAnsi="Calibri" w:cs="Calibri"/>
-                <w:color w:val="005B8C"/>
-                <w:sz w:val="20"/>
-                <w:szCs w:val="20"/>
-              </w:rPr>
-            </w:pPr>
-          </w:p>
-        </w:tc>
-        <w:tc>
-          <w:tcPr>
-            <w:tcW w:w="952" w:type="dxa"/>
-            <w:gridSpan w:val="5"/>
-            <w:shd w:val="clear" w:color="auto" w:fill="DAEAF5"/>
-            <w:tcMar>
-              <w:top w:w="79" w:type="dxa"/>
-              <w:left w:w="57" w:type="dxa"/>
-              <w:bottom w:w="79" w:type="dxa"/>
-              <w:right w:w="57" w:type="dxa"/>
-            </w:tcMar>
-            <w:vAlign w:val="center"/>
-          </w:tcPr>
-          <w:p>
-            <w:pPr>
-              <w:rPr>
-                <w:rFonts w:ascii="Calibri" w:eastAsia="Calibri" w:hAnsi="Calibri" w:cs="Calibri"/>
-                <w:color w:val="005B8C"/>
-                <w:sz w:val="20"/>
-                <w:szCs w:val="20"/>
-              </w:rPr>
-            </w:pPr>
-            <w:r>
-              <w:rPr>
-                <w:rFonts w:ascii="Calibri" w:eastAsia="Calibri" w:hAnsi="Calibri" w:cs="Calibri"/>
-                <w:color w:val="005B8C"/>
-                <w:sz w:val="20"/>
-                <w:szCs w:val="20"/>
-              </w:rPr>
-              <w:t>Comune:</w:t>
-            </w:r>
-          </w:p>
-        </w:tc>
-        <w:tc>
-          <w:tcPr>
-            <w:tcW w:w="2835" w:type="dxa"/>
-            <w:gridSpan w:val="11"/>
-            <w:noWrap/>
-            <w:tcMar>
-              <w:top w:w="79" w:type="dxa"/>
-              <w:left w:w="57" w:type="dxa"/>
-              <w:bottom w:w="79" w:type="dxa"/>
-              <w:right w:w="57" w:type="dxa"/>
-            </w:tcMar>
-            <w:vAlign w:val="center"/>
-          </w:tcPr>
-          <w:p>
-            <w:pPr>
-              <w:rPr>
-                <w:rFonts w:ascii="Calibri" w:hAnsi="Calibri" w:cs="Calibri"/>
-                <w:color w:val="005B8C"/>
-                <w:sz w:val="20"/>
-                <w:szCs w:val="20"/>
-              </w:rPr>
-            </w:pPr>
-          </w:p>
-        </w:tc>
-        <w:tc>
-          <w:tcPr>
-            <w:tcW w:w="659" w:type="dxa"/>
-            <w:gridSpan w:val="4"/>
-            <w:shd w:val="clear" w:color="auto" w:fill="DAEAF5"/>
-            <w:tcMar>
-              <w:top w:w="79" w:type="dxa"/>
-              <w:left w:w="57" w:type="dxa"/>
-              <w:bottom w:w="79" w:type="dxa"/>
-              <w:right w:w="57" w:type="dxa"/>
-            </w:tcMar>
-            <w:vAlign w:val="center"/>
-          </w:tcPr>
-          <w:p>
-            <w:pPr>
-              <w:rPr>
-                <w:rFonts w:ascii="Calibri" w:hAnsi="Calibri" w:cs="Calibri"/>
-                <w:color w:val="005B8C"/>
-                <w:sz w:val="20"/>
-                <w:szCs w:val="20"/>
-              </w:rPr>
-            </w:pPr>
-            <w:r>
-              <w:rPr>
-                <w:rFonts w:ascii="Calibri" w:hAnsi="Calibri" w:cs="Calibri"/>
-                <w:color w:val="005B8C"/>
-                <w:sz w:val="20"/>
-                <w:szCs w:val="20"/>
-              </w:rPr>
-              <w:t>CAP:</w:t>
-            </w:r>
-          </w:p>
-        </w:tc>
-        <w:tc>
-          <w:tcPr>
-            <w:tcW w:w="900" w:type="dxa"/>
-            <w:tcMar>
-              <w:top w:w="79" w:type="dxa"/>
-              <w:left w:w="57" w:type="dxa"/>
-              <w:bottom w:w="79" w:type="dxa"/>
-              <w:right w:w="57" w:type="dxa"/>
-            </w:tcMar>
-            <w:vAlign w:val="center"/>
-          </w:tcPr>
-          <w:p>
-            <w:pPr>
-              <w:rPr>
-                <w:rFonts w:ascii="Calibri" w:hAnsi="Calibri" w:cs="Calibri"/>
-                <w:color w:val="005B8C"/>
-                <w:sz w:val="20"/>
-                <w:szCs w:val="20"/>
-              </w:rPr>
-            </w:pPr>
-          </w:p>
-        </w:tc>
-      </w:tr>
-      <w:tr>
-        <w:trPr>
-          <w:cantSplit/>
-          <w:trHeight w:hRule="exact" w:val="340"/>
-          <w:jc w:val="right"/>
-        </w:trPr>
-        <w:tc>
-          <w:tcPr>
-            <w:tcW w:w="979" w:type="dxa"/>
-            <w:gridSpan w:val="2"/>
-            <w:shd w:val="clear" w:color="auto" w:fill="DAEAF5"/>
-            <w:noWrap/>
-            <w:tcMar>
-              <w:top w:w="79" w:type="dxa"/>
-              <w:left w:w="57" w:type="dxa"/>
-              <w:bottom w:w="79" w:type="dxa"/>
-              <w:right w:w="57" w:type="dxa"/>
-            </w:tcMar>
-            <w:vAlign w:val="center"/>
-          </w:tcPr>
-          <w:p>
-            <w:pPr>
-              <w:rPr>
-                <w:rFonts w:ascii="Calibri" w:eastAsia="Calibri" w:hAnsi="Calibri" w:cs="Calibri"/>
-                <w:color w:val="005B8C"/>
-                <w:sz w:val="20"/>
-                <w:szCs w:val="20"/>
-              </w:rPr>
-            </w:pPr>
-            <w:r>
-              <w:rPr>
-                <w:rFonts w:ascii="Calibri" w:eastAsia="Calibri" w:hAnsi="Calibri" w:cs="Calibri"/>
-                <w:color w:val="005B8C"/>
-                <w:sz w:val="20"/>
-                <w:szCs w:val="20"/>
-              </w:rPr>
-              <w:t>Telefono:</w:t>
-            </w:r>
-          </w:p>
-        </w:tc>
-        <w:tc>
-          <w:tcPr>
-            <w:tcW w:w="1148" w:type="dxa"/>
-            <w:gridSpan w:val="5"/>
-            <w:noWrap/>
-            <w:tcMar>
-              <w:top w:w="79" w:type="dxa"/>
-              <w:left w:w="57" w:type="dxa"/>
-              <w:bottom w:w="79" w:type="dxa"/>
-              <w:right w:w="57" w:type="dxa"/>
-            </w:tcMar>
-            <w:vAlign w:val="center"/>
-          </w:tcPr>
-          <w:p>
-            <w:pPr>
-              <w:rPr>
-                <w:rFonts w:ascii="Calibri" w:hAnsi="Calibri" w:cs="Calibri"/>
-                <w:color w:val="005B8C"/>
-                <w:sz w:val="20"/>
-                <w:szCs w:val="20"/>
-              </w:rPr>
-            </w:pPr>
-          </w:p>
-        </w:tc>
-        <w:tc>
-          <w:tcPr>
-            <w:tcW w:w="992" w:type="dxa"/>
-            <w:gridSpan w:val="2"/>
-            <w:shd w:val="clear" w:color="auto" w:fill="DAEAF5"/>
-            <w:tcMar>
-              <w:top w:w="79" w:type="dxa"/>
-              <w:left w:w="57" w:type="dxa"/>
-              <w:bottom w:w="79" w:type="dxa"/>
-              <w:right w:w="57" w:type="dxa"/>
-            </w:tcMar>
-            <w:vAlign w:val="center"/>
-          </w:tcPr>
-          <w:p>
-            <w:pPr>
-              <w:rPr>
-                <w:rFonts w:ascii="Calibri" w:hAnsi="Calibri" w:cs="Calibri"/>
-                <w:color w:val="005B8C"/>
-                <w:sz w:val="20"/>
-                <w:szCs w:val="20"/>
-              </w:rPr>
-            </w:pPr>
-            <w:r>
-              <w:rPr>
-                <w:rFonts w:ascii="Calibri" w:hAnsi="Calibri" w:cs="Calibri"/>
-                <w:color w:val="005B8C"/>
-                <w:sz w:val="20"/>
-                <w:szCs w:val="20"/>
-              </w:rPr>
-              <w:t>Cellulare:</w:t>
-            </w:r>
-          </w:p>
-        </w:tc>
-        <w:tc>
-          <w:tcPr>
-            <w:tcW w:w="1276" w:type="dxa"/>
-            <w:gridSpan w:val="4"/>
-            <w:tcMar>
-              <w:top w:w="79" w:type="dxa"/>
-              <w:left w:w="57" w:type="dxa"/>
-              <w:bottom w:w="79" w:type="dxa"/>
-              <w:right w:w="57" w:type="dxa"/>
-            </w:tcMar>
-            <w:vAlign w:val="center"/>
-          </w:tcPr>
-          <w:p>
-            <w:pPr>
-              <w:rPr>
-                <w:rFonts w:ascii="Calibri" w:hAnsi="Calibri" w:cs="Calibri"/>
-                <w:color w:val="005B8C"/>
-                <w:sz w:val="20"/>
-                <w:szCs w:val="20"/>
-              </w:rPr>
-            </w:pPr>
-          </w:p>
-        </w:tc>
-        <w:tc>
-          <w:tcPr>
-            <w:tcW w:w="708" w:type="dxa"/>
-            <w:gridSpan w:val="2"/>
-            <w:shd w:val="clear" w:color="auto" w:fill="DAEAF5"/>
-            <w:noWrap/>
-            <w:tcMar>
-              <w:top w:w="79" w:type="dxa"/>
-              <w:left w:w="57" w:type="dxa"/>
-              <w:bottom w:w="79" w:type="dxa"/>
-              <w:right w:w="57" w:type="dxa"/>
-            </w:tcMar>
-            <w:vAlign w:val="center"/>
-          </w:tcPr>
-          <w:p>
-            <w:pPr>
-              <w:rPr>
-                <w:rFonts w:ascii="Calibri" w:eastAsia="Calibri" w:hAnsi="Calibri" w:cs="Calibri"/>
-                <w:color w:val="005B8C"/>
-                <w:sz w:val="20"/>
-                <w:szCs w:val="20"/>
-              </w:rPr>
-            </w:pPr>
-            <w:r>
-              <w:rPr>
-                <w:rFonts w:ascii="Calibri" w:eastAsia="Calibri" w:hAnsi="Calibri" w:cs="Calibri"/>
-                <w:color w:val="005B8C"/>
-                <w:sz w:val="20"/>
-                <w:szCs w:val="20"/>
-              </w:rPr>
-              <w:t>e-mail:</w:t>
-            </w:r>
-          </w:p>
-        </w:tc>
-        <w:tc>
-          <w:tcPr>
-            <w:tcW w:w="2268" w:type="dxa"/>
-            <w:gridSpan w:val="11"/>
-            <w:noWrap/>
-            <w:tcMar>
-              <w:top w:w="79" w:type="dxa"/>
-              <w:left w:w="57" w:type="dxa"/>
-              <w:bottom w:w="79" w:type="dxa"/>
-              <w:right w:w="57" w:type="dxa"/>
-            </w:tcMar>
-            <w:vAlign w:val="center"/>
-          </w:tcPr>
-          <w:p>
-            <w:pPr>
-              <w:rPr>
-                <w:rFonts w:ascii="Calibri" w:hAnsi="Calibri" w:cs="Calibri"/>
-                <w:color w:val="005B8C"/>
-                <w:sz w:val="20"/>
-                <w:szCs w:val="20"/>
-              </w:rPr>
-            </w:pPr>
-          </w:p>
-        </w:tc>
-        <w:tc>
-          <w:tcPr>
-            <w:tcW w:w="567" w:type="dxa"/>
-            <w:gridSpan w:val="2"/>
-            <w:shd w:val="clear" w:color="auto" w:fill="DAEAF5"/>
-            <w:tcMar>
-              <w:top w:w="79" w:type="dxa"/>
-              <w:left w:w="57" w:type="dxa"/>
-              <w:bottom w:w="79" w:type="dxa"/>
-              <w:right w:w="57" w:type="dxa"/>
-            </w:tcMar>
-            <w:vAlign w:val="center"/>
-          </w:tcPr>
-          <w:p>
-            <w:pPr>
-              <w:rPr>
-                <w:rFonts w:ascii="Calibri" w:hAnsi="Calibri" w:cs="Calibri"/>
-                <w:color w:val="005B8C"/>
-                <w:sz w:val="20"/>
-                <w:szCs w:val="20"/>
-              </w:rPr>
-            </w:pPr>
-            <w:r>
-              <w:rPr>
-                <w:rFonts w:ascii="Calibri" w:eastAsia="Calibri" w:hAnsi="Calibri" w:cs="Calibri"/>
-                <w:color w:val="005B8C"/>
-                <w:sz w:val="20"/>
-                <w:szCs w:val="20"/>
-              </w:rPr>
-              <w:t>PEC:</w:t>
-            </w:r>
-          </w:p>
-        </w:tc>
-        <w:tc>
-          <w:tcPr>
-            <w:tcW w:w="2268" w:type="dxa"/>
-            <w:gridSpan w:val="7"/>
-            <w:tcMar>
-              <w:top w:w="79" w:type="dxa"/>
-              <w:left w:w="57" w:type="dxa"/>
-              <w:bottom w:w="79" w:type="dxa"/>
-              <w:right w:w="57" w:type="dxa"/>
-            </w:tcMar>
-            <w:vAlign w:val="center"/>
-          </w:tcPr>
-          <w:p>
-            <w:pPr>
-              <w:rPr>
-                <w:rFonts w:ascii="Calibri" w:hAnsi="Calibri" w:cs="Calibri"/>
-                <w:color w:val="005B8C"/>
-                <w:sz w:val="20"/>
-                <w:szCs w:val="20"/>
-              </w:rPr>
-            </w:pPr>
-          </w:p>
-        </w:tc>
-      </w:tr>
-      <w:tr>
-        <w:trPr>
-          <w:cantSplit/>
-          <w:trHeight w:hRule="exact" w:val="340"/>
-          <w:jc w:val="right"/>
-        </w:trPr>
-        <w:tc>
-          <w:tcPr>
-            <w:tcW w:w="2552" w:type="dxa"/>
-            <w:gridSpan w:val="8"/>
-            <w:shd w:val="clear" w:color="auto" w:fill="DAEAF5"/>
-            <w:noWrap/>
-            <w:tcMar>
-              <w:top w:w="79" w:type="dxa"/>
-              <w:left w:w="57" w:type="dxa"/>
-              <w:bottom w:w="79" w:type="dxa"/>
-              <w:right w:w="57" w:type="dxa"/>
-            </w:tcMar>
-            <w:vAlign w:val="center"/>
-          </w:tcPr>
-          <w:p>
-            <w:pPr>
-              <w:rPr>
-                <w:rFonts w:ascii="Calibri" w:eastAsia="Calibri" w:hAnsi="Calibri" w:cs="Calibri"/>
-                <w:color w:val="005B8C"/>
-                <w:sz w:val="20"/>
-                <w:szCs w:val="20"/>
-              </w:rPr>
-            </w:pPr>
-            <w:r>
-              <w:rPr>
-                <w:rFonts w:ascii="Calibri" w:eastAsia="Calibri" w:hAnsi="Calibri" w:cs="Calibri"/>
-                <w:color w:val="005B8C"/>
-                <w:sz w:val="20"/>
-                <w:szCs w:val="20"/>
-              </w:rPr>
-              <w:t>Il Trasgressore era presente?</w:t>
-            </w:r>
-          </w:p>
-        </w:tc>
-        <w:tc>
-          <w:tcPr>
-            <w:tcW w:w="1843" w:type="dxa"/>
-            <w:gridSpan w:val="5"/>
-            <w:noWrap/>
-            <w:tcMar>
-              <w:top w:w="79" w:type="dxa"/>
-              <w:left w:w="57" w:type="dxa"/>
-              <w:bottom w:w="79" w:type="dxa"/>
-              <w:right w:w="57" w:type="dxa"/>
-            </w:tcMar>
-            <w:vAlign w:val="center"/>
-          </w:tcPr>
-          <w:p>
-            <w:pPr>
-              <w:rPr>
-                <w:rFonts w:ascii="Calibri" w:eastAsia="Calibri" w:hAnsi="Calibri" w:cs="Calibri"/>
-                <w:color w:val="005B8C"/>
-                <w:sz w:val="20"/>
-                <w:szCs w:val="20"/>
-              </w:rPr>
-            </w:pPr>
-          </w:p>
-        </w:tc>
-        <w:tc>
-          <w:tcPr>
-            <w:tcW w:w="2126" w:type="dxa"/>
-            <w:gridSpan w:val="9"/>
-            <w:shd w:val="clear" w:color="auto" w:fill="DAEAF5"/>
-            <w:noWrap/>
-            <w:tcMar>
-              <w:top w:w="79" w:type="dxa"/>
-              <w:left w:w="57" w:type="dxa"/>
-              <w:bottom w:w="79" w:type="dxa"/>
-              <w:right w:w="57" w:type="dxa"/>
-            </w:tcMar>
-            <w:vAlign w:val="center"/>
-          </w:tcPr>
-          <w:p>
-            <w:pPr>
-              <w:rPr>
-                <w:rFonts w:ascii="Calibri" w:eastAsia="Calibri" w:hAnsi="Calibri" w:cs="Calibri"/>
-                <w:color w:val="005B8C"/>
-                <w:sz w:val="20"/>
-                <w:szCs w:val="20"/>
-              </w:rPr>
-            </w:pPr>
-            <w:r>
-              <w:rPr>
-                <w:rFonts w:ascii="Calibri" w:eastAsia="Calibri" w:hAnsi="Calibri" w:cs="Calibri"/>
-                <w:color w:val="005B8C"/>
-                <w:sz w:val="20"/>
-                <w:szCs w:val="20"/>
-              </w:rPr>
-              <w:t>Firma del trasgressore:</w:t>
-            </w:r>
-          </w:p>
-        </w:tc>
-        <w:tc>
-          <w:tcPr>
-            <w:tcW w:w="3685" w:type="dxa"/>
-            <w:gridSpan w:val="13"/>
-            <w:noWrap/>
-            <w:tcMar>
-              <w:top w:w="79" w:type="dxa"/>
-              <w:left w:w="57" w:type="dxa"/>
-              <w:bottom w:w="79" w:type="dxa"/>
-              <w:right w:w="57" w:type="dxa"/>
-            </w:tcMar>
-            <w:vAlign w:val="center"/>
-          </w:tcPr>
-          <w:p>
-            <w:pPr>
-              <w:rPr>
-                <w:rFonts w:ascii="Calibri" w:hAnsi="Calibri" w:cs="Calibri"/>
-                <w:color w:val="005B8C"/>
-                <w:sz w:val="20"/>
-                <w:szCs w:val="20"/>
-              </w:rPr>
-            </w:pPr>
-          </w:p>
-        </w:tc>
-      </w:tr>
-      <w:tr>
-        <w:trPr>
-          <w:cantSplit/>
-          <w:trHeight w:hRule="exact" w:val="360"/>
-          <w:jc w:val="right"/>
-        </w:trPr>
-        <w:tc>
-          <w:tcPr>
-            <w:tcW w:w="10206" w:type="dxa"/>
-            <w:gridSpan w:val="35"/>
-            <w:tcBorders>
-              <w:top w:val="single" w:sz="4" w:space="0" w:color="A6A6A6"/>
-              <w:left w:val="single" w:sz="4" w:space="0" w:color="A6A6A6"/>
-              <w:bottom w:val="single" w:sz="4" w:space="0" w:color="A6A6A6"/>
-              <w:right w:val="single" w:sz="4" w:space="0" w:color="A6A6A6"/>
+            <w:tcBorders>
+              <w:top w:val="single" w:sz="4" w:space="0" w:color="005B8C"/>
+              <w:left w:val="single" w:sz="4" w:space="0" w:color="005B8C"/>
+              <w:bottom w:val="single" w:sz="4" w:space="0" w:color="005B8C"/>
+              <w:right w:val="single" w:sz="4" w:space="0" w:color="005B8C"/>
             </w:tcBorders>
             <w:shd w:val="clear" w:color="auto" w:fill="005B8C"/>
             <w:tcMar>
@@ -6214,6 +7012,8 @@
               <w:jc w:val="center"/>
               <w:rPr>
                 <w:rFonts w:ascii="Calibri" w:hAnsi="Calibri" w:cs="Calibri"/>
+                <w:sz w:val="20"/>
+                <w:szCs w:val="20"/>
               </w:rPr>
             </w:pPr>
             <w:r>
@@ -6221,7 +7021,8 @@
                 <w:rFonts w:ascii="Calibri" w:hAnsi="Calibri" w:cs="Calibri"/>
                 <w:b/>
                 <w:color w:val="FFFFFF"/>
-                <w:sz w:val="16"/>
+                <w:sz w:val="20"/>
+                <w:szCs w:val="20"/>
               </w:rPr>
               <w:t>ITER DELL’ISTRUTTORIA TECNICA</w:t>
             </w:r>
@@ -6239,10 +7040,10 @@
             <w:tcW w:w="1276" w:type="dxa"/>
             <w:gridSpan w:val="3"/>
             <w:tcBorders>
-              <w:top w:val="single" w:sz="4" w:space="0" w:color="A6A6A6"/>
-              <w:left w:val="single" w:sz="4" w:space="0" w:color="A6A6A6"/>
-              <w:bottom w:val="single" w:sz="4" w:space="0" w:color="A6A6A6"/>
-              <w:right w:val="single" w:sz="4" w:space="0" w:color="A6A6A6"/>
+              <w:top w:val="single" w:sz="4" w:space="0" w:color="005B8C"/>
+              <w:left w:val="single" w:sz="4" w:space="0" w:color="ADADAD" w:themeColor="background2" w:themeShade="BF"/>
+              <w:bottom w:val="single" w:sz="4" w:space="0" w:color="ADADAD" w:themeColor="background2" w:themeShade="BF"/>
+              <w:right w:val="single" w:sz="4" w:space="0" w:color="ADADAD" w:themeColor="background2" w:themeShade="BF"/>
             </w:tcBorders>
             <w:tcMar>
               <w:left w:w="45" w:type="dxa"/>
@@ -6274,10 +7075,10 @@
             <w:tcW w:w="2268" w:type="dxa"/>
             <w:gridSpan w:val="7"/>
             <w:tcBorders>
-              <w:top w:val="single" w:sz="4" w:space="0" w:color="A6A6A6"/>
-              <w:left w:val="single" w:sz="4" w:space="0" w:color="A6A6A6"/>
-              <w:bottom w:val="single" w:sz="4" w:space="0" w:color="A6A6A6"/>
-              <w:right w:val="single" w:sz="4" w:space="0" w:color="A6A6A6"/>
+              <w:top w:val="single" w:sz="4" w:space="0" w:color="005B8C"/>
+              <w:left w:val="single" w:sz="4" w:space="0" w:color="ADADAD" w:themeColor="background2" w:themeShade="BF"/>
+              <w:bottom w:val="single" w:sz="4" w:space="0" w:color="ADADAD" w:themeColor="background2" w:themeShade="BF"/>
+              <w:right w:val="single" w:sz="4" w:space="0" w:color="ADADAD" w:themeColor="background2" w:themeShade="BF"/>
             </w:tcBorders>
             <w:tcMar>
               <w:left w:w="45" w:type="dxa"/>
@@ -6309,10 +7110,10 @@
             <w:tcW w:w="1985" w:type="dxa"/>
             <w:gridSpan w:val="8"/>
             <w:tcBorders>
-              <w:top w:val="single" w:sz="4" w:space="0" w:color="A6A6A6"/>
-              <w:left w:val="single" w:sz="4" w:space="0" w:color="A6A6A6"/>
-              <w:bottom w:val="single" w:sz="4" w:space="0" w:color="A6A6A6"/>
-              <w:right w:val="single" w:sz="4" w:space="0" w:color="A6A6A6"/>
+              <w:top w:val="single" w:sz="4" w:space="0" w:color="005B8C"/>
+              <w:left w:val="single" w:sz="4" w:space="0" w:color="ADADAD" w:themeColor="background2" w:themeShade="BF"/>
+              <w:bottom w:val="single" w:sz="4" w:space="0" w:color="ADADAD" w:themeColor="background2" w:themeShade="BF"/>
+              <w:right w:val="single" w:sz="4" w:space="0" w:color="ADADAD" w:themeColor="background2" w:themeShade="BF"/>
             </w:tcBorders>
             <w:tcMar>
               <w:left w:w="45" w:type="dxa"/>
@@ -6344,10 +7145,10 @@
             <w:tcW w:w="992" w:type="dxa"/>
             <w:gridSpan w:val="4"/>
             <w:tcBorders>
-              <w:top w:val="single" w:sz="4" w:space="0" w:color="A6A6A6"/>
-              <w:left w:val="single" w:sz="4" w:space="0" w:color="A6A6A6"/>
-              <w:bottom w:val="single" w:sz="4" w:space="0" w:color="A6A6A6"/>
-              <w:right w:val="single" w:sz="4" w:space="0" w:color="A6A6A6"/>
+              <w:top w:val="single" w:sz="4" w:space="0" w:color="005B8C"/>
+              <w:left w:val="single" w:sz="4" w:space="0" w:color="ADADAD" w:themeColor="background2" w:themeShade="BF"/>
+              <w:bottom w:val="single" w:sz="4" w:space="0" w:color="ADADAD" w:themeColor="background2" w:themeShade="BF"/>
+              <w:right w:val="single" w:sz="4" w:space="0" w:color="ADADAD" w:themeColor="background2" w:themeShade="BF"/>
             </w:tcBorders>
             <w:tcMar>
               <w:left w:w="45" w:type="dxa"/>
@@ -6398,10 +7199,10 @@
             <w:tcW w:w="2693" w:type="dxa"/>
             <w:gridSpan w:val="11"/>
             <w:tcBorders>
-              <w:top w:val="single" w:sz="4" w:space="0" w:color="A6A6A6"/>
-              <w:left w:val="single" w:sz="4" w:space="0" w:color="A6A6A6"/>
-              <w:bottom w:val="single" w:sz="4" w:space="0" w:color="A6A6A6"/>
-              <w:right w:val="single" w:sz="4" w:space="0" w:color="A6A6A6"/>
+              <w:top w:val="single" w:sz="4" w:space="0" w:color="005B8C"/>
+              <w:left w:val="single" w:sz="4" w:space="0" w:color="ADADAD" w:themeColor="background2" w:themeShade="BF"/>
+              <w:bottom w:val="single" w:sz="4" w:space="0" w:color="ADADAD" w:themeColor="background2" w:themeShade="BF"/>
+              <w:right w:val="single" w:sz="4" w:space="0" w:color="ADADAD" w:themeColor="background2" w:themeShade="BF"/>
             </w:tcBorders>
             <w:tcMar>
               <w:left w:w="45" w:type="dxa"/>
@@ -6434,10 +7235,10 @@
             <w:tcW w:w="992" w:type="dxa"/>
             <w:gridSpan w:val="2"/>
             <w:tcBorders>
-              <w:top w:val="single" w:sz="4" w:space="0" w:color="A6A6A6"/>
-              <w:left w:val="single" w:sz="4" w:space="0" w:color="A6A6A6"/>
-              <w:bottom w:val="single" w:sz="4" w:space="0" w:color="A6A6A6"/>
-              <w:right w:val="single" w:sz="4" w:space="0" w:color="A6A6A6"/>
+              <w:top w:val="single" w:sz="4" w:space="0" w:color="005B8C"/>
+              <w:left w:val="single" w:sz="4" w:space="0" w:color="ADADAD" w:themeColor="background2" w:themeShade="BF"/>
+              <w:bottom w:val="single" w:sz="4" w:space="0" w:color="ADADAD" w:themeColor="background2" w:themeShade="BF"/>
+              <w:right w:val="single" w:sz="4" w:space="0" w:color="ADADAD" w:themeColor="background2" w:themeShade="BF"/>
             </w:tcBorders>
             <w:tcMar>
               <w:left w:w="45" w:type="dxa"/>
@@ -6476,7 +7277,7 @@
             <w:tcW w:w="1276" w:type="dxa"/>
             <w:gridSpan w:val="3"/>
             <w:tcBorders>
-              <w:top w:val="single" w:sz="4" w:space="0" w:color="A6A6A6"/>
+              <w:top w:val="single" w:sz="4" w:space="0" w:color="ADADAD" w:themeColor="background2" w:themeShade="BF"/>
               <w:left w:val="single" w:sz="4" w:space="0" w:color="A6A6A6"/>
               <w:bottom w:val="single" w:sz="4" w:space="0" w:color="A6A6A6"/>
               <w:right w:val="single" w:sz="4" w:space="0" w:color="A6A6A6"/>
@@ -6510,7 +7311,7 @@
             <w:tcW w:w="2268" w:type="dxa"/>
             <w:gridSpan w:val="7"/>
             <w:tcBorders>
-              <w:top w:val="single" w:sz="4" w:space="0" w:color="A6A6A6"/>
+              <w:top w:val="single" w:sz="4" w:space="0" w:color="ADADAD" w:themeColor="background2" w:themeShade="BF"/>
               <w:left w:val="single" w:sz="4" w:space="0" w:color="A6A6A6"/>
               <w:bottom w:val="single" w:sz="4" w:space="0" w:color="A6A6A6"/>
               <w:right w:val="single" w:sz="4" w:space="0" w:color="A6A6A6"/>
@@ -6535,7 +7336,7 @@
             <w:tcW w:w="1985" w:type="dxa"/>
             <w:gridSpan w:val="8"/>
             <w:tcBorders>
-              <w:top w:val="single" w:sz="4" w:space="0" w:color="A6A6A6"/>
+              <w:top w:val="single" w:sz="4" w:space="0" w:color="ADADAD" w:themeColor="background2" w:themeShade="BF"/>
               <w:left w:val="single" w:sz="4" w:space="0" w:color="A6A6A6"/>
               <w:bottom w:val="single" w:sz="4" w:space="0" w:color="A6A6A6"/>
               <w:right w:val="single" w:sz="4" w:space="0" w:color="A6A6A6"/>
@@ -6569,7 +7370,7 @@
             <w:tcW w:w="992" w:type="dxa"/>
             <w:gridSpan w:val="4"/>
             <w:tcBorders>
-              <w:top w:val="single" w:sz="4" w:space="0" w:color="A6A6A6"/>
+              <w:top w:val="single" w:sz="4" w:space="0" w:color="ADADAD" w:themeColor="background2" w:themeShade="BF"/>
               <w:left w:val="single" w:sz="4" w:space="0" w:color="A6A6A6"/>
               <w:bottom w:val="single" w:sz="4" w:space="0" w:color="A6A6A6"/>
               <w:right w:val="single" w:sz="4" w:space="0" w:color="A6A6A6"/>
@@ -6594,7 +7395,7 @@
             <w:tcW w:w="2693" w:type="dxa"/>
             <w:gridSpan w:val="11"/>
             <w:tcBorders>
-              <w:top w:val="single" w:sz="4" w:space="0" w:color="A6A6A6"/>
+              <w:top w:val="single" w:sz="4" w:space="0" w:color="ADADAD" w:themeColor="background2" w:themeShade="BF"/>
               <w:left w:val="single" w:sz="4" w:space="0" w:color="A6A6A6"/>
               <w:bottom w:val="single" w:sz="4" w:space="0" w:color="A6A6A6"/>
               <w:right w:val="single" w:sz="4" w:space="0" w:color="A6A6A6"/>
@@ -6629,7 +7430,7 @@
             <w:tcW w:w="992" w:type="dxa"/>
             <w:gridSpan w:val="2"/>
             <w:tcBorders>
-              <w:top w:val="single" w:sz="4" w:space="0" w:color="A6A6A6"/>
+              <w:top w:val="single" w:sz="4" w:space="0" w:color="ADADAD" w:themeColor="background2" w:themeShade="BF"/>
               <w:left w:val="single" w:sz="4" w:space="0" w:color="A6A6A6"/>
               <w:bottom w:val="single" w:sz="4" w:space="0" w:color="A6A6A6"/>
               <w:right w:val="single" w:sz="4" w:space="0" w:color="A6A6A6"/>
@@ -7406,7 +8207,7 @@
       </w:pPr>
     </w:p>
     <w:sectPr>
-      <w:headerReference w:type="first" r:id="rId7"/>
+      <w:headerReference w:type="first" r:id="rId8"/>
       <w:pgSz w:w="11906" w:h="16838"/>
       <w:pgMar w:top="1276" w:right="840" w:bottom="568" w:left="840" w:header="454" w:footer="397" w:gutter="0"/>
       <w:cols w:space="708"/>
@@ -7724,6 +8525,236 @@
     </w:pPr>
   </w:p>
 </w:hdr>
+</file>
+
+<file path=word/numbering.xml><?xml version="1.0" encoding="utf-8"?>
+<w:numbering xmlns:wpc="http://schemas.microsoft.com/office/word/2010/wordprocessingCanvas" xmlns:cx="http://schemas.microsoft.com/office/drawing/2014/chartex" xmlns:cx1="http://schemas.microsoft.com/office/drawing/2015/9/8/chartex" xmlns:cx2="http://schemas.microsoft.com/office/drawing/2015/10/21/chartex" xmlns:cx3="http://schemas.microsoft.com/office/drawing/2016/5/9/chartex" xmlns:cx4="http://schemas.microsoft.com/office/drawing/2016/5/10/chartex" xmlns:cx5="http://schemas.microsoft.com/office/drawing/2016/5/11/chartex" xmlns:cx6="http://schemas.microsoft.com/office/drawing/2016/5/12/chartex" xmlns:cx7="http://schemas.microsoft.com/office/drawing/2016/5/13/chartex" xmlns:cx8="http://schemas.microsoft.com/office/drawing/2016/5/14/chartex" xmlns:mc="http://schemas.openxmlformats.org/markup-compatibility/2006" xmlns:aink="http://schemas.microsoft.com/office/drawing/2016/ink" xmlns:am3d="http://schemas.microsoft.com/office/drawing/2017/model3d" xmlns:o="urn:schemas-microsoft-com:office:office" xmlns:oel="http://schemas.microsoft.com/office/2019/extlst" xmlns:r="http://schemas.openxmlformats.org/officeDocument/2006/relationships" xmlns:m="http://schemas.openxmlformats.org/officeDocument/2006/math" xmlns:v="urn:schemas-microsoft-com:vml" xmlns:wp14="http://schemas.microsoft.com/office/word/2010/wordprocessingDrawing" xmlns:wp="http://schemas.openxmlformats.org/drawingml/2006/wordprocessingDrawing" xmlns:w10="urn:schemas-microsoft-com:office:word" xmlns:w="http://schemas.openxmlformats.org/wordprocessingml/2006/main" xmlns:w14="http://schemas.microsoft.com/office/word/2010/wordml" xmlns:w15="http://schemas.microsoft.com/office/word/2012/wordml" xmlns:w16cex="http://schemas.microsoft.com/office/word/2018/wordml/cex" xmlns:w16cid="http://schemas.microsoft.com/office/word/2016/wordml/cid" xmlns:w16="http://schemas.microsoft.com/office/word/2018/wordml" xmlns:w16du="http://schemas.microsoft.com/office/word/2023/wordml/word16du" xmlns:w16sdtdh="http://schemas.microsoft.com/office/word/2020/wordml/sdtdatahash" xmlns:w16sdtfl="http://schemas.microsoft.com/office/word/2024/wordml/sdtformatlock" xmlns:w16se="http://schemas.microsoft.com/office/word/2015/wordml/symex" xmlns:wpg="http://schemas.microsoft.com/office/word/2010/wordprocessingGroup" xmlns:wpi="http://schemas.microsoft.com/office/word/2010/wordprocessingInk" xmlns:wne="http://schemas.microsoft.com/office/word/2006/wordml" xmlns:wps="http://schemas.microsoft.com/office/word/2010/wordprocessingShape" mc:Ignorable="w14 w15 w16se w16cid w16 w16cex w16sdtdh w16sdtfl w16du wp14">
+  <w:abstractNum w:abstractNumId="0" w15:restartNumberingAfterBreak="0">
+    <w:nsid w:val="FFFFFF7C"/>
+    <w:multiLevelType w:val="singleLevel"/>
+    <w:tmpl w:val="040EC6C8"/>
+    <w:lvl w:ilvl="0">
+      <w:start w:val="1"/>
+      <w:numFmt w:val="decimal"/>
+      <w:pStyle w:val="Numeroelenco5"/>
+      <w:lvlText w:val="%1."/>
+      <w:lvlJc w:val="left"/>
+      <w:pPr>
+        <w:tabs>
+          <w:tab w:val="num" w:pos="1492"/>
+        </w:tabs>
+        <w:ind w:left="1492" w:hanging="360"/>
+      </w:pPr>
+    </w:lvl>
+  </w:abstractNum>
+  <w:abstractNum w:abstractNumId="1" w15:restartNumberingAfterBreak="0">
+    <w:nsid w:val="FFFFFF7D"/>
+    <w:multiLevelType w:val="singleLevel"/>
+    <w:tmpl w:val="65DACA02"/>
+    <w:lvl w:ilvl="0">
+      <w:start w:val="1"/>
+      <w:numFmt w:val="decimal"/>
+      <w:pStyle w:val="Numeroelenco4"/>
+      <w:lvlText w:val="%1."/>
+      <w:lvlJc w:val="left"/>
+      <w:pPr>
+        <w:tabs>
+          <w:tab w:val="num" w:pos="1209"/>
+        </w:tabs>
+        <w:ind w:left="1209" w:hanging="360"/>
+      </w:pPr>
+    </w:lvl>
+  </w:abstractNum>
+  <w:abstractNum w:abstractNumId="2" w15:restartNumberingAfterBreak="0">
+    <w:nsid w:val="FFFFFF7E"/>
+    <w:multiLevelType w:val="singleLevel"/>
+    <w:tmpl w:val="61628040"/>
+    <w:lvl w:ilvl="0">
+      <w:start w:val="1"/>
+      <w:numFmt w:val="decimal"/>
+      <w:pStyle w:val="Numeroelenco3"/>
+      <w:lvlText w:val="%1."/>
+      <w:lvlJc w:val="left"/>
+      <w:pPr>
+        <w:tabs>
+          <w:tab w:val="num" w:pos="926"/>
+        </w:tabs>
+        <w:ind w:left="926" w:hanging="360"/>
+      </w:pPr>
+    </w:lvl>
+  </w:abstractNum>
+  <w:abstractNum w:abstractNumId="3" w15:restartNumberingAfterBreak="0">
+    <w:nsid w:val="FFFFFF7F"/>
+    <w:multiLevelType w:val="singleLevel"/>
+    <w:tmpl w:val="7048F348"/>
+    <w:lvl w:ilvl="0">
+      <w:start w:val="1"/>
+      <w:numFmt w:val="decimal"/>
+      <w:pStyle w:val="Numeroelenco2"/>
+      <w:lvlText w:val="%1."/>
+      <w:lvlJc w:val="left"/>
+      <w:pPr>
+        <w:tabs>
+          <w:tab w:val="num" w:pos="643"/>
+        </w:tabs>
+        <w:ind w:left="643" w:hanging="360"/>
+      </w:pPr>
+    </w:lvl>
+  </w:abstractNum>
+  <w:abstractNum w:abstractNumId="4" w15:restartNumberingAfterBreak="0">
+    <w:nsid w:val="FFFFFF80"/>
+    <w:multiLevelType w:val="singleLevel"/>
+    <w:tmpl w:val="7DB4EEB0"/>
+    <w:lvl w:ilvl="0">
+      <w:start w:val="1"/>
+      <w:numFmt w:val="bullet"/>
+      <w:pStyle w:val="Puntoelenco5"/>
+      <w:lvlText w:val=""/>
+      <w:lvlJc w:val="left"/>
+      <w:pPr>
+        <w:tabs>
+          <w:tab w:val="num" w:pos="1492"/>
+        </w:tabs>
+        <w:ind w:left="1492" w:hanging="360"/>
+      </w:pPr>
+      <w:rPr>
+        <w:rFonts w:ascii="Symbol" w:hAnsi="Symbol" w:hint="default"/>
+      </w:rPr>
+    </w:lvl>
+  </w:abstractNum>
+  <w:abstractNum w:abstractNumId="5" w15:restartNumberingAfterBreak="0">
+    <w:nsid w:val="FFFFFF81"/>
+    <w:multiLevelType w:val="singleLevel"/>
+    <w:tmpl w:val="649C1EC4"/>
+    <w:lvl w:ilvl="0">
+      <w:start w:val="1"/>
+      <w:numFmt w:val="bullet"/>
+      <w:pStyle w:val="Puntoelenco4"/>
+      <w:lvlText w:val=""/>
+      <w:lvlJc w:val="left"/>
+      <w:pPr>
+        <w:tabs>
+          <w:tab w:val="num" w:pos="1209"/>
+        </w:tabs>
+        <w:ind w:left="1209" w:hanging="360"/>
+      </w:pPr>
+      <w:rPr>
+        <w:rFonts w:ascii="Symbol" w:hAnsi="Symbol" w:hint="default"/>
+      </w:rPr>
+    </w:lvl>
+  </w:abstractNum>
+  <w:abstractNum w:abstractNumId="6" w15:restartNumberingAfterBreak="0">
+    <w:nsid w:val="FFFFFF82"/>
+    <w:multiLevelType w:val="singleLevel"/>
+    <w:tmpl w:val="199A721C"/>
+    <w:lvl w:ilvl="0">
+      <w:start w:val="1"/>
+      <w:numFmt w:val="bullet"/>
+      <w:pStyle w:val="Puntoelenco3"/>
+      <w:lvlText w:val=""/>
+      <w:lvlJc w:val="left"/>
+      <w:pPr>
+        <w:tabs>
+          <w:tab w:val="num" w:pos="926"/>
+        </w:tabs>
+        <w:ind w:left="926" w:hanging="360"/>
+      </w:pPr>
+      <w:rPr>
+        <w:rFonts w:ascii="Symbol" w:hAnsi="Symbol" w:hint="default"/>
+      </w:rPr>
+    </w:lvl>
+  </w:abstractNum>
+  <w:abstractNum w:abstractNumId="7" w15:restartNumberingAfterBreak="0">
+    <w:nsid w:val="FFFFFF83"/>
+    <w:multiLevelType w:val="singleLevel"/>
+    <w:tmpl w:val="E7541580"/>
+    <w:lvl w:ilvl="0">
+      <w:start w:val="1"/>
+      <w:numFmt w:val="bullet"/>
+      <w:pStyle w:val="Puntoelenco2"/>
+      <w:lvlText w:val=""/>
+      <w:lvlJc w:val="left"/>
+      <w:pPr>
+        <w:tabs>
+          <w:tab w:val="num" w:pos="643"/>
+        </w:tabs>
+        <w:ind w:left="643" w:hanging="360"/>
+      </w:pPr>
+      <w:rPr>
+        <w:rFonts w:ascii="Symbol" w:hAnsi="Symbol" w:hint="default"/>
+      </w:rPr>
+    </w:lvl>
+  </w:abstractNum>
+  <w:abstractNum w:abstractNumId="8" w15:restartNumberingAfterBreak="0">
+    <w:nsid w:val="FFFFFF88"/>
+    <w:multiLevelType w:val="singleLevel"/>
+    <w:tmpl w:val="7E9A66C0"/>
+    <w:lvl w:ilvl="0">
+      <w:start w:val="1"/>
+      <w:numFmt w:val="decimal"/>
+      <w:pStyle w:val="Numeroelenco"/>
+      <w:lvlText w:val="%1."/>
+      <w:lvlJc w:val="left"/>
+      <w:pPr>
+        <w:tabs>
+          <w:tab w:val="num" w:pos="360"/>
+        </w:tabs>
+        <w:ind w:left="360" w:hanging="360"/>
+      </w:pPr>
+    </w:lvl>
+  </w:abstractNum>
+  <w:abstractNum w:abstractNumId="9" w15:restartNumberingAfterBreak="0">
+    <w:nsid w:val="FFFFFF89"/>
+    <w:multiLevelType w:val="singleLevel"/>
+    <w:tmpl w:val="C85635FA"/>
+    <w:lvl w:ilvl="0">
+      <w:start w:val="1"/>
+      <w:numFmt w:val="bullet"/>
+      <w:pStyle w:val="Puntoelenco"/>
+      <w:lvlText w:val=""/>
+      <w:lvlJc w:val="left"/>
+      <w:pPr>
+        <w:tabs>
+          <w:tab w:val="num" w:pos="360"/>
+        </w:tabs>
+        <w:ind w:left="360" w:hanging="360"/>
+      </w:pPr>
+      <w:rPr>
+        <w:rFonts w:ascii="Symbol" w:hAnsi="Symbol" w:hint="default"/>
+      </w:rPr>
+    </w:lvl>
+  </w:abstractNum>
+  <w:num w:numId="1" w16cid:durableId="819687109">
+    <w:abstractNumId w:val="8"/>
+  </w:num>
+  <w:num w:numId="2" w16cid:durableId="433407195">
+    <w:abstractNumId w:val="3"/>
+  </w:num>
+  <w:num w:numId="3" w16cid:durableId="1092897304">
+    <w:abstractNumId w:val="2"/>
+  </w:num>
+  <w:num w:numId="4" w16cid:durableId="1141465669">
+    <w:abstractNumId w:val="1"/>
+  </w:num>
+  <w:num w:numId="5" w16cid:durableId="609434837">
+    <w:abstractNumId w:val="0"/>
+  </w:num>
+  <w:num w:numId="6" w16cid:durableId="300621110">
+    <w:abstractNumId w:val="9"/>
+  </w:num>
+  <w:num w:numId="7" w16cid:durableId="615675450">
+    <w:abstractNumId w:val="7"/>
+  </w:num>
+  <w:num w:numId="8" w16cid:durableId="1123842162">
+    <w:abstractNumId w:val="6"/>
+  </w:num>
+  <w:num w:numId="9" w16cid:durableId="1062869247">
+    <w:abstractNumId w:val="5"/>
+  </w:num>
+  <w:num w:numId="10" w16cid:durableId="1668942939">
+    <w:abstractNumId w:val="4"/>
+  </w:num>
+</w:numbering>
 </file>
 
 <file path=word/styles.xml><?xml version="1.0" encoding="utf-8"?>
@@ -8218,6 +9249,77 @@
       <w:color w:val="1F4D78"/>
     </w:rPr>
   </w:style>
+  <w:style w:type="paragraph" w:styleId="Titolo7">
+    <w:name w:val="heading 7"/>
+    <w:basedOn w:val="Normale"/>
+    <w:next w:val="Normale"/>
+    <w:link w:val="Titolo7Carattere"/>
+    <w:uiPriority w:val="9"/>
+    <w:semiHidden/>
+    <w:unhideWhenUsed/>
+    <w:qFormat/>
+    <w:rsid w:val="00CE45EC"/>
+    <w:pPr>
+      <w:keepNext/>
+      <w:keepLines/>
+      <w:spacing w:before="40"/>
+      <w:outlineLvl w:val="6"/>
+    </w:pPr>
+    <w:rPr>
+      <w:rFonts w:asciiTheme="majorHAnsi" w:eastAsiaTheme="majorEastAsia" w:hAnsiTheme="majorHAnsi" w:cstheme="majorBidi"/>
+      <w:i/>
+      <w:iCs/>
+      <w:color w:val="0A2F40" w:themeColor="accent1" w:themeShade="7F"/>
+    </w:rPr>
+  </w:style>
+  <w:style w:type="paragraph" w:styleId="Titolo8">
+    <w:name w:val="heading 8"/>
+    <w:basedOn w:val="Normale"/>
+    <w:next w:val="Normale"/>
+    <w:link w:val="Titolo8Carattere"/>
+    <w:uiPriority w:val="9"/>
+    <w:semiHidden/>
+    <w:unhideWhenUsed/>
+    <w:qFormat/>
+    <w:rsid w:val="00CE45EC"/>
+    <w:pPr>
+      <w:keepNext/>
+      <w:keepLines/>
+      <w:spacing w:before="40"/>
+      <w:outlineLvl w:val="7"/>
+    </w:pPr>
+    <w:rPr>
+      <w:rFonts w:asciiTheme="majorHAnsi" w:eastAsiaTheme="majorEastAsia" w:hAnsiTheme="majorHAnsi" w:cstheme="majorBidi"/>
+      <w:color w:val="272727" w:themeColor="text1" w:themeTint="D8"/>
+      <w:sz w:val="21"/>
+      <w:szCs w:val="21"/>
+    </w:rPr>
+  </w:style>
+  <w:style w:type="paragraph" w:styleId="Titolo9">
+    <w:name w:val="heading 9"/>
+    <w:basedOn w:val="Normale"/>
+    <w:next w:val="Normale"/>
+    <w:link w:val="Titolo9Carattere"/>
+    <w:uiPriority w:val="9"/>
+    <w:semiHidden/>
+    <w:unhideWhenUsed/>
+    <w:qFormat/>
+    <w:rsid w:val="00CE45EC"/>
+    <w:pPr>
+      <w:keepNext/>
+      <w:keepLines/>
+      <w:spacing w:before="40"/>
+      <w:outlineLvl w:val="8"/>
+    </w:pPr>
+    <w:rPr>
+      <w:rFonts w:asciiTheme="majorHAnsi" w:eastAsiaTheme="majorEastAsia" w:hAnsiTheme="majorHAnsi" w:cstheme="majorBidi"/>
+      <w:i/>
+      <w:iCs/>
+      <w:color w:val="272727" w:themeColor="text1" w:themeTint="D8"/>
+      <w:sz w:val="21"/>
+      <w:szCs w:val="21"/>
+    </w:rPr>
+  </w:style>
   <w:style w:type="character" w:default="1" w:styleId="Carpredefinitoparagrafo">
     <w:name w:val="Default Paragraph Font"/>
     <w:uiPriority w:val="1"/>
@@ -8474,6 +9576,1419 @@
       <w:color w:val="000000"/>
       <w:sz w:val="24"/>
       <w:szCs w:val="24"/>
+    </w:rPr>
+  </w:style>
+  <w:style w:type="paragraph" w:styleId="Bibliografia">
+    <w:name w:val="Bibliography"/>
+    <w:basedOn w:val="Normale"/>
+    <w:next w:val="Normale"/>
+    <w:uiPriority w:val="37"/>
+    <w:semiHidden/>
+    <w:unhideWhenUsed/>
+    <w:rsid w:val="00CE45EC"/>
+  </w:style>
+  <w:style w:type="paragraph" w:styleId="Citazione">
+    <w:name w:val="Quote"/>
+    <w:basedOn w:val="Normale"/>
+    <w:next w:val="Normale"/>
+    <w:link w:val="CitazioneCarattere"/>
+    <w:uiPriority w:val="29"/>
+    <w:qFormat/>
+    <w:rsid w:val="00CE45EC"/>
+    <w:pPr>
+      <w:spacing w:before="200" w:after="160"/>
+      <w:ind w:left="864" w:right="864"/>
+      <w:jc w:val="center"/>
+    </w:pPr>
+    <w:rPr>
+      <w:i/>
+      <w:iCs/>
+      <w:color w:val="404040" w:themeColor="text1" w:themeTint="BF"/>
+    </w:rPr>
+  </w:style>
+  <w:style w:type="character" w:customStyle="1" w:styleId="CitazioneCarattere">
+    <w:name w:val="Citazione Carattere"/>
+    <w:basedOn w:val="Carpredefinitoparagrafo"/>
+    <w:link w:val="Citazione"/>
+    <w:uiPriority w:val="29"/>
+    <w:rsid w:val="00CE45EC"/>
+    <w:rPr>
+      <w:i/>
+      <w:iCs/>
+      <w:color w:val="404040" w:themeColor="text1" w:themeTint="BF"/>
+    </w:rPr>
+  </w:style>
+  <w:style w:type="paragraph" w:styleId="Citazioneintensa">
+    <w:name w:val="Intense Quote"/>
+    <w:basedOn w:val="Normale"/>
+    <w:next w:val="Normale"/>
+    <w:link w:val="CitazioneintensaCarattere"/>
+    <w:uiPriority w:val="30"/>
+    <w:qFormat/>
+    <w:rsid w:val="00CE45EC"/>
+    <w:pPr>
+      <w:pBdr>
+        <w:top w:val="single" w:sz="4" w:space="10" w:color="156082" w:themeColor="accent1"/>
+        <w:bottom w:val="single" w:sz="4" w:space="10" w:color="156082" w:themeColor="accent1"/>
+      </w:pBdr>
+      <w:spacing w:before="360" w:after="360"/>
+      <w:ind w:left="864" w:right="864"/>
+      <w:jc w:val="center"/>
+    </w:pPr>
+    <w:rPr>
+      <w:i/>
+      <w:iCs/>
+      <w:color w:val="156082" w:themeColor="accent1"/>
+    </w:rPr>
+  </w:style>
+  <w:style w:type="character" w:customStyle="1" w:styleId="CitazioneintensaCarattere">
+    <w:name w:val="Citazione intensa Carattere"/>
+    <w:basedOn w:val="Carpredefinitoparagrafo"/>
+    <w:link w:val="Citazioneintensa"/>
+    <w:uiPriority w:val="30"/>
+    <w:rsid w:val="00CE45EC"/>
+    <w:rPr>
+      <w:i/>
+      <w:iCs/>
+      <w:color w:val="156082" w:themeColor="accent1"/>
+    </w:rPr>
+  </w:style>
+  <w:style w:type="paragraph" w:styleId="Corpodeltesto2">
+    <w:name w:val="Body Text 2"/>
+    <w:basedOn w:val="Normale"/>
+    <w:link w:val="Corpodeltesto2Carattere"/>
+    <w:uiPriority w:val="99"/>
+    <w:semiHidden/>
+    <w:unhideWhenUsed/>
+    <w:rsid w:val="00CE45EC"/>
+    <w:pPr>
+      <w:spacing w:after="120" w:line="480" w:lineRule="auto"/>
+    </w:pPr>
+  </w:style>
+  <w:style w:type="character" w:customStyle="1" w:styleId="Corpodeltesto2Carattere">
+    <w:name w:val="Corpo del testo 2 Carattere"/>
+    <w:basedOn w:val="Carpredefinitoparagrafo"/>
+    <w:link w:val="Corpodeltesto2"/>
+    <w:uiPriority w:val="99"/>
+    <w:semiHidden/>
+    <w:rsid w:val="00CE45EC"/>
+  </w:style>
+  <w:style w:type="paragraph" w:styleId="Corpodeltesto3">
+    <w:name w:val="Body Text 3"/>
+    <w:basedOn w:val="Normale"/>
+    <w:link w:val="Corpodeltesto3Carattere"/>
+    <w:uiPriority w:val="99"/>
+    <w:semiHidden/>
+    <w:unhideWhenUsed/>
+    <w:rsid w:val="00CE45EC"/>
+    <w:pPr>
+      <w:spacing w:after="120"/>
+    </w:pPr>
+    <w:rPr>
+      <w:sz w:val="16"/>
+      <w:szCs w:val="16"/>
+    </w:rPr>
+  </w:style>
+  <w:style w:type="character" w:customStyle="1" w:styleId="Corpodeltesto3Carattere">
+    <w:name w:val="Corpo del testo 3 Carattere"/>
+    <w:basedOn w:val="Carpredefinitoparagrafo"/>
+    <w:link w:val="Corpodeltesto3"/>
+    <w:uiPriority w:val="99"/>
+    <w:semiHidden/>
+    <w:rsid w:val="00CE45EC"/>
+    <w:rPr>
+      <w:sz w:val="16"/>
+      <w:szCs w:val="16"/>
+    </w:rPr>
+  </w:style>
+  <w:style w:type="paragraph" w:styleId="Corpotesto">
+    <w:name w:val="Body Text"/>
+    <w:basedOn w:val="Normale"/>
+    <w:link w:val="CorpotestoCarattere"/>
+    <w:uiPriority w:val="99"/>
+    <w:semiHidden/>
+    <w:unhideWhenUsed/>
+    <w:rsid w:val="00CE45EC"/>
+    <w:pPr>
+      <w:spacing w:after="120"/>
+    </w:pPr>
+  </w:style>
+  <w:style w:type="character" w:customStyle="1" w:styleId="CorpotestoCarattere">
+    <w:name w:val="Corpo testo Carattere"/>
+    <w:basedOn w:val="Carpredefinitoparagrafo"/>
+    <w:link w:val="Corpotesto"/>
+    <w:uiPriority w:val="99"/>
+    <w:semiHidden/>
+    <w:rsid w:val="00CE45EC"/>
+  </w:style>
+  <w:style w:type="paragraph" w:styleId="Data">
+    <w:name w:val="Date"/>
+    <w:basedOn w:val="Normale"/>
+    <w:next w:val="Normale"/>
+    <w:link w:val="DataCarattere"/>
+    <w:uiPriority w:val="99"/>
+    <w:semiHidden/>
+    <w:unhideWhenUsed/>
+    <w:rsid w:val="00CE45EC"/>
+  </w:style>
+  <w:style w:type="character" w:customStyle="1" w:styleId="DataCarattere">
+    <w:name w:val="Data Carattere"/>
+    <w:basedOn w:val="Carpredefinitoparagrafo"/>
+    <w:link w:val="Data"/>
+    <w:uiPriority w:val="99"/>
+    <w:semiHidden/>
+    <w:rsid w:val="00CE45EC"/>
+  </w:style>
+  <w:style w:type="paragraph" w:styleId="Didascalia">
+    <w:name w:val="caption"/>
+    <w:basedOn w:val="Normale"/>
+    <w:next w:val="Normale"/>
+    <w:uiPriority w:val="35"/>
+    <w:semiHidden/>
+    <w:unhideWhenUsed/>
+    <w:qFormat/>
+    <w:rsid w:val="00CE45EC"/>
+    <w:pPr>
+      <w:spacing w:after="200"/>
+    </w:pPr>
+    <w:rPr>
+      <w:i/>
+      <w:iCs/>
+      <w:color w:val="0E2841" w:themeColor="text2"/>
+    </w:rPr>
+  </w:style>
+  <w:style w:type="paragraph" w:styleId="Elenco">
+    <w:name w:val="List"/>
+    <w:basedOn w:val="Normale"/>
+    <w:uiPriority w:val="99"/>
+    <w:semiHidden/>
+    <w:unhideWhenUsed/>
+    <w:rsid w:val="00CE45EC"/>
+    <w:pPr>
+      <w:ind w:left="283" w:hanging="283"/>
+      <w:contextualSpacing/>
+    </w:pPr>
+  </w:style>
+  <w:style w:type="paragraph" w:styleId="Elenco2">
+    <w:name w:val="List 2"/>
+    <w:basedOn w:val="Normale"/>
+    <w:uiPriority w:val="99"/>
+    <w:semiHidden/>
+    <w:unhideWhenUsed/>
+    <w:rsid w:val="00CE45EC"/>
+    <w:pPr>
+      <w:ind w:left="566" w:hanging="283"/>
+      <w:contextualSpacing/>
+    </w:pPr>
+  </w:style>
+  <w:style w:type="paragraph" w:styleId="Elenco3">
+    <w:name w:val="List 3"/>
+    <w:basedOn w:val="Normale"/>
+    <w:uiPriority w:val="99"/>
+    <w:semiHidden/>
+    <w:unhideWhenUsed/>
+    <w:rsid w:val="00CE45EC"/>
+    <w:pPr>
+      <w:ind w:left="849" w:hanging="283"/>
+      <w:contextualSpacing/>
+    </w:pPr>
+  </w:style>
+  <w:style w:type="paragraph" w:styleId="Elenco4">
+    <w:name w:val="List 4"/>
+    <w:basedOn w:val="Normale"/>
+    <w:uiPriority w:val="99"/>
+    <w:semiHidden/>
+    <w:unhideWhenUsed/>
+    <w:rsid w:val="00CE45EC"/>
+    <w:pPr>
+      <w:ind w:left="1132" w:hanging="283"/>
+      <w:contextualSpacing/>
+    </w:pPr>
+  </w:style>
+  <w:style w:type="paragraph" w:styleId="Elenco5">
+    <w:name w:val="List 5"/>
+    <w:basedOn w:val="Normale"/>
+    <w:uiPriority w:val="99"/>
+    <w:semiHidden/>
+    <w:unhideWhenUsed/>
+    <w:rsid w:val="00CE45EC"/>
+    <w:pPr>
+      <w:ind w:left="1415" w:hanging="283"/>
+      <w:contextualSpacing/>
+    </w:pPr>
+  </w:style>
+  <w:style w:type="paragraph" w:styleId="Elencocontinua">
+    <w:name w:val="List Continue"/>
+    <w:basedOn w:val="Normale"/>
+    <w:uiPriority w:val="99"/>
+    <w:semiHidden/>
+    <w:unhideWhenUsed/>
+    <w:rsid w:val="00CE45EC"/>
+    <w:pPr>
+      <w:spacing w:after="120"/>
+      <w:ind w:left="283"/>
+      <w:contextualSpacing/>
+    </w:pPr>
+  </w:style>
+  <w:style w:type="paragraph" w:styleId="Elencocontinua2">
+    <w:name w:val="List Continue 2"/>
+    <w:basedOn w:val="Normale"/>
+    <w:uiPriority w:val="99"/>
+    <w:semiHidden/>
+    <w:unhideWhenUsed/>
+    <w:rsid w:val="00CE45EC"/>
+    <w:pPr>
+      <w:spacing w:after="120"/>
+      <w:ind w:left="566"/>
+      <w:contextualSpacing/>
+    </w:pPr>
+  </w:style>
+  <w:style w:type="paragraph" w:styleId="Elencocontinua3">
+    <w:name w:val="List Continue 3"/>
+    <w:basedOn w:val="Normale"/>
+    <w:uiPriority w:val="99"/>
+    <w:semiHidden/>
+    <w:unhideWhenUsed/>
+    <w:rsid w:val="00CE45EC"/>
+    <w:pPr>
+      <w:spacing w:after="120"/>
+      <w:ind w:left="849"/>
+      <w:contextualSpacing/>
+    </w:pPr>
+  </w:style>
+  <w:style w:type="paragraph" w:styleId="Elencocontinua4">
+    <w:name w:val="List Continue 4"/>
+    <w:basedOn w:val="Normale"/>
+    <w:uiPriority w:val="99"/>
+    <w:semiHidden/>
+    <w:unhideWhenUsed/>
+    <w:rsid w:val="00CE45EC"/>
+    <w:pPr>
+      <w:spacing w:after="120"/>
+      <w:ind w:left="1132"/>
+      <w:contextualSpacing/>
+    </w:pPr>
+  </w:style>
+  <w:style w:type="paragraph" w:styleId="Elencocontinua5">
+    <w:name w:val="List Continue 5"/>
+    <w:basedOn w:val="Normale"/>
+    <w:uiPriority w:val="99"/>
+    <w:semiHidden/>
+    <w:unhideWhenUsed/>
+    <w:rsid w:val="00CE45EC"/>
+    <w:pPr>
+      <w:spacing w:after="120"/>
+      <w:ind w:left="1415"/>
+      <w:contextualSpacing/>
+    </w:pPr>
+  </w:style>
+  <w:style w:type="paragraph" w:styleId="Firma">
+    <w:name w:val="Signature"/>
+    <w:basedOn w:val="Normale"/>
+    <w:link w:val="FirmaCarattere"/>
+    <w:uiPriority w:val="99"/>
+    <w:semiHidden/>
+    <w:unhideWhenUsed/>
+    <w:rsid w:val="00CE45EC"/>
+    <w:pPr>
+      <w:ind w:left="4252"/>
+    </w:pPr>
+  </w:style>
+  <w:style w:type="character" w:customStyle="1" w:styleId="FirmaCarattere">
+    <w:name w:val="Firma Carattere"/>
+    <w:basedOn w:val="Carpredefinitoparagrafo"/>
+    <w:link w:val="Firma"/>
+    <w:uiPriority w:val="99"/>
+    <w:semiHidden/>
+    <w:rsid w:val="00CE45EC"/>
+  </w:style>
+  <w:style w:type="paragraph" w:styleId="Firmadipostaelettronica">
+    <w:name w:val="E-mail Signature"/>
+    <w:basedOn w:val="Normale"/>
+    <w:link w:val="FirmadipostaelettronicaCarattere"/>
+    <w:uiPriority w:val="99"/>
+    <w:semiHidden/>
+    <w:unhideWhenUsed/>
+    <w:rsid w:val="00CE45EC"/>
+  </w:style>
+  <w:style w:type="character" w:customStyle="1" w:styleId="FirmadipostaelettronicaCarattere">
+    <w:name w:val="Firma di posta elettronica Carattere"/>
+    <w:basedOn w:val="Carpredefinitoparagrafo"/>
+    <w:link w:val="Firmadipostaelettronica"/>
+    <w:uiPriority w:val="99"/>
+    <w:semiHidden/>
+    <w:rsid w:val="00CE45EC"/>
+  </w:style>
+  <w:style w:type="paragraph" w:styleId="Formuladiapertura">
+    <w:name w:val="Salutation"/>
+    <w:basedOn w:val="Normale"/>
+    <w:next w:val="Normale"/>
+    <w:link w:val="FormuladiaperturaCarattere"/>
+    <w:uiPriority w:val="99"/>
+    <w:semiHidden/>
+    <w:unhideWhenUsed/>
+    <w:rsid w:val="00CE45EC"/>
+  </w:style>
+  <w:style w:type="character" w:customStyle="1" w:styleId="FormuladiaperturaCarattere">
+    <w:name w:val="Formula di apertura Carattere"/>
+    <w:basedOn w:val="Carpredefinitoparagrafo"/>
+    <w:link w:val="Formuladiapertura"/>
+    <w:uiPriority w:val="99"/>
+    <w:semiHidden/>
+    <w:rsid w:val="00CE45EC"/>
+  </w:style>
+  <w:style w:type="paragraph" w:styleId="Formuladichiusura">
+    <w:name w:val="Closing"/>
+    <w:basedOn w:val="Normale"/>
+    <w:link w:val="FormuladichiusuraCarattere"/>
+    <w:uiPriority w:val="99"/>
+    <w:semiHidden/>
+    <w:unhideWhenUsed/>
+    <w:rsid w:val="00CE45EC"/>
+    <w:pPr>
+      <w:ind w:left="4252"/>
+    </w:pPr>
+  </w:style>
+  <w:style w:type="character" w:customStyle="1" w:styleId="FormuladichiusuraCarattere">
+    <w:name w:val="Formula di chiusura Carattere"/>
+    <w:basedOn w:val="Carpredefinitoparagrafo"/>
+    <w:link w:val="Formuladichiusura"/>
+    <w:uiPriority w:val="99"/>
+    <w:semiHidden/>
+    <w:rsid w:val="00CE45EC"/>
+  </w:style>
+  <w:style w:type="paragraph" w:styleId="Indice1">
+    <w:name w:val="index 1"/>
+    <w:basedOn w:val="Normale"/>
+    <w:next w:val="Normale"/>
+    <w:autoRedefine/>
+    <w:uiPriority w:val="99"/>
+    <w:semiHidden/>
+    <w:unhideWhenUsed/>
+    <w:rsid w:val="00CE45EC"/>
+    <w:pPr>
+      <w:ind w:left="180" w:hanging="180"/>
+    </w:pPr>
+  </w:style>
+  <w:style w:type="paragraph" w:styleId="Indice2">
+    <w:name w:val="index 2"/>
+    <w:basedOn w:val="Normale"/>
+    <w:next w:val="Normale"/>
+    <w:autoRedefine/>
+    <w:uiPriority w:val="99"/>
+    <w:semiHidden/>
+    <w:unhideWhenUsed/>
+    <w:rsid w:val="00CE45EC"/>
+    <w:pPr>
+      <w:ind w:left="360" w:hanging="180"/>
+    </w:pPr>
+  </w:style>
+  <w:style w:type="paragraph" w:styleId="Indice3">
+    <w:name w:val="index 3"/>
+    <w:basedOn w:val="Normale"/>
+    <w:next w:val="Normale"/>
+    <w:autoRedefine/>
+    <w:uiPriority w:val="99"/>
+    <w:semiHidden/>
+    <w:unhideWhenUsed/>
+    <w:rsid w:val="00CE45EC"/>
+    <w:pPr>
+      <w:ind w:left="540" w:hanging="180"/>
+    </w:pPr>
+  </w:style>
+  <w:style w:type="paragraph" w:styleId="Indice4">
+    <w:name w:val="index 4"/>
+    <w:basedOn w:val="Normale"/>
+    <w:next w:val="Normale"/>
+    <w:autoRedefine/>
+    <w:uiPriority w:val="99"/>
+    <w:semiHidden/>
+    <w:unhideWhenUsed/>
+    <w:rsid w:val="00CE45EC"/>
+    <w:pPr>
+      <w:ind w:left="720" w:hanging="180"/>
+    </w:pPr>
+  </w:style>
+  <w:style w:type="paragraph" w:styleId="Indice5">
+    <w:name w:val="index 5"/>
+    <w:basedOn w:val="Normale"/>
+    <w:next w:val="Normale"/>
+    <w:autoRedefine/>
+    <w:uiPriority w:val="99"/>
+    <w:semiHidden/>
+    <w:unhideWhenUsed/>
+    <w:rsid w:val="00CE45EC"/>
+    <w:pPr>
+      <w:ind w:left="900" w:hanging="180"/>
+    </w:pPr>
+  </w:style>
+  <w:style w:type="paragraph" w:styleId="Indice6">
+    <w:name w:val="index 6"/>
+    <w:basedOn w:val="Normale"/>
+    <w:next w:val="Normale"/>
+    <w:autoRedefine/>
+    <w:uiPriority w:val="99"/>
+    <w:semiHidden/>
+    <w:unhideWhenUsed/>
+    <w:rsid w:val="00CE45EC"/>
+    <w:pPr>
+      <w:ind w:left="1080" w:hanging="180"/>
+    </w:pPr>
+  </w:style>
+  <w:style w:type="paragraph" w:styleId="Indice7">
+    <w:name w:val="index 7"/>
+    <w:basedOn w:val="Normale"/>
+    <w:next w:val="Normale"/>
+    <w:autoRedefine/>
+    <w:uiPriority w:val="99"/>
+    <w:semiHidden/>
+    <w:unhideWhenUsed/>
+    <w:rsid w:val="00CE45EC"/>
+    <w:pPr>
+      <w:ind w:left="1260" w:hanging="180"/>
+    </w:pPr>
+  </w:style>
+  <w:style w:type="paragraph" w:styleId="Indice8">
+    <w:name w:val="index 8"/>
+    <w:basedOn w:val="Normale"/>
+    <w:next w:val="Normale"/>
+    <w:autoRedefine/>
+    <w:uiPriority w:val="99"/>
+    <w:semiHidden/>
+    <w:unhideWhenUsed/>
+    <w:rsid w:val="00CE45EC"/>
+    <w:pPr>
+      <w:ind w:left="1440" w:hanging="180"/>
+    </w:pPr>
+  </w:style>
+  <w:style w:type="paragraph" w:styleId="Indice9">
+    <w:name w:val="index 9"/>
+    <w:basedOn w:val="Normale"/>
+    <w:next w:val="Normale"/>
+    <w:autoRedefine/>
+    <w:uiPriority w:val="99"/>
+    <w:semiHidden/>
+    <w:unhideWhenUsed/>
+    <w:rsid w:val="00CE45EC"/>
+    <w:pPr>
+      <w:ind w:left="1620" w:hanging="180"/>
+    </w:pPr>
+  </w:style>
+  <w:style w:type="paragraph" w:styleId="Indicedellefigure">
+    <w:name w:val="table of figures"/>
+    <w:basedOn w:val="Normale"/>
+    <w:next w:val="Normale"/>
+    <w:uiPriority w:val="99"/>
+    <w:semiHidden/>
+    <w:unhideWhenUsed/>
+    <w:rsid w:val="00CE45EC"/>
+  </w:style>
+  <w:style w:type="paragraph" w:styleId="Indicefonti">
+    <w:name w:val="table of authorities"/>
+    <w:basedOn w:val="Normale"/>
+    <w:next w:val="Normale"/>
+    <w:uiPriority w:val="99"/>
+    <w:semiHidden/>
+    <w:unhideWhenUsed/>
+    <w:rsid w:val="00CE45EC"/>
+    <w:pPr>
+      <w:ind w:left="180" w:hanging="180"/>
+    </w:pPr>
+  </w:style>
+  <w:style w:type="paragraph" w:styleId="Indirizzodestinatario">
+    <w:name w:val="envelope address"/>
+    <w:basedOn w:val="Normale"/>
+    <w:uiPriority w:val="99"/>
+    <w:semiHidden/>
+    <w:unhideWhenUsed/>
+    <w:rsid w:val="00CE45EC"/>
+    <w:pPr>
+      <w:framePr w:w="7920" w:h="1980" w:hRule="exact" w:hSpace="141" w:wrap="auto" w:hAnchor="page" w:xAlign="center" w:yAlign="bottom"/>
+      <w:ind w:left="2880"/>
+    </w:pPr>
+    <w:rPr>
+      <w:rFonts w:asciiTheme="majorHAnsi" w:eastAsiaTheme="majorEastAsia" w:hAnsiTheme="majorHAnsi" w:cstheme="majorBidi"/>
+      <w:sz w:val="24"/>
+      <w:szCs w:val="24"/>
+    </w:rPr>
+  </w:style>
+  <w:style w:type="paragraph" w:styleId="IndirizzoHTML">
+    <w:name w:val="HTML Address"/>
+    <w:basedOn w:val="Normale"/>
+    <w:link w:val="IndirizzoHTMLCarattere"/>
+    <w:uiPriority w:val="99"/>
+    <w:semiHidden/>
+    <w:unhideWhenUsed/>
+    <w:rsid w:val="00CE45EC"/>
+    <w:rPr>
+      <w:i/>
+      <w:iCs/>
+    </w:rPr>
+  </w:style>
+  <w:style w:type="character" w:customStyle="1" w:styleId="IndirizzoHTMLCarattere">
+    <w:name w:val="Indirizzo HTML Carattere"/>
+    <w:basedOn w:val="Carpredefinitoparagrafo"/>
+    <w:link w:val="IndirizzoHTML"/>
+    <w:uiPriority w:val="99"/>
+    <w:semiHidden/>
+    <w:rsid w:val="00CE45EC"/>
+    <w:rPr>
+      <w:i/>
+      <w:iCs/>
+    </w:rPr>
+  </w:style>
+  <w:style w:type="paragraph" w:styleId="Indirizzomittente">
+    <w:name w:val="envelope return"/>
+    <w:basedOn w:val="Normale"/>
+    <w:uiPriority w:val="99"/>
+    <w:semiHidden/>
+    <w:unhideWhenUsed/>
+    <w:rsid w:val="00CE45EC"/>
+    <w:rPr>
+      <w:rFonts w:asciiTheme="majorHAnsi" w:eastAsiaTheme="majorEastAsia" w:hAnsiTheme="majorHAnsi" w:cstheme="majorBidi"/>
+      <w:sz w:val="20"/>
+      <w:szCs w:val="20"/>
+    </w:rPr>
+  </w:style>
+  <w:style w:type="paragraph" w:styleId="Intestazionemessaggio">
+    <w:name w:val="Message Header"/>
+    <w:basedOn w:val="Normale"/>
+    <w:link w:val="IntestazionemessaggioCarattere"/>
+    <w:uiPriority w:val="99"/>
+    <w:semiHidden/>
+    <w:unhideWhenUsed/>
+    <w:rsid w:val="00CE45EC"/>
+    <w:pPr>
+      <w:pBdr>
+        <w:top w:val="single" w:sz="6" w:space="1" w:color="auto"/>
+        <w:left w:val="single" w:sz="6" w:space="1" w:color="auto"/>
+        <w:bottom w:val="single" w:sz="6" w:space="1" w:color="auto"/>
+        <w:right w:val="single" w:sz="6" w:space="1" w:color="auto"/>
+      </w:pBdr>
+      <w:shd w:val="pct20" w:color="auto" w:fill="auto"/>
+      <w:ind w:left="1134" w:hanging="1134"/>
+    </w:pPr>
+    <w:rPr>
+      <w:rFonts w:asciiTheme="majorHAnsi" w:eastAsiaTheme="majorEastAsia" w:hAnsiTheme="majorHAnsi" w:cstheme="majorBidi"/>
+      <w:sz w:val="24"/>
+      <w:szCs w:val="24"/>
+    </w:rPr>
+  </w:style>
+  <w:style w:type="character" w:customStyle="1" w:styleId="IntestazionemessaggioCarattere">
+    <w:name w:val="Intestazione messaggio Carattere"/>
+    <w:basedOn w:val="Carpredefinitoparagrafo"/>
+    <w:link w:val="Intestazionemessaggio"/>
+    <w:uiPriority w:val="99"/>
+    <w:semiHidden/>
+    <w:rsid w:val="00CE45EC"/>
+    <w:rPr>
+      <w:rFonts w:asciiTheme="majorHAnsi" w:eastAsiaTheme="majorEastAsia" w:hAnsiTheme="majorHAnsi" w:cstheme="majorBidi"/>
+      <w:sz w:val="24"/>
+      <w:szCs w:val="24"/>
+      <w:shd w:val="pct20" w:color="auto" w:fill="auto"/>
+    </w:rPr>
+  </w:style>
+  <w:style w:type="paragraph" w:styleId="Intestazionenota">
+    <w:name w:val="Note Heading"/>
+    <w:basedOn w:val="Normale"/>
+    <w:next w:val="Normale"/>
+    <w:link w:val="IntestazionenotaCarattere"/>
+    <w:uiPriority w:val="99"/>
+    <w:semiHidden/>
+    <w:unhideWhenUsed/>
+    <w:rsid w:val="00CE45EC"/>
+  </w:style>
+  <w:style w:type="character" w:customStyle="1" w:styleId="IntestazionenotaCarattere">
+    <w:name w:val="Intestazione nota Carattere"/>
+    <w:basedOn w:val="Carpredefinitoparagrafo"/>
+    <w:link w:val="Intestazionenota"/>
+    <w:uiPriority w:val="99"/>
+    <w:semiHidden/>
+    <w:rsid w:val="00CE45EC"/>
+  </w:style>
+  <w:style w:type="paragraph" w:styleId="Mappadocumento">
+    <w:name w:val="Document Map"/>
+    <w:basedOn w:val="Normale"/>
+    <w:link w:val="MappadocumentoCarattere"/>
+    <w:uiPriority w:val="99"/>
+    <w:semiHidden/>
+    <w:unhideWhenUsed/>
+    <w:rsid w:val="00CE45EC"/>
+    <w:rPr>
+      <w:rFonts w:ascii="Segoe UI" w:hAnsi="Segoe UI" w:cs="Segoe UI"/>
+      <w:sz w:val="16"/>
+      <w:szCs w:val="16"/>
+    </w:rPr>
+  </w:style>
+  <w:style w:type="character" w:customStyle="1" w:styleId="MappadocumentoCarattere">
+    <w:name w:val="Mappa documento Carattere"/>
+    <w:basedOn w:val="Carpredefinitoparagrafo"/>
+    <w:link w:val="Mappadocumento"/>
+    <w:uiPriority w:val="99"/>
+    <w:semiHidden/>
+    <w:rsid w:val="00CE45EC"/>
+    <w:rPr>
+      <w:rFonts w:ascii="Segoe UI" w:hAnsi="Segoe UI" w:cs="Segoe UI"/>
+      <w:sz w:val="16"/>
+      <w:szCs w:val="16"/>
+    </w:rPr>
+  </w:style>
+  <w:style w:type="paragraph" w:styleId="Nessunaspaziatura">
+    <w:name w:val="No Spacing"/>
+    <w:uiPriority w:val="1"/>
+    <w:qFormat/>
+    <w:rsid w:val="00CE45EC"/>
+  </w:style>
+  <w:style w:type="paragraph" w:styleId="NormaleWeb">
+    <w:name w:val="Normal (Web)"/>
+    <w:basedOn w:val="Normale"/>
+    <w:uiPriority w:val="99"/>
+    <w:semiHidden/>
+    <w:unhideWhenUsed/>
+    <w:rsid w:val="00CE45EC"/>
+    <w:rPr>
+      <w:rFonts w:ascii="Times New Roman" w:hAnsi="Times New Roman" w:cs="Times New Roman"/>
+      <w:sz w:val="24"/>
+      <w:szCs w:val="24"/>
+    </w:rPr>
+  </w:style>
+  <w:style w:type="paragraph" w:styleId="Numeroelenco">
+    <w:name w:val="List Number"/>
+    <w:basedOn w:val="Normale"/>
+    <w:uiPriority w:val="99"/>
+    <w:semiHidden/>
+    <w:unhideWhenUsed/>
+    <w:rsid w:val="00CE45EC"/>
+    <w:pPr>
+      <w:numPr>
+        <w:numId w:val="1"/>
+      </w:numPr>
+      <w:contextualSpacing/>
+    </w:pPr>
+  </w:style>
+  <w:style w:type="paragraph" w:styleId="Numeroelenco2">
+    <w:name w:val="List Number 2"/>
+    <w:basedOn w:val="Normale"/>
+    <w:uiPriority w:val="99"/>
+    <w:semiHidden/>
+    <w:unhideWhenUsed/>
+    <w:rsid w:val="00CE45EC"/>
+    <w:pPr>
+      <w:numPr>
+        <w:numId w:val="2"/>
+      </w:numPr>
+      <w:contextualSpacing/>
+    </w:pPr>
+  </w:style>
+  <w:style w:type="paragraph" w:styleId="Numeroelenco3">
+    <w:name w:val="List Number 3"/>
+    <w:basedOn w:val="Normale"/>
+    <w:uiPriority w:val="99"/>
+    <w:semiHidden/>
+    <w:unhideWhenUsed/>
+    <w:rsid w:val="00CE45EC"/>
+    <w:pPr>
+      <w:numPr>
+        <w:numId w:val="3"/>
+      </w:numPr>
+      <w:contextualSpacing/>
+    </w:pPr>
+  </w:style>
+  <w:style w:type="paragraph" w:styleId="Numeroelenco4">
+    <w:name w:val="List Number 4"/>
+    <w:basedOn w:val="Normale"/>
+    <w:uiPriority w:val="99"/>
+    <w:semiHidden/>
+    <w:unhideWhenUsed/>
+    <w:rsid w:val="00CE45EC"/>
+    <w:pPr>
+      <w:numPr>
+        <w:numId w:val="4"/>
+      </w:numPr>
+      <w:contextualSpacing/>
+    </w:pPr>
+  </w:style>
+  <w:style w:type="paragraph" w:styleId="Numeroelenco5">
+    <w:name w:val="List Number 5"/>
+    <w:basedOn w:val="Normale"/>
+    <w:uiPriority w:val="99"/>
+    <w:semiHidden/>
+    <w:unhideWhenUsed/>
+    <w:rsid w:val="00CE45EC"/>
+    <w:pPr>
+      <w:numPr>
+        <w:numId w:val="5"/>
+      </w:numPr>
+      <w:contextualSpacing/>
+    </w:pPr>
+  </w:style>
+  <w:style w:type="paragraph" w:styleId="PreformattatoHTML">
+    <w:name w:val="HTML Preformatted"/>
+    <w:basedOn w:val="Normale"/>
+    <w:link w:val="PreformattatoHTMLCarattere"/>
+    <w:uiPriority w:val="99"/>
+    <w:semiHidden/>
+    <w:unhideWhenUsed/>
+    <w:rsid w:val="00CE45EC"/>
+    <w:rPr>
+      <w:rFonts w:ascii="Consolas" w:hAnsi="Consolas"/>
+      <w:sz w:val="20"/>
+      <w:szCs w:val="20"/>
+    </w:rPr>
+  </w:style>
+  <w:style w:type="character" w:customStyle="1" w:styleId="PreformattatoHTMLCarattere">
+    <w:name w:val="Preformattato HTML Carattere"/>
+    <w:basedOn w:val="Carpredefinitoparagrafo"/>
+    <w:link w:val="PreformattatoHTML"/>
+    <w:uiPriority w:val="99"/>
+    <w:semiHidden/>
+    <w:rsid w:val="00CE45EC"/>
+    <w:rPr>
+      <w:rFonts w:ascii="Consolas" w:hAnsi="Consolas"/>
+      <w:sz w:val="20"/>
+      <w:szCs w:val="20"/>
+    </w:rPr>
+  </w:style>
+  <w:style w:type="paragraph" w:styleId="Primorientrocorpodeltesto">
+    <w:name w:val="Body Text First Indent"/>
+    <w:basedOn w:val="Corpotesto"/>
+    <w:link w:val="PrimorientrocorpodeltestoCarattere"/>
+    <w:uiPriority w:val="99"/>
+    <w:semiHidden/>
+    <w:unhideWhenUsed/>
+    <w:rsid w:val="00CE45EC"/>
+    <w:pPr>
+      <w:spacing w:after="0"/>
+      <w:ind w:firstLine="360"/>
+    </w:pPr>
+  </w:style>
+  <w:style w:type="character" w:customStyle="1" w:styleId="PrimorientrocorpodeltestoCarattere">
+    <w:name w:val="Primo rientro corpo del testo Carattere"/>
+    <w:basedOn w:val="CorpotestoCarattere"/>
+    <w:link w:val="Primorientrocorpodeltesto"/>
+    <w:uiPriority w:val="99"/>
+    <w:semiHidden/>
+    <w:rsid w:val="00CE45EC"/>
+  </w:style>
+  <w:style w:type="paragraph" w:styleId="Rientrocorpodeltesto">
+    <w:name w:val="Body Text Indent"/>
+    <w:basedOn w:val="Normale"/>
+    <w:link w:val="RientrocorpodeltestoCarattere"/>
+    <w:uiPriority w:val="99"/>
+    <w:semiHidden/>
+    <w:unhideWhenUsed/>
+    <w:rsid w:val="00CE45EC"/>
+    <w:pPr>
+      <w:spacing w:after="120"/>
+      <w:ind w:left="283"/>
+    </w:pPr>
+  </w:style>
+  <w:style w:type="character" w:customStyle="1" w:styleId="RientrocorpodeltestoCarattere">
+    <w:name w:val="Rientro corpo del testo Carattere"/>
+    <w:basedOn w:val="Carpredefinitoparagrafo"/>
+    <w:link w:val="Rientrocorpodeltesto"/>
+    <w:uiPriority w:val="99"/>
+    <w:semiHidden/>
+    <w:rsid w:val="00CE45EC"/>
+  </w:style>
+  <w:style w:type="paragraph" w:styleId="Primorientrocorpodeltesto2">
+    <w:name w:val="Body Text First Indent 2"/>
+    <w:basedOn w:val="Rientrocorpodeltesto"/>
+    <w:link w:val="Primorientrocorpodeltesto2Carattere"/>
+    <w:uiPriority w:val="99"/>
+    <w:semiHidden/>
+    <w:unhideWhenUsed/>
+    <w:rsid w:val="00CE45EC"/>
+    <w:pPr>
+      <w:spacing w:after="0"/>
+      <w:ind w:left="360" w:firstLine="360"/>
+    </w:pPr>
+  </w:style>
+  <w:style w:type="character" w:customStyle="1" w:styleId="Primorientrocorpodeltesto2Carattere">
+    <w:name w:val="Primo rientro corpo del testo 2 Carattere"/>
+    <w:basedOn w:val="RientrocorpodeltestoCarattere"/>
+    <w:link w:val="Primorientrocorpodeltesto2"/>
+    <w:uiPriority w:val="99"/>
+    <w:semiHidden/>
+    <w:rsid w:val="00CE45EC"/>
+  </w:style>
+  <w:style w:type="paragraph" w:styleId="Puntoelenco">
+    <w:name w:val="List Bullet"/>
+    <w:basedOn w:val="Normale"/>
+    <w:uiPriority w:val="99"/>
+    <w:semiHidden/>
+    <w:unhideWhenUsed/>
+    <w:rsid w:val="00CE45EC"/>
+    <w:pPr>
+      <w:numPr>
+        <w:numId w:val="6"/>
+      </w:numPr>
+      <w:contextualSpacing/>
+    </w:pPr>
+  </w:style>
+  <w:style w:type="paragraph" w:styleId="Puntoelenco2">
+    <w:name w:val="List Bullet 2"/>
+    <w:basedOn w:val="Normale"/>
+    <w:uiPriority w:val="99"/>
+    <w:semiHidden/>
+    <w:unhideWhenUsed/>
+    <w:rsid w:val="00CE45EC"/>
+    <w:pPr>
+      <w:numPr>
+        <w:numId w:val="7"/>
+      </w:numPr>
+      <w:contextualSpacing/>
+    </w:pPr>
+  </w:style>
+  <w:style w:type="paragraph" w:styleId="Puntoelenco3">
+    <w:name w:val="List Bullet 3"/>
+    <w:basedOn w:val="Normale"/>
+    <w:uiPriority w:val="99"/>
+    <w:semiHidden/>
+    <w:unhideWhenUsed/>
+    <w:rsid w:val="00CE45EC"/>
+    <w:pPr>
+      <w:numPr>
+        <w:numId w:val="8"/>
+      </w:numPr>
+      <w:contextualSpacing/>
+    </w:pPr>
+  </w:style>
+  <w:style w:type="paragraph" w:styleId="Puntoelenco4">
+    <w:name w:val="List Bullet 4"/>
+    <w:basedOn w:val="Normale"/>
+    <w:uiPriority w:val="99"/>
+    <w:semiHidden/>
+    <w:unhideWhenUsed/>
+    <w:rsid w:val="00CE45EC"/>
+    <w:pPr>
+      <w:numPr>
+        <w:numId w:val="9"/>
+      </w:numPr>
+      <w:contextualSpacing/>
+    </w:pPr>
+  </w:style>
+  <w:style w:type="paragraph" w:styleId="Puntoelenco5">
+    <w:name w:val="List Bullet 5"/>
+    <w:basedOn w:val="Normale"/>
+    <w:uiPriority w:val="99"/>
+    <w:semiHidden/>
+    <w:unhideWhenUsed/>
+    <w:rsid w:val="00CE45EC"/>
+    <w:pPr>
+      <w:numPr>
+        <w:numId w:val="10"/>
+      </w:numPr>
+      <w:contextualSpacing/>
+    </w:pPr>
+  </w:style>
+  <w:style w:type="paragraph" w:styleId="Rientrocorpodeltesto2">
+    <w:name w:val="Body Text Indent 2"/>
+    <w:basedOn w:val="Normale"/>
+    <w:link w:val="Rientrocorpodeltesto2Carattere"/>
+    <w:uiPriority w:val="99"/>
+    <w:semiHidden/>
+    <w:unhideWhenUsed/>
+    <w:rsid w:val="00CE45EC"/>
+    <w:pPr>
+      <w:spacing w:after="120" w:line="480" w:lineRule="auto"/>
+      <w:ind w:left="283"/>
+    </w:pPr>
+  </w:style>
+  <w:style w:type="character" w:customStyle="1" w:styleId="Rientrocorpodeltesto2Carattere">
+    <w:name w:val="Rientro corpo del testo 2 Carattere"/>
+    <w:basedOn w:val="Carpredefinitoparagrafo"/>
+    <w:link w:val="Rientrocorpodeltesto2"/>
+    <w:uiPriority w:val="99"/>
+    <w:semiHidden/>
+    <w:rsid w:val="00CE45EC"/>
+  </w:style>
+  <w:style w:type="paragraph" w:styleId="Rientrocorpodeltesto3">
+    <w:name w:val="Body Text Indent 3"/>
+    <w:basedOn w:val="Normale"/>
+    <w:link w:val="Rientrocorpodeltesto3Carattere"/>
+    <w:uiPriority w:val="99"/>
+    <w:semiHidden/>
+    <w:unhideWhenUsed/>
+    <w:rsid w:val="00CE45EC"/>
+    <w:pPr>
+      <w:spacing w:after="120"/>
+      <w:ind w:left="283"/>
+    </w:pPr>
+    <w:rPr>
+      <w:sz w:val="16"/>
+      <w:szCs w:val="16"/>
+    </w:rPr>
+  </w:style>
+  <w:style w:type="character" w:customStyle="1" w:styleId="Rientrocorpodeltesto3Carattere">
+    <w:name w:val="Rientro corpo del testo 3 Carattere"/>
+    <w:basedOn w:val="Carpredefinitoparagrafo"/>
+    <w:link w:val="Rientrocorpodeltesto3"/>
+    <w:uiPriority w:val="99"/>
+    <w:semiHidden/>
+    <w:rsid w:val="00CE45EC"/>
+    <w:rPr>
+      <w:sz w:val="16"/>
+      <w:szCs w:val="16"/>
+    </w:rPr>
+  </w:style>
+  <w:style w:type="paragraph" w:styleId="Rientronormale">
+    <w:name w:val="Normal Indent"/>
+    <w:basedOn w:val="Normale"/>
+    <w:uiPriority w:val="99"/>
+    <w:semiHidden/>
+    <w:unhideWhenUsed/>
+    <w:rsid w:val="00CE45EC"/>
+    <w:pPr>
+      <w:ind w:left="708"/>
+    </w:pPr>
+  </w:style>
+  <w:style w:type="paragraph" w:styleId="Testocommento">
+    <w:name w:val="annotation text"/>
+    <w:basedOn w:val="Normale"/>
+    <w:link w:val="TestocommentoCarattere"/>
+    <w:uiPriority w:val="99"/>
+    <w:semiHidden/>
+    <w:unhideWhenUsed/>
+    <w:rsid w:val="00CE45EC"/>
+    <w:rPr>
+      <w:sz w:val="20"/>
+      <w:szCs w:val="20"/>
+    </w:rPr>
+  </w:style>
+  <w:style w:type="character" w:customStyle="1" w:styleId="TestocommentoCarattere">
+    <w:name w:val="Testo commento Carattere"/>
+    <w:basedOn w:val="Carpredefinitoparagrafo"/>
+    <w:link w:val="Testocommento"/>
+    <w:uiPriority w:val="99"/>
+    <w:semiHidden/>
+    <w:rsid w:val="00CE45EC"/>
+    <w:rPr>
+      <w:sz w:val="20"/>
+      <w:szCs w:val="20"/>
+    </w:rPr>
+  </w:style>
+  <w:style w:type="paragraph" w:styleId="Soggettocommento">
+    <w:name w:val="annotation subject"/>
+    <w:basedOn w:val="Testocommento"/>
+    <w:next w:val="Testocommento"/>
+    <w:link w:val="SoggettocommentoCarattere"/>
+    <w:uiPriority w:val="99"/>
+    <w:semiHidden/>
+    <w:unhideWhenUsed/>
+    <w:rsid w:val="00CE45EC"/>
+    <w:rPr>
+      <w:b/>
+      <w:bCs/>
+    </w:rPr>
+  </w:style>
+  <w:style w:type="character" w:customStyle="1" w:styleId="SoggettocommentoCarattere">
+    <w:name w:val="Soggetto commento Carattere"/>
+    <w:basedOn w:val="TestocommentoCarattere"/>
+    <w:link w:val="Soggettocommento"/>
+    <w:uiPriority w:val="99"/>
+    <w:semiHidden/>
+    <w:rsid w:val="00CE45EC"/>
+    <w:rPr>
+      <w:b/>
+      <w:bCs/>
+      <w:sz w:val="20"/>
+      <w:szCs w:val="20"/>
+    </w:rPr>
+  </w:style>
+  <w:style w:type="paragraph" w:styleId="Sommario1">
+    <w:name w:val="toc 1"/>
+    <w:basedOn w:val="Normale"/>
+    <w:next w:val="Normale"/>
+    <w:autoRedefine/>
+    <w:uiPriority w:val="39"/>
+    <w:semiHidden/>
+    <w:unhideWhenUsed/>
+    <w:rsid w:val="00CE45EC"/>
+    <w:pPr>
+      <w:spacing w:after="100"/>
+    </w:pPr>
+  </w:style>
+  <w:style w:type="paragraph" w:styleId="Sommario2">
+    <w:name w:val="toc 2"/>
+    <w:basedOn w:val="Normale"/>
+    <w:next w:val="Normale"/>
+    <w:autoRedefine/>
+    <w:uiPriority w:val="39"/>
+    <w:semiHidden/>
+    <w:unhideWhenUsed/>
+    <w:rsid w:val="00CE45EC"/>
+    <w:pPr>
+      <w:spacing w:after="100"/>
+      <w:ind w:left="180"/>
+    </w:pPr>
+  </w:style>
+  <w:style w:type="paragraph" w:styleId="Sommario3">
+    <w:name w:val="toc 3"/>
+    <w:basedOn w:val="Normale"/>
+    <w:next w:val="Normale"/>
+    <w:autoRedefine/>
+    <w:uiPriority w:val="39"/>
+    <w:semiHidden/>
+    <w:unhideWhenUsed/>
+    <w:rsid w:val="00CE45EC"/>
+    <w:pPr>
+      <w:spacing w:after="100"/>
+      <w:ind w:left="360"/>
+    </w:pPr>
+  </w:style>
+  <w:style w:type="paragraph" w:styleId="Sommario4">
+    <w:name w:val="toc 4"/>
+    <w:basedOn w:val="Normale"/>
+    <w:next w:val="Normale"/>
+    <w:autoRedefine/>
+    <w:uiPriority w:val="39"/>
+    <w:semiHidden/>
+    <w:unhideWhenUsed/>
+    <w:rsid w:val="00CE45EC"/>
+    <w:pPr>
+      <w:spacing w:after="100"/>
+      <w:ind w:left="540"/>
+    </w:pPr>
+  </w:style>
+  <w:style w:type="paragraph" w:styleId="Sommario5">
+    <w:name w:val="toc 5"/>
+    <w:basedOn w:val="Normale"/>
+    <w:next w:val="Normale"/>
+    <w:autoRedefine/>
+    <w:uiPriority w:val="39"/>
+    <w:semiHidden/>
+    <w:unhideWhenUsed/>
+    <w:rsid w:val="00CE45EC"/>
+    <w:pPr>
+      <w:spacing w:after="100"/>
+      <w:ind w:left="720"/>
+    </w:pPr>
+  </w:style>
+  <w:style w:type="paragraph" w:styleId="Sommario6">
+    <w:name w:val="toc 6"/>
+    <w:basedOn w:val="Normale"/>
+    <w:next w:val="Normale"/>
+    <w:autoRedefine/>
+    <w:uiPriority w:val="39"/>
+    <w:semiHidden/>
+    <w:unhideWhenUsed/>
+    <w:rsid w:val="00CE45EC"/>
+    <w:pPr>
+      <w:spacing w:after="100"/>
+      <w:ind w:left="900"/>
+    </w:pPr>
+  </w:style>
+  <w:style w:type="paragraph" w:styleId="Sommario7">
+    <w:name w:val="toc 7"/>
+    <w:basedOn w:val="Normale"/>
+    <w:next w:val="Normale"/>
+    <w:autoRedefine/>
+    <w:uiPriority w:val="39"/>
+    <w:semiHidden/>
+    <w:unhideWhenUsed/>
+    <w:rsid w:val="00CE45EC"/>
+    <w:pPr>
+      <w:spacing w:after="100"/>
+      <w:ind w:left="1080"/>
+    </w:pPr>
+  </w:style>
+  <w:style w:type="paragraph" w:styleId="Sommario8">
+    <w:name w:val="toc 8"/>
+    <w:basedOn w:val="Normale"/>
+    <w:next w:val="Normale"/>
+    <w:autoRedefine/>
+    <w:uiPriority w:val="39"/>
+    <w:semiHidden/>
+    <w:unhideWhenUsed/>
+    <w:rsid w:val="00CE45EC"/>
+    <w:pPr>
+      <w:spacing w:after="100"/>
+      <w:ind w:left="1260"/>
+    </w:pPr>
+  </w:style>
+  <w:style w:type="paragraph" w:styleId="Sommario9">
+    <w:name w:val="toc 9"/>
+    <w:basedOn w:val="Normale"/>
+    <w:next w:val="Normale"/>
+    <w:autoRedefine/>
+    <w:uiPriority w:val="39"/>
+    <w:semiHidden/>
+    <w:unhideWhenUsed/>
+    <w:rsid w:val="00CE45EC"/>
+    <w:pPr>
+      <w:spacing w:after="100"/>
+      <w:ind w:left="1440"/>
+    </w:pPr>
+  </w:style>
+  <w:style w:type="paragraph" w:styleId="Sottotitolo">
+    <w:name w:val="Subtitle"/>
+    <w:basedOn w:val="Normale"/>
+    <w:next w:val="Normale"/>
+    <w:link w:val="SottotitoloCarattere"/>
+    <w:uiPriority w:val="11"/>
+    <w:qFormat/>
+    <w:rsid w:val="00CE45EC"/>
+    <w:pPr>
+      <w:numPr>
+        <w:ilvl w:val="1"/>
+      </w:numPr>
+      <w:spacing w:after="160"/>
+    </w:pPr>
+    <w:rPr>
+      <w:rFonts w:asciiTheme="minorHAnsi" w:eastAsiaTheme="minorEastAsia" w:hAnsiTheme="minorHAnsi" w:cstheme="minorBidi"/>
+      <w:color w:val="5A5A5A" w:themeColor="text1" w:themeTint="A5"/>
+      <w:spacing w:val="15"/>
+      <w:sz w:val="22"/>
+      <w:szCs w:val="22"/>
+    </w:rPr>
+  </w:style>
+  <w:style w:type="character" w:customStyle="1" w:styleId="SottotitoloCarattere">
+    <w:name w:val="Sottotitolo Carattere"/>
+    <w:basedOn w:val="Carpredefinitoparagrafo"/>
+    <w:link w:val="Sottotitolo"/>
+    <w:uiPriority w:val="11"/>
+    <w:rsid w:val="00CE45EC"/>
+    <w:rPr>
+      <w:rFonts w:asciiTheme="minorHAnsi" w:eastAsiaTheme="minorEastAsia" w:hAnsiTheme="minorHAnsi" w:cstheme="minorBidi"/>
+      <w:color w:val="5A5A5A" w:themeColor="text1" w:themeTint="A5"/>
+      <w:spacing w:val="15"/>
+      <w:sz w:val="22"/>
+      <w:szCs w:val="22"/>
+    </w:rPr>
+  </w:style>
+  <w:style w:type="paragraph" w:styleId="Testodelblocco">
+    <w:name w:val="Block Text"/>
+    <w:basedOn w:val="Normale"/>
+    <w:uiPriority w:val="99"/>
+    <w:semiHidden/>
+    <w:unhideWhenUsed/>
+    <w:rsid w:val="00CE45EC"/>
+    <w:pPr>
+      <w:pBdr>
+        <w:top w:val="single" w:sz="2" w:space="10" w:color="156082" w:themeColor="accent1"/>
+        <w:left w:val="single" w:sz="2" w:space="10" w:color="156082" w:themeColor="accent1"/>
+        <w:bottom w:val="single" w:sz="2" w:space="10" w:color="156082" w:themeColor="accent1"/>
+        <w:right w:val="single" w:sz="2" w:space="10" w:color="156082" w:themeColor="accent1"/>
+      </w:pBdr>
+      <w:ind w:left="1152" w:right="1152"/>
+    </w:pPr>
+    <w:rPr>
+      <w:rFonts w:asciiTheme="minorHAnsi" w:eastAsiaTheme="minorEastAsia" w:hAnsiTheme="minorHAnsi" w:cstheme="minorBidi"/>
+      <w:i/>
+      <w:iCs/>
+      <w:color w:val="156082" w:themeColor="accent1"/>
+    </w:rPr>
+  </w:style>
+  <w:style w:type="paragraph" w:styleId="Testofumetto">
+    <w:name w:val="Balloon Text"/>
+    <w:basedOn w:val="Normale"/>
+    <w:link w:val="TestofumettoCarattere"/>
+    <w:uiPriority w:val="99"/>
+    <w:semiHidden/>
+    <w:unhideWhenUsed/>
+    <w:rsid w:val="00CE45EC"/>
+    <w:rPr>
+      <w:rFonts w:ascii="Segoe UI" w:hAnsi="Segoe UI" w:cs="Segoe UI"/>
+    </w:rPr>
+  </w:style>
+  <w:style w:type="character" w:customStyle="1" w:styleId="TestofumettoCarattere">
+    <w:name w:val="Testo fumetto Carattere"/>
+    <w:basedOn w:val="Carpredefinitoparagrafo"/>
+    <w:link w:val="Testofumetto"/>
+    <w:uiPriority w:val="99"/>
+    <w:semiHidden/>
+    <w:rsid w:val="00CE45EC"/>
+    <w:rPr>
+      <w:rFonts w:ascii="Segoe UI" w:hAnsi="Segoe UI" w:cs="Segoe UI"/>
+    </w:rPr>
+  </w:style>
+  <w:style w:type="paragraph" w:styleId="Testomacro">
+    <w:name w:val="macro"/>
+    <w:link w:val="TestomacroCarattere"/>
+    <w:uiPriority w:val="99"/>
+    <w:semiHidden/>
+    <w:unhideWhenUsed/>
+    <w:rsid w:val="00CE45EC"/>
+    <w:pPr>
+      <w:tabs>
+        <w:tab w:val="left" w:pos="480"/>
+        <w:tab w:val="left" w:pos="960"/>
+        <w:tab w:val="left" w:pos="1440"/>
+        <w:tab w:val="left" w:pos="1920"/>
+        <w:tab w:val="left" w:pos="2400"/>
+        <w:tab w:val="left" w:pos="2880"/>
+        <w:tab w:val="left" w:pos="3360"/>
+        <w:tab w:val="left" w:pos="3840"/>
+        <w:tab w:val="left" w:pos="4320"/>
+      </w:tabs>
+    </w:pPr>
+    <w:rPr>
+      <w:rFonts w:ascii="Consolas" w:hAnsi="Consolas"/>
+      <w:sz w:val="20"/>
+      <w:szCs w:val="20"/>
+    </w:rPr>
+  </w:style>
+  <w:style w:type="character" w:customStyle="1" w:styleId="TestomacroCarattere">
+    <w:name w:val="Testo macro Carattere"/>
+    <w:basedOn w:val="Carpredefinitoparagrafo"/>
+    <w:link w:val="Testomacro"/>
+    <w:uiPriority w:val="99"/>
+    <w:semiHidden/>
+    <w:rsid w:val="00CE45EC"/>
+    <w:rPr>
+      <w:rFonts w:ascii="Consolas" w:hAnsi="Consolas"/>
+      <w:sz w:val="20"/>
+      <w:szCs w:val="20"/>
+    </w:rPr>
+  </w:style>
+  <w:style w:type="paragraph" w:styleId="Testonormale">
+    <w:name w:val="Plain Text"/>
+    <w:basedOn w:val="Normale"/>
+    <w:link w:val="TestonormaleCarattere"/>
+    <w:uiPriority w:val="99"/>
+    <w:semiHidden/>
+    <w:unhideWhenUsed/>
+    <w:rsid w:val="00CE45EC"/>
+    <w:rPr>
+      <w:rFonts w:ascii="Consolas" w:hAnsi="Consolas"/>
+      <w:sz w:val="21"/>
+      <w:szCs w:val="21"/>
+    </w:rPr>
+  </w:style>
+  <w:style w:type="character" w:customStyle="1" w:styleId="TestonormaleCarattere">
+    <w:name w:val="Testo normale Carattere"/>
+    <w:basedOn w:val="Carpredefinitoparagrafo"/>
+    <w:link w:val="Testonormale"/>
+    <w:uiPriority w:val="99"/>
+    <w:semiHidden/>
+    <w:rsid w:val="00CE45EC"/>
+    <w:rPr>
+      <w:rFonts w:ascii="Consolas" w:hAnsi="Consolas"/>
+      <w:sz w:val="21"/>
+      <w:szCs w:val="21"/>
+    </w:rPr>
+  </w:style>
+  <w:style w:type="paragraph" w:styleId="Testonotadichiusura">
+    <w:name w:val="endnote text"/>
+    <w:basedOn w:val="Normale"/>
+    <w:link w:val="TestonotadichiusuraCarattere"/>
+    <w:uiPriority w:val="99"/>
+    <w:semiHidden/>
+    <w:unhideWhenUsed/>
+    <w:rsid w:val="00CE45EC"/>
+    <w:rPr>
+      <w:sz w:val="20"/>
+      <w:szCs w:val="20"/>
+    </w:rPr>
+  </w:style>
+  <w:style w:type="character" w:customStyle="1" w:styleId="TestonotadichiusuraCarattere">
+    <w:name w:val="Testo nota di chiusura Carattere"/>
+    <w:basedOn w:val="Carpredefinitoparagrafo"/>
+    <w:link w:val="Testonotadichiusura"/>
+    <w:uiPriority w:val="99"/>
+    <w:semiHidden/>
+    <w:rsid w:val="00CE45EC"/>
+    <w:rPr>
+      <w:sz w:val="20"/>
+      <w:szCs w:val="20"/>
+    </w:rPr>
+  </w:style>
+  <w:style w:type="character" w:customStyle="1" w:styleId="Titolo7Carattere">
+    <w:name w:val="Titolo 7 Carattere"/>
+    <w:basedOn w:val="Carpredefinitoparagrafo"/>
+    <w:link w:val="Titolo7"/>
+    <w:uiPriority w:val="9"/>
+    <w:semiHidden/>
+    <w:rsid w:val="00CE45EC"/>
+    <w:rPr>
+      <w:rFonts w:asciiTheme="majorHAnsi" w:eastAsiaTheme="majorEastAsia" w:hAnsiTheme="majorHAnsi" w:cstheme="majorBidi"/>
+      <w:i/>
+      <w:iCs/>
+      <w:color w:val="0A2F40" w:themeColor="accent1" w:themeShade="7F"/>
+    </w:rPr>
+  </w:style>
+  <w:style w:type="character" w:customStyle="1" w:styleId="Titolo8Carattere">
+    <w:name w:val="Titolo 8 Carattere"/>
+    <w:basedOn w:val="Carpredefinitoparagrafo"/>
+    <w:link w:val="Titolo8"/>
+    <w:uiPriority w:val="9"/>
+    <w:semiHidden/>
+    <w:rsid w:val="00CE45EC"/>
+    <w:rPr>
+      <w:rFonts w:asciiTheme="majorHAnsi" w:eastAsiaTheme="majorEastAsia" w:hAnsiTheme="majorHAnsi" w:cstheme="majorBidi"/>
+      <w:color w:val="272727" w:themeColor="text1" w:themeTint="D8"/>
+      <w:sz w:val="21"/>
+      <w:szCs w:val="21"/>
+    </w:rPr>
+  </w:style>
+  <w:style w:type="character" w:customStyle="1" w:styleId="Titolo9Carattere">
+    <w:name w:val="Titolo 9 Carattere"/>
+    <w:basedOn w:val="Carpredefinitoparagrafo"/>
+    <w:link w:val="Titolo9"/>
+    <w:uiPriority w:val="9"/>
+    <w:semiHidden/>
+    <w:rsid w:val="00CE45EC"/>
+    <w:rPr>
+      <w:rFonts w:asciiTheme="majorHAnsi" w:eastAsiaTheme="majorEastAsia" w:hAnsiTheme="majorHAnsi" w:cstheme="majorBidi"/>
+      <w:i/>
+      <w:iCs/>
+      <w:color w:val="272727" w:themeColor="text1" w:themeTint="D8"/>
+      <w:sz w:val="21"/>
+      <w:szCs w:val="21"/>
+    </w:rPr>
+  </w:style>
+  <w:style w:type="paragraph" w:styleId="Titoloindice">
+    <w:name w:val="index heading"/>
+    <w:basedOn w:val="Normale"/>
+    <w:next w:val="Indice1"/>
+    <w:uiPriority w:val="99"/>
+    <w:semiHidden/>
+    <w:unhideWhenUsed/>
+    <w:rsid w:val="00CE45EC"/>
+    <w:rPr>
+      <w:rFonts w:asciiTheme="majorHAnsi" w:eastAsiaTheme="majorEastAsia" w:hAnsiTheme="majorHAnsi" w:cstheme="majorBidi"/>
+      <w:b/>
+      <w:bCs/>
+    </w:rPr>
+  </w:style>
+  <w:style w:type="paragraph" w:styleId="Titoloindicefonti">
+    <w:name w:val="toa heading"/>
+    <w:basedOn w:val="Normale"/>
+    <w:next w:val="Normale"/>
+    <w:uiPriority w:val="99"/>
+    <w:semiHidden/>
+    <w:unhideWhenUsed/>
+    <w:rsid w:val="00CE45EC"/>
+    <w:pPr>
+      <w:spacing w:before="120"/>
+    </w:pPr>
+    <w:rPr>
+      <w:rFonts w:asciiTheme="majorHAnsi" w:eastAsiaTheme="majorEastAsia" w:hAnsiTheme="majorHAnsi" w:cstheme="majorBidi"/>
+      <w:b/>
+      <w:bCs/>
+      <w:sz w:val="24"/>
+      <w:szCs w:val="24"/>
+    </w:rPr>
+  </w:style>
+  <w:style w:type="paragraph" w:styleId="Titolosommario">
+    <w:name w:val="TOC Heading"/>
+    <w:basedOn w:val="Titolo1"/>
+    <w:next w:val="Normale"/>
+    <w:uiPriority w:val="39"/>
+    <w:semiHidden/>
+    <w:unhideWhenUsed/>
+    <w:qFormat/>
+    <w:rsid w:val="00CE45EC"/>
+    <w:pPr>
+      <w:keepNext/>
+      <w:keepLines/>
+      <w:spacing w:before="240"/>
+      <w:outlineLvl w:val="9"/>
+    </w:pPr>
+    <w:rPr>
+      <w:rFonts w:asciiTheme="majorHAnsi" w:eastAsiaTheme="majorEastAsia" w:hAnsiTheme="majorHAnsi" w:cstheme="majorBidi"/>
+      <w:color w:val="0F4761" w:themeColor="accent1" w:themeShade="BF"/>
     </w:rPr>
   </w:style>
 </w:styles>
